--- a/10-应急管理/运行记录类文件/JXTX-10-04-翔云系统运维服务项目-应急演练计划.docx
+++ b/10-应急管理/运行记录类文件/JXTX-10-04-翔云系统运维服务项目-应急演练计划.docx
@@ -1,10 +1,11 @@
 
 <file path=word/document.xml><?xml version="1.0" encoding="utf-8"?>
-<w:document xmlns:wpc="http://schemas.microsoft.com/office/word/2010/wordprocessingCanvas" xmlns:mc="http://schemas.openxmlformats.org/markup-compatibility/2006" xmlns:o="urn:schemas-microsoft-com:office:office" xmlns:r="http://schemas.openxmlformats.org/officeDocument/2006/relationships" xmlns:m="http://schemas.openxmlformats.org/officeDocument/2006/math" xmlns:v="urn:schemas-microsoft-com:vml" xmlns:wp14="http://schemas.microsoft.com/office/word/2010/wordprocessingDrawing" xmlns:wp="http://schemas.openxmlformats.org/drawingml/2006/wordprocessingDrawing" xmlns:w="http://schemas.openxmlformats.org/wordprocessingml/2006/main" xmlns:w14="http://schemas.microsoft.com/office/word/2010/wordml" xmlns:w10="urn:schemas-microsoft-com:office:word" xmlns:w15="http://schemas.microsoft.com/office/word/2012/wordml" xmlns:wpg="http://schemas.microsoft.com/office/word/2010/wordprocessingGroup" xmlns:wpi="http://schemas.microsoft.com/office/word/2010/wordprocessingInk" xmlns:wne="http://schemas.microsoft.com/office/word/2006/wordml" xmlns:wps="http://schemas.microsoft.com/office/word/2010/wordprocessingShape" xmlns:wpsCustomData="http://www.wps.cn/officeDocument/2013/wpsCustomData" mc:Ignorable="w14 w15 wp14">
+<w:document xmlns:wpc="http://schemas.microsoft.com/office/word/2010/wordprocessingCanvas" xmlns:mc="http://schemas.openxmlformats.org/markup-compatibility/2006" xmlns:o="urn:schemas-microsoft-com:office:office" xmlns:r="http://schemas.openxmlformats.org/officeDocument/2006/relationships" xmlns:m="http://schemas.openxmlformats.org/officeDocument/2006/math" xmlns:v="urn:schemas-microsoft-com:vml" xmlns:wp14="http://schemas.microsoft.com/office/word/2010/wordprocessingDrawing" xmlns:wp="http://schemas.openxmlformats.org/drawingml/2006/wordprocessingDrawing" xmlns:w10="urn:schemas-microsoft-com:office:word" xmlns:w="http://schemas.openxmlformats.org/wordprocessingml/2006/main" xmlns:w14="http://schemas.microsoft.com/office/word/2010/wordml" xmlns:w15="http://schemas.microsoft.com/office/word/2012/wordml" xmlns:wne="http://schemas.microsoft.com/office/word/2006/wordml" xmlns:wpg="http://schemas.microsoft.com/office/word/2010/wordprocessingGroup" xmlns:wpi="http://schemas.microsoft.com/office/word/2010/wordprocessingInk" xmlns:wps="http://schemas.microsoft.com/office/word/2010/wordprocessingShape" mc:Ignorable="w14 w15 wp14">
+  <!-- Generated by Aspose.Words for .NET 13.3.0.1 -->
   <w:body>
     <w:p>
       <w:pPr>
-        <w:pStyle w:val="24"/>
+        <w:pStyle w:val="a"/>
         <w:keepNext w:val="0"/>
         <w:keepLines w:val="0"/>
         <w:pageBreakBefore w:val="0"/>
@@ -24,7 +25,7 @@
       <w:bookmarkStart w:id="0" w:name="_Toc5712"/>
       <w:r>
         <w:drawing>
-          <wp:anchor distT="0" distB="0" distL="114300" distR="114300" simplePos="0" relativeHeight="251661312" behindDoc="1" locked="0" layoutInCell="1" allowOverlap="1">
+          <wp:anchor distT="0" distB="0" distL="114300" distR="114300" simplePos="0" relativeHeight="251660288" behindDoc="1" locked="0" layoutInCell="1" allowOverlap="1">
             <wp:simplePos x="0" y="0"/>
             <wp:positionH relativeFrom="column">
               <wp:posOffset>-19050</wp:posOffset>
@@ -49,7 +50,7 @@
                     </pic:cNvPicPr>
                   </pic:nvPicPr>
                   <pic:blipFill>
-                    <a:blip r:embed="rId7"/>
+                    <a:blip xmlns:r="http://schemas.openxmlformats.org/officeDocument/2006/relationships" r:embed="rId4"/>
                     <a:stretch>
                       <a:fillRect/>
                     </a:stretch>
@@ -75,7 +76,7 @@
       </w:r>
       <w:r>
         <w:drawing>
-          <wp:anchor distT="0" distB="0" distL="114300" distR="114300" simplePos="0" relativeHeight="251660288" behindDoc="1" locked="0" layoutInCell="1" allowOverlap="1">
+          <wp:anchor distT="0" distB="0" distL="114300" distR="114300" simplePos="0" relativeHeight="251659264" behindDoc="1" locked="0" layoutInCell="1" allowOverlap="1">
             <wp:simplePos x="0" y="0"/>
             <wp:positionH relativeFrom="column">
               <wp:posOffset>0</wp:posOffset>
@@ -100,7 +101,7 @@
                     </pic:cNvPicPr>
                   </pic:nvPicPr>
                   <pic:blipFill>
-                    <a:blip r:embed="rId8"/>
+                    <a:blip xmlns:r="http://schemas.openxmlformats.org/officeDocument/2006/relationships" r:embed="rId5"/>
                     <a:stretch>
                       <a:fillRect/>
                     </a:stretch>
@@ -130,7 +131,7 @@
           <w:lang w:val="en-US" w:eastAsia="zh-CN"/>
         </w:rPr>
         <w:drawing>
-          <wp:anchor distT="0" distB="0" distL="114300" distR="114300" simplePos="0" relativeHeight="251659264" behindDoc="1" locked="0" layoutInCell="1" allowOverlap="1">
+          <wp:anchor distT="0" distB="0" distL="114300" distR="114300" simplePos="0" relativeHeight="251658240" behindDoc="1" locked="0" layoutInCell="1" allowOverlap="1">
             <wp:simplePos x="0" y="0"/>
             <wp:positionH relativeFrom="column">
               <wp:posOffset>635</wp:posOffset>
@@ -155,7 +156,7 @@
                     </pic:cNvPicPr>
                   </pic:nvPicPr>
                   <pic:blipFill>
-                    <a:blip r:embed="rId9">
+                    <a:blip xmlns:r="http://schemas.openxmlformats.org/officeDocument/2006/relationships" r:embed="rId6">
                       <a:alphaModFix amt="58000"/>
                       <a:lum contrast="-52000"/>
                     </a:blip>
@@ -189,7 +190,7 @@
     </w:p>
     <w:p>
       <w:pPr>
-        <w:pStyle w:val="25"/>
+        <w:pStyle w:val="a0"/>
         <w:keepNext w:val="0"/>
         <w:keepLines w:val="0"/>
         <w:pageBreakBefore w:val="0"/>
@@ -222,7 +223,7 @@
     </w:p>
     <w:p>
       <w:pPr>
-        <w:pStyle w:val="25"/>
+        <w:pStyle w:val="a0"/>
         <w:keepNext w:val="0"/>
         <w:keepLines w:val="0"/>
         <w:pageBreakBefore w:val="0"/>
@@ -269,11 +270,11 @@
         <w:adjustRightInd w:val="0"/>
         <w:snapToGrid w:val="0"/>
         <w:spacing w:after="624" w:afterLines="200" w:line="219" w:lineRule="auto"/>
-        <w:ind w:left="0" w:leftChars="0" w:right="0" w:rightChars="0" w:firstLine="0" w:firstLineChars="0"/>
+        <w:ind w:left="0" w:right="0" w:firstLine="0" w:leftChars="0" w:rightChars="0" w:firstLineChars="0"/>
         <w:jc w:val="center"/>
         <w:textAlignment w:val="baseline"/>
         <w:rPr>
-          <w:rFonts w:hint="default" w:ascii="宋体" w:hAnsi="宋体" w:eastAsia="宋体" w:cs="宋体"/>
+          <w:rFonts w:ascii="宋体" w:eastAsia="宋体" w:hAnsi="宋体" w:cs="宋体" w:hint="default"/>
           <w:sz w:val="24"/>
           <w:szCs w:val="24"/>
           <w:lang w:val="en-US" w:eastAsia="zh-CN"/>
@@ -281,7 +282,7 @@
       </w:pPr>
       <w:r>
         <w:rPr>
-          <w:rFonts w:ascii="宋体" w:hAnsi="宋体" w:eastAsia="宋体" w:cs="宋体"/>
+          <w:rFonts w:ascii="宋体" w:eastAsia="宋体" w:hAnsi="宋体" w:cs="宋体"/>
           <w:b/>
           <w:bCs/>
           <w:spacing w:val="-3"/>
@@ -292,7 +293,7 @@
       </w:r>
       <w:r>
         <w:rPr>
-          <w:rFonts w:hint="eastAsia" w:ascii="宋体" w:hAnsi="宋体" w:eastAsia="宋体" w:cs="宋体"/>
+          <w:rFonts w:ascii="宋体" w:eastAsia="宋体" w:hAnsi="宋体" w:cs="宋体" w:hint="eastAsia"/>
           <w:b/>
           <w:bCs/>
           <w:spacing w:val="-3"/>
@@ -304,7 +305,7 @@
       </w:r>
       <w:r>
         <w:rPr>
-          <w:rFonts w:ascii="宋体" w:hAnsi="宋体" w:eastAsia="宋体" w:cs="宋体"/>
+          <w:rFonts w:ascii="宋体" w:eastAsia="宋体" w:hAnsi="宋体" w:cs="宋体"/>
           <w:b/>
           <w:bCs/>
           <w:spacing w:val="-3"/>
@@ -315,7 +316,7 @@
       </w:r>
       <w:r>
         <w:rPr>
-          <w:rFonts w:hint="eastAsia" w:ascii="宋体" w:hAnsi="宋体" w:cs="宋体"/>
+          <w:rFonts w:ascii="宋体" w:hAnsi="宋体" w:cs="宋体" w:hint="eastAsia"/>
           <w:b/>
           <w:bCs/>
           <w:spacing w:val="-3"/>
@@ -327,7 +328,7 @@
       </w:r>
       <w:r>
         <w:rPr>
-          <w:rFonts w:ascii="宋体" w:hAnsi="宋体" w:eastAsia="宋体" w:cs="宋体"/>
+          <w:rFonts w:ascii="宋体" w:eastAsia="宋体" w:hAnsi="宋体" w:cs="宋体"/>
           <w:b/>
           <w:bCs/>
           <w:spacing w:val="-3"/>
@@ -338,7 +339,7 @@
       </w:r>
       <w:r>
         <w:rPr>
-          <w:rFonts w:hint="eastAsia" w:ascii="宋体" w:hAnsi="宋体" w:cs="宋体"/>
+          <w:rFonts w:ascii="宋体" w:hAnsi="宋体" w:cs="宋体" w:hint="eastAsia"/>
           <w:b/>
           <w:bCs/>
           <w:spacing w:val="-3"/>
@@ -351,18 +352,17 @@
     </w:p>
     <w:tbl>
       <w:tblPr>
-        <w:tblStyle w:val="21"/>
+        <w:tblStyle w:val="TableGrid"/>
         <w:tblW w:w="0" w:type="auto"/>
         <w:jc w:val="center"/>
         <w:tblBorders>
-          <w:top w:val="none" w:color="auto" w:sz="0" w:space="0"/>
-          <w:left w:val="none" w:color="auto" w:sz="0" w:space="0"/>
-          <w:bottom w:val="none" w:color="auto" w:sz="0" w:space="0"/>
-          <w:right w:val="none" w:color="auto" w:sz="0" w:space="0"/>
-          <w:insideH w:val="none" w:color="auto" w:sz="0" w:space="0"/>
-          <w:insideV w:val="none" w:color="auto" w:sz="0" w:space="0"/>
+          <w:top w:val="nil"/>
+          <w:left w:val="nil"/>
+          <w:bottom w:val="nil"/>
+          <w:right w:val="nil"/>
+          <w:insideH w:val="nil"/>
+          <w:insideV w:val="nil"/>
         </w:tblBorders>
-        <w:tblLayout w:type="autofit"/>
         <w:tblCellMar>
           <w:top w:w="0" w:type="dxa"/>
           <w:left w:w="108" w:type="dxa"/>
@@ -376,17 +376,25 @@
       </w:tblGrid>
       <w:tr>
         <w:tblPrEx>
+          <w:tblW w:w="0" w:type="auto"/>
+          <w:jc w:val="center"/>
           <w:tblBorders>
-            <w:top w:val="none" w:color="auto" w:sz="0" w:space="0"/>
-            <w:left w:val="none" w:color="auto" w:sz="0" w:space="0"/>
-            <w:bottom w:val="none" w:color="auto" w:sz="0" w:space="0"/>
-            <w:right w:val="none" w:color="auto" w:sz="0" w:space="0"/>
-            <w:insideH w:val="none" w:color="auto" w:sz="0" w:space="0"/>
-            <w:insideV w:val="none" w:color="auto" w:sz="0" w:space="0"/>
+            <w:top w:val="nil"/>
+            <w:left w:val="nil"/>
+            <w:bottom w:val="nil"/>
+            <w:right w:val="nil"/>
+            <w:insideH w:val="nil"/>
+            <w:insideV w:val="nil"/>
           </w:tblBorders>
+          <w:tblCellMar>
+            <w:top w:w="0" w:type="dxa"/>
+            <w:left w:w="108" w:type="dxa"/>
+            <w:bottom w:w="0" w:type="dxa"/>
+            <w:right w:w="108" w:type="dxa"/>
+          </w:tblCellMar>
         </w:tblPrEx>
         <w:trPr>
-          <w:trHeight w:val="810" w:hRule="atLeast"/>
+          <w:trHeight w:val="810"/>
           <w:jc w:val="center"/>
         </w:trPr>
         <w:tc>
@@ -425,7 +433,7 @@
             </w:r>
             <w:r>
               <w:rPr>
-                <w:rFonts w:hint="default" w:asciiTheme="minorAscii" w:hAnsiTheme="minorAscii" w:eastAsiaTheme="minorEastAsia"/>
+                <w:rFonts w:asciiTheme="minorAscii" w:eastAsiaTheme="minorEastAsia" w:hAnsiTheme="minorAscii" w:hint="default"/>
                 <w:spacing w:val="227"/>
                 <w:sz w:val="21"/>
                 <w:vertAlign w:val="baseline"/>
@@ -480,7 +488,7 @@
             </w:r>
             <w:r>
               <w:rPr>
-                <w:rFonts w:hint="eastAsia" w:asciiTheme="minorAscii" w:hAnsiTheme="minorAscii" w:eastAsiaTheme="minorEastAsia"/>
+                <w:rFonts w:asciiTheme="minorAscii" w:eastAsiaTheme="minorEastAsia" w:hAnsiTheme="minorAscii" w:hint="eastAsia"/>
                 <w:spacing w:val="227"/>
                 <w:sz w:val="21"/>
                 <w:vertAlign w:val="baseline"/>
@@ -502,14 +510,8 @@
       </w:tr>
       <w:tr>
         <w:tblPrEx>
-          <w:tblBorders>
-            <w:top w:val="none" w:color="auto" w:sz="0" w:space="0"/>
-            <w:left w:val="none" w:color="auto" w:sz="0" w:space="0"/>
-            <w:bottom w:val="none" w:color="auto" w:sz="0" w:space="0"/>
-            <w:right w:val="none" w:color="auto" w:sz="0" w:space="0"/>
-            <w:insideH w:val="none" w:color="auto" w:sz="0" w:space="0"/>
-            <w:insideV w:val="none" w:color="auto" w:sz="0" w:space="0"/>
-          </w:tblBorders>
+          <w:tblW w:w="0" w:type="auto"/>
+          <w:jc w:val="center"/>
           <w:tblCellMar>
             <w:top w:w="0" w:type="dxa"/>
             <w:left w:w="108" w:type="dxa"/>
@@ -518,7 +520,7 @@
           </w:tblCellMar>
         </w:tblPrEx>
         <w:trPr>
-          <w:trHeight w:val="810" w:hRule="atLeast"/>
+          <w:trHeight w:val="810"/>
           <w:jc w:val="center"/>
         </w:trPr>
         <w:tc>
@@ -543,7 +545,7 @@
               <w:snapToGrid w:val="0"/>
               <w:textAlignment w:val="baseline"/>
               <w:rPr>
-                <w:rFonts w:hint="default" w:ascii="Arial" w:hAnsi="Arial" w:eastAsia="Arial" w:cs="Arial"/>
+                <w:rFonts w:ascii="Arial" w:eastAsia="Arial" w:hAnsi="Arial" w:cs="Arial" w:hint="default"/>
                 <w:snapToGrid w:val="0"/>
                 <w:color w:val="000000"/>
                 <w:kern w:val="0"/>
@@ -575,7 +577,7 @@
             </w:r>
             <w:r>
               <w:rPr>
-                <w:rFonts w:hint="default" w:asciiTheme="minorAscii" w:hAnsiTheme="minorAscii" w:eastAsiaTheme="minorEastAsia"/>
+                <w:rFonts w:asciiTheme="minorAscii" w:eastAsiaTheme="minorEastAsia" w:hAnsiTheme="minorAscii" w:hint="default"/>
                 <w:spacing w:val="227"/>
                 <w:sz w:val="21"/>
                 <w:vertAlign w:val="baseline"/>
@@ -629,7 +631,7 @@
               <w:snapToGrid w:val="0"/>
               <w:textAlignment w:val="baseline"/>
               <w:rPr>
-                <w:rFonts w:hint="default" w:ascii="Arial" w:hAnsi="Arial" w:eastAsia="Arial" w:cs="Arial"/>
+                <w:rFonts w:ascii="Arial" w:eastAsia="Arial" w:hAnsi="Arial" w:cs="Arial" w:hint="default"/>
                 <w:snapToGrid w:val="0"/>
                 <w:color w:val="000000"/>
                 <w:kern w:val="0"/>
@@ -649,7 +651,7 @@
             </w:r>
             <w:r>
               <w:rPr>
-                <w:rFonts w:hint="eastAsia" w:asciiTheme="minorAscii" w:hAnsiTheme="minorAscii" w:eastAsiaTheme="minorEastAsia"/>
+                <w:rFonts w:asciiTheme="minorAscii" w:eastAsiaTheme="minorEastAsia" w:hAnsiTheme="minorAscii" w:hint="eastAsia"/>
                 <w:spacing w:val="227"/>
                 <w:sz w:val="21"/>
                 <w:vertAlign w:val="baseline"/>
@@ -671,14 +673,8 @@
       </w:tr>
       <w:tr>
         <w:tblPrEx>
-          <w:tblBorders>
-            <w:top w:val="none" w:color="auto" w:sz="0" w:space="0"/>
-            <w:left w:val="none" w:color="auto" w:sz="0" w:space="0"/>
-            <w:bottom w:val="none" w:color="auto" w:sz="0" w:space="0"/>
-            <w:right w:val="none" w:color="auto" w:sz="0" w:space="0"/>
-            <w:insideH w:val="none" w:color="auto" w:sz="0" w:space="0"/>
-            <w:insideV w:val="none" w:color="auto" w:sz="0" w:space="0"/>
-          </w:tblBorders>
+          <w:tblW w:w="0" w:type="auto"/>
+          <w:jc w:val="center"/>
           <w:tblCellMar>
             <w:top w:w="0" w:type="dxa"/>
             <w:left w:w="108" w:type="dxa"/>
@@ -687,7 +683,7 @@
           </w:tblCellMar>
         </w:tblPrEx>
         <w:trPr>
-          <w:trHeight w:val="635" w:hRule="atLeast"/>
+          <w:trHeight w:val="635"/>
           <w:jc w:val="center"/>
         </w:trPr>
         <w:tc>
@@ -738,7 +734,7 @@
             </w:r>
             <w:r>
               <w:rPr>
-                <w:rFonts w:hint="eastAsia" w:asciiTheme="minorAscii" w:hAnsiTheme="minorAscii" w:eastAsiaTheme="minorEastAsia"/>
+                <w:rFonts w:asciiTheme="minorAscii" w:eastAsiaTheme="minorEastAsia" w:hAnsiTheme="minorAscii" w:hint="eastAsia"/>
                 <w:spacing w:val="227"/>
                 <w:sz w:val="21"/>
                 <w:vertAlign w:val="baseline"/>
@@ -792,7 +788,7 @@
             </w:r>
             <w:r>
               <w:rPr>
-                <w:rFonts w:hint="eastAsia" w:asciiTheme="minorAscii" w:hAnsiTheme="minorAscii" w:eastAsiaTheme="minorEastAsia"/>
+                <w:rFonts w:asciiTheme="minorAscii" w:eastAsiaTheme="minorEastAsia" w:hAnsiTheme="minorAscii" w:hint="eastAsia"/>
                 <w:spacing w:val="227"/>
                 <w:sz w:val="21"/>
                 <w:vertAlign w:val="baseline"/>
@@ -853,14 +849,14 @@
         <w:ind w:left="3634"/>
         <w:textAlignment w:val="baseline"/>
         <w:rPr>
-          <w:rFonts w:ascii="宋体" w:hAnsi="宋体" w:eastAsia="宋体" w:cs="宋体"/>
+          <w:rFonts w:ascii="宋体" w:eastAsia="宋体" w:hAnsi="宋体" w:cs="宋体"/>
           <w:sz w:val="31"/>
           <w:szCs w:val="31"/>
         </w:rPr>
       </w:pPr>
       <w:r>
         <w:rPr>
-          <w:rFonts w:ascii="宋体" w:hAnsi="宋体" w:eastAsia="宋体" w:cs="宋体"/>
+          <w:rFonts w:ascii="宋体" w:eastAsia="宋体" w:hAnsi="宋体" w:cs="宋体"/>
           <w:b/>
           <w:bCs/>
           <w:spacing w:val="4"/>
@@ -872,16 +868,16 @@
     </w:p>
     <w:tbl>
       <w:tblPr>
-        <w:tblStyle w:val="26"/>
+        <w:tblStyle w:val="TableNormal0"/>
         <w:tblW w:w="8214" w:type="dxa"/>
         <w:jc w:val="center"/>
         <w:tblBorders>
-          <w:top w:val="single" w:color="000000" w:sz="2" w:space="0"/>
-          <w:left w:val="single" w:color="000000" w:sz="2" w:space="0"/>
-          <w:bottom w:val="single" w:color="000000" w:sz="2" w:space="0"/>
-          <w:right w:val="single" w:color="000000" w:sz="2" w:space="0"/>
-          <w:insideH w:val="single" w:color="000000" w:sz="2" w:space="0"/>
-          <w:insideV w:val="single" w:color="000000" w:sz="2" w:space="0"/>
+          <w:top w:val="single" w:sz="2" w:space="0" w:color="000000"/>
+          <w:left w:val="single" w:sz="2" w:space="0" w:color="000000"/>
+          <w:bottom w:val="single" w:sz="2" w:space="0" w:color="000000"/>
+          <w:right w:val="single" w:sz="2" w:space="0" w:color="000000"/>
+          <w:insideH w:val="single" w:sz="2" w:space="0" w:color="000000"/>
+          <w:insideV w:val="single" w:sz="2" w:space="0" w:color="000000"/>
         </w:tblBorders>
         <w:tblLayout w:type="fixed"/>
         <w:tblCellMar>
@@ -901,14 +897,17 @@
       </w:tblGrid>
       <w:tr>
         <w:tblPrEx>
+          <w:tblW w:w="8214" w:type="dxa"/>
+          <w:jc w:val="center"/>
           <w:tblBorders>
-            <w:top w:val="single" w:color="000000" w:sz="2" w:space="0"/>
-            <w:left w:val="single" w:color="000000" w:sz="2" w:space="0"/>
-            <w:bottom w:val="single" w:color="000000" w:sz="2" w:space="0"/>
-            <w:right w:val="single" w:color="000000" w:sz="2" w:space="0"/>
-            <w:insideH w:val="single" w:color="000000" w:sz="2" w:space="0"/>
-            <w:insideV w:val="single" w:color="000000" w:sz="2" w:space="0"/>
+            <w:top w:val="single" w:sz="2" w:space="0" w:color="000000"/>
+            <w:left w:val="single" w:sz="2" w:space="0" w:color="000000"/>
+            <w:bottom w:val="single" w:sz="2" w:space="0" w:color="000000"/>
+            <w:right w:val="single" w:sz="2" w:space="0" w:color="000000"/>
+            <w:insideH w:val="single" w:sz="2" w:space="0" w:color="000000"/>
+            <w:insideV w:val="single" w:sz="2" w:space="0" w:color="000000"/>
           </w:tblBorders>
+          <w:tblLayout w:type="fixed"/>
           <w:tblCellMar>
             <w:top w:w="0" w:type="dxa"/>
             <w:left w:w="0" w:type="dxa"/>
@@ -917,7 +916,7 @@
           </w:tblCellMar>
         </w:tblPrEx>
         <w:trPr>
-          <w:trHeight w:val="593" w:hRule="atLeast"/>
+          <w:trHeight w:val="593"/>
           <w:jc w:val="center"/>
         </w:trPr>
         <w:tc>
@@ -939,18 +938,18 @@
               <w:adjustRightInd w:val="0"/>
               <w:snapToGrid w:val="0"/>
               <w:spacing w:before="176" w:line="228" w:lineRule="auto"/>
-              <w:ind w:left="0" w:leftChars="0" w:right="0" w:rightChars="0" w:firstLine="0" w:firstLineChars="0"/>
+              <w:ind w:left="0" w:right="0" w:firstLine="0" w:leftChars="0" w:rightChars="0" w:firstLineChars="0"/>
               <w:jc w:val="center"/>
               <w:textAlignment w:val="baseline"/>
               <w:rPr>
-                <w:rFonts w:ascii="宋体" w:hAnsi="宋体" w:eastAsia="宋体" w:cs="宋体"/>
+                <w:rFonts w:ascii="宋体" w:eastAsia="宋体" w:hAnsi="宋体" w:cs="宋体"/>
                 <w:sz w:val="20"/>
                 <w:szCs w:val="20"/>
               </w:rPr>
             </w:pPr>
             <w:r>
               <w:rPr>
-                <w:rFonts w:hint="eastAsia" w:ascii="宋体" w:hAnsi="宋体" w:cs="宋体"/>
+                <w:rFonts w:ascii="宋体" w:hAnsi="宋体" w:cs="宋体" w:hint="eastAsia"/>
                 <w:spacing w:val="-14"/>
                 <w:sz w:val="20"/>
                 <w:szCs w:val="20"/>
@@ -960,7 +959,7 @@
             </w:r>
             <w:r>
               <w:rPr>
-                <w:rFonts w:ascii="宋体" w:hAnsi="宋体" w:eastAsia="宋体" w:cs="宋体"/>
+                <w:rFonts w:ascii="宋体" w:eastAsia="宋体" w:hAnsi="宋体" w:cs="宋体"/>
                 <w:spacing w:val="-14"/>
                 <w:sz w:val="20"/>
                 <w:szCs w:val="20"/>
@@ -988,18 +987,18 @@
               <w:adjustRightInd w:val="0"/>
               <w:snapToGrid w:val="0"/>
               <w:spacing w:before="175" w:line="227" w:lineRule="auto"/>
-              <w:ind w:left="0" w:leftChars="0" w:right="0" w:rightChars="0" w:firstLine="0" w:firstLineChars="0"/>
+              <w:ind w:left="0" w:right="0" w:firstLine="0" w:leftChars="0" w:rightChars="0" w:firstLineChars="0"/>
               <w:jc w:val="center"/>
               <w:textAlignment w:val="baseline"/>
               <w:rPr>
-                <w:rFonts w:ascii="宋体" w:hAnsi="宋体" w:eastAsia="宋体" w:cs="宋体"/>
+                <w:rFonts w:ascii="宋体" w:eastAsia="宋体" w:hAnsi="宋体" w:cs="宋体"/>
                 <w:sz w:val="20"/>
                 <w:szCs w:val="20"/>
               </w:rPr>
             </w:pPr>
             <w:r>
               <w:rPr>
-                <w:rFonts w:ascii="宋体" w:hAnsi="宋体" w:eastAsia="宋体" w:cs="宋体"/>
+                <w:rFonts w:ascii="宋体" w:eastAsia="宋体" w:hAnsi="宋体" w:cs="宋体"/>
                 <w:spacing w:val="4"/>
                 <w:sz w:val="20"/>
                 <w:szCs w:val="20"/>
@@ -1027,18 +1026,18 @@
               <w:adjustRightInd w:val="0"/>
               <w:snapToGrid w:val="0"/>
               <w:spacing w:before="175" w:line="228" w:lineRule="auto"/>
-              <w:ind w:left="0" w:leftChars="0" w:right="0" w:rightChars="0" w:firstLine="0" w:firstLineChars="0"/>
+              <w:ind w:left="0" w:right="0" w:firstLine="0" w:leftChars="0" w:rightChars="0" w:firstLineChars="0"/>
               <w:jc w:val="center"/>
               <w:textAlignment w:val="baseline"/>
               <w:rPr>
-                <w:rFonts w:ascii="宋体" w:hAnsi="宋体" w:eastAsia="宋体" w:cs="宋体"/>
+                <w:rFonts w:ascii="宋体" w:eastAsia="宋体" w:hAnsi="宋体" w:cs="宋体"/>
                 <w:sz w:val="20"/>
                 <w:szCs w:val="20"/>
               </w:rPr>
             </w:pPr>
             <w:r>
               <w:rPr>
-                <w:rFonts w:ascii="宋体" w:hAnsi="宋体" w:eastAsia="宋体" w:cs="宋体"/>
+                <w:rFonts w:ascii="宋体" w:eastAsia="宋体" w:hAnsi="宋体" w:cs="宋体"/>
                 <w:spacing w:val="7"/>
                 <w:sz w:val="20"/>
                 <w:szCs w:val="20"/>
@@ -1066,11 +1065,11 @@
               <w:adjustRightInd w:val="0"/>
               <w:snapToGrid w:val="0"/>
               <w:spacing w:before="175" w:line="228" w:lineRule="auto"/>
-              <w:ind w:left="0" w:leftChars="0" w:right="0" w:rightChars="0" w:firstLine="0" w:firstLineChars="0"/>
+              <w:ind w:left="0" w:right="0" w:firstLine="0" w:leftChars="0" w:rightChars="0" w:firstLineChars="0"/>
               <w:jc w:val="center"/>
               <w:textAlignment w:val="baseline"/>
               <w:rPr>
-                <w:rFonts w:hint="eastAsia" w:ascii="宋体" w:hAnsi="宋体" w:eastAsia="宋体" w:cs="宋体"/>
+                <w:rFonts w:ascii="宋体" w:eastAsia="宋体" w:hAnsi="宋体" w:cs="宋体" w:hint="eastAsia"/>
                 <w:spacing w:val="7"/>
                 <w:sz w:val="20"/>
                 <w:szCs w:val="20"/>
@@ -1079,7 +1078,7 @@
             </w:pPr>
             <w:r>
               <w:rPr>
-                <w:rFonts w:hint="eastAsia" w:ascii="宋体" w:hAnsi="宋体" w:cs="宋体"/>
+                <w:rFonts w:ascii="宋体" w:hAnsi="宋体" w:cs="宋体" w:hint="eastAsia"/>
                 <w:spacing w:val="7"/>
                 <w:sz w:val="20"/>
                 <w:szCs w:val="20"/>
@@ -1108,11 +1107,11 @@
               <w:adjustRightInd w:val="0"/>
               <w:snapToGrid w:val="0"/>
               <w:spacing w:before="175" w:line="228" w:lineRule="auto"/>
-              <w:ind w:left="0" w:leftChars="0" w:right="0" w:rightChars="0" w:firstLine="0" w:firstLineChars="0"/>
+              <w:ind w:left="0" w:right="0" w:firstLine="0" w:leftChars="0" w:rightChars="0" w:firstLineChars="0"/>
               <w:jc w:val="center"/>
               <w:textAlignment w:val="baseline"/>
               <w:rPr>
-                <w:rFonts w:hint="default" w:ascii="宋体" w:hAnsi="宋体" w:cs="宋体"/>
+                <w:rFonts w:ascii="宋体" w:hAnsi="宋体" w:cs="宋体" w:hint="default"/>
                 <w:spacing w:val="7"/>
                 <w:sz w:val="20"/>
                 <w:szCs w:val="20"/>
@@ -1121,7 +1120,7 @@
             </w:pPr>
             <w:r>
               <w:rPr>
-                <w:rFonts w:hint="eastAsia" w:ascii="宋体" w:hAnsi="宋体" w:cs="宋体"/>
+                <w:rFonts w:ascii="宋体" w:hAnsi="宋体" w:cs="宋体" w:hint="eastAsia"/>
                 <w:spacing w:val="7"/>
                 <w:sz w:val="20"/>
                 <w:szCs w:val="20"/>
@@ -1150,18 +1149,18 @@
               <w:adjustRightInd w:val="0"/>
               <w:snapToGrid w:val="0"/>
               <w:spacing w:before="176" w:line="229" w:lineRule="auto"/>
-              <w:ind w:left="0" w:leftChars="0" w:right="0" w:rightChars="0" w:firstLine="0" w:firstLineChars="0"/>
+              <w:ind w:left="0" w:right="0" w:firstLine="0" w:leftChars="0" w:rightChars="0" w:firstLineChars="0"/>
               <w:jc w:val="center"/>
               <w:textAlignment w:val="baseline"/>
               <w:rPr>
-                <w:rFonts w:ascii="宋体" w:hAnsi="宋体" w:eastAsia="宋体" w:cs="宋体"/>
+                <w:rFonts w:ascii="宋体" w:eastAsia="宋体" w:hAnsi="宋体" w:cs="宋体"/>
                 <w:sz w:val="20"/>
                 <w:szCs w:val="20"/>
               </w:rPr>
             </w:pPr>
             <w:r>
               <w:rPr>
-                <w:rFonts w:ascii="宋体" w:hAnsi="宋体" w:eastAsia="宋体" w:cs="宋体"/>
+                <w:rFonts w:ascii="宋体" w:eastAsia="宋体" w:hAnsi="宋体" w:cs="宋体"/>
                 <w:spacing w:val="7"/>
                 <w:sz w:val="20"/>
                 <w:szCs w:val="20"/>
@@ -1173,14 +1172,9 @@
       </w:tr>
       <w:tr>
         <w:tblPrEx>
-          <w:tblBorders>
-            <w:top w:val="single" w:color="000000" w:sz="2" w:space="0"/>
-            <w:left w:val="single" w:color="000000" w:sz="2" w:space="0"/>
-            <w:bottom w:val="single" w:color="000000" w:sz="2" w:space="0"/>
-            <w:right w:val="single" w:color="000000" w:sz="2" w:space="0"/>
-            <w:insideH w:val="single" w:color="000000" w:sz="2" w:space="0"/>
-            <w:insideV w:val="single" w:color="000000" w:sz="2" w:space="0"/>
-          </w:tblBorders>
+          <w:tblW w:w="8214" w:type="dxa"/>
+          <w:jc w:val="center"/>
+          <w:tblLayout w:type="fixed"/>
           <w:tblCellMar>
             <w:top w:w="0" w:type="dxa"/>
             <w:left w:w="0" w:type="dxa"/>
@@ -1189,7 +1183,7 @@
           </w:tblCellMar>
         </w:tblPrEx>
         <w:trPr>
-          <w:trHeight w:val="516" w:hRule="atLeast"/>
+          <w:trHeight w:val="516"/>
           <w:jc w:val="center"/>
         </w:trPr>
         <w:tc>
@@ -1211,11 +1205,11 @@
               <w:adjustRightInd w:val="0"/>
               <w:snapToGrid w:val="0"/>
               <w:spacing w:before="173" w:line="267" w:lineRule="exact"/>
-              <w:ind w:left="0" w:leftChars="0" w:right="0" w:rightChars="0" w:firstLine="0" w:firstLineChars="0"/>
+              <w:ind w:left="0" w:right="0" w:firstLine="0" w:leftChars="0" w:rightChars="0" w:firstLineChars="0"/>
               <w:jc w:val="center"/>
               <w:textAlignment w:val="baseline"/>
               <w:rPr>
-                <w:rFonts w:hint="default" w:ascii="宋体" w:hAnsi="宋体" w:eastAsia="宋体" w:cs="宋体"/>
+                <w:rFonts w:ascii="宋体" w:eastAsia="宋体" w:hAnsi="宋体" w:cs="宋体" w:hint="default"/>
                 <w:sz w:val="20"/>
                 <w:szCs w:val="20"/>
                 <w:lang w:val="en-US"/>
@@ -1223,7 +1217,7 @@
             </w:pPr>
             <w:r>
               <w:rPr>
-                <w:rFonts w:ascii="宋体" w:hAnsi="宋体" w:eastAsia="宋体" w:cs="宋体"/>
+                <w:rFonts w:ascii="宋体" w:eastAsia="宋体" w:hAnsi="宋体" w:cs="宋体"/>
                 <w:spacing w:val="3"/>
                 <w:position w:val="1"/>
                 <w:sz w:val="20"/>
@@ -1233,7 +1227,7 @@
             </w:r>
             <w:r>
               <w:rPr>
-                <w:rFonts w:hint="eastAsia" w:ascii="宋体" w:hAnsi="宋体" w:cs="宋体"/>
+                <w:rFonts w:ascii="宋体" w:hAnsi="宋体" w:cs="宋体" w:hint="eastAsia"/>
                 <w:spacing w:val="3"/>
                 <w:position w:val="1"/>
                 <w:sz w:val="20"/>
@@ -1244,7 +1238,7 @@
             </w:r>
             <w:r>
               <w:rPr>
-                <w:rFonts w:ascii="宋体" w:hAnsi="宋体" w:eastAsia="宋体" w:cs="宋体"/>
+                <w:rFonts w:ascii="宋体" w:eastAsia="宋体" w:hAnsi="宋体" w:cs="宋体"/>
                 <w:spacing w:val="3"/>
                 <w:position w:val="1"/>
                 <w:sz w:val="20"/>
@@ -1254,7 +1248,7 @@
             </w:r>
             <w:r>
               <w:rPr>
-                <w:rFonts w:hint="eastAsia" w:ascii="宋体" w:hAnsi="宋体" w:cs="宋体"/>
+                <w:rFonts w:ascii="宋体" w:hAnsi="宋体" w:cs="宋体" w:hint="eastAsia"/>
                 <w:spacing w:val="3"/>
                 <w:position w:val="1"/>
                 <w:sz w:val="20"/>
@@ -1284,18 +1278,18 @@
               <w:adjustRightInd w:val="0"/>
               <w:snapToGrid w:val="0"/>
               <w:spacing w:before="173" w:line="267" w:lineRule="exact"/>
-              <w:ind w:left="0" w:leftChars="0" w:right="0" w:rightChars="0" w:firstLine="0" w:firstLineChars="0"/>
+              <w:ind w:left="0" w:right="0" w:firstLine="0" w:leftChars="0" w:rightChars="0" w:firstLineChars="0"/>
               <w:jc w:val="center"/>
               <w:textAlignment w:val="baseline"/>
               <w:rPr>
-                <w:rFonts w:ascii="宋体" w:hAnsi="宋体" w:eastAsia="宋体" w:cs="宋体"/>
+                <w:rFonts w:ascii="宋体" w:eastAsia="宋体" w:hAnsi="宋体" w:cs="宋体"/>
                 <w:sz w:val="20"/>
                 <w:szCs w:val="20"/>
               </w:rPr>
             </w:pPr>
             <w:r>
               <w:rPr>
-                <w:rFonts w:ascii="宋体" w:hAnsi="宋体" w:eastAsia="宋体" w:cs="宋体"/>
+                <w:rFonts w:ascii="宋体" w:eastAsia="宋体" w:hAnsi="宋体" w:cs="宋体"/>
                 <w:spacing w:val="4"/>
                 <w:position w:val="1"/>
                 <w:sz w:val="20"/>
@@ -1324,18 +1318,18 @@
               <w:adjustRightInd w:val="0"/>
               <w:snapToGrid w:val="0"/>
               <w:spacing w:before="172" w:line="228" w:lineRule="auto"/>
-              <w:ind w:left="0" w:leftChars="0" w:right="0" w:rightChars="0" w:firstLine="0" w:firstLineChars="0"/>
+              <w:ind w:left="0" w:right="0" w:firstLine="0" w:leftChars="0" w:rightChars="0" w:firstLineChars="0"/>
               <w:jc w:val="center"/>
               <w:textAlignment w:val="baseline"/>
               <w:rPr>
-                <w:rFonts w:ascii="宋体" w:hAnsi="宋体" w:eastAsia="宋体" w:cs="宋体"/>
+                <w:rFonts w:ascii="宋体" w:eastAsia="宋体" w:hAnsi="宋体" w:cs="宋体"/>
                 <w:sz w:val="20"/>
                 <w:szCs w:val="20"/>
               </w:rPr>
             </w:pPr>
             <w:r>
               <w:rPr>
-                <w:rFonts w:ascii="宋体" w:hAnsi="宋体" w:eastAsia="宋体" w:cs="宋体"/>
+                <w:rFonts w:ascii="宋体" w:eastAsia="宋体" w:hAnsi="宋体" w:cs="宋体"/>
                 <w:spacing w:val="200"/>
                 <w:kern w:val="0"/>
                 <w:sz w:val="20"/>
@@ -1345,7 +1339,7 @@
             </w:r>
             <w:r>
               <w:rPr>
-                <w:rFonts w:ascii="宋体" w:hAnsi="宋体" w:eastAsia="宋体" w:cs="宋体"/>
+                <w:rFonts w:ascii="宋体" w:eastAsia="宋体" w:hAnsi="宋体" w:cs="宋体"/>
                 <w:spacing w:val="0"/>
                 <w:kern w:val="0"/>
                 <w:sz w:val="20"/>
@@ -1374,11 +1368,11 @@
               <w:adjustRightInd w:val="0"/>
               <w:snapToGrid w:val="0"/>
               <w:spacing w:before="173" w:line="229" w:lineRule="auto"/>
-              <w:ind w:left="0" w:leftChars="0" w:right="0" w:rightChars="0" w:firstLine="0" w:firstLineChars="0"/>
+              <w:ind w:left="0" w:right="0" w:firstLine="0" w:leftChars="0" w:rightChars="0" w:firstLineChars="0"/>
               <w:jc w:val="center"/>
               <w:textAlignment w:val="baseline"/>
               <w:rPr>
-                <w:rFonts w:ascii="宋体" w:hAnsi="宋体" w:eastAsia="宋体" w:cs="宋体"/>
+                <w:rFonts w:ascii="宋体" w:eastAsia="宋体" w:hAnsi="宋体" w:cs="宋体"/>
                 <w:spacing w:val="200"/>
                 <w:kern w:val="0"/>
                 <w:sz w:val="20"/>
@@ -1387,7 +1381,7 @@
             </w:pPr>
             <w:r>
               <w:rPr>
-                <w:rFonts w:hint="eastAsia" w:asciiTheme="minorAscii" w:hAnsiTheme="minorAscii" w:eastAsiaTheme="minorEastAsia"/>
+                <w:rFonts w:asciiTheme="minorAscii" w:eastAsiaTheme="minorEastAsia" w:hAnsiTheme="minorAscii" w:hint="eastAsia"/>
                 <w:spacing w:val="0"/>
                 <w:kern w:val="0"/>
                 <w:sz w:val="21"/>
@@ -1417,11 +1411,11 @@
               <w:adjustRightInd w:val="0"/>
               <w:snapToGrid w:val="0"/>
               <w:spacing w:before="172" w:line="228" w:lineRule="auto"/>
-              <w:ind w:left="0" w:leftChars="0" w:right="0" w:rightChars="0" w:firstLine="0" w:firstLineChars="0"/>
+              <w:ind w:left="0" w:right="0" w:firstLine="0" w:leftChars="0" w:rightChars="0" w:firstLineChars="0"/>
               <w:jc w:val="center"/>
               <w:textAlignment w:val="baseline"/>
               <w:rPr>
-                <w:rFonts w:ascii="宋体" w:hAnsi="宋体" w:eastAsia="宋体" w:cs="宋体"/>
+                <w:rFonts w:ascii="宋体" w:eastAsia="宋体" w:hAnsi="宋体" w:cs="宋体"/>
                 <w:spacing w:val="200"/>
                 <w:kern w:val="0"/>
                 <w:sz w:val="20"/>
@@ -1430,7 +1424,7 @@
             </w:pPr>
             <w:r>
               <w:rPr>
-                <w:rFonts w:hint="eastAsia" w:ascii="宋体" w:hAnsi="宋体" w:eastAsia="宋体" w:cs="宋体"/>
+                <w:rFonts w:ascii="宋体" w:eastAsia="宋体" w:hAnsi="宋体" w:cs="宋体" w:hint="eastAsia"/>
                 <w:spacing w:val="200"/>
                 <w:kern w:val="0"/>
                 <w:sz w:val="20"/>
@@ -1440,7 +1434,7 @@
             </w:r>
             <w:r>
               <w:rPr>
-                <w:rFonts w:hint="eastAsia" w:asciiTheme="minorAscii" w:hAnsiTheme="minorAscii" w:eastAsiaTheme="minorEastAsia"/>
+                <w:rFonts w:asciiTheme="minorAscii" w:eastAsiaTheme="minorEastAsia" w:hAnsiTheme="minorAscii" w:hint="eastAsia"/>
                 <w:spacing w:val="0"/>
                 <w:kern w:val="0"/>
                 <w:sz w:val="21"/>
@@ -1470,18 +1464,18 @@
               <w:adjustRightInd w:val="0"/>
               <w:snapToGrid w:val="0"/>
               <w:spacing w:before="173" w:line="229" w:lineRule="auto"/>
-              <w:ind w:left="0" w:leftChars="0" w:right="0" w:rightChars="0" w:firstLine="0" w:firstLineChars="0"/>
+              <w:ind w:left="0" w:right="0" w:firstLine="0" w:leftChars="0" w:rightChars="0" w:firstLineChars="0"/>
               <w:jc w:val="center"/>
               <w:textAlignment w:val="baseline"/>
               <w:rPr>
-                <w:rFonts w:ascii="宋体" w:hAnsi="宋体" w:eastAsia="宋体" w:cs="宋体"/>
+                <w:rFonts w:ascii="宋体" w:eastAsia="宋体" w:hAnsi="宋体" w:cs="宋体"/>
                 <w:sz w:val="20"/>
                 <w:szCs w:val="20"/>
               </w:rPr>
             </w:pPr>
             <w:r>
               <w:rPr>
-                <w:rFonts w:hint="eastAsia" w:asciiTheme="minorAscii" w:hAnsiTheme="minorAscii" w:eastAsiaTheme="minorEastAsia"/>
+                <w:rFonts w:asciiTheme="minorAscii" w:eastAsiaTheme="minorEastAsia" w:hAnsiTheme="minorAscii" w:hint="eastAsia"/>
                 <w:spacing w:val="0"/>
                 <w:kern w:val="0"/>
                 <w:sz w:val="21"/>
@@ -1495,14 +1489,9 @@
       </w:tr>
       <w:tr>
         <w:tblPrEx>
-          <w:tblBorders>
-            <w:top w:val="single" w:color="000000" w:sz="2" w:space="0"/>
-            <w:left w:val="single" w:color="000000" w:sz="2" w:space="0"/>
-            <w:bottom w:val="single" w:color="000000" w:sz="2" w:space="0"/>
-            <w:right w:val="single" w:color="000000" w:sz="2" w:space="0"/>
-            <w:insideH w:val="single" w:color="000000" w:sz="2" w:space="0"/>
-            <w:insideV w:val="single" w:color="000000" w:sz="2" w:space="0"/>
-          </w:tblBorders>
+          <w:tblW w:w="8214" w:type="dxa"/>
+          <w:jc w:val="center"/>
+          <w:tblLayout w:type="fixed"/>
           <w:tblCellMar>
             <w:top w:w="0" w:type="dxa"/>
             <w:left w:w="0" w:type="dxa"/>
@@ -1511,7 +1500,7 @@
           </w:tblCellMar>
         </w:tblPrEx>
         <w:trPr>
-          <w:trHeight w:val="556" w:hRule="atLeast"/>
+          <w:trHeight w:val="556"/>
           <w:jc w:val="center"/>
         </w:trPr>
         <w:tc>
@@ -1520,7 +1509,7 @@
           </w:tcPr>
           <w:p>
             <w:pPr>
-              <w:pStyle w:val="27"/>
+              <w:pStyle w:val="TableText"/>
               <w:keepNext w:val="0"/>
               <w:keepLines w:val="0"/>
               <w:pageBreakBefore w:val="0"/>
@@ -1533,7 +1522,7 @@
               <w:bidi w:val="0"/>
               <w:adjustRightInd w:val="0"/>
               <w:snapToGrid w:val="0"/>
-              <w:ind w:left="0" w:leftChars="0" w:right="0" w:rightChars="0" w:firstLine="0" w:firstLineChars="0"/>
+              <w:ind w:left="0" w:right="0" w:firstLine="0" w:leftChars="0" w:rightChars="0" w:firstLineChars="0"/>
               <w:jc w:val="center"/>
               <w:textAlignment w:val="baseline"/>
             </w:pPr>
@@ -1545,7 +1534,7 @@
           </w:tcPr>
           <w:p>
             <w:pPr>
-              <w:pStyle w:val="27"/>
+              <w:pStyle w:val="TableText"/>
               <w:keepNext w:val="0"/>
               <w:keepLines w:val="0"/>
               <w:pageBreakBefore w:val="0"/>
@@ -1558,7 +1547,7 @@
               <w:bidi w:val="0"/>
               <w:adjustRightInd w:val="0"/>
               <w:snapToGrid w:val="0"/>
-              <w:ind w:left="0" w:leftChars="0" w:right="0" w:rightChars="0" w:firstLine="0" w:firstLineChars="0"/>
+              <w:ind w:left="0" w:right="0" w:firstLine="0" w:leftChars="0" w:rightChars="0" w:firstLineChars="0"/>
               <w:jc w:val="center"/>
               <w:textAlignment w:val="baseline"/>
             </w:pPr>
@@ -1570,7 +1559,7 @@
           </w:tcPr>
           <w:p>
             <w:pPr>
-              <w:pStyle w:val="27"/>
+              <w:pStyle w:val="TableText"/>
               <w:keepNext w:val="0"/>
               <w:keepLines w:val="0"/>
               <w:pageBreakBefore w:val="0"/>
@@ -1583,7 +1572,7 @@
               <w:bidi w:val="0"/>
               <w:adjustRightInd w:val="0"/>
               <w:snapToGrid w:val="0"/>
-              <w:ind w:left="0" w:leftChars="0" w:right="0" w:rightChars="0" w:firstLine="0" w:firstLineChars="0"/>
+              <w:ind w:left="0" w:right="0" w:firstLine="0" w:leftChars="0" w:rightChars="0" w:firstLineChars="0"/>
               <w:jc w:val="center"/>
               <w:textAlignment w:val="baseline"/>
             </w:pPr>
@@ -1595,7 +1584,7 @@
           </w:tcPr>
           <w:p>
             <w:pPr>
-              <w:pStyle w:val="27"/>
+              <w:pStyle w:val="TableText"/>
               <w:keepNext w:val="0"/>
               <w:keepLines w:val="0"/>
               <w:pageBreakBefore w:val="0"/>
@@ -1608,7 +1597,7 @@
               <w:bidi w:val="0"/>
               <w:adjustRightInd w:val="0"/>
               <w:snapToGrid w:val="0"/>
-              <w:ind w:left="0" w:leftChars="0" w:right="0" w:rightChars="0" w:firstLine="0" w:firstLineChars="0"/>
+              <w:ind w:left="0" w:right="0" w:firstLine="0" w:leftChars="0" w:rightChars="0" w:firstLineChars="0"/>
               <w:jc w:val="center"/>
               <w:textAlignment w:val="baseline"/>
             </w:pPr>
@@ -1620,7 +1609,7 @@
           </w:tcPr>
           <w:p>
             <w:pPr>
-              <w:pStyle w:val="27"/>
+              <w:pStyle w:val="TableText"/>
               <w:keepNext w:val="0"/>
               <w:keepLines w:val="0"/>
               <w:pageBreakBefore w:val="0"/>
@@ -1633,7 +1622,7 @@
               <w:bidi w:val="0"/>
               <w:adjustRightInd w:val="0"/>
               <w:snapToGrid w:val="0"/>
-              <w:ind w:left="0" w:leftChars="0" w:right="0" w:rightChars="0" w:firstLine="0" w:firstLineChars="0"/>
+              <w:ind w:left="0" w:right="0" w:firstLine="0" w:leftChars="0" w:rightChars="0" w:firstLineChars="0"/>
               <w:jc w:val="center"/>
               <w:textAlignment w:val="baseline"/>
             </w:pPr>
@@ -1645,7 +1634,7 @@
           </w:tcPr>
           <w:p>
             <w:pPr>
-              <w:pStyle w:val="27"/>
+              <w:pStyle w:val="TableText"/>
               <w:keepNext w:val="0"/>
               <w:keepLines w:val="0"/>
               <w:pageBreakBefore w:val="0"/>
@@ -1658,7 +1647,7 @@
               <w:bidi w:val="0"/>
               <w:adjustRightInd w:val="0"/>
               <w:snapToGrid w:val="0"/>
-              <w:ind w:left="0" w:leftChars="0" w:right="0" w:rightChars="0" w:firstLine="0" w:firstLineChars="0"/>
+              <w:ind w:left="0" w:right="0" w:firstLine="0" w:leftChars="0" w:rightChars="0" w:firstLineChars="0"/>
               <w:jc w:val="center"/>
               <w:textAlignment w:val="baseline"/>
             </w:pPr>
@@ -1667,14 +1656,9 @@
       </w:tr>
       <w:tr>
         <w:tblPrEx>
-          <w:tblBorders>
-            <w:top w:val="single" w:color="000000" w:sz="2" w:space="0"/>
-            <w:left w:val="single" w:color="000000" w:sz="2" w:space="0"/>
-            <w:bottom w:val="single" w:color="000000" w:sz="2" w:space="0"/>
-            <w:right w:val="single" w:color="000000" w:sz="2" w:space="0"/>
-            <w:insideH w:val="single" w:color="000000" w:sz="2" w:space="0"/>
-            <w:insideV w:val="single" w:color="000000" w:sz="2" w:space="0"/>
-          </w:tblBorders>
+          <w:tblW w:w="8214" w:type="dxa"/>
+          <w:jc w:val="center"/>
+          <w:tblLayout w:type="fixed"/>
           <w:tblCellMar>
             <w:top w:w="0" w:type="dxa"/>
             <w:left w:w="0" w:type="dxa"/>
@@ -1683,7 +1667,7 @@
           </w:tblCellMar>
         </w:tblPrEx>
         <w:trPr>
-          <w:trHeight w:val="556" w:hRule="atLeast"/>
+          <w:trHeight w:val="556"/>
           <w:jc w:val="center"/>
         </w:trPr>
         <w:tc>
@@ -1692,7 +1676,7 @@
           </w:tcPr>
           <w:p>
             <w:pPr>
-              <w:pStyle w:val="27"/>
+              <w:pStyle w:val="TableText"/>
               <w:keepNext w:val="0"/>
               <w:keepLines w:val="0"/>
               <w:pageBreakBefore w:val="0"/>
@@ -1705,7 +1689,7 @@
               <w:bidi w:val="0"/>
               <w:adjustRightInd w:val="0"/>
               <w:snapToGrid w:val="0"/>
-              <w:ind w:left="0" w:leftChars="0" w:right="0" w:rightChars="0" w:firstLine="0" w:firstLineChars="0"/>
+              <w:ind w:left="0" w:right="0" w:firstLine="0" w:leftChars="0" w:rightChars="0" w:firstLineChars="0"/>
               <w:jc w:val="center"/>
               <w:textAlignment w:val="baseline"/>
             </w:pPr>
@@ -1717,7 +1701,7 @@
           </w:tcPr>
           <w:p>
             <w:pPr>
-              <w:pStyle w:val="27"/>
+              <w:pStyle w:val="TableText"/>
               <w:keepNext w:val="0"/>
               <w:keepLines w:val="0"/>
               <w:pageBreakBefore w:val="0"/>
@@ -1730,7 +1714,7 @@
               <w:bidi w:val="0"/>
               <w:adjustRightInd w:val="0"/>
               <w:snapToGrid w:val="0"/>
-              <w:ind w:left="0" w:leftChars="0" w:right="0" w:rightChars="0" w:firstLine="0" w:firstLineChars="0"/>
+              <w:ind w:left="0" w:right="0" w:firstLine="0" w:leftChars="0" w:rightChars="0" w:firstLineChars="0"/>
               <w:jc w:val="center"/>
               <w:textAlignment w:val="baseline"/>
             </w:pPr>
@@ -1742,7 +1726,7 @@
           </w:tcPr>
           <w:p>
             <w:pPr>
-              <w:pStyle w:val="27"/>
+              <w:pStyle w:val="TableText"/>
               <w:keepNext w:val="0"/>
               <w:keepLines w:val="0"/>
               <w:pageBreakBefore w:val="0"/>
@@ -1755,7 +1739,7 @@
               <w:bidi w:val="0"/>
               <w:adjustRightInd w:val="0"/>
               <w:snapToGrid w:val="0"/>
-              <w:ind w:left="0" w:leftChars="0" w:right="0" w:rightChars="0" w:firstLine="0" w:firstLineChars="0"/>
+              <w:ind w:left="0" w:right="0" w:firstLine="0" w:leftChars="0" w:rightChars="0" w:firstLineChars="0"/>
               <w:jc w:val="center"/>
               <w:textAlignment w:val="baseline"/>
             </w:pPr>
@@ -1767,7 +1751,7 @@
           </w:tcPr>
           <w:p>
             <w:pPr>
-              <w:pStyle w:val="27"/>
+              <w:pStyle w:val="TableText"/>
               <w:keepNext w:val="0"/>
               <w:keepLines w:val="0"/>
               <w:pageBreakBefore w:val="0"/>
@@ -1780,7 +1764,7 @@
               <w:bidi w:val="0"/>
               <w:adjustRightInd w:val="0"/>
               <w:snapToGrid w:val="0"/>
-              <w:ind w:left="0" w:leftChars="0" w:right="0" w:rightChars="0" w:firstLine="0" w:firstLineChars="0"/>
+              <w:ind w:left="0" w:right="0" w:firstLine="0" w:leftChars="0" w:rightChars="0" w:firstLineChars="0"/>
               <w:jc w:val="center"/>
               <w:textAlignment w:val="baseline"/>
             </w:pPr>
@@ -1792,7 +1776,7 @@
           </w:tcPr>
           <w:p>
             <w:pPr>
-              <w:pStyle w:val="27"/>
+              <w:pStyle w:val="TableText"/>
               <w:keepNext w:val="0"/>
               <w:keepLines w:val="0"/>
               <w:pageBreakBefore w:val="0"/>
@@ -1805,7 +1789,7 @@
               <w:bidi w:val="0"/>
               <w:adjustRightInd w:val="0"/>
               <w:snapToGrid w:val="0"/>
-              <w:ind w:left="0" w:leftChars="0" w:right="0" w:rightChars="0" w:firstLine="0" w:firstLineChars="0"/>
+              <w:ind w:left="0" w:right="0" w:firstLine="0" w:leftChars="0" w:rightChars="0" w:firstLineChars="0"/>
               <w:jc w:val="center"/>
               <w:textAlignment w:val="baseline"/>
             </w:pPr>
@@ -1817,7 +1801,7 @@
           </w:tcPr>
           <w:p>
             <w:pPr>
-              <w:pStyle w:val="27"/>
+              <w:pStyle w:val="TableText"/>
               <w:keepNext w:val="0"/>
               <w:keepLines w:val="0"/>
               <w:pageBreakBefore w:val="0"/>
@@ -1830,7 +1814,7 @@
               <w:bidi w:val="0"/>
               <w:adjustRightInd w:val="0"/>
               <w:snapToGrid w:val="0"/>
-              <w:ind w:left="0" w:leftChars="0" w:right="0" w:rightChars="0" w:firstLine="0" w:firstLineChars="0"/>
+              <w:ind w:left="0" w:right="0" w:firstLine="0" w:leftChars="0" w:rightChars="0" w:firstLineChars="0"/>
               <w:jc w:val="center"/>
               <w:textAlignment w:val="baseline"/>
             </w:pPr>
@@ -1839,14 +1823,9 @@
       </w:tr>
       <w:tr>
         <w:tblPrEx>
-          <w:tblBorders>
-            <w:top w:val="single" w:color="000000" w:sz="2" w:space="0"/>
-            <w:left w:val="single" w:color="000000" w:sz="2" w:space="0"/>
-            <w:bottom w:val="single" w:color="000000" w:sz="2" w:space="0"/>
-            <w:right w:val="single" w:color="000000" w:sz="2" w:space="0"/>
-            <w:insideH w:val="single" w:color="000000" w:sz="2" w:space="0"/>
-            <w:insideV w:val="single" w:color="000000" w:sz="2" w:space="0"/>
-          </w:tblBorders>
+          <w:tblW w:w="8214" w:type="dxa"/>
+          <w:jc w:val="center"/>
+          <w:tblLayout w:type="fixed"/>
           <w:tblCellMar>
             <w:top w:w="0" w:type="dxa"/>
             <w:left w:w="0" w:type="dxa"/>
@@ -1855,7 +1834,7 @@
           </w:tblCellMar>
         </w:tblPrEx>
         <w:trPr>
-          <w:trHeight w:val="557" w:hRule="atLeast"/>
+          <w:trHeight w:val="557"/>
           <w:jc w:val="center"/>
         </w:trPr>
         <w:tc>
@@ -1864,7 +1843,7 @@
           </w:tcPr>
           <w:p>
             <w:pPr>
-              <w:pStyle w:val="27"/>
+              <w:pStyle w:val="TableText"/>
               <w:keepNext w:val="0"/>
               <w:keepLines w:val="0"/>
               <w:pageBreakBefore w:val="0"/>
@@ -1877,7 +1856,7 @@
               <w:bidi w:val="0"/>
               <w:adjustRightInd w:val="0"/>
               <w:snapToGrid w:val="0"/>
-              <w:ind w:left="0" w:leftChars="0" w:right="0" w:rightChars="0" w:firstLine="0" w:firstLineChars="0"/>
+              <w:ind w:left="0" w:right="0" w:firstLine="0" w:leftChars="0" w:rightChars="0" w:firstLineChars="0"/>
               <w:jc w:val="center"/>
               <w:textAlignment w:val="baseline"/>
             </w:pPr>
@@ -1889,7 +1868,7 @@
           </w:tcPr>
           <w:p>
             <w:pPr>
-              <w:pStyle w:val="27"/>
+              <w:pStyle w:val="TableText"/>
               <w:keepNext w:val="0"/>
               <w:keepLines w:val="0"/>
               <w:pageBreakBefore w:val="0"/>
@@ -1902,7 +1881,7 @@
               <w:bidi w:val="0"/>
               <w:adjustRightInd w:val="0"/>
               <w:snapToGrid w:val="0"/>
-              <w:ind w:left="0" w:leftChars="0" w:right="0" w:rightChars="0" w:firstLine="0" w:firstLineChars="0"/>
+              <w:ind w:left="0" w:right="0" w:firstLine="0" w:leftChars="0" w:rightChars="0" w:firstLineChars="0"/>
               <w:jc w:val="center"/>
               <w:textAlignment w:val="baseline"/>
             </w:pPr>
@@ -1914,7 +1893,7 @@
           </w:tcPr>
           <w:p>
             <w:pPr>
-              <w:pStyle w:val="27"/>
+              <w:pStyle w:val="TableText"/>
               <w:keepNext w:val="0"/>
               <w:keepLines w:val="0"/>
               <w:pageBreakBefore w:val="0"/>
@@ -1927,7 +1906,7 @@
               <w:bidi w:val="0"/>
               <w:adjustRightInd w:val="0"/>
               <w:snapToGrid w:val="0"/>
-              <w:ind w:left="0" w:leftChars="0" w:right="0" w:rightChars="0" w:firstLine="0" w:firstLineChars="0"/>
+              <w:ind w:left="0" w:right="0" w:firstLine="0" w:leftChars="0" w:rightChars="0" w:firstLineChars="0"/>
               <w:jc w:val="center"/>
               <w:textAlignment w:val="baseline"/>
             </w:pPr>
@@ -1939,7 +1918,7 @@
           </w:tcPr>
           <w:p>
             <w:pPr>
-              <w:pStyle w:val="27"/>
+              <w:pStyle w:val="TableText"/>
               <w:keepNext w:val="0"/>
               <w:keepLines w:val="0"/>
               <w:pageBreakBefore w:val="0"/>
@@ -1952,7 +1931,7 @@
               <w:bidi w:val="0"/>
               <w:adjustRightInd w:val="0"/>
               <w:snapToGrid w:val="0"/>
-              <w:ind w:left="0" w:leftChars="0" w:right="0" w:rightChars="0" w:firstLine="0" w:firstLineChars="0"/>
+              <w:ind w:left="0" w:right="0" w:firstLine="0" w:leftChars="0" w:rightChars="0" w:firstLineChars="0"/>
               <w:jc w:val="center"/>
               <w:textAlignment w:val="baseline"/>
             </w:pPr>
@@ -1964,7 +1943,7 @@
           </w:tcPr>
           <w:p>
             <w:pPr>
-              <w:pStyle w:val="27"/>
+              <w:pStyle w:val="TableText"/>
               <w:keepNext w:val="0"/>
               <w:keepLines w:val="0"/>
               <w:pageBreakBefore w:val="0"/>
@@ -1977,7 +1956,7 @@
               <w:bidi w:val="0"/>
               <w:adjustRightInd w:val="0"/>
               <w:snapToGrid w:val="0"/>
-              <w:ind w:left="0" w:leftChars="0" w:right="0" w:rightChars="0" w:firstLine="0" w:firstLineChars="0"/>
+              <w:ind w:left="0" w:right="0" w:firstLine="0" w:leftChars="0" w:rightChars="0" w:firstLineChars="0"/>
               <w:jc w:val="center"/>
               <w:textAlignment w:val="baseline"/>
             </w:pPr>
@@ -1989,7 +1968,7 @@
           </w:tcPr>
           <w:p>
             <w:pPr>
-              <w:pStyle w:val="27"/>
+              <w:pStyle w:val="TableText"/>
               <w:keepNext w:val="0"/>
               <w:keepLines w:val="0"/>
               <w:pageBreakBefore w:val="0"/>
@@ -2002,7 +1981,7 @@
               <w:bidi w:val="0"/>
               <w:adjustRightInd w:val="0"/>
               <w:snapToGrid w:val="0"/>
-              <w:ind w:left="0" w:leftChars="0" w:right="0" w:rightChars="0" w:firstLine="0" w:firstLineChars="0"/>
+              <w:ind w:left="0" w:right="0" w:firstLine="0" w:leftChars="0" w:rightChars="0" w:firstLineChars="0"/>
               <w:jc w:val="center"/>
               <w:textAlignment w:val="baseline"/>
             </w:pPr>
@@ -2034,7 +2013,7 @@
     <w:sdt>
       <w:sdtPr>
         <w:rPr>
-          <w:rFonts w:ascii="宋体" w:hAnsi="宋体" w:eastAsia="宋体" w:cs="Arial"/>
+          <w:rFonts w:ascii="宋体" w:eastAsia="宋体" w:hAnsi="宋体" w:cs="Arial"/>
           <w:snapToGrid w:val="0"/>
           <w:color w:val="000000"/>
           <w:kern w:val="0"/>
@@ -2050,7 +2029,7 @@
       </w:sdtPr>
       <w:sdtEndPr>
         <w:rPr>
-          <w:rFonts w:hint="eastAsia" w:ascii="宋体" w:hAnsi="宋体" w:eastAsia="宋体" w:cs="宋体"/>
+          <w:rFonts w:ascii="宋体" w:eastAsia="宋体" w:hAnsi="宋体" w:cs="宋体" w:hint="eastAsia"/>
           <w:snapToGrid w:val="0"/>
           <w:color w:val="000000"/>
           <w:kern w:val="0"/>
@@ -2076,18 +2055,18 @@
             <w:adjustRightInd w:val="0"/>
             <w:snapToGrid w:val="0"/>
             <w:spacing w:before="0" w:beforeLines="0" w:after="0" w:afterLines="0" w:line="240" w:lineRule="auto"/>
-            <w:ind w:left="0" w:leftChars="0" w:right="0" w:rightChars="0" w:firstLine="0" w:firstLineChars="0"/>
+            <w:ind w:left="0" w:right="0" w:firstLine="0" w:leftChars="0" w:rightChars="0" w:firstLineChars="0"/>
             <w:jc w:val="center"/>
             <w:textAlignment w:val="baseline"/>
             <w:rPr>
-              <w:rFonts w:hint="eastAsia" w:ascii="宋体" w:hAnsi="宋体" w:eastAsia="宋体" w:cs="宋体"/>
+              <w:rFonts w:ascii="宋体" w:eastAsia="宋体" w:hAnsi="宋体" w:cs="宋体" w:hint="eastAsia"/>
               <w:sz w:val="24"/>
               <w:szCs w:val="24"/>
             </w:rPr>
           </w:pPr>
           <w:r>
             <w:rPr>
-              <w:rFonts w:hint="eastAsia" w:ascii="宋体" w:hAnsi="宋体" w:eastAsia="宋体" w:cs="宋体"/>
+              <w:rFonts w:ascii="宋体" w:eastAsia="宋体" w:hAnsi="宋体" w:cs="宋体" w:hint="eastAsia"/>
               <w:sz w:val="24"/>
               <w:szCs w:val="24"/>
             </w:rPr>
@@ -2096,16 +2075,16 @@
         </w:p>
         <w:p>
           <w:pPr>
-            <w:pStyle w:val="16"/>
+            <w:pStyle w:val="TOC1"/>
             <w:tabs>
               <w:tab w:val="right" w:leader="dot" w:pos="8306"/>
             </w:tabs>
           </w:pPr>
-          <w:bookmarkStart w:id="22" w:name="_GoBack"/>
-          <w:bookmarkEnd w:id="22"/>
-          <w:r>
-            <w:rPr>
-              <w:rFonts w:hint="eastAsia" w:ascii="宋体" w:hAnsi="宋体" w:eastAsia="宋体" w:cs="宋体"/>
+          <w:bookmarkStart w:id="3" w:name="_GoBack"/>
+          <w:bookmarkEnd w:id="3"/>
+          <w:r>
+            <w:rPr>
+              <w:rFonts w:ascii="宋体" w:eastAsia="宋体" w:hAnsi="宋体" w:cs="宋体" w:hint="eastAsia"/>
               <w:sz w:val="24"/>
               <w:szCs w:val="24"/>
             </w:rPr>
@@ -2113,7 +2092,7 @@
           </w:r>
           <w:r>
             <w:rPr>
-              <w:rFonts w:hint="eastAsia" w:ascii="宋体" w:hAnsi="宋体" w:eastAsia="宋体" w:cs="宋体"/>
+              <w:rFonts w:ascii="宋体" w:eastAsia="宋体" w:hAnsi="宋体" w:cs="宋体" w:hint="eastAsia"/>
               <w:sz w:val="24"/>
               <w:szCs w:val="24"/>
             </w:rPr>
@@ -2121,7 +2100,7 @@
           </w:r>
           <w:r>
             <w:rPr>
-              <w:rFonts w:hint="eastAsia" w:ascii="宋体" w:hAnsi="宋体" w:eastAsia="宋体" w:cs="宋体"/>
+              <w:rFonts w:ascii="宋体" w:eastAsia="宋体" w:hAnsi="宋体" w:cs="宋体" w:hint="eastAsia"/>
               <w:sz w:val="24"/>
               <w:szCs w:val="24"/>
             </w:rPr>
@@ -2129,21 +2108,21 @@
           </w:r>
           <w:r>
             <w:rPr>
-              <w:rFonts w:hint="eastAsia" w:ascii="宋体" w:hAnsi="宋体" w:eastAsia="宋体" w:cs="宋体"/>
+              <w:rFonts w:ascii="宋体" w:eastAsia="宋体" w:hAnsi="宋体" w:cs="宋体" w:hint="eastAsia"/>
               <w:szCs w:val="24"/>
             </w:rPr>
             <w:fldChar w:fldCharType="begin"/>
           </w:r>
           <w:r>
             <w:rPr>
-              <w:rFonts w:hint="eastAsia" w:ascii="宋体" w:hAnsi="宋体" w:eastAsia="宋体" w:cs="宋体"/>
+              <w:rFonts w:ascii="宋体" w:eastAsia="宋体" w:hAnsi="宋体" w:cs="宋体" w:hint="eastAsia"/>
               <w:szCs w:val="24"/>
             </w:rPr>
             <w:instrText xml:space="preserve"> HYPERLINK \l _Toc5712 </w:instrText>
           </w:r>
           <w:r>
             <w:rPr>
-              <w:rFonts w:hint="eastAsia" w:ascii="宋体" w:hAnsi="宋体" w:eastAsia="宋体" w:cs="宋体"/>
+              <w:rFonts w:ascii="宋体" w:eastAsia="宋体" w:hAnsi="宋体" w:cs="宋体" w:hint="eastAsia"/>
               <w:szCs w:val="24"/>
             </w:rPr>
             <w:fldChar w:fldCharType="separate"/>
@@ -2175,7 +2154,7 @@
           </w:r>
           <w:r>
             <w:rPr>
-              <w:rFonts w:hint="eastAsia" w:ascii="宋体" w:hAnsi="宋体" w:eastAsia="宋体" w:cs="宋体"/>
+              <w:rFonts w:ascii="宋体" w:eastAsia="宋体" w:hAnsi="宋体" w:cs="宋体" w:hint="eastAsia"/>
               <w:szCs w:val="24"/>
             </w:rPr>
             <w:fldChar w:fldCharType="end"/>
@@ -2183,28 +2162,28 @@
         </w:p>
         <w:p>
           <w:pPr>
-            <w:pStyle w:val="16"/>
+            <w:pStyle w:val="TOC1"/>
             <w:tabs>
               <w:tab w:val="right" w:leader="dot" w:pos="8306"/>
             </w:tabs>
           </w:pPr>
           <w:r>
             <w:rPr>
-              <w:rFonts w:hint="eastAsia" w:ascii="宋体" w:hAnsi="宋体" w:eastAsia="宋体" w:cs="宋体"/>
+              <w:rFonts w:ascii="宋体" w:eastAsia="宋体" w:hAnsi="宋体" w:cs="宋体" w:hint="eastAsia"/>
               <w:szCs w:val="24"/>
             </w:rPr>
             <w:fldChar w:fldCharType="begin"/>
           </w:r>
           <w:r>
             <w:rPr>
-              <w:rFonts w:hint="eastAsia" w:ascii="宋体" w:hAnsi="宋体" w:eastAsia="宋体" w:cs="宋体"/>
+              <w:rFonts w:ascii="宋体" w:eastAsia="宋体" w:hAnsi="宋体" w:cs="宋体" w:hint="eastAsia"/>
               <w:szCs w:val="24"/>
             </w:rPr>
             <w:instrText xml:space="preserve"> HYPERLINK \l _Toc25970 </w:instrText>
           </w:r>
           <w:r>
             <w:rPr>
-              <w:rFonts w:hint="eastAsia" w:ascii="宋体" w:hAnsi="宋体" w:eastAsia="宋体" w:cs="宋体"/>
+              <w:rFonts w:ascii="宋体" w:eastAsia="宋体" w:hAnsi="宋体" w:cs="宋体" w:hint="eastAsia"/>
               <w:szCs w:val="24"/>
             </w:rPr>
             <w:fldChar w:fldCharType="separate"/>
@@ -2236,7 +2215,7 @@
           </w:r>
           <w:r>
             <w:rPr>
-              <w:rFonts w:hint="eastAsia" w:ascii="宋体" w:hAnsi="宋体" w:eastAsia="宋体" w:cs="宋体"/>
+              <w:rFonts w:ascii="宋体" w:eastAsia="宋体" w:hAnsi="宋体" w:cs="宋体" w:hint="eastAsia"/>
               <w:szCs w:val="24"/>
             </w:rPr>
             <w:fldChar w:fldCharType="end"/>
@@ -2244,28 +2223,28 @@
         </w:p>
         <w:p>
           <w:pPr>
-            <w:pStyle w:val="16"/>
+            <w:pStyle w:val="TOC1"/>
             <w:tabs>
               <w:tab w:val="right" w:leader="dot" w:pos="8306"/>
             </w:tabs>
           </w:pPr>
           <w:r>
             <w:rPr>
-              <w:rFonts w:hint="eastAsia" w:ascii="宋体" w:hAnsi="宋体" w:eastAsia="宋体" w:cs="宋体"/>
+              <w:rFonts w:ascii="宋体" w:eastAsia="宋体" w:hAnsi="宋体" w:cs="宋体" w:hint="eastAsia"/>
               <w:szCs w:val="24"/>
             </w:rPr>
             <w:fldChar w:fldCharType="begin"/>
           </w:r>
           <w:r>
             <w:rPr>
-              <w:rFonts w:hint="eastAsia" w:ascii="宋体" w:hAnsi="宋体" w:eastAsia="宋体" w:cs="宋体"/>
+              <w:rFonts w:ascii="宋体" w:eastAsia="宋体" w:hAnsi="宋体" w:cs="宋体" w:hint="eastAsia"/>
               <w:szCs w:val="24"/>
             </w:rPr>
             <w:instrText xml:space="preserve"> HYPERLINK \l _Toc6649 </w:instrText>
           </w:r>
           <w:r>
             <w:rPr>
-              <w:rFonts w:hint="eastAsia" w:ascii="宋体" w:hAnsi="宋体" w:eastAsia="宋体" w:cs="宋体"/>
+              <w:rFonts w:ascii="宋体" w:eastAsia="宋体" w:hAnsi="宋体" w:cs="宋体" w:hint="eastAsia"/>
               <w:szCs w:val="24"/>
             </w:rPr>
             <w:fldChar w:fldCharType="separate"/>
@@ -2297,7 +2276,7 @@
           </w:r>
           <w:r>
             <w:rPr>
-              <w:rFonts w:hint="eastAsia" w:ascii="宋体" w:hAnsi="宋体" w:eastAsia="宋体" w:cs="宋体"/>
+              <w:rFonts w:ascii="宋体" w:eastAsia="宋体" w:hAnsi="宋体" w:cs="宋体" w:hint="eastAsia"/>
               <w:szCs w:val="24"/>
             </w:rPr>
             <w:fldChar w:fldCharType="end"/>
@@ -2305,28 +2284,28 @@
         </w:p>
         <w:p>
           <w:pPr>
-            <w:pStyle w:val="16"/>
+            <w:pStyle w:val="TOC1"/>
             <w:tabs>
               <w:tab w:val="right" w:leader="dot" w:pos="8306"/>
             </w:tabs>
           </w:pPr>
           <w:r>
             <w:rPr>
-              <w:rFonts w:hint="eastAsia" w:ascii="宋体" w:hAnsi="宋体" w:eastAsia="宋体" w:cs="宋体"/>
+              <w:rFonts w:ascii="宋体" w:eastAsia="宋体" w:hAnsi="宋体" w:cs="宋体" w:hint="eastAsia"/>
               <w:szCs w:val="24"/>
             </w:rPr>
             <w:fldChar w:fldCharType="begin"/>
           </w:r>
           <w:r>
             <w:rPr>
-              <w:rFonts w:hint="eastAsia" w:ascii="宋体" w:hAnsi="宋体" w:eastAsia="宋体" w:cs="宋体"/>
+              <w:rFonts w:ascii="宋体" w:eastAsia="宋体" w:hAnsi="宋体" w:cs="宋体" w:hint="eastAsia"/>
               <w:szCs w:val="24"/>
             </w:rPr>
             <w:instrText xml:space="preserve"> HYPERLINK \l _Toc12050 </w:instrText>
           </w:r>
           <w:r>
             <w:rPr>
-              <w:rFonts w:hint="eastAsia" w:ascii="宋体" w:hAnsi="宋体" w:eastAsia="宋体" w:cs="宋体"/>
+              <w:rFonts w:ascii="宋体" w:eastAsia="宋体" w:hAnsi="宋体" w:cs="宋体" w:hint="eastAsia"/>
               <w:szCs w:val="24"/>
             </w:rPr>
             <w:fldChar w:fldCharType="separate"/>
@@ -2358,7 +2337,7 @@
           </w:r>
           <w:r>
             <w:rPr>
-              <w:rFonts w:hint="eastAsia" w:ascii="宋体" w:hAnsi="宋体" w:eastAsia="宋体" w:cs="宋体"/>
+              <w:rFonts w:ascii="宋体" w:eastAsia="宋体" w:hAnsi="宋体" w:cs="宋体" w:hint="eastAsia"/>
               <w:szCs w:val="24"/>
             </w:rPr>
             <w:fldChar w:fldCharType="end"/>
@@ -2366,28 +2345,28 @@
         </w:p>
         <w:p>
           <w:pPr>
-            <w:pStyle w:val="17"/>
+            <w:pStyle w:val="TOC2"/>
             <w:tabs>
               <w:tab w:val="right" w:leader="dot" w:pos="8306"/>
             </w:tabs>
           </w:pPr>
           <w:r>
             <w:rPr>
-              <w:rFonts w:hint="eastAsia" w:ascii="宋体" w:hAnsi="宋体" w:eastAsia="宋体" w:cs="宋体"/>
+              <w:rFonts w:ascii="宋体" w:eastAsia="宋体" w:hAnsi="宋体" w:cs="宋体" w:hint="eastAsia"/>
               <w:szCs w:val="24"/>
             </w:rPr>
             <w:fldChar w:fldCharType="begin"/>
           </w:r>
           <w:r>
             <w:rPr>
-              <w:rFonts w:hint="eastAsia" w:ascii="宋体" w:hAnsi="宋体" w:eastAsia="宋体" w:cs="宋体"/>
+              <w:rFonts w:ascii="宋体" w:eastAsia="宋体" w:hAnsi="宋体" w:cs="宋体" w:hint="eastAsia"/>
               <w:szCs w:val="24"/>
             </w:rPr>
             <w:instrText xml:space="preserve"> HYPERLINK \l _Toc20078 </w:instrText>
           </w:r>
           <w:r>
             <w:rPr>
-              <w:rFonts w:hint="eastAsia" w:ascii="宋体" w:hAnsi="宋体" w:eastAsia="宋体" w:cs="宋体"/>
+              <w:rFonts w:ascii="宋体" w:eastAsia="宋体" w:hAnsi="宋体" w:cs="宋体" w:hint="eastAsia"/>
               <w:szCs w:val="24"/>
             </w:rPr>
             <w:fldChar w:fldCharType="separate"/>
@@ -2419,7 +2398,7 @@
           </w:r>
           <w:r>
             <w:rPr>
-              <w:rFonts w:hint="eastAsia" w:ascii="宋体" w:hAnsi="宋体" w:eastAsia="宋体" w:cs="宋体"/>
+              <w:rFonts w:ascii="宋体" w:eastAsia="宋体" w:hAnsi="宋体" w:cs="宋体" w:hint="eastAsia"/>
               <w:szCs w:val="24"/>
             </w:rPr>
             <w:fldChar w:fldCharType="end"/>
@@ -2427,28 +2406,28 @@
         </w:p>
         <w:p>
           <w:pPr>
-            <w:pStyle w:val="17"/>
+            <w:pStyle w:val="TOC2"/>
             <w:tabs>
               <w:tab w:val="right" w:leader="dot" w:pos="8306"/>
             </w:tabs>
           </w:pPr>
           <w:r>
             <w:rPr>
-              <w:rFonts w:hint="eastAsia" w:ascii="宋体" w:hAnsi="宋体" w:eastAsia="宋体" w:cs="宋体"/>
+              <w:rFonts w:ascii="宋体" w:eastAsia="宋体" w:hAnsi="宋体" w:cs="宋体" w:hint="eastAsia"/>
               <w:szCs w:val="24"/>
             </w:rPr>
             <w:fldChar w:fldCharType="begin"/>
           </w:r>
           <w:r>
             <w:rPr>
-              <w:rFonts w:hint="eastAsia" w:ascii="宋体" w:hAnsi="宋体" w:eastAsia="宋体" w:cs="宋体"/>
+              <w:rFonts w:ascii="宋体" w:eastAsia="宋体" w:hAnsi="宋体" w:cs="宋体" w:hint="eastAsia"/>
               <w:szCs w:val="24"/>
             </w:rPr>
             <w:instrText xml:space="preserve"> HYPERLINK \l _Toc12374 </w:instrText>
           </w:r>
           <w:r>
             <w:rPr>
-              <w:rFonts w:hint="eastAsia" w:ascii="宋体" w:hAnsi="宋体" w:eastAsia="宋体" w:cs="宋体"/>
+              <w:rFonts w:ascii="宋体" w:eastAsia="宋体" w:hAnsi="宋体" w:cs="宋体" w:hint="eastAsia"/>
               <w:szCs w:val="24"/>
             </w:rPr>
             <w:fldChar w:fldCharType="separate"/>
@@ -2480,7 +2459,7 @@
           </w:r>
           <w:r>
             <w:rPr>
-              <w:rFonts w:hint="eastAsia" w:ascii="宋体" w:hAnsi="宋体" w:eastAsia="宋体" w:cs="宋体"/>
+              <w:rFonts w:ascii="宋体" w:eastAsia="宋体" w:hAnsi="宋体" w:cs="宋体" w:hint="eastAsia"/>
               <w:szCs w:val="24"/>
             </w:rPr>
             <w:fldChar w:fldCharType="end"/>
@@ -2488,28 +2467,28 @@
         </w:p>
         <w:p>
           <w:pPr>
-            <w:pStyle w:val="17"/>
+            <w:pStyle w:val="TOC2"/>
             <w:tabs>
               <w:tab w:val="right" w:leader="dot" w:pos="8306"/>
             </w:tabs>
           </w:pPr>
           <w:r>
             <w:rPr>
-              <w:rFonts w:hint="eastAsia" w:ascii="宋体" w:hAnsi="宋体" w:eastAsia="宋体" w:cs="宋体"/>
+              <w:rFonts w:ascii="宋体" w:eastAsia="宋体" w:hAnsi="宋体" w:cs="宋体" w:hint="eastAsia"/>
               <w:szCs w:val="24"/>
             </w:rPr>
             <w:fldChar w:fldCharType="begin"/>
           </w:r>
           <w:r>
             <w:rPr>
-              <w:rFonts w:hint="eastAsia" w:ascii="宋体" w:hAnsi="宋体" w:eastAsia="宋体" w:cs="宋体"/>
+              <w:rFonts w:ascii="宋体" w:eastAsia="宋体" w:hAnsi="宋体" w:cs="宋体" w:hint="eastAsia"/>
               <w:szCs w:val="24"/>
             </w:rPr>
             <w:instrText xml:space="preserve"> HYPERLINK \l _Toc30422 </w:instrText>
           </w:r>
           <w:r>
             <w:rPr>
-              <w:rFonts w:hint="eastAsia" w:ascii="宋体" w:hAnsi="宋体" w:eastAsia="宋体" w:cs="宋体"/>
+              <w:rFonts w:ascii="宋体" w:eastAsia="宋体" w:hAnsi="宋体" w:cs="宋体" w:hint="eastAsia"/>
               <w:szCs w:val="24"/>
             </w:rPr>
             <w:fldChar w:fldCharType="separate"/>
@@ -2541,7 +2520,7 @@
           </w:r>
           <w:r>
             <w:rPr>
-              <w:rFonts w:hint="eastAsia" w:ascii="宋体" w:hAnsi="宋体" w:eastAsia="宋体" w:cs="宋体"/>
+              <w:rFonts w:ascii="宋体" w:eastAsia="宋体" w:hAnsi="宋体" w:cs="宋体" w:hint="eastAsia"/>
               <w:szCs w:val="24"/>
             </w:rPr>
             <w:fldChar w:fldCharType="end"/>
@@ -2549,28 +2528,28 @@
         </w:p>
         <w:p>
           <w:pPr>
-            <w:pStyle w:val="16"/>
+            <w:pStyle w:val="TOC1"/>
             <w:tabs>
               <w:tab w:val="right" w:leader="dot" w:pos="8306"/>
             </w:tabs>
           </w:pPr>
           <w:r>
             <w:rPr>
-              <w:rFonts w:hint="eastAsia" w:ascii="宋体" w:hAnsi="宋体" w:eastAsia="宋体" w:cs="宋体"/>
+              <w:rFonts w:ascii="宋体" w:eastAsia="宋体" w:hAnsi="宋体" w:cs="宋体" w:hint="eastAsia"/>
               <w:szCs w:val="24"/>
             </w:rPr>
             <w:fldChar w:fldCharType="begin"/>
           </w:r>
           <w:r>
             <w:rPr>
-              <w:rFonts w:hint="eastAsia" w:ascii="宋体" w:hAnsi="宋体" w:eastAsia="宋体" w:cs="宋体"/>
+              <w:rFonts w:ascii="宋体" w:eastAsia="宋体" w:hAnsi="宋体" w:cs="宋体" w:hint="eastAsia"/>
               <w:szCs w:val="24"/>
             </w:rPr>
             <w:instrText xml:space="preserve"> HYPERLINK \l _Toc6686 </w:instrText>
           </w:r>
           <w:r>
             <w:rPr>
-              <w:rFonts w:hint="eastAsia" w:ascii="宋体" w:hAnsi="宋体" w:eastAsia="宋体" w:cs="宋体"/>
+              <w:rFonts w:ascii="宋体" w:eastAsia="宋体" w:hAnsi="宋体" w:cs="宋体" w:hint="eastAsia"/>
               <w:szCs w:val="24"/>
             </w:rPr>
             <w:fldChar w:fldCharType="separate"/>
@@ -2602,7 +2581,7 @@
           </w:r>
           <w:r>
             <w:rPr>
-              <w:rFonts w:hint="eastAsia" w:ascii="宋体" w:hAnsi="宋体" w:eastAsia="宋体" w:cs="宋体"/>
+              <w:rFonts w:ascii="宋体" w:eastAsia="宋体" w:hAnsi="宋体" w:cs="宋体" w:hint="eastAsia"/>
               <w:szCs w:val="24"/>
             </w:rPr>
             <w:fldChar w:fldCharType="end"/>
@@ -2610,28 +2589,28 @@
         </w:p>
         <w:p>
           <w:pPr>
-            <w:pStyle w:val="17"/>
+            <w:pStyle w:val="TOC2"/>
             <w:tabs>
               <w:tab w:val="right" w:leader="dot" w:pos="8306"/>
             </w:tabs>
           </w:pPr>
           <w:r>
             <w:rPr>
-              <w:rFonts w:hint="eastAsia" w:ascii="宋体" w:hAnsi="宋体" w:eastAsia="宋体" w:cs="宋体"/>
+              <w:rFonts w:ascii="宋体" w:eastAsia="宋体" w:hAnsi="宋体" w:cs="宋体" w:hint="eastAsia"/>
               <w:szCs w:val="24"/>
             </w:rPr>
             <w:fldChar w:fldCharType="begin"/>
           </w:r>
           <w:r>
             <w:rPr>
-              <w:rFonts w:hint="eastAsia" w:ascii="宋体" w:hAnsi="宋体" w:eastAsia="宋体" w:cs="宋体"/>
+              <w:rFonts w:ascii="宋体" w:eastAsia="宋体" w:hAnsi="宋体" w:cs="宋体" w:hint="eastAsia"/>
               <w:szCs w:val="24"/>
             </w:rPr>
             <w:instrText xml:space="preserve"> HYPERLINK \l _Toc22943 </w:instrText>
           </w:r>
           <w:r>
             <w:rPr>
-              <w:rFonts w:hint="eastAsia" w:ascii="宋体" w:hAnsi="宋体" w:eastAsia="宋体" w:cs="宋体"/>
+              <w:rFonts w:ascii="宋体" w:eastAsia="宋体" w:hAnsi="宋体" w:cs="宋体" w:hint="eastAsia"/>
               <w:szCs w:val="24"/>
             </w:rPr>
             <w:fldChar w:fldCharType="separate"/>
@@ -2663,7 +2642,7 @@
           </w:r>
           <w:r>
             <w:rPr>
-              <w:rFonts w:hint="eastAsia" w:ascii="宋体" w:hAnsi="宋体" w:eastAsia="宋体" w:cs="宋体"/>
+              <w:rFonts w:ascii="宋体" w:eastAsia="宋体" w:hAnsi="宋体" w:cs="宋体" w:hint="eastAsia"/>
               <w:szCs w:val="24"/>
             </w:rPr>
             <w:fldChar w:fldCharType="end"/>
@@ -2671,28 +2650,28 @@
         </w:p>
         <w:p>
           <w:pPr>
-            <w:pStyle w:val="17"/>
+            <w:pStyle w:val="TOC2"/>
             <w:tabs>
               <w:tab w:val="right" w:leader="dot" w:pos="8306"/>
             </w:tabs>
           </w:pPr>
           <w:r>
             <w:rPr>
-              <w:rFonts w:hint="eastAsia" w:ascii="宋体" w:hAnsi="宋体" w:eastAsia="宋体" w:cs="宋体"/>
+              <w:rFonts w:ascii="宋体" w:eastAsia="宋体" w:hAnsi="宋体" w:cs="宋体" w:hint="eastAsia"/>
               <w:szCs w:val="24"/>
             </w:rPr>
             <w:fldChar w:fldCharType="begin"/>
           </w:r>
           <w:r>
             <w:rPr>
-              <w:rFonts w:hint="eastAsia" w:ascii="宋体" w:hAnsi="宋体" w:eastAsia="宋体" w:cs="宋体"/>
+              <w:rFonts w:ascii="宋体" w:eastAsia="宋体" w:hAnsi="宋体" w:cs="宋体" w:hint="eastAsia"/>
               <w:szCs w:val="24"/>
             </w:rPr>
             <w:instrText xml:space="preserve"> HYPERLINK \l _Toc13826 </w:instrText>
           </w:r>
           <w:r>
             <w:rPr>
-              <w:rFonts w:hint="eastAsia" w:ascii="宋体" w:hAnsi="宋体" w:eastAsia="宋体" w:cs="宋体"/>
+              <w:rFonts w:ascii="宋体" w:eastAsia="宋体" w:hAnsi="宋体" w:cs="宋体" w:hint="eastAsia"/>
               <w:szCs w:val="24"/>
             </w:rPr>
             <w:fldChar w:fldCharType="separate"/>
@@ -2724,7 +2703,7 @@
           </w:r>
           <w:r>
             <w:rPr>
-              <w:rFonts w:hint="eastAsia" w:ascii="宋体" w:hAnsi="宋体" w:eastAsia="宋体" w:cs="宋体"/>
+              <w:rFonts w:ascii="宋体" w:eastAsia="宋体" w:hAnsi="宋体" w:cs="宋体" w:hint="eastAsia"/>
               <w:szCs w:val="24"/>
             </w:rPr>
             <w:fldChar w:fldCharType="end"/>
@@ -2732,28 +2711,28 @@
         </w:p>
         <w:p>
           <w:pPr>
-            <w:pStyle w:val="16"/>
+            <w:pStyle w:val="TOC1"/>
             <w:tabs>
               <w:tab w:val="right" w:leader="dot" w:pos="8306"/>
             </w:tabs>
           </w:pPr>
           <w:r>
             <w:rPr>
-              <w:rFonts w:hint="eastAsia" w:ascii="宋体" w:hAnsi="宋体" w:eastAsia="宋体" w:cs="宋体"/>
+              <w:rFonts w:ascii="宋体" w:eastAsia="宋体" w:hAnsi="宋体" w:cs="宋体" w:hint="eastAsia"/>
               <w:szCs w:val="24"/>
             </w:rPr>
             <w:fldChar w:fldCharType="begin"/>
           </w:r>
           <w:r>
             <w:rPr>
-              <w:rFonts w:hint="eastAsia" w:ascii="宋体" w:hAnsi="宋体" w:eastAsia="宋体" w:cs="宋体"/>
+              <w:rFonts w:ascii="宋体" w:eastAsia="宋体" w:hAnsi="宋体" w:cs="宋体" w:hint="eastAsia"/>
               <w:szCs w:val="24"/>
             </w:rPr>
             <w:instrText xml:space="preserve"> HYPERLINK \l _Toc19288 </w:instrText>
           </w:r>
           <w:r>
             <w:rPr>
-              <w:rFonts w:hint="eastAsia" w:ascii="宋体" w:hAnsi="宋体" w:eastAsia="宋体" w:cs="宋体"/>
+              <w:rFonts w:ascii="宋体" w:eastAsia="宋体" w:hAnsi="宋体" w:cs="宋体" w:hint="eastAsia"/>
               <w:szCs w:val="24"/>
             </w:rPr>
             <w:fldChar w:fldCharType="separate"/>
@@ -2785,7 +2764,7 @@
           </w:r>
           <w:r>
             <w:rPr>
-              <w:rFonts w:hint="eastAsia" w:ascii="宋体" w:hAnsi="宋体" w:eastAsia="宋体" w:cs="宋体"/>
+              <w:rFonts w:ascii="宋体" w:eastAsia="宋体" w:hAnsi="宋体" w:cs="宋体" w:hint="eastAsia"/>
               <w:szCs w:val="24"/>
             </w:rPr>
             <w:fldChar w:fldCharType="end"/>
@@ -2793,28 +2772,28 @@
         </w:p>
         <w:p>
           <w:pPr>
-            <w:pStyle w:val="17"/>
+            <w:pStyle w:val="TOC2"/>
             <w:tabs>
               <w:tab w:val="right" w:leader="dot" w:pos="8306"/>
             </w:tabs>
           </w:pPr>
           <w:r>
             <w:rPr>
-              <w:rFonts w:hint="eastAsia" w:ascii="宋体" w:hAnsi="宋体" w:eastAsia="宋体" w:cs="宋体"/>
+              <w:rFonts w:ascii="宋体" w:eastAsia="宋体" w:hAnsi="宋体" w:cs="宋体" w:hint="eastAsia"/>
               <w:szCs w:val="24"/>
             </w:rPr>
             <w:fldChar w:fldCharType="begin"/>
           </w:r>
           <w:r>
             <w:rPr>
-              <w:rFonts w:hint="eastAsia" w:ascii="宋体" w:hAnsi="宋体" w:eastAsia="宋体" w:cs="宋体"/>
+              <w:rFonts w:ascii="宋体" w:eastAsia="宋体" w:hAnsi="宋体" w:cs="宋体" w:hint="eastAsia"/>
               <w:szCs w:val="24"/>
             </w:rPr>
             <w:instrText xml:space="preserve"> HYPERLINK \l _Toc23107 </w:instrText>
           </w:r>
           <w:r>
             <w:rPr>
-              <w:rFonts w:hint="eastAsia" w:ascii="宋体" w:hAnsi="宋体" w:eastAsia="宋体" w:cs="宋体"/>
+              <w:rFonts w:ascii="宋体" w:eastAsia="宋体" w:hAnsi="宋体" w:cs="宋体" w:hint="eastAsia"/>
               <w:szCs w:val="24"/>
             </w:rPr>
             <w:fldChar w:fldCharType="separate"/>
@@ -2846,7 +2825,7 @@
           </w:r>
           <w:r>
             <w:rPr>
-              <w:rFonts w:hint="eastAsia" w:ascii="宋体" w:hAnsi="宋体" w:eastAsia="宋体" w:cs="宋体"/>
+              <w:rFonts w:ascii="宋体" w:eastAsia="宋体" w:hAnsi="宋体" w:cs="宋体" w:hint="eastAsia"/>
               <w:szCs w:val="24"/>
             </w:rPr>
             <w:fldChar w:fldCharType="end"/>
@@ -2854,28 +2833,28 @@
         </w:p>
         <w:p>
           <w:pPr>
-            <w:pStyle w:val="17"/>
+            <w:pStyle w:val="TOC2"/>
             <w:tabs>
               <w:tab w:val="right" w:leader="dot" w:pos="8306"/>
             </w:tabs>
           </w:pPr>
           <w:r>
             <w:rPr>
-              <w:rFonts w:hint="eastAsia" w:ascii="宋体" w:hAnsi="宋体" w:eastAsia="宋体" w:cs="宋体"/>
+              <w:rFonts w:ascii="宋体" w:eastAsia="宋体" w:hAnsi="宋体" w:cs="宋体" w:hint="eastAsia"/>
               <w:szCs w:val="24"/>
             </w:rPr>
             <w:fldChar w:fldCharType="begin"/>
           </w:r>
           <w:r>
             <w:rPr>
-              <w:rFonts w:hint="eastAsia" w:ascii="宋体" w:hAnsi="宋体" w:eastAsia="宋体" w:cs="宋体"/>
+              <w:rFonts w:ascii="宋体" w:eastAsia="宋体" w:hAnsi="宋体" w:cs="宋体" w:hint="eastAsia"/>
               <w:szCs w:val="24"/>
             </w:rPr>
             <w:instrText xml:space="preserve"> HYPERLINK \l _Toc5482 </w:instrText>
           </w:r>
           <w:r>
             <w:rPr>
-              <w:rFonts w:hint="eastAsia" w:ascii="宋体" w:hAnsi="宋体" w:eastAsia="宋体" w:cs="宋体"/>
+              <w:rFonts w:ascii="宋体" w:eastAsia="宋体" w:hAnsi="宋体" w:cs="宋体" w:hint="eastAsia"/>
               <w:szCs w:val="24"/>
             </w:rPr>
             <w:fldChar w:fldCharType="separate"/>
@@ -2907,7 +2886,7 @@
           </w:r>
           <w:r>
             <w:rPr>
-              <w:rFonts w:hint="eastAsia" w:ascii="宋体" w:hAnsi="宋体" w:eastAsia="宋体" w:cs="宋体"/>
+              <w:rFonts w:ascii="宋体" w:eastAsia="宋体" w:hAnsi="宋体" w:cs="宋体" w:hint="eastAsia"/>
               <w:szCs w:val="24"/>
             </w:rPr>
             <w:fldChar w:fldCharType="end"/>
@@ -2915,28 +2894,28 @@
         </w:p>
         <w:p>
           <w:pPr>
-            <w:pStyle w:val="16"/>
+            <w:pStyle w:val="TOC1"/>
             <w:tabs>
               <w:tab w:val="right" w:leader="dot" w:pos="8306"/>
             </w:tabs>
           </w:pPr>
           <w:r>
             <w:rPr>
-              <w:rFonts w:hint="eastAsia" w:ascii="宋体" w:hAnsi="宋体" w:eastAsia="宋体" w:cs="宋体"/>
+              <w:rFonts w:ascii="宋体" w:eastAsia="宋体" w:hAnsi="宋体" w:cs="宋体" w:hint="eastAsia"/>
               <w:szCs w:val="24"/>
             </w:rPr>
             <w:fldChar w:fldCharType="begin"/>
           </w:r>
           <w:r>
             <w:rPr>
-              <w:rFonts w:hint="eastAsia" w:ascii="宋体" w:hAnsi="宋体" w:eastAsia="宋体" w:cs="宋体"/>
+              <w:rFonts w:ascii="宋体" w:eastAsia="宋体" w:hAnsi="宋体" w:cs="宋体" w:hint="eastAsia"/>
               <w:szCs w:val="24"/>
             </w:rPr>
             <w:instrText xml:space="preserve"> HYPERLINK \l _Toc28207 </w:instrText>
           </w:r>
           <w:r>
             <w:rPr>
-              <w:rFonts w:hint="eastAsia" w:ascii="宋体" w:hAnsi="宋体" w:eastAsia="宋体" w:cs="宋体"/>
+              <w:rFonts w:ascii="宋体" w:eastAsia="宋体" w:hAnsi="宋体" w:cs="宋体" w:hint="eastAsia"/>
               <w:szCs w:val="24"/>
             </w:rPr>
             <w:fldChar w:fldCharType="separate"/>
@@ -2968,7 +2947,7 @@
           </w:r>
           <w:r>
             <w:rPr>
-              <w:rFonts w:hint="eastAsia" w:ascii="宋体" w:hAnsi="宋体" w:eastAsia="宋体" w:cs="宋体"/>
+              <w:rFonts w:ascii="宋体" w:eastAsia="宋体" w:hAnsi="宋体" w:cs="宋体" w:hint="eastAsia"/>
               <w:szCs w:val="24"/>
             </w:rPr>
             <w:fldChar w:fldCharType="end"/>
@@ -2976,28 +2955,28 @@
         </w:p>
         <w:p>
           <w:pPr>
-            <w:pStyle w:val="17"/>
+            <w:pStyle w:val="TOC2"/>
             <w:tabs>
               <w:tab w:val="right" w:leader="dot" w:pos="8306"/>
             </w:tabs>
           </w:pPr>
           <w:r>
             <w:rPr>
-              <w:rFonts w:hint="eastAsia" w:ascii="宋体" w:hAnsi="宋体" w:eastAsia="宋体" w:cs="宋体"/>
+              <w:rFonts w:ascii="宋体" w:eastAsia="宋体" w:hAnsi="宋体" w:cs="宋体" w:hint="eastAsia"/>
               <w:szCs w:val="24"/>
             </w:rPr>
             <w:fldChar w:fldCharType="begin"/>
           </w:r>
           <w:r>
             <w:rPr>
-              <w:rFonts w:hint="eastAsia" w:ascii="宋体" w:hAnsi="宋体" w:eastAsia="宋体" w:cs="宋体"/>
+              <w:rFonts w:ascii="宋体" w:eastAsia="宋体" w:hAnsi="宋体" w:cs="宋体" w:hint="eastAsia"/>
               <w:szCs w:val="24"/>
             </w:rPr>
             <w:instrText xml:space="preserve"> HYPERLINK \l _Toc16230 </w:instrText>
           </w:r>
           <w:r>
             <w:rPr>
-              <w:rFonts w:hint="eastAsia" w:ascii="宋体" w:hAnsi="宋体" w:eastAsia="宋体" w:cs="宋体"/>
+              <w:rFonts w:ascii="宋体" w:eastAsia="宋体" w:hAnsi="宋体" w:cs="宋体" w:hint="eastAsia"/>
               <w:szCs w:val="24"/>
             </w:rPr>
             <w:fldChar w:fldCharType="separate"/>
@@ -3029,7 +3008,7 @@
           </w:r>
           <w:r>
             <w:rPr>
-              <w:rFonts w:hint="eastAsia" w:ascii="宋体" w:hAnsi="宋体" w:eastAsia="宋体" w:cs="宋体"/>
+              <w:rFonts w:ascii="宋体" w:eastAsia="宋体" w:hAnsi="宋体" w:cs="宋体" w:hint="eastAsia"/>
               <w:szCs w:val="24"/>
             </w:rPr>
             <w:fldChar w:fldCharType="end"/>
@@ -3037,28 +3016,28 @@
         </w:p>
         <w:p>
           <w:pPr>
-            <w:pStyle w:val="17"/>
+            <w:pStyle w:val="TOC2"/>
             <w:tabs>
               <w:tab w:val="right" w:leader="dot" w:pos="8306"/>
             </w:tabs>
           </w:pPr>
           <w:r>
             <w:rPr>
-              <w:rFonts w:hint="eastAsia" w:ascii="宋体" w:hAnsi="宋体" w:eastAsia="宋体" w:cs="宋体"/>
+              <w:rFonts w:ascii="宋体" w:eastAsia="宋体" w:hAnsi="宋体" w:cs="宋体" w:hint="eastAsia"/>
               <w:szCs w:val="24"/>
             </w:rPr>
             <w:fldChar w:fldCharType="begin"/>
           </w:r>
           <w:r>
             <w:rPr>
-              <w:rFonts w:hint="eastAsia" w:ascii="宋体" w:hAnsi="宋体" w:eastAsia="宋体" w:cs="宋体"/>
+              <w:rFonts w:ascii="宋体" w:eastAsia="宋体" w:hAnsi="宋体" w:cs="宋体" w:hint="eastAsia"/>
               <w:szCs w:val="24"/>
             </w:rPr>
             <w:instrText xml:space="preserve"> HYPERLINK \l _Toc2718 </w:instrText>
           </w:r>
           <w:r>
             <w:rPr>
-              <w:rFonts w:hint="eastAsia" w:ascii="宋体" w:hAnsi="宋体" w:eastAsia="宋体" w:cs="宋体"/>
+              <w:rFonts w:ascii="宋体" w:eastAsia="宋体" w:hAnsi="宋体" w:cs="宋体" w:hint="eastAsia"/>
               <w:szCs w:val="24"/>
             </w:rPr>
             <w:fldChar w:fldCharType="separate"/>
@@ -3090,7 +3069,7 @@
           </w:r>
           <w:r>
             <w:rPr>
-              <w:rFonts w:hint="eastAsia" w:ascii="宋体" w:hAnsi="宋体" w:eastAsia="宋体" w:cs="宋体"/>
+              <w:rFonts w:ascii="宋体" w:eastAsia="宋体" w:hAnsi="宋体" w:cs="宋体" w:hint="eastAsia"/>
               <w:szCs w:val="24"/>
             </w:rPr>
             <w:fldChar w:fldCharType="end"/>
@@ -3098,28 +3077,28 @@
         </w:p>
         <w:p>
           <w:pPr>
-            <w:pStyle w:val="17"/>
+            <w:pStyle w:val="TOC2"/>
             <w:tabs>
               <w:tab w:val="right" w:leader="dot" w:pos="8306"/>
             </w:tabs>
           </w:pPr>
           <w:r>
             <w:rPr>
-              <w:rFonts w:hint="eastAsia" w:ascii="宋体" w:hAnsi="宋体" w:eastAsia="宋体" w:cs="宋体"/>
+              <w:rFonts w:ascii="宋体" w:eastAsia="宋体" w:hAnsi="宋体" w:cs="宋体" w:hint="eastAsia"/>
               <w:szCs w:val="24"/>
             </w:rPr>
             <w:fldChar w:fldCharType="begin"/>
           </w:r>
           <w:r>
             <w:rPr>
-              <w:rFonts w:hint="eastAsia" w:ascii="宋体" w:hAnsi="宋体" w:eastAsia="宋体" w:cs="宋体"/>
+              <w:rFonts w:ascii="宋体" w:eastAsia="宋体" w:hAnsi="宋体" w:cs="宋体" w:hint="eastAsia"/>
               <w:szCs w:val="24"/>
             </w:rPr>
             <w:instrText xml:space="preserve"> HYPERLINK \l _Toc14346 </w:instrText>
           </w:r>
           <w:r>
             <w:rPr>
-              <w:rFonts w:hint="eastAsia" w:ascii="宋体" w:hAnsi="宋体" w:eastAsia="宋体" w:cs="宋体"/>
+              <w:rFonts w:ascii="宋体" w:eastAsia="宋体" w:hAnsi="宋体" w:cs="宋体" w:hint="eastAsia"/>
               <w:szCs w:val="24"/>
             </w:rPr>
             <w:fldChar w:fldCharType="separate"/>
@@ -3151,7 +3130,7 @@
           </w:r>
           <w:r>
             <w:rPr>
-              <w:rFonts w:hint="eastAsia" w:ascii="宋体" w:hAnsi="宋体" w:eastAsia="宋体" w:cs="宋体"/>
+              <w:rFonts w:ascii="宋体" w:eastAsia="宋体" w:hAnsi="宋体" w:cs="宋体" w:hint="eastAsia"/>
               <w:szCs w:val="24"/>
             </w:rPr>
             <w:fldChar w:fldCharType="end"/>
@@ -3159,28 +3138,28 @@
         </w:p>
         <w:p>
           <w:pPr>
-            <w:pStyle w:val="17"/>
+            <w:pStyle w:val="TOC2"/>
             <w:tabs>
               <w:tab w:val="right" w:leader="dot" w:pos="8306"/>
             </w:tabs>
           </w:pPr>
           <w:r>
             <w:rPr>
-              <w:rFonts w:hint="eastAsia" w:ascii="宋体" w:hAnsi="宋体" w:eastAsia="宋体" w:cs="宋体"/>
+              <w:rFonts w:ascii="宋体" w:eastAsia="宋体" w:hAnsi="宋体" w:cs="宋体" w:hint="eastAsia"/>
               <w:szCs w:val="24"/>
             </w:rPr>
             <w:fldChar w:fldCharType="begin"/>
           </w:r>
           <w:r>
             <w:rPr>
-              <w:rFonts w:hint="eastAsia" w:ascii="宋体" w:hAnsi="宋体" w:eastAsia="宋体" w:cs="宋体"/>
+              <w:rFonts w:ascii="宋体" w:eastAsia="宋体" w:hAnsi="宋体" w:cs="宋体" w:hint="eastAsia"/>
               <w:szCs w:val="24"/>
             </w:rPr>
             <w:instrText xml:space="preserve"> HYPERLINK \l _Toc24445 </w:instrText>
           </w:r>
           <w:r>
             <w:rPr>
-              <w:rFonts w:hint="eastAsia" w:ascii="宋体" w:hAnsi="宋体" w:eastAsia="宋体" w:cs="宋体"/>
+              <w:rFonts w:ascii="宋体" w:eastAsia="宋体" w:hAnsi="宋体" w:cs="宋体" w:hint="eastAsia"/>
               <w:szCs w:val="24"/>
             </w:rPr>
             <w:fldChar w:fldCharType="separate"/>
@@ -3212,7 +3191,7 @@
           </w:r>
           <w:r>
             <w:rPr>
-              <w:rFonts w:hint="eastAsia" w:ascii="宋体" w:hAnsi="宋体" w:eastAsia="宋体" w:cs="宋体"/>
+              <w:rFonts w:ascii="宋体" w:eastAsia="宋体" w:hAnsi="宋体" w:cs="宋体" w:hint="eastAsia"/>
               <w:szCs w:val="24"/>
             </w:rPr>
             <w:fldChar w:fldCharType="end"/>
@@ -3220,28 +3199,28 @@
         </w:p>
         <w:p>
           <w:pPr>
-            <w:pStyle w:val="16"/>
+            <w:pStyle w:val="TOC1"/>
             <w:tabs>
               <w:tab w:val="right" w:leader="dot" w:pos="8306"/>
             </w:tabs>
           </w:pPr>
           <w:r>
             <w:rPr>
-              <w:rFonts w:hint="eastAsia" w:ascii="宋体" w:hAnsi="宋体" w:eastAsia="宋体" w:cs="宋体"/>
+              <w:rFonts w:ascii="宋体" w:eastAsia="宋体" w:hAnsi="宋体" w:cs="宋体" w:hint="eastAsia"/>
               <w:szCs w:val="24"/>
             </w:rPr>
             <w:fldChar w:fldCharType="begin"/>
           </w:r>
           <w:r>
             <w:rPr>
-              <w:rFonts w:hint="eastAsia" w:ascii="宋体" w:hAnsi="宋体" w:eastAsia="宋体" w:cs="宋体"/>
+              <w:rFonts w:ascii="宋体" w:eastAsia="宋体" w:hAnsi="宋体" w:cs="宋体" w:hint="eastAsia"/>
               <w:szCs w:val="24"/>
             </w:rPr>
             <w:instrText xml:space="preserve"> HYPERLINK \l _Toc811 </w:instrText>
           </w:r>
           <w:r>
             <w:rPr>
-              <w:rFonts w:hint="eastAsia" w:ascii="宋体" w:hAnsi="宋体" w:eastAsia="宋体" w:cs="宋体"/>
+              <w:rFonts w:ascii="宋体" w:eastAsia="宋体" w:hAnsi="宋体" w:cs="宋体" w:hint="eastAsia"/>
               <w:szCs w:val="24"/>
             </w:rPr>
             <w:fldChar w:fldCharType="separate"/>
@@ -3273,7 +3252,7 @@
           </w:r>
           <w:r>
             <w:rPr>
-              <w:rFonts w:hint="eastAsia" w:ascii="宋体" w:hAnsi="宋体" w:eastAsia="宋体" w:cs="宋体"/>
+              <w:rFonts w:ascii="宋体" w:eastAsia="宋体" w:hAnsi="宋体" w:cs="宋体" w:hint="eastAsia"/>
               <w:szCs w:val="24"/>
             </w:rPr>
             <w:fldChar w:fldCharType="end"/>
@@ -3281,28 +3260,28 @@
         </w:p>
         <w:p>
           <w:pPr>
-            <w:pStyle w:val="16"/>
+            <w:pStyle w:val="TOC1"/>
             <w:tabs>
               <w:tab w:val="right" w:leader="dot" w:pos="8306"/>
             </w:tabs>
           </w:pPr>
           <w:r>
             <w:rPr>
-              <w:rFonts w:hint="eastAsia" w:ascii="宋体" w:hAnsi="宋体" w:eastAsia="宋体" w:cs="宋体"/>
+              <w:rFonts w:ascii="宋体" w:eastAsia="宋体" w:hAnsi="宋体" w:cs="宋体" w:hint="eastAsia"/>
               <w:szCs w:val="24"/>
             </w:rPr>
             <w:fldChar w:fldCharType="begin"/>
           </w:r>
           <w:r>
             <w:rPr>
-              <w:rFonts w:hint="eastAsia" w:ascii="宋体" w:hAnsi="宋体" w:eastAsia="宋体" w:cs="宋体"/>
+              <w:rFonts w:ascii="宋体" w:eastAsia="宋体" w:hAnsi="宋体" w:cs="宋体" w:hint="eastAsia"/>
               <w:szCs w:val="24"/>
             </w:rPr>
             <w:instrText xml:space="preserve"> HYPERLINK \l _Toc3710 </w:instrText>
           </w:r>
           <w:r>
             <w:rPr>
-              <w:rFonts w:hint="eastAsia" w:ascii="宋体" w:hAnsi="宋体" w:eastAsia="宋体" w:cs="宋体"/>
+              <w:rFonts w:ascii="宋体" w:eastAsia="宋体" w:hAnsi="宋体" w:cs="宋体" w:hint="eastAsia"/>
               <w:szCs w:val="24"/>
             </w:rPr>
             <w:fldChar w:fldCharType="separate"/>
@@ -3334,7 +3313,7 @@
           </w:r>
           <w:r>
             <w:rPr>
-              <w:rFonts w:hint="eastAsia" w:ascii="宋体" w:hAnsi="宋体" w:eastAsia="宋体" w:cs="宋体"/>
+              <w:rFonts w:ascii="宋体" w:eastAsia="宋体" w:hAnsi="宋体" w:cs="宋体" w:hint="eastAsia"/>
               <w:szCs w:val="24"/>
             </w:rPr>
             <w:fldChar w:fldCharType="end"/>
@@ -3342,28 +3321,28 @@
         </w:p>
         <w:p>
           <w:pPr>
-            <w:pStyle w:val="16"/>
+            <w:pStyle w:val="TOC1"/>
             <w:tabs>
               <w:tab w:val="right" w:leader="dot" w:pos="8306"/>
             </w:tabs>
           </w:pPr>
           <w:r>
             <w:rPr>
-              <w:rFonts w:hint="eastAsia" w:ascii="宋体" w:hAnsi="宋体" w:eastAsia="宋体" w:cs="宋体"/>
+              <w:rFonts w:ascii="宋体" w:eastAsia="宋体" w:hAnsi="宋体" w:cs="宋体" w:hint="eastAsia"/>
               <w:szCs w:val="24"/>
             </w:rPr>
             <w:fldChar w:fldCharType="begin"/>
           </w:r>
           <w:r>
             <w:rPr>
-              <w:rFonts w:hint="eastAsia" w:ascii="宋体" w:hAnsi="宋体" w:eastAsia="宋体" w:cs="宋体"/>
+              <w:rFonts w:ascii="宋体" w:eastAsia="宋体" w:hAnsi="宋体" w:cs="宋体" w:hint="eastAsia"/>
               <w:szCs w:val="24"/>
             </w:rPr>
             <w:instrText xml:space="preserve"> HYPERLINK \l _Toc31776 </w:instrText>
           </w:r>
           <w:r>
             <w:rPr>
-              <w:rFonts w:hint="eastAsia" w:ascii="宋体" w:hAnsi="宋体" w:eastAsia="宋体" w:cs="宋体"/>
+              <w:rFonts w:ascii="宋体" w:eastAsia="宋体" w:hAnsi="宋体" w:cs="宋体" w:hint="eastAsia"/>
               <w:szCs w:val="24"/>
             </w:rPr>
             <w:fldChar w:fldCharType="separate"/>
@@ -3395,7 +3374,7 @@
           </w:r>
           <w:r>
             <w:rPr>
-              <w:rFonts w:hint="eastAsia" w:ascii="宋体" w:hAnsi="宋体" w:eastAsia="宋体" w:cs="宋体"/>
+              <w:rFonts w:ascii="宋体" w:eastAsia="宋体" w:hAnsi="宋体" w:cs="宋体" w:hint="eastAsia"/>
               <w:szCs w:val="24"/>
             </w:rPr>
             <w:fldChar w:fldCharType="end"/>
@@ -3403,28 +3382,28 @@
         </w:p>
         <w:p>
           <w:pPr>
-            <w:pStyle w:val="16"/>
+            <w:pStyle w:val="TOC1"/>
             <w:tabs>
               <w:tab w:val="right" w:leader="dot" w:pos="8306"/>
             </w:tabs>
           </w:pPr>
           <w:r>
             <w:rPr>
-              <w:rFonts w:hint="eastAsia" w:ascii="宋体" w:hAnsi="宋体" w:eastAsia="宋体" w:cs="宋体"/>
+              <w:rFonts w:ascii="宋体" w:eastAsia="宋体" w:hAnsi="宋体" w:cs="宋体" w:hint="eastAsia"/>
               <w:szCs w:val="24"/>
             </w:rPr>
             <w:fldChar w:fldCharType="begin"/>
           </w:r>
           <w:r>
             <w:rPr>
-              <w:rFonts w:hint="eastAsia" w:ascii="宋体" w:hAnsi="宋体" w:eastAsia="宋体" w:cs="宋体"/>
+              <w:rFonts w:ascii="宋体" w:eastAsia="宋体" w:hAnsi="宋体" w:cs="宋体" w:hint="eastAsia"/>
               <w:szCs w:val="24"/>
             </w:rPr>
             <w:instrText xml:space="preserve"> HYPERLINK \l _Toc27741 </w:instrText>
           </w:r>
           <w:r>
             <w:rPr>
-              <w:rFonts w:hint="eastAsia" w:ascii="宋体" w:hAnsi="宋体" w:eastAsia="宋体" w:cs="宋体"/>
+              <w:rFonts w:ascii="宋体" w:eastAsia="宋体" w:hAnsi="宋体" w:cs="宋体" w:hint="eastAsia"/>
               <w:szCs w:val="24"/>
             </w:rPr>
             <w:fldChar w:fldCharType="separate"/>
@@ -3456,7 +3435,7 @@
           </w:r>
           <w:r>
             <w:rPr>
-              <w:rFonts w:hint="eastAsia" w:ascii="宋体" w:hAnsi="宋体" w:eastAsia="宋体" w:cs="宋体"/>
+              <w:rFonts w:ascii="宋体" w:eastAsia="宋体" w:hAnsi="宋体" w:cs="宋体" w:hint="eastAsia"/>
               <w:szCs w:val="24"/>
             </w:rPr>
             <w:fldChar w:fldCharType="end"/>
@@ -3479,7 +3458,7 @@
             <w:snapToGrid w:val="0"/>
             <w:textAlignment w:val="baseline"/>
             <w:rPr>
-              <w:rFonts w:hint="eastAsia" w:ascii="宋体" w:hAnsi="宋体" w:eastAsia="宋体" w:cs="宋体"/>
+              <w:rFonts w:ascii="宋体" w:eastAsia="宋体" w:hAnsi="宋体" w:cs="宋体" w:hint="eastAsia"/>
               <w:snapToGrid w:val="0"/>
               <w:color w:val="000000"/>
               <w:kern w:val="0"/>
@@ -3490,7 +3469,7 @@
           </w:pPr>
           <w:r>
             <w:rPr>
-              <w:rFonts w:hint="eastAsia" w:ascii="宋体" w:hAnsi="宋体" w:eastAsia="宋体" w:cs="宋体"/>
+              <w:rFonts w:ascii="宋体" w:eastAsia="宋体" w:hAnsi="宋体" w:cs="宋体" w:hint="eastAsia"/>
               <w:szCs w:val="24"/>
             </w:rPr>
             <w:fldChar w:fldCharType="end"/>
@@ -3515,7 +3494,7 @@
         <w:snapToGrid w:val="0"/>
         <w:textAlignment w:val="baseline"/>
         <w:rPr>
-          <w:rFonts w:ascii="Arial" w:hAnsi="Arial" w:eastAsia="Arial" w:cs="Arial"/>
+          <w:rFonts w:ascii="Arial" w:eastAsia="Arial" w:hAnsi="Arial" w:cs="Arial"/>
           <w:snapToGrid w:val="0"/>
           <w:color w:val="000000"/>
           <w:kern w:val="0"/>
@@ -3526,7 +3505,7 @@
       </w:pPr>
       <w:r>
         <w:rPr>
-          <w:rFonts w:ascii="Arial" w:hAnsi="Arial" w:eastAsia="Arial" w:cs="Arial"/>
+          <w:rFonts w:ascii="Arial" w:eastAsia="Arial" w:hAnsi="Arial" w:cs="Arial"/>
           <w:snapToGrid w:val="0"/>
           <w:color w:val="000000"/>
           <w:kern w:val="0"/>
@@ -3539,14 +3518,14 @@
     </w:p>
     <w:p>
       <w:pPr>
-        <w:pStyle w:val="28"/>
-        <w:bidi w:val="0"/>
-        <w:rPr>
-          <w:rFonts w:hint="default"/>
-          <w:lang w:val="en-US" w:eastAsia="zh-CN"/>
-        </w:rPr>
-      </w:pPr>
-      <w:bookmarkStart w:id="3" w:name="_Toc12050"/>
+        <w:pStyle w:val="1"/>
+        <w:bidi w:val="0"/>
+        <w:rPr>
+          <w:rFonts w:hint="default"/>
+          <w:lang w:val="en-US" w:eastAsia="zh-CN"/>
+        </w:rPr>
+      </w:pPr>
+      <w:bookmarkStart w:id="4" w:name="_Toc12050"/>
       <w:r>
         <w:rPr>
           <w:rFonts w:hint="default"/>
@@ -3554,18 +3533,18 @@
         </w:rPr>
         <w:t>引言</w:t>
       </w:r>
-      <w:bookmarkEnd w:id="3"/>
-    </w:p>
-    <w:p>
-      <w:pPr>
-        <w:pStyle w:val="30"/>
-        <w:bidi w:val="0"/>
-        <w:rPr>
-          <w:rFonts w:hint="default"/>
-          <w:lang w:val="en-US" w:eastAsia="zh-CN"/>
-        </w:rPr>
-      </w:pPr>
-      <w:bookmarkStart w:id="4" w:name="_Toc20078"/>
+      <w:bookmarkEnd w:id="4"/>
+    </w:p>
+    <w:p>
+      <w:pPr>
+        <w:pStyle w:val="2"/>
+        <w:bidi w:val="0"/>
+        <w:rPr>
+          <w:rFonts w:hint="default"/>
+          <w:lang w:val="en-US" w:eastAsia="zh-CN"/>
+        </w:rPr>
+      </w:pPr>
+      <w:bookmarkStart w:id="5" w:name="_Toc20078"/>
       <w:r>
         <w:rPr>
           <w:rFonts w:hint="default"/>
@@ -3573,11 +3552,11 @@
         </w:rPr>
         <w:t>计划目的</w:t>
       </w:r>
-      <w:bookmarkEnd w:id="4"/>
-    </w:p>
-    <w:p>
-      <w:pPr>
-        <w:pStyle w:val="29"/>
+      <w:bookmarkEnd w:id="5"/>
+    </w:p>
+    <w:p>
+      <w:pPr>
+        <w:pStyle w:val="a1"/>
         <w:bidi w:val="0"/>
         <w:rPr>
           <w:rFonts w:hint="default"/>
@@ -3594,7 +3573,7 @@
     </w:p>
     <w:p>
       <w:pPr>
-        <w:pStyle w:val="29"/>
+        <w:pStyle w:val="a1"/>
         <w:bidi w:val="0"/>
         <w:rPr>
           <w:rFonts w:hint="default"/>
@@ -3611,14 +3590,14 @@
     </w:p>
     <w:p>
       <w:pPr>
-        <w:pStyle w:val="30"/>
-        <w:bidi w:val="0"/>
-        <w:rPr>
-          <w:rFonts w:hint="default"/>
-          <w:lang w:val="en-US" w:eastAsia="zh-CN"/>
-        </w:rPr>
-      </w:pPr>
-      <w:bookmarkStart w:id="5" w:name="_Toc12374"/>
+        <w:pStyle w:val="2"/>
+        <w:bidi w:val="0"/>
+        <w:rPr>
+          <w:rFonts w:hint="default"/>
+          <w:lang w:val="en-US" w:eastAsia="zh-CN"/>
+        </w:rPr>
+      </w:pPr>
+      <w:bookmarkStart w:id="6" w:name="_Toc12374"/>
       <w:r>
         <w:rPr>
           <w:rFonts w:hint="default"/>
@@ -3626,11 +3605,11 @@
         </w:rPr>
         <w:t>适用范围</w:t>
       </w:r>
-      <w:bookmarkEnd w:id="5"/>
-    </w:p>
-    <w:p>
-      <w:pPr>
-        <w:pStyle w:val="29"/>
+      <w:bookmarkEnd w:id="6"/>
+    </w:p>
+    <w:p>
+      <w:pPr>
+        <w:pStyle w:val="a1"/>
         <w:bidi w:val="0"/>
         <w:rPr>
           <w:rFonts w:hint="default"/>
@@ -3647,14 +3626,14 @@
     </w:p>
     <w:p>
       <w:pPr>
-        <w:pStyle w:val="30"/>
-        <w:bidi w:val="0"/>
-        <w:rPr>
-          <w:rFonts w:hint="default"/>
-          <w:lang w:val="en-US" w:eastAsia="zh-CN"/>
-        </w:rPr>
-      </w:pPr>
-      <w:bookmarkStart w:id="6" w:name="_Toc30422"/>
+        <w:pStyle w:val="2"/>
+        <w:bidi w:val="0"/>
+        <w:rPr>
+          <w:rFonts w:hint="default"/>
+          <w:lang w:val="en-US" w:eastAsia="zh-CN"/>
+        </w:rPr>
+      </w:pPr>
+      <w:bookmarkStart w:id="7" w:name="_Toc30422"/>
       <w:r>
         <w:rPr>
           <w:rFonts w:hint="default"/>
@@ -3662,11 +3641,11 @@
         </w:rPr>
         <w:t>引用文件</w:t>
       </w:r>
-      <w:bookmarkEnd w:id="6"/>
-    </w:p>
-    <w:p>
-      <w:pPr>
-        <w:pStyle w:val="29"/>
+      <w:bookmarkEnd w:id="7"/>
+    </w:p>
+    <w:p>
+      <w:pPr>
+        <w:pStyle w:val="a1"/>
         <w:bidi w:val="0"/>
         <w:rPr>
           <w:rFonts w:hint="default"/>
@@ -3683,7 +3662,7 @@
     </w:p>
     <w:p>
       <w:pPr>
-        <w:pStyle w:val="29"/>
+        <w:pStyle w:val="a1"/>
         <w:bidi w:val="0"/>
         <w:rPr>
           <w:rFonts w:hint="default"/>
@@ -3700,7 +3679,7 @@
     </w:p>
     <w:p>
       <w:pPr>
-        <w:pStyle w:val="29"/>
+        <w:pStyle w:val="a1"/>
         <w:bidi w:val="0"/>
         <w:rPr>
           <w:rFonts w:hint="default"/>
@@ -3717,7 +3696,7 @@
     </w:p>
     <w:p>
       <w:pPr>
-        <w:pStyle w:val="29"/>
+        <w:pStyle w:val="a1"/>
         <w:bidi w:val="0"/>
         <w:rPr>
           <w:rFonts w:hint="default"/>
@@ -3734,7 +3713,7 @@
     </w:p>
     <w:p>
       <w:pPr>
-        <w:pStyle w:val="29"/>
+        <w:pStyle w:val="a1"/>
         <w:bidi w:val="0"/>
         <w:rPr>
           <w:rFonts w:hint="default"/>
@@ -3751,14 +3730,14 @@
     </w:p>
     <w:p>
       <w:pPr>
-        <w:pStyle w:val="28"/>
-        <w:bidi w:val="0"/>
-        <w:rPr>
-          <w:rFonts w:hint="default"/>
-          <w:lang w:val="en-US" w:eastAsia="zh-CN"/>
-        </w:rPr>
-      </w:pPr>
-      <w:bookmarkStart w:id="7" w:name="_Toc6686"/>
+        <w:pStyle w:val="1"/>
+        <w:bidi w:val="0"/>
+        <w:rPr>
+          <w:rFonts w:hint="default"/>
+          <w:lang w:val="en-US" w:eastAsia="zh-CN"/>
+        </w:rPr>
+      </w:pPr>
+      <w:bookmarkStart w:id="8" w:name="_Toc6686"/>
       <w:r>
         <w:rPr>
           <w:rFonts w:hint="default"/>
@@ -3766,18 +3745,18 @@
         </w:rPr>
         <w:t>应急管理目标与原则</w:t>
       </w:r>
-      <w:bookmarkEnd w:id="7"/>
-    </w:p>
-    <w:p>
-      <w:pPr>
-        <w:pStyle w:val="30"/>
-        <w:bidi w:val="0"/>
-        <w:rPr>
-          <w:rFonts w:hint="default"/>
-          <w:lang w:val="en-US" w:eastAsia="zh-CN"/>
-        </w:rPr>
-      </w:pPr>
-      <w:bookmarkStart w:id="8" w:name="_Toc22943"/>
+      <w:bookmarkEnd w:id="8"/>
+    </w:p>
+    <w:p>
+      <w:pPr>
+        <w:pStyle w:val="2"/>
+        <w:bidi w:val="0"/>
+        <w:rPr>
+          <w:rFonts w:hint="default"/>
+          <w:lang w:val="en-US" w:eastAsia="zh-CN"/>
+        </w:rPr>
+      </w:pPr>
+      <w:bookmarkStart w:id="9" w:name="_Toc22943"/>
       <w:r>
         <w:rPr>
           <w:rFonts w:hint="default"/>
@@ -3785,11 +3764,11 @@
         </w:rPr>
         <w:t>管理目标</w:t>
       </w:r>
-      <w:bookmarkEnd w:id="8"/>
-    </w:p>
-    <w:p>
-      <w:pPr>
-        <w:pStyle w:val="29"/>
+      <w:bookmarkEnd w:id="9"/>
+    </w:p>
+    <w:p>
+      <w:pPr>
+        <w:pStyle w:val="a1"/>
         <w:bidi w:val="0"/>
         <w:rPr>
           <w:rFonts w:hint="default"/>
@@ -3806,7 +3785,7 @@
     </w:p>
     <w:p>
       <w:pPr>
-        <w:pStyle w:val="29"/>
+        <w:pStyle w:val="a1"/>
         <w:bidi w:val="0"/>
         <w:rPr>
           <w:rFonts w:hint="default"/>
@@ -3823,7 +3802,7 @@
     </w:p>
     <w:p>
       <w:pPr>
-        <w:pStyle w:val="29"/>
+        <w:pStyle w:val="a1"/>
         <w:bidi w:val="0"/>
         <w:rPr>
           <w:rFonts w:hint="default"/>
@@ -3840,7 +3819,7 @@
     </w:p>
     <w:p>
       <w:pPr>
-        <w:pStyle w:val="29"/>
+        <w:pStyle w:val="a1"/>
         <w:bidi w:val="0"/>
         <w:rPr>
           <w:rFonts w:hint="default"/>
@@ -3857,14 +3836,14 @@
     </w:p>
     <w:p>
       <w:pPr>
-        <w:pStyle w:val="30"/>
-        <w:bidi w:val="0"/>
-        <w:rPr>
-          <w:rFonts w:hint="default"/>
-          <w:lang w:val="en-US" w:eastAsia="zh-CN"/>
-        </w:rPr>
-      </w:pPr>
-      <w:bookmarkStart w:id="9" w:name="_Toc13826"/>
+        <w:pStyle w:val="2"/>
+        <w:bidi w:val="0"/>
+        <w:rPr>
+          <w:rFonts w:hint="default"/>
+          <w:lang w:val="en-US" w:eastAsia="zh-CN"/>
+        </w:rPr>
+      </w:pPr>
+      <w:bookmarkStart w:id="10" w:name="_Toc13826"/>
       <w:r>
         <w:rPr>
           <w:rFonts w:hint="default"/>
@@ -3872,11 +3851,11 @@
         </w:rPr>
         <w:t>核心原则</w:t>
       </w:r>
-      <w:bookmarkEnd w:id="9"/>
-    </w:p>
-    <w:p>
-      <w:pPr>
-        <w:pStyle w:val="29"/>
+      <w:bookmarkEnd w:id="10"/>
+    </w:p>
+    <w:p>
+      <w:pPr>
+        <w:pStyle w:val="a1"/>
         <w:bidi w:val="0"/>
         <w:rPr>
           <w:rFonts w:hint="default"/>
@@ -3893,7 +3872,7 @@
     </w:p>
     <w:p>
       <w:pPr>
-        <w:pStyle w:val="29"/>
+        <w:pStyle w:val="a1"/>
         <w:bidi w:val="0"/>
         <w:rPr>
           <w:rFonts w:hint="default"/>
@@ -3910,7 +3889,7 @@
     </w:p>
     <w:p>
       <w:pPr>
-        <w:pStyle w:val="29"/>
+        <w:pStyle w:val="a1"/>
         <w:bidi w:val="0"/>
         <w:rPr>
           <w:rFonts w:hint="default"/>
@@ -3927,7 +3906,7 @@
     </w:p>
     <w:p>
       <w:pPr>
-        <w:pStyle w:val="29"/>
+        <w:pStyle w:val="a1"/>
         <w:bidi w:val="0"/>
         <w:rPr>
           <w:rFonts w:hint="default"/>
@@ -3944,14 +3923,14 @@
     </w:p>
     <w:p>
       <w:pPr>
-        <w:pStyle w:val="28"/>
-        <w:bidi w:val="0"/>
-        <w:rPr>
-          <w:rFonts w:hint="default"/>
-          <w:lang w:val="en-US" w:eastAsia="zh-CN"/>
-        </w:rPr>
-      </w:pPr>
-      <w:bookmarkStart w:id="10" w:name="_Toc19288"/>
+        <w:pStyle w:val="1"/>
+        <w:bidi w:val="0"/>
+        <w:rPr>
+          <w:rFonts w:hint="default"/>
+          <w:lang w:val="en-US" w:eastAsia="zh-CN"/>
+        </w:rPr>
+      </w:pPr>
+      <w:bookmarkStart w:id="11" w:name="_Toc19288"/>
       <w:r>
         <w:rPr>
           <w:rFonts w:hint="default"/>
@@ -3959,11 +3938,11 @@
         </w:rPr>
         <w:t>组织架构与职责</w:t>
       </w:r>
-      <w:bookmarkEnd w:id="10"/>
-    </w:p>
-    <w:p>
-      <w:pPr>
-        <w:pStyle w:val="29"/>
+      <w:bookmarkEnd w:id="11"/>
+    </w:p>
+    <w:p>
+      <w:pPr>
+        <w:pStyle w:val="a1"/>
         <w:bidi w:val="0"/>
         <w:rPr>
           <w:rFonts w:hint="default"/>
@@ -3980,14 +3959,14 @@
     </w:p>
     <w:p>
       <w:pPr>
-        <w:pStyle w:val="30"/>
-        <w:bidi w:val="0"/>
-        <w:rPr>
-          <w:rFonts w:hint="default"/>
-          <w:lang w:val="en-US" w:eastAsia="zh-CN"/>
-        </w:rPr>
-      </w:pPr>
-      <w:bookmarkStart w:id="11" w:name="_Toc23107"/>
+        <w:pStyle w:val="2"/>
+        <w:bidi w:val="0"/>
+        <w:rPr>
+          <w:rFonts w:hint="default"/>
+          <w:lang w:val="en-US" w:eastAsia="zh-CN"/>
+        </w:rPr>
+      </w:pPr>
+      <w:bookmarkStart w:id="12" w:name="_Toc23107"/>
       <w:r>
         <w:rPr>
           <w:rFonts w:hint="default"/>
@@ -3995,11 +3974,11 @@
         </w:rPr>
         <w:t>常备应急团队</w:t>
       </w:r>
-      <w:bookmarkEnd w:id="11"/>
-    </w:p>
-    <w:p>
-      <w:pPr>
-        <w:pStyle w:val="29"/>
+      <w:bookmarkEnd w:id="12"/>
+    </w:p>
+    <w:p>
+      <w:pPr>
+        <w:pStyle w:val="a1"/>
         <w:bidi w:val="0"/>
         <w:rPr>
           <w:rFonts w:hint="default"/>
@@ -4016,19 +3995,18 @@
     </w:p>
     <w:tbl>
       <w:tblPr>
-        <w:tblStyle w:val="20"/>
+        <w:tblStyle w:val="TableNormal"/>
         <w:tblW w:w="8522" w:type="dxa"/>
         <w:jc w:val="center"/>
         <w:tblBorders>
-          <w:top w:val="none" w:color="auto" w:sz="0" w:space="0"/>
-          <w:left w:val="none" w:color="auto" w:sz="0" w:space="0"/>
-          <w:bottom w:val="none" w:color="auto" w:sz="0" w:space="0"/>
-          <w:right w:val="none" w:color="auto" w:sz="0" w:space="0"/>
-          <w:insideH w:val="none" w:color="auto" w:sz="0" w:space="0"/>
-          <w:insideV w:val="none" w:color="auto" w:sz="0" w:space="0"/>
+          <w:top w:val="nil"/>
+          <w:left w:val="nil"/>
+          <w:bottom w:val="nil"/>
+          <w:right w:val="nil"/>
+          <w:insideH w:val="nil"/>
+          <w:insideV w:val="nil"/>
         </w:tblBorders>
         <w:shd w:val="clear" w:color="auto" w:fill="auto"/>
-        <w:tblLayout w:type="autofit"/>
         <w:tblCellMar>
           <w:top w:w="15" w:type="dxa"/>
           <w:left w:w="15" w:type="dxa"/>
@@ -4043,13 +4021,15 @@
       </w:tblGrid>
       <w:tr>
         <w:tblPrEx>
+          <w:tblW w:w="8522" w:type="dxa"/>
+          <w:jc w:val="center"/>
           <w:tblBorders>
-            <w:top w:val="none" w:color="auto" w:sz="0" w:space="0"/>
-            <w:left w:val="none" w:color="auto" w:sz="0" w:space="0"/>
-            <w:bottom w:val="none" w:color="auto" w:sz="0" w:space="0"/>
-            <w:right w:val="none" w:color="auto" w:sz="0" w:space="0"/>
-            <w:insideH w:val="none" w:color="auto" w:sz="0" w:space="0"/>
-            <w:insideV w:val="none" w:color="auto" w:sz="0" w:space="0"/>
+            <w:top w:val="nil"/>
+            <w:left w:val="nil"/>
+            <w:bottom w:val="nil"/>
+            <w:right w:val="nil"/>
+            <w:insideH w:val="nil"/>
+            <w:insideV w:val="nil"/>
           </w:tblBorders>
           <w:shd w:val="clear" w:color="auto" w:fill="auto"/>
           <w:tblCellMar>
@@ -4060,7 +4040,7 @@
           </w:tblCellMar>
         </w:tblPrEx>
         <w:trPr>
-          <w:trHeight w:val="0" w:hRule="atLeast"/>
+          <w:trHeight w:val="0"/>
           <w:tblHeader/>
           <w:jc w:val="center"/>
         </w:trPr>
@@ -4068,10 +4048,10 @@
           <w:tcPr>
             <w:tcW w:w="1141" w:type="dxa"/>
             <w:tcBorders>
-              <w:top w:val="single" w:color="auto" w:sz="12" w:space="0"/>
-              <w:left w:val="single" w:color="auto" w:sz="12" w:space="0"/>
-              <w:bottom w:val="single" w:color="auto" w:sz="4" w:space="0"/>
-              <w:right w:val="single" w:color="auto" w:sz="4" w:space="0"/>
+              <w:top w:val="single" w:sz="12" w:space="0" w:color="auto"/>
+              <w:left w:val="single" w:sz="12" w:space="0" w:color="auto"/>
+              <w:bottom w:val="single" w:sz="4" w:space="0" w:color="auto"/>
+              <w:right w:val="single" w:sz="4" w:space="0" w:color="auto"/>
             </w:tcBorders>
             <w:shd w:val="clear" w:color="auto" w:fill="auto"/>
             <w:tcMar>
@@ -4090,10 +4070,10 @@
               <w:suppressLineNumbers w:val="0"/>
               <w:snapToGrid w:val="0"/>
               <w:spacing w:line="240" w:lineRule="auto"/>
-              <w:ind w:left="0" w:leftChars="0" w:right="0" w:rightChars="0" w:firstLine="0" w:firstLineChars="0"/>
+              <w:ind w:left="0" w:right="0" w:firstLine="0" w:leftChars="0" w:rightChars="0" w:firstLineChars="0"/>
               <w:jc w:val="center"/>
               <w:rPr>
-                <w:rFonts w:hint="default" w:ascii="Segoe UI" w:hAnsi="Segoe UI" w:eastAsia="Segoe UI" w:cs="Segoe UI"/>
+                <w:rFonts w:ascii="Segoe UI" w:eastAsia="Segoe UI" w:hAnsi="Segoe UI" w:cs="Segoe UI" w:hint="default"/>
                 <w:b/>
                 <w:i w:val="0"/>
                 <w:iCs w:val="0"/>
@@ -4106,7 +4086,7 @@
             </w:pPr>
             <w:r>
               <w:rPr>
-                <w:rFonts w:hint="default" w:ascii="Segoe UI" w:hAnsi="Segoe UI" w:eastAsia="Segoe UI" w:cs="Segoe UI"/>
+                <w:rFonts w:ascii="Segoe UI" w:eastAsia="Segoe UI" w:hAnsi="Segoe UI" w:cs="Segoe UI" w:hint="default"/>
                 <w:b/>
                 <w:i w:val="0"/>
                 <w:iCs w:val="0"/>
@@ -4117,7 +4097,7 @@
                 <w:kern w:val="0"/>
                 <w:sz w:val="18"/>
                 <w:szCs w:val="18"/>
-                <w:lang w:val="en-US" w:eastAsia="zh-CN" w:bidi="ar"/>
+                <w:lang w:val="en-US" w:eastAsia="zh-CN"/>
               </w:rPr>
               <w:t>所属部门</w:t>
             </w:r>
@@ -4127,10 +4107,10 @@
           <w:tcPr>
             <w:tcW w:w="4512" w:type="dxa"/>
             <w:tcBorders>
-              <w:top w:val="single" w:color="auto" w:sz="12" w:space="0"/>
-              <w:left w:val="single" w:color="auto" w:sz="4" w:space="0"/>
-              <w:bottom w:val="single" w:color="auto" w:sz="4" w:space="0"/>
-              <w:right w:val="single" w:color="auto" w:sz="4" w:space="0"/>
+              <w:top w:val="single" w:sz="12" w:space="0" w:color="auto"/>
+              <w:left w:val="single" w:sz="4" w:space="0" w:color="auto"/>
+              <w:bottom w:val="single" w:sz="4" w:space="0" w:color="auto"/>
+              <w:right w:val="single" w:sz="4" w:space="0" w:color="auto"/>
             </w:tcBorders>
             <w:shd w:val="clear" w:color="auto" w:fill="auto"/>
             <w:tcMar>
@@ -4149,10 +4129,10 @@
               <w:suppressLineNumbers w:val="0"/>
               <w:snapToGrid w:val="0"/>
               <w:spacing w:line="240" w:lineRule="auto"/>
-              <w:ind w:left="0" w:leftChars="0" w:right="0" w:rightChars="0" w:firstLine="0" w:firstLineChars="0"/>
+              <w:ind w:left="0" w:right="0" w:firstLine="0" w:leftChars="0" w:rightChars="0" w:firstLineChars="0"/>
               <w:jc w:val="center"/>
               <w:rPr>
-                <w:rFonts w:hint="default" w:ascii="Segoe UI" w:hAnsi="Segoe UI" w:eastAsia="Segoe UI" w:cs="Segoe UI"/>
+                <w:rFonts w:ascii="Segoe UI" w:eastAsia="Segoe UI" w:hAnsi="Segoe UI" w:cs="Segoe UI" w:hint="default"/>
                 <w:b/>
                 <w:i w:val="0"/>
                 <w:iCs w:val="0"/>
@@ -4165,7 +4145,7 @@
             </w:pPr>
             <w:r>
               <w:rPr>
-                <w:rFonts w:hint="default" w:ascii="Segoe UI" w:hAnsi="Segoe UI" w:eastAsia="Segoe UI" w:cs="Segoe UI"/>
+                <w:rFonts w:ascii="Segoe UI" w:eastAsia="Segoe UI" w:hAnsi="Segoe UI" w:cs="Segoe UI" w:hint="default"/>
                 <w:b/>
                 <w:i w:val="0"/>
                 <w:iCs w:val="0"/>
@@ -4176,7 +4156,7 @@
                 <w:kern w:val="0"/>
                 <w:sz w:val="18"/>
                 <w:szCs w:val="18"/>
-                <w:lang w:val="en-US" w:eastAsia="zh-CN" w:bidi="ar"/>
+                <w:lang w:val="en-US" w:eastAsia="zh-CN"/>
               </w:rPr>
               <w:t>常备职责(应急相关)</w:t>
             </w:r>
@@ -4186,10 +4166,10 @@
           <w:tcPr>
             <w:tcW w:w="2869" w:type="dxa"/>
             <w:tcBorders>
-              <w:top w:val="single" w:color="auto" w:sz="12" w:space="0"/>
-              <w:left w:val="single" w:color="auto" w:sz="4" w:space="0"/>
-              <w:bottom w:val="single" w:color="auto" w:sz="4" w:space="0"/>
-              <w:right w:val="single" w:color="auto" w:sz="12" w:space="0"/>
+              <w:top w:val="single" w:sz="12" w:space="0" w:color="auto"/>
+              <w:left w:val="single" w:sz="4" w:space="0" w:color="auto"/>
+              <w:bottom w:val="single" w:sz="4" w:space="0" w:color="auto"/>
+              <w:right w:val="single" w:sz="12" w:space="0" w:color="auto"/>
             </w:tcBorders>
             <w:shd w:val="clear" w:color="auto" w:fill="auto"/>
             <w:tcMar>
@@ -4208,10 +4188,10 @@
               <w:suppressLineNumbers w:val="0"/>
               <w:snapToGrid w:val="0"/>
               <w:spacing w:line="240" w:lineRule="auto"/>
-              <w:ind w:left="0" w:leftChars="0" w:right="0" w:rightChars="0" w:firstLine="0" w:firstLineChars="0"/>
+              <w:ind w:left="0" w:right="0" w:firstLine="0" w:leftChars="0" w:rightChars="0" w:firstLineChars="0"/>
               <w:jc w:val="center"/>
               <w:rPr>
-                <w:rFonts w:hint="default" w:ascii="Segoe UI" w:hAnsi="Segoe UI" w:eastAsia="Segoe UI" w:cs="Segoe UI"/>
+                <w:rFonts w:ascii="Segoe UI" w:eastAsia="Segoe UI" w:hAnsi="Segoe UI" w:cs="Segoe UI" w:hint="default"/>
                 <w:b/>
                 <w:i w:val="0"/>
                 <w:iCs w:val="0"/>
@@ -4224,7 +4204,7 @@
             </w:pPr>
             <w:r>
               <w:rPr>
-                <w:rFonts w:hint="default" w:ascii="Segoe UI" w:hAnsi="Segoe UI" w:eastAsia="Segoe UI" w:cs="Segoe UI"/>
+                <w:rFonts w:ascii="Segoe UI" w:eastAsia="Segoe UI" w:hAnsi="Segoe UI" w:cs="Segoe UI" w:hint="default"/>
                 <w:b/>
                 <w:i w:val="0"/>
                 <w:iCs w:val="0"/>
@@ -4235,7 +4215,7 @@
                 <w:kern w:val="0"/>
                 <w:sz w:val="18"/>
                 <w:szCs w:val="18"/>
-                <w:lang w:val="en-US" w:eastAsia="zh-CN" w:bidi="ar"/>
+                <w:lang w:val="en-US" w:eastAsia="zh-CN"/>
               </w:rPr>
               <w:t>依据文件</w:t>
             </w:r>
@@ -4244,14 +4224,8 @@
       </w:tr>
       <w:tr>
         <w:tblPrEx>
-          <w:tblBorders>
-            <w:top w:val="none" w:color="auto" w:sz="0" w:space="0"/>
-            <w:left w:val="none" w:color="auto" w:sz="0" w:space="0"/>
-            <w:bottom w:val="none" w:color="auto" w:sz="0" w:space="0"/>
-            <w:right w:val="none" w:color="auto" w:sz="0" w:space="0"/>
-            <w:insideH w:val="none" w:color="auto" w:sz="0" w:space="0"/>
-            <w:insideV w:val="none" w:color="auto" w:sz="0" w:space="0"/>
-          </w:tblBorders>
+          <w:tblW w:w="8522" w:type="dxa"/>
+          <w:jc w:val="center"/>
           <w:shd w:val="clear" w:color="auto" w:fill="auto"/>
           <w:tblCellMar>
             <w:top w:w="15" w:type="dxa"/>
@@ -4261,17 +4235,17 @@
           </w:tblCellMar>
         </w:tblPrEx>
         <w:trPr>
-          <w:trHeight w:val="0" w:hRule="atLeast"/>
+          <w:trHeight w:val="0"/>
           <w:jc w:val="center"/>
         </w:trPr>
         <w:tc>
           <w:tcPr>
             <w:tcW w:w="1141" w:type="dxa"/>
             <w:tcBorders>
-              <w:top w:val="single" w:color="auto" w:sz="4" w:space="0"/>
-              <w:left w:val="single" w:color="auto" w:sz="12" w:space="0"/>
-              <w:bottom w:val="single" w:color="auto" w:sz="4" w:space="0"/>
-              <w:right w:val="single" w:color="auto" w:sz="4" w:space="0"/>
+              <w:top w:val="single" w:sz="4" w:space="0" w:color="auto"/>
+              <w:left w:val="single" w:sz="12" w:space="0" w:color="auto"/>
+              <w:bottom w:val="single" w:sz="4" w:space="0" w:color="auto"/>
+              <w:right w:val="single" w:sz="4" w:space="0" w:color="auto"/>
             </w:tcBorders>
             <w:shd w:val="clear" w:color="auto" w:fill="auto"/>
             <w:tcMar>
@@ -4290,10 +4264,10 @@
               <w:suppressLineNumbers w:val="0"/>
               <w:snapToGrid w:val="0"/>
               <w:spacing w:line="240" w:lineRule="auto"/>
-              <w:ind w:left="0" w:leftChars="0" w:right="0" w:rightChars="0" w:firstLine="0" w:firstLineChars="0"/>
+              <w:ind w:left="0" w:right="0" w:firstLine="0" w:leftChars="0" w:rightChars="0" w:firstLineChars="0"/>
               <w:jc w:val="center"/>
               <w:rPr>
-                <w:rFonts w:hint="default" w:ascii="Segoe UI" w:hAnsi="Segoe UI" w:eastAsia="Segoe UI" w:cs="Segoe UI"/>
+                <w:rFonts w:ascii="Segoe UI" w:eastAsia="Segoe UI" w:hAnsi="Segoe UI" w:cs="Segoe UI" w:hint="default"/>
                 <w:i w:val="0"/>
                 <w:iCs w:val="0"/>
                 <w:caps w:val="0"/>
@@ -4305,7 +4279,7 @@
             </w:pPr>
             <w:r>
               <w:rPr>
-                <w:rFonts w:hint="default" w:ascii="Segoe UI" w:hAnsi="Segoe UI" w:eastAsia="Segoe UI" w:cs="Segoe UI"/>
+                <w:rFonts w:ascii="Segoe UI" w:eastAsia="Segoe UI" w:hAnsi="Segoe UI" w:cs="Segoe UI" w:hint="default"/>
                 <w:i w:val="0"/>
                 <w:iCs w:val="0"/>
                 <w:caps w:val="0"/>
@@ -4315,7 +4289,7 @@
                 <w:kern w:val="0"/>
                 <w:sz w:val="18"/>
                 <w:szCs w:val="18"/>
-                <w:lang w:val="en-US" w:eastAsia="zh-CN" w:bidi="ar"/>
+                <w:lang w:val="en-US" w:eastAsia="zh-CN"/>
               </w:rPr>
               <w:t>数智运营部</w:t>
             </w:r>
@@ -4325,10 +4299,10 @@
           <w:tcPr>
             <w:tcW w:w="4512" w:type="dxa"/>
             <w:tcBorders>
-              <w:top w:val="single" w:color="auto" w:sz="4" w:space="0"/>
-              <w:left w:val="single" w:color="auto" w:sz="4" w:space="0"/>
-              <w:bottom w:val="single" w:color="auto" w:sz="4" w:space="0"/>
-              <w:right w:val="single" w:color="auto" w:sz="4" w:space="0"/>
+              <w:top w:val="single" w:sz="4" w:space="0" w:color="auto"/>
+              <w:left w:val="single" w:sz="4" w:space="0" w:color="auto"/>
+              <w:bottom w:val="single" w:sz="4" w:space="0" w:color="auto"/>
+              <w:right w:val="single" w:sz="4" w:space="0" w:color="auto"/>
             </w:tcBorders>
             <w:shd w:val="clear" w:color="auto" w:fill="auto"/>
             <w:tcMar>
@@ -4347,10 +4321,10 @@
               <w:suppressLineNumbers w:val="0"/>
               <w:snapToGrid w:val="0"/>
               <w:spacing w:line="240" w:lineRule="auto"/>
-              <w:ind w:left="0" w:leftChars="0" w:right="0" w:rightChars="0" w:firstLine="0" w:firstLineChars="0"/>
+              <w:ind w:left="0" w:right="0" w:firstLine="0" w:leftChars="0" w:rightChars="0" w:firstLineChars="0"/>
               <w:jc w:val="left"/>
               <w:rPr>
-                <w:rFonts w:hint="default" w:ascii="Segoe UI" w:hAnsi="Segoe UI" w:eastAsia="Segoe UI" w:cs="Segoe UI"/>
+                <w:rFonts w:ascii="Segoe UI" w:eastAsia="Segoe UI" w:hAnsi="Segoe UI" w:cs="Segoe UI" w:hint="default"/>
                 <w:i w:val="0"/>
                 <w:iCs w:val="0"/>
                 <w:caps w:val="0"/>
@@ -4362,7 +4336,7 @@
             </w:pPr>
             <w:r>
               <w:rPr>
-                <w:rFonts w:hint="default" w:ascii="Segoe UI" w:hAnsi="Segoe UI" w:eastAsia="Segoe UI" w:cs="Segoe UI"/>
+                <w:rFonts w:ascii="Segoe UI" w:eastAsia="Segoe UI" w:hAnsi="Segoe UI" w:cs="Segoe UI" w:hint="default"/>
                 <w:i w:val="0"/>
                 <w:iCs w:val="0"/>
                 <w:caps w:val="0"/>
@@ -4372,7 +4346,7 @@
                 <w:kern w:val="0"/>
                 <w:sz w:val="18"/>
                 <w:szCs w:val="18"/>
-                <w:lang w:val="en-US" w:eastAsia="zh-CN" w:bidi="ar"/>
+                <w:lang w:val="en-US" w:eastAsia="zh-CN"/>
               </w:rPr>
               <w:t>7x24小时事件监测与接报；初步定级与上报；应急信息枢纽。</w:t>
             </w:r>
@@ -4382,10 +4356,10 @@
           <w:tcPr>
             <w:tcW w:w="2869" w:type="dxa"/>
             <w:tcBorders>
-              <w:top w:val="single" w:color="auto" w:sz="4" w:space="0"/>
-              <w:left w:val="single" w:color="auto" w:sz="4" w:space="0"/>
-              <w:bottom w:val="single" w:color="auto" w:sz="4" w:space="0"/>
-              <w:right w:val="single" w:color="auto" w:sz="12" w:space="0"/>
+              <w:top w:val="single" w:sz="4" w:space="0" w:color="auto"/>
+              <w:left w:val="single" w:sz="4" w:space="0" w:color="auto"/>
+              <w:bottom w:val="single" w:sz="4" w:space="0" w:color="auto"/>
+              <w:right w:val="single" w:sz="12" w:space="0" w:color="auto"/>
             </w:tcBorders>
             <w:shd w:val="clear" w:color="auto" w:fill="auto"/>
             <w:tcMar>
@@ -4404,10 +4378,10 @@
               <w:suppressLineNumbers w:val="0"/>
               <w:snapToGrid w:val="0"/>
               <w:spacing w:line="240" w:lineRule="auto"/>
-              <w:ind w:left="0" w:leftChars="0" w:right="0" w:rightChars="0" w:firstLine="0" w:firstLineChars="0"/>
+              <w:ind w:left="0" w:right="0" w:firstLine="0" w:leftChars="0" w:rightChars="0" w:firstLineChars="0"/>
               <w:jc w:val="left"/>
               <w:rPr>
-                <w:rFonts w:hint="default" w:ascii="Segoe UI" w:hAnsi="Segoe UI" w:eastAsia="Segoe UI" w:cs="Segoe UI"/>
+                <w:rFonts w:ascii="Segoe UI" w:eastAsia="Segoe UI" w:hAnsi="Segoe UI" w:cs="Segoe UI" w:hint="default"/>
                 <w:i w:val="0"/>
                 <w:iCs w:val="0"/>
                 <w:caps w:val="0"/>
@@ -4419,7 +4393,7 @@
             </w:pPr>
             <w:r>
               <w:rPr>
-                <w:rFonts w:hint="default" w:ascii="Segoe UI" w:hAnsi="Segoe UI" w:eastAsia="Segoe UI" w:cs="Segoe UI"/>
+                <w:rFonts w:ascii="Segoe UI" w:eastAsia="Segoe UI" w:hAnsi="Segoe UI" w:cs="Segoe UI" w:hint="default"/>
                 <w:i w:val="0"/>
                 <w:iCs w:val="0"/>
                 <w:caps w:val="0"/>
@@ -4429,7 +4403,7 @@
                 <w:kern w:val="0"/>
                 <w:sz w:val="18"/>
                 <w:szCs w:val="18"/>
-                <w:lang w:val="en-US" w:eastAsia="zh-CN" w:bidi="ar"/>
+                <w:lang w:val="en-US" w:eastAsia="zh-CN"/>
               </w:rPr>
               <w:t>合同第2.2条；岗位说明书</w:t>
             </w:r>
@@ -4438,14 +4412,9 @@
       </w:tr>
       <w:tr>
         <w:tblPrEx>
-          <w:tblBorders>
-            <w:top w:val="none" w:color="auto" w:sz="0" w:space="0"/>
-            <w:left w:val="none" w:color="auto" w:sz="0" w:space="0"/>
-            <w:bottom w:val="none" w:color="auto" w:sz="0" w:space="0"/>
-            <w:right w:val="none" w:color="auto" w:sz="0" w:space="0"/>
-            <w:insideH w:val="none" w:color="auto" w:sz="0" w:space="0"/>
-            <w:insideV w:val="none" w:color="auto" w:sz="0" w:space="0"/>
-          </w:tblBorders>
+          <w:tblW w:w="8522" w:type="dxa"/>
+          <w:jc w:val="center"/>
+          <w:shd w:val="clear" w:color="auto" w:fill="auto"/>
           <w:tblCellMar>
             <w:top w:w="15" w:type="dxa"/>
             <w:left w:w="15" w:type="dxa"/>
@@ -4454,17 +4423,17 @@
           </w:tblCellMar>
         </w:tblPrEx>
         <w:trPr>
-          <w:trHeight w:val="0" w:hRule="atLeast"/>
+          <w:trHeight w:val="0"/>
           <w:jc w:val="center"/>
         </w:trPr>
         <w:tc>
           <w:tcPr>
             <w:tcW w:w="1141" w:type="dxa"/>
             <w:tcBorders>
-              <w:top w:val="single" w:color="auto" w:sz="4" w:space="0"/>
-              <w:left w:val="single" w:color="auto" w:sz="12" w:space="0"/>
-              <w:bottom w:val="single" w:color="auto" w:sz="4" w:space="0"/>
-              <w:right w:val="single" w:color="auto" w:sz="4" w:space="0"/>
+              <w:top w:val="single" w:sz="4" w:space="0" w:color="auto"/>
+              <w:left w:val="single" w:sz="12" w:space="0" w:color="auto"/>
+              <w:bottom w:val="single" w:sz="4" w:space="0" w:color="auto"/>
+              <w:right w:val="single" w:sz="4" w:space="0" w:color="auto"/>
             </w:tcBorders>
             <w:shd w:val="clear" w:color="auto" w:fill="auto"/>
             <w:tcMar>
@@ -4483,10 +4452,10 @@
               <w:suppressLineNumbers w:val="0"/>
               <w:snapToGrid w:val="0"/>
               <w:spacing w:line="240" w:lineRule="auto"/>
-              <w:ind w:left="0" w:leftChars="0" w:right="0" w:rightChars="0" w:firstLine="0" w:firstLineChars="0"/>
+              <w:ind w:left="0" w:right="0" w:firstLine="0" w:leftChars="0" w:rightChars="0" w:firstLineChars="0"/>
               <w:jc w:val="center"/>
               <w:rPr>
-                <w:rFonts w:hint="default" w:ascii="Segoe UI" w:hAnsi="Segoe UI" w:eastAsia="Segoe UI" w:cs="Segoe UI"/>
+                <w:rFonts w:ascii="Segoe UI" w:eastAsia="Segoe UI" w:hAnsi="Segoe UI" w:cs="Segoe UI" w:hint="default"/>
                 <w:i w:val="0"/>
                 <w:iCs w:val="0"/>
                 <w:caps w:val="0"/>
@@ -4498,7 +4467,7 @@
             </w:pPr>
             <w:r>
               <w:rPr>
-                <w:rFonts w:hint="default" w:ascii="Segoe UI" w:hAnsi="Segoe UI" w:eastAsia="Segoe UI" w:cs="Segoe UI"/>
+                <w:rFonts w:ascii="Segoe UI" w:eastAsia="Segoe UI" w:hAnsi="Segoe UI" w:cs="Segoe UI" w:hint="default"/>
                 <w:i w:val="0"/>
                 <w:iCs w:val="0"/>
                 <w:caps w:val="0"/>
@@ -4508,7 +4477,7 @@
                 <w:kern w:val="0"/>
                 <w:sz w:val="18"/>
                 <w:szCs w:val="18"/>
-                <w:lang w:val="en-US" w:eastAsia="zh-CN" w:bidi="ar"/>
+                <w:lang w:val="en-US" w:eastAsia="zh-CN"/>
               </w:rPr>
               <w:t>数智运营部</w:t>
             </w:r>
@@ -4518,10 +4487,10 @@
           <w:tcPr>
             <w:tcW w:w="4512" w:type="dxa"/>
             <w:tcBorders>
-              <w:top w:val="single" w:color="auto" w:sz="4" w:space="0"/>
-              <w:left w:val="single" w:color="auto" w:sz="4" w:space="0"/>
-              <w:bottom w:val="single" w:color="auto" w:sz="4" w:space="0"/>
-              <w:right w:val="single" w:color="auto" w:sz="4" w:space="0"/>
+              <w:top w:val="single" w:sz="4" w:space="0" w:color="auto"/>
+              <w:left w:val="single" w:sz="4" w:space="0" w:color="auto"/>
+              <w:bottom w:val="single" w:sz="4" w:space="0" w:color="auto"/>
+              <w:right w:val="single" w:sz="4" w:space="0" w:color="auto"/>
             </w:tcBorders>
             <w:shd w:val="clear" w:color="auto" w:fill="auto"/>
             <w:tcMar>
@@ -4540,10 +4509,10 @@
               <w:suppressLineNumbers w:val="0"/>
               <w:snapToGrid w:val="0"/>
               <w:spacing w:line="240" w:lineRule="auto"/>
-              <w:ind w:left="0" w:leftChars="0" w:right="0" w:rightChars="0" w:firstLine="0" w:firstLineChars="0"/>
+              <w:ind w:left="0" w:right="0" w:firstLine="0" w:leftChars="0" w:rightChars="0" w:firstLineChars="0"/>
               <w:jc w:val="left"/>
               <w:rPr>
-                <w:rFonts w:hint="default" w:ascii="Segoe UI" w:hAnsi="Segoe UI" w:eastAsia="Segoe UI" w:cs="Segoe UI"/>
+                <w:rFonts w:ascii="Segoe UI" w:eastAsia="Segoe UI" w:hAnsi="Segoe UI" w:cs="Segoe UI" w:hint="default"/>
                 <w:i w:val="0"/>
                 <w:iCs w:val="0"/>
                 <w:caps w:val="0"/>
@@ -4555,7 +4524,7 @@
             </w:pPr>
             <w:r>
               <w:rPr>
-                <w:rFonts w:hint="default" w:ascii="Segoe UI" w:hAnsi="Segoe UI" w:eastAsia="Segoe UI" w:cs="Segoe UI"/>
+                <w:rFonts w:ascii="Segoe UI" w:eastAsia="Segoe UI" w:hAnsi="Segoe UI" w:cs="Segoe UI" w:hint="default"/>
                 <w:i w:val="0"/>
                 <w:iCs w:val="0"/>
                 <w:caps w:val="0"/>
@@ -4565,7 +4534,7 @@
                 <w:kern w:val="0"/>
                 <w:sz w:val="18"/>
                 <w:szCs w:val="18"/>
-                <w:lang w:val="en-US" w:eastAsia="zh-CN" w:bidi="ar"/>
+                <w:lang w:val="en-US" w:eastAsia="zh-CN"/>
               </w:rPr>
               <w:t>日常系统加固；事件发生时进行一线诊断、故障隔离与系统恢复操作。</w:t>
             </w:r>
@@ -4575,10 +4544,10 @@
           <w:tcPr>
             <w:tcW w:w="2869" w:type="dxa"/>
             <w:tcBorders>
-              <w:top w:val="single" w:color="auto" w:sz="4" w:space="0"/>
-              <w:left w:val="single" w:color="auto" w:sz="4" w:space="0"/>
-              <w:bottom w:val="single" w:color="auto" w:sz="4" w:space="0"/>
-              <w:right w:val="single" w:color="auto" w:sz="12" w:space="0"/>
+              <w:top w:val="single" w:sz="4" w:space="0" w:color="auto"/>
+              <w:left w:val="single" w:sz="4" w:space="0" w:color="auto"/>
+              <w:bottom w:val="single" w:sz="4" w:space="0" w:color="auto"/>
+              <w:right w:val="single" w:sz="12" w:space="0" w:color="auto"/>
             </w:tcBorders>
             <w:shd w:val="clear" w:color="auto" w:fill="auto"/>
             <w:tcMar>
@@ -4597,10 +4566,10 @@
               <w:suppressLineNumbers w:val="0"/>
               <w:snapToGrid w:val="0"/>
               <w:spacing w:line="240" w:lineRule="auto"/>
-              <w:ind w:left="0" w:leftChars="0" w:right="0" w:rightChars="0" w:firstLine="0" w:firstLineChars="0"/>
+              <w:ind w:left="0" w:right="0" w:firstLine="0" w:leftChars="0" w:rightChars="0" w:firstLineChars="0"/>
               <w:jc w:val="left"/>
               <w:rPr>
-                <w:rFonts w:hint="default" w:ascii="Segoe UI" w:hAnsi="Segoe UI" w:eastAsia="Segoe UI" w:cs="Segoe UI"/>
+                <w:rFonts w:ascii="Segoe UI" w:eastAsia="Segoe UI" w:hAnsi="Segoe UI" w:cs="Segoe UI" w:hint="default"/>
                 <w:i w:val="0"/>
                 <w:iCs w:val="0"/>
                 <w:caps w:val="0"/>
@@ -4612,7 +4581,7 @@
             </w:pPr>
             <w:r>
               <w:rPr>
-                <w:rFonts w:hint="default" w:ascii="Segoe UI" w:hAnsi="Segoe UI" w:eastAsia="Segoe UI" w:cs="Segoe UI"/>
+                <w:rFonts w:ascii="Segoe UI" w:eastAsia="Segoe UI" w:hAnsi="Segoe UI" w:cs="Segoe UI" w:hint="default"/>
                 <w:i w:val="0"/>
                 <w:iCs w:val="0"/>
                 <w:caps w:val="0"/>
@@ -4622,7 +4591,7 @@
                 <w:kern w:val="0"/>
                 <w:sz w:val="18"/>
                 <w:szCs w:val="18"/>
-                <w:lang w:val="en-US" w:eastAsia="zh-CN" w:bidi="ar"/>
+                <w:lang w:val="en-US" w:eastAsia="zh-CN"/>
               </w:rPr>
               <w:t>合同第2.3条；岗位说明书（运维工程师）</w:t>
             </w:r>
@@ -4631,14 +4600,9 @@
       </w:tr>
       <w:tr>
         <w:tblPrEx>
-          <w:tblBorders>
-            <w:top w:val="none" w:color="auto" w:sz="0" w:space="0"/>
-            <w:left w:val="none" w:color="auto" w:sz="0" w:space="0"/>
-            <w:bottom w:val="none" w:color="auto" w:sz="0" w:space="0"/>
-            <w:right w:val="none" w:color="auto" w:sz="0" w:space="0"/>
-            <w:insideH w:val="none" w:color="auto" w:sz="0" w:space="0"/>
-            <w:insideV w:val="none" w:color="auto" w:sz="0" w:space="0"/>
-          </w:tblBorders>
+          <w:tblW w:w="8522" w:type="dxa"/>
+          <w:jc w:val="center"/>
+          <w:shd w:val="clear" w:color="auto" w:fill="auto"/>
           <w:tblCellMar>
             <w:top w:w="15" w:type="dxa"/>
             <w:left w:w="15" w:type="dxa"/>
@@ -4647,17 +4611,17 @@
           </w:tblCellMar>
         </w:tblPrEx>
         <w:trPr>
-          <w:trHeight w:val="0" w:hRule="atLeast"/>
+          <w:trHeight w:val="0"/>
           <w:jc w:val="center"/>
         </w:trPr>
         <w:tc>
           <w:tcPr>
             <w:tcW w:w="1141" w:type="dxa"/>
             <w:tcBorders>
-              <w:top w:val="single" w:color="auto" w:sz="4" w:space="0"/>
-              <w:left w:val="single" w:color="auto" w:sz="12" w:space="0"/>
-              <w:bottom w:val="single" w:color="auto" w:sz="4" w:space="0"/>
-              <w:right w:val="single" w:color="auto" w:sz="4" w:space="0"/>
+              <w:top w:val="single" w:sz="4" w:space="0" w:color="auto"/>
+              <w:left w:val="single" w:sz="12" w:space="0" w:color="auto"/>
+              <w:bottom w:val="single" w:sz="4" w:space="0" w:color="auto"/>
+              <w:right w:val="single" w:sz="4" w:space="0" w:color="auto"/>
             </w:tcBorders>
             <w:shd w:val="clear" w:color="auto" w:fill="auto"/>
             <w:tcMar>
@@ -4676,10 +4640,10 @@
               <w:suppressLineNumbers w:val="0"/>
               <w:snapToGrid w:val="0"/>
               <w:spacing w:line="240" w:lineRule="auto"/>
-              <w:ind w:left="0" w:leftChars="0" w:right="0" w:rightChars="0" w:firstLine="0" w:firstLineChars="0"/>
+              <w:ind w:left="0" w:right="0" w:firstLine="0" w:leftChars="0" w:rightChars="0" w:firstLineChars="0"/>
               <w:jc w:val="center"/>
               <w:rPr>
-                <w:rFonts w:hint="default" w:ascii="Segoe UI" w:hAnsi="Segoe UI" w:eastAsia="Segoe UI" w:cs="Segoe UI"/>
+                <w:rFonts w:ascii="Segoe UI" w:eastAsia="Segoe UI" w:hAnsi="Segoe UI" w:cs="Segoe UI" w:hint="default"/>
                 <w:i w:val="0"/>
                 <w:iCs w:val="0"/>
                 <w:caps w:val="0"/>
@@ -4691,7 +4655,7 @@
             </w:pPr>
             <w:r>
               <w:rPr>
-                <w:rFonts w:hint="default" w:ascii="Segoe UI" w:hAnsi="Segoe UI" w:eastAsia="Segoe UI" w:cs="Segoe UI"/>
+                <w:rFonts w:ascii="Segoe UI" w:eastAsia="Segoe UI" w:hAnsi="Segoe UI" w:cs="Segoe UI" w:hint="default"/>
                 <w:i w:val="0"/>
                 <w:iCs w:val="0"/>
                 <w:caps w:val="0"/>
@@ -4701,7 +4665,7 @@
                 <w:kern w:val="0"/>
                 <w:sz w:val="18"/>
                 <w:szCs w:val="18"/>
-                <w:lang w:val="en-US" w:eastAsia="zh-CN" w:bidi="ar"/>
+                <w:lang w:val="en-US" w:eastAsia="zh-CN"/>
               </w:rPr>
               <w:t>研究总院</w:t>
             </w:r>
@@ -4711,10 +4675,10 @@
           <w:tcPr>
             <w:tcW w:w="4512" w:type="dxa"/>
             <w:tcBorders>
-              <w:top w:val="single" w:color="auto" w:sz="4" w:space="0"/>
-              <w:left w:val="single" w:color="auto" w:sz="4" w:space="0"/>
-              <w:bottom w:val="single" w:color="auto" w:sz="4" w:space="0"/>
-              <w:right w:val="single" w:color="auto" w:sz="4" w:space="0"/>
+              <w:top w:val="single" w:sz="4" w:space="0" w:color="auto"/>
+              <w:left w:val="single" w:sz="4" w:space="0" w:color="auto"/>
+              <w:bottom w:val="single" w:sz="4" w:space="0" w:color="auto"/>
+              <w:right w:val="single" w:sz="4" w:space="0" w:color="auto"/>
             </w:tcBorders>
             <w:shd w:val="clear" w:color="auto" w:fill="auto"/>
             <w:tcMar>
@@ -4733,10 +4697,10 @@
               <w:suppressLineNumbers w:val="0"/>
               <w:snapToGrid w:val="0"/>
               <w:spacing w:line="240" w:lineRule="auto"/>
-              <w:ind w:left="0" w:leftChars="0" w:right="0" w:rightChars="0" w:firstLine="0" w:firstLineChars="0"/>
+              <w:ind w:left="0" w:right="0" w:firstLine="0" w:leftChars="0" w:rightChars="0" w:firstLineChars="0"/>
               <w:jc w:val="left"/>
               <w:rPr>
-                <w:rFonts w:hint="default" w:ascii="Segoe UI" w:hAnsi="Segoe UI" w:eastAsia="Segoe UI" w:cs="Segoe UI"/>
+                <w:rFonts w:ascii="Segoe UI" w:eastAsia="Segoe UI" w:hAnsi="Segoe UI" w:cs="Segoe UI" w:hint="default"/>
                 <w:i w:val="0"/>
                 <w:iCs w:val="0"/>
                 <w:caps w:val="0"/>
@@ -4748,7 +4712,7 @@
             </w:pPr>
             <w:r>
               <w:rPr>
-                <w:rFonts w:hint="default" w:ascii="Segoe UI" w:hAnsi="Segoe UI" w:eastAsia="Segoe UI" w:cs="Segoe UI"/>
+                <w:rFonts w:ascii="Segoe UI" w:eastAsia="Segoe UI" w:hAnsi="Segoe UI" w:cs="Segoe UI" w:hint="default"/>
                 <w:i w:val="0"/>
                 <w:iCs w:val="0"/>
                 <w:caps w:val="0"/>
@@ -4758,7 +4722,7 @@
                 <w:kern w:val="0"/>
                 <w:sz w:val="18"/>
                 <w:szCs w:val="18"/>
-                <w:lang w:val="en-US" w:eastAsia="zh-CN" w:bidi="ar"/>
+                <w:lang w:val="en-US" w:eastAsia="zh-CN"/>
               </w:rPr>
               <w:t>为复杂技术问题提供代码级分析、紧急补丁或解决方案。</w:t>
             </w:r>
@@ -4768,10 +4732,10 @@
           <w:tcPr>
             <w:tcW w:w="2869" w:type="dxa"/>
             <w:tcBorders>
-              <w:top w:val="single" w:color="auto" w:sz="4" w:space="0"/>
-              <w:left w:val="single" w:color="auto" w:sz="4" w:space="0"/>
-              <w:bottom w:val="single" w:color="auto" w:sz="4" w:space="0"/>
-              <w:right w:val="single" w:color="auto" w:sz="12" w:space="0"/>
+              <w:top w:val="single" w:sz="4" w:space="0" w:color="auto"/>
+              <w:left w:val="single" w:sz="4" w:space="0" w:color="auto"/>
+              <w:bottom w:val="single" w:sz="4" w:space="0" w:color="auto"/>
+              <w:right w:val="single" w:sz="12" w:space="0" w:color="auto"/>
             </w:tcBorders>
             <w:shd w:val="clear" w:color="auto" w:fill="auto"/>
             <w:tcMar>
@@ -4790,10 +4754,10 @@
               <w:suppressLineNumbers w:val="0"/>
               <w:snapToGrid w:val="0"/>
               <w:spacing w:line="240" w:lineRule="auto"/>
-              <w:ind w:left="0" w:leftChars="0" w:right="0" w:rightChars="0" w:firstLine="0" w:firstLineChars="0"/>
+              <w:ind w:left="0" w:right="0" w:firstLine="0" w:leftChars="0" w:rightChars="0" w:firstLineChars="0"/>
               <w:jc w:val="left"/>
               <w:rPr>
-                <w:rFonts w:hint="default" w:ascii="Segoe UI" w:hAnsi="Segoe UI" w:eastAsia="Segoe UI" w:cs="Segoe UI"/>
+                <w:rFonts w:ascii="Segoe UI" w:eastAsia="Segoe UI" w:hAnsi="Segoe UI" w:cs="Segoe UI" w:hint="default"/>
                 <w:i w:val="0"/>
                 <w:iCs w:val="0"/>
                 <w:caps w:val="0"/>
@@ -4805,7 +4769,7 @@
             </w:pPr>
             <w:r>
               <w:rPr>
-                <w:rFonts w:hint="default" w:ascii="Segoe UI" w:hAnsi="Segoe UI" w:eastAsia="Segoe UI" w:cs="Segoe UI"/>
+                <w:rFonts w:ascii="Segoe UI" w:eastAsia="Segoe UI" w:hAnsi="Segoe UI" w:cs="Segoe UI" w:hint="default"/>
                 <w:i w:val="0"/>
                 <w:iCs w:val="0"/>
                 <w:caps w:val="0"/>
@@ -4815,7 +4779,7 @@
                 <w:kern w:val="0"/>
                 <w:sz w:val="18"/>
                 <w:szCs w:val="18"/>
-                <w:lang w:val="en-US" w:eastAsia="zh-CN" w:bidi="ar"/>
+                <w:lang w:val="en-US" w:eastAsia="zh-CN"/>
               </w:rPr>
               <w:t>合同第2.3条；岗位说明书（开发工程师等）</w:t>
             </w:r>
@@ -4824,14 +4788,8 @@
       </w:tr>
       <w:tr>
         <w:tblPrEx>
-          <w:tblBorders>
-            <w:top w:val="none" w:color="auto" w:sz="0" w:space="0"/>
-            <w:left w:val="none" w:color="auto" w:sz="0" w:space="0"/>
-            <w:bottom w:val="none" w:color="auto" w:sz="0" w:space="0"/>
-            <w:right w:val="none" w:color="auto" w:sz="0" w:space="0"/>
-            <w:insideH w:val="none" w:color="auto" w:sz="0" w:space="0"/>
-            <w:insideV w:val="none" w:color="auto" w:sz="0" w:space="0"/>
-          </w:tblBorders>
+          <w:tblW w:w="8522" w:type="dxa"/>
+          <w:jc w:val="center"/>
           <w:shd w:val="clear" w:color="auto" w:fill="auto"/>
           <w:tblCellMar>
             <w:top w:w="15" w:type="dxa"/>
@@ -4841,17 +4799,17 @@
           </w:tblCellMar>
         </w:tblPrEx>
         <w:trPr>
-          <w:trHeight w:val="0" w:hRule="atLeast"/>
+          <w:trHeight w:val="0"/>
           <w:jc w:val="center"/>
         </w:trPr>
         <w:tc>
           <w:tcPr>
             <w:tcW w:w="1141" w:type="dxa"/>
             <w:tcBorders>
-              <w:top w:val="single" w:color="auto" w:sz="4" w:space="0"/>
-              <w:left w:val="single" w:color="auto" w:sz="12" w:space="0"/>
-              <w:bottom w:val="single" w:color="auto" w:sz="4" w:space="0"/>
-              <w:right w:val="single" w:color="auto" w:sz="4" w:space="0"/>
+              <w:top w:val="single" w:sz="4" w:space="0" w:color="auto"/>
+              <w:left w:val="single" w:sz="12" w:space="0" w:color="auto"/>
+              <w:bottom w:val="single" w:sz="4" w:space="0" w:color="auto"/>
+              <w:right w:val="single" w:sz="4" w:space="0" w:color="auto"/>
             </w:tcBorders>
             <w:shd w:val="clear" w:color="auto" w:fill="auto"/>
             <w:tcMar>
@@ -4870,10 +4828,10 @@
               <w:suppressLineNumbers w:val="0"/>
               <w:snapToGrid w:val="0"/>
               <w:spacing w:line="240" w:lineRule="auto"/>
-              <w:ind w:left="0" w:leftChars="0" w:right="0" w:rightChars="0" w:firstLine="0" w:firstLineChars="0"/>
+              <w:ind w:left="0" w:right="0" w:firstLine="0" w:leftChars="0" w:rightChars="0" w:firstLineChars="0"/>
               <w:jc w:val="center"/>
               <w:rPr>
-                <w:rFonts w:hint="default" w:ascii="Segoe UI" w:hAnsi="Segoe UI" w:eastAsia="Segoe UI" w:cs="Segoe UI"/>
+                <w:rFonts w:ascii="Segoe UI" w:eastAsia="Segoe UI" w:hAnsi="Segoe UI" w:cs="Segoe UI" w:hint="default"/>
                 <w:i w:val="0"/>
                 <w:iCs w:val="0"/>
                 <w:caps w:val="0"/>
@@ -4885,7 +4843,7 @@
             </w:pPr>
             <w:r>
               <w:rPr>
-                <w:rFonts w:hint="default" w:ascii="Segoe UI" w:hAnsi="Segoe UI" w:eastAsia="Segoe UI" w:cs="Segoe UI"/>
+                <w:rFonts w:ascii="Segoe UI" w:eastAsia="Segoe UI" w:hAnsi="Segoe UI" w:cs="Segoe UI" w:hint="default"/>
                 <w:i w:val="0"/>
                 <w:iCs w:val="0"/>
                 <w:caps w:val="0"/>
@@ -4895,7 +4853,7 @@
                 <w:kern w:val="0"/>
                 <w:sz w:val="18"/>
                 <w:szCs w:val="18"/>
-                <w:lang w:val="en-US" w:eastAsia="zh-CN" w:bidi="ar"/>
+                <w:lang w:val="en-US" w:eastAsia="zh-CN"/>
               </w:rPr>
               <w:t>质量管理部</w:t>
             </w:r>
@@ -4905,10 +4863,10 @@
           <w:tcPr>
             <w:tcW w:w="4512" w:type="dxa"/>
             <w:tcBorders>
-              <w:top w:val="single" w:color="auto" w:sz="4" w:space="0"/>
-              <w:left w:val="single" w:color="auto" w:sz="4" w:space="0"/>
-              <w:bottom w:val="single" w:color="auto" w:sz="4" w:space="0"/>
-              <w:right w:val="single" w:color="auto" w:sz="4" w:space="0"/>
+              <w:top w:val="single" w:sz="4" w:space="0" w:color="auto"/>
+              <w:left w:val="single" w:sz="4" w:space="0" w:color="auto"/>
+              <w:bottom w:val="single" w:sz="4" w:space="0" w:color="auto"/>
+              <w:right w:val="single" w:sz="4" w:space="0" w:color="auto"/>
             </w:tcBorders>
             <w:shd w:val="clear" w:color="auto" w:fill="auto"/>
             <w:tcMar>
@@ -4927,10 +4885,10 @@
               <w:suppressLineNumbers w:val="0"/>
               <w:snapToGrid w:val="0"/>
               <w:spacing w:line="240" w:lineRule="auto"/>
-              <w:ind w:left="0" w:leftChars="0" w:right="0" w:rightChars="0" w:firstLine="0" w:firstLineChars="0"/>
+              <w:ind w:left="0" w:right="0" w:firstLine="0" w:leftChars="0" w:rightChars="0" w:firstLineChars="0"/>
               <w:jc w:val="left"/>
               <w:rPr>
-                <w:rFonts w:hint="default" w:ascii="Segoe UI" w:hAnsi="Segoe UI" w:eastAsia="Segoe UI" w:cs="Segoe UI"/>
+                <w:rFonts w:ascii="Segoe UI" w:eastAsia="Segoe UI" w:hAnsi="Segoe UI" w:cs="Segoe UI" w:hint="default"/>
                 <w:i w:val="0"/>
                 <w:iCs w:val="0"/>
                 <w:caps w:val="0"/>
@@ -4942,7 +4900,7 @@
             </w:pPr>
             <w:r>
               <w:rPr>
-                <w:rFonts w:hint="default" w:ascii="Segoe UI" w:hAnsi="Segoe UI" w:eastAsia="Segoe UI" w:cs="Segoe UI"/>
+                <w:rFonts w:ascii="Segoe UI" w:eastAsia="Segoe UI" w:hAnsi="Segoe UI" w:cs="Segoe UI" w:hint="default"/>
                 <w:i w:val="0"/>
                 <w:iCs w:val="0"/>
                 <w:caps w:val="0"/>
@@ -4952,7 +4910,7 @@
                 <w:kern w:val="0"/>
                 <w:sz w:val="18"/>
                 <w:szCs w:val="18"/>
-                <w:lang w:val="en-US" w:eastAsia="zh-CN" w:bidi="ar"/>
+                <w:lang w:val="en-US" w:eastAsia="zh-CN"/>
               </w:rPr>
               <w:t>监督应急流程符合性；参与事件复盘；推动质量改进措施。</w:t>
             </w:r>
@@ -4962,10 +4920,10 @@
           <w:tcPr>
             <w:tcW w:w="2869" w:type="dxa"/>
             <w:tcBorders>
-              <w:top w:val="single" w:color="auto" w:sz="4" w:space="0"/>
-              <w:left w:val="single" w:color="auto" w:sz="4" w:space="0"/>
-              <w:bottom w:val="single" w:color="auto" w:sz="4" w:space="0"/>
-              <w:right w:val="single" w:color="auto" w:sz="12" w:space="0"/>
+              <w:top w:val="single" w:sz="4" w:space="0" w:color="auto"/>
+              <w:left w:val="single" w:sz="4" w:space="0" w:color="auto"/>
+              <w:bottom w:val="single" w:sz="4" w:space="0" w:color="auto"/>
+              <w:right w:val="single" w:sz="12" w:space="0" w:color="auto"/>
             </w:tcBorders>
             <w:shd w:val="clear" w:color="auto" w:fill="auto"/>
             <w:tcMar>
@@ -4984,10 +4942,10 @@
               <w:suppressLineNumbers w:val="0"/>
               <w:snapToGrid w:val="0"/>
               <w:spacing w:line="240" w:lineRule="auto"/>
-              <w:ind w:left="0" w:leftChars="0" w:right="0" w:rightChars="0" w:firstLine="0" w:firstLineChars="0"/>
+              <w:ind w:left="0" w:right="0" w:firstLine="0" w:leftChars="0" w:rightChars="0" w:firstLineChars="0"/>
               <w:jc w:val="left"/>
               <w:rPr>
-                <w:rFonts w:hint="default" w:ascii="Segoe UI" w:hAnsi="Segoe UI" w:eastAsia="Segoe UI" w:cs="Segoe UI"/>
+                <w:rFonts w:ascii="Segoe UI" w:eastAsia="Segoe UI" w:hAnsi="Segoe UI" w:cs="Segoe UI" w:hint="default"/>
                 <w:i w:val="0"/>
                 <w:iCs w:val="0"/>
                 <w:caps w:val="0"/>
@@ -4999,7 +4957,7 @@
             </w:pPr>
             <w:r>
               <w:rPr>
-                <w:rFonts w:hint="default" w:ascii="Segoe UI" w:hAnsi="Segoe UI" w:eastAsia="Segoe UI" w:cs="Segoe UI"/>
+                <w:rFonts w:ascii="Segoe UI" w:eastAsia="Segoe UI" w:hAnsi="Segoe UI" w:cs="Segoe UI" w:hint="default"/>
                 <w:i w:val="0"/>
                 <w:iCs w:val="0"/>
                 <w:caps w:val="0"/>
@@ -5009,7 +4967,7 @@
                 <w:kern w:val="0"/>
                 <w:sz w:val="18"/>
                 <w:szCs w:val="18"/>
-                <w:lang w:val="en-US" w:eastAsia="zh-CN" w:bidi="ar"/>
+                <w:lang w:val="en-US" w:eastAsia="zh-CN"/>
               </w:rPr>
               <w:t>《运维应急管理制度》5.3</w:t>
             </w:r>
@@ -5018,14 +4976,8 @@
       </w:tr>
       <w:tr>
         <w:tblPrEx>
-          <w:tblBorders>
-            <w:top w:val="none" w:color="auto" w:sz="0" w:space="0"/>
-            <w:left w:val="none" w:color="auto" w:sz="0" w:space="0"/>
-            <w:bottom w:val="none" w:color="auto" w:sz="0" w:space="0"/>
-            <w:right w:val="none" w:color="auto" w:sz="0" w:space="0"/>
-            <w:insideH w:val="none" w:color="auto" w:sz="0" w:space="0"/>
-            <w:insideV w:val="none" w:color="auto" w:sz="0" w:space="0"/>
-          </w:tblBorders>
+          <w:tblW w:w="8522" w:type="dxa"/>
+          <w:jc w:val="center"/>
           <w:shd w:val="clear" w:color="auto" w:fill="auto"/>
           <w:tblCellMar>
             <w:top w:w="15" w:type="dxa"/>
@@ -5035,17 +4987,17 @@
           </w:tblCellMar>
         </w:tblPrEx>
         <w:trPr>
-          <w:trHeight w:val="0" w:hRule="atLeast"/>
+          <w:trHeight w:val="0"/>
           <w:jc w:val="center"/>
         </w:trPr>
         <w:tc>
           <w:tcPr>
             <w:tcW w:w="1141" w:type="dxa"/>
             <w:tcBorders>
-              <w:top w:val="single" w:color="auto" w:sz="4" w:space="0"/>
-              <w:left w:val="single" w:color="auto" w:sz="12" w:space="0"/>
-              <w:bottom w:val="single" w:color="auto" w:sz="12" w:space="0"/>
-              <w:right w:val="single" w:color="auto" w:sz="4" w:space="0"/>
+              <w:top w:val="single" w:sz="4" w:space="0" w:color="auto"/>
+              <w:left w:val="single" w:sz="12" w:space="0" w:color="auto"/>
+              <w:bottom w:val="single" w:sz="12" w:space="0" w:color="auto"/>
+              <w:right w:val="single" w:sz="4" w:space="0" w:color="auto"/>
             </w:tcBorders>
             <w:shd w:val="clear" w:color="auto" w:fill="auto"/>
             <w:tcMar>
@@ -5064,10 +5016,10 @@
               <w:suppressLineNumbers w:val="0"/>
               <w:snapToGrid w:val="0"/>
               <w:spacing w:line="240" w:lineRule="auto"/>
-              <w:ind w:left="0" w:leftChars="0" w:right="0" w:rightChars="0" w:firstLine="0" w:firstLineChars="0"/>
+              <w:ind w:left="0" w:right="0" w:firstLine="0" w:leftChars="0" w:rightChars="0" w:firstLineChars="0"/>
               <w:jc w:val="center"/>
               <w:rPr>
-                <w:rFonts w:hint="default" w:ascii="Segoe UI" w:hAnsi="Segoe UI" w:eastAsia="Segoe UI" w:cs="Segoe UI"/>
+                <w:rFonts w:ascii="Segoe UI" w:eastAsia="Segoe UI" w:hAnsi="Segoe UI" w:cs="Segoe UI" w:hint="default"/>
                 <w:i w:val="0"/>
                 <w:iCs w:val="0"/>
                 <w:caps w:val="0"/>
@@ -5079,7 +5031,7 @@
             </w:pPr>
             <w:r>
               <w:rPr>
-                <w:rFonts w:hint="default" w:ascii="Segoe UI" w:hAnsi="Segoe UI" w:eastAsia="Segoe UI" w:cs="Segoe UI"/>
+                <w:rFonts w:ascii="Segoe UI" w:eastAsia="Segoe UI" w:hAnsi="Segoe UI" w:cs="Segoe UI" w:hint="default"/>
                 <w:i w:val="0"/>
                 <w:iCs w:val="0"/>
                 <w:caps w:val="0"/>
@@ -5089,7 +5041,7 @@
                 <w:kern w:val="0"/>
                 <w:sz w:val="18"/>
                 <w:szCs w:val="18"/>
-                <w:lang w:val="en-US" w:eastAsia="zh-CN" w:bidi="ar"/>
+                <w:lang w:val="en-US" w:eastAsia="zh-CN"/>
               </w:rPr>
               <w:t>数智运营部</w:t>
             </w:r>
@@ -5099,10 +5051,10 @@
           <w:tcPr>
             <w:tcW w:w="4512" w:type="dxa"/>
             <w:tcBorders>
-              <w:top w:val="single" w:color="auto" w:sz="4" w:space="0"/>
-              <w:left w:val="single" w:color="auto" w:sz="4" w:space="0"/>
-              <w:bottom w:val="single" w:color="auto" w:sz="12" w:space="0"/>
-              <w:right w:val="single" w:color="auto" w:sz="4" w:space="0"/>
+              <w:top w:val="single" w:sz="4" w:space="0" w:color="auto"/>
+              <w:left w:val="single" w:sz="4" w:space="0" w:color="auto"/>
+              <w:bottom w:val="single" w:sz="12" w:space="0" w:color="auto"/>
+              <w:right w:val="single" w:sz="4" w:space="0" w:color="auto"/>
             </w:tcBorders>
             <w:shd w:val="clear" w:color="auto" w:fill="auto"/>
             <w:tcMar>
@@ -5121,10 +5073,10 @@
               <w:suppressLineNumbers w:val="0"/>
               <w:snapToGrid w:val="0"/>
               <w:spacing w:line="240" w:lineRule="auto"/>
-              <w:ind w:left="0" w:leftChars="0" w:right="0" w:rightChars="0" w:firstLine="0" w:firstLineChars="0"/>
+              <w:ind w:left="0" w:right="0" w:firstLine="0" w:leftChars="0" w:rightChars="0" w:firstLineChars="0"/>
               <w:jc w:val="left"/>
               <w:rPr>
-                <w:rFonts w:hint="default" w:ascii="Segoe UI" w:hAnsi="Segoe UI" w:eastAsia="Segoe UI" w:cs="Segoe UI"/>
+                <w:rFonts w:ascii="Segoe UI" w:eastAsia="Segoe UI" w:hAnsi="Segoe UI" w:cs="Segoe UI" w:hint="default"/>
                 <w:i w:val="0"/>
                 <w:iCs w:val="0"/>
                 <w:caps w:val="0"/>
@@ -5136,7 +5088,7 @@
             </w:pPr>
             <w:r>
               <w:rPr>
-                <w:rFonts w:hint="default" w:ascii="Segoe UI" w:hAnsi="Segoe UI" w:eastAsia="Segoe UI" w:cs="Segoe UI"/>
+                <w:rFonts w:ascii="Segoe UI" w:eastAsia="Segoe UI" w:hAnsi="Segoe UI" w:cs="Segoe UI" w:hint="default"/>
                 <w:i w:val="0"/>
                 <w:iCs w:val="0"/>
                 <w:caps w:val="0"/>
@@ -5146,7 +5098,7 @@
                 <w:kern w:val="0"/>
                 <w:sz w:val="18"/>
                 <w:szCs w:val="18"/>
-                <w:lang w:val="en-US" w:eastAsia="zh-CN" w:bidi="ar"/>
+                <w:lang w:val="en-US" w:eastAsia="zh-CN"/>
               </w:rPr>
               <w:t>负责应急知识的收集、结构化整理与入库。</w:t>
             </w:r>
@@ -5156,10 +5108,10 @@
           <w:tcPr>
             <w:tcW w:w="2869" w:type="dxa"/>
             <w:tcBorders>
-              <w:top w:val="single" w:color="auto" w:sz="4" w:space="0"/>
-              <w:left w:val="single" w:color="auto" w:sz="4" w:space="0"/>
-              <w:bottom w:val="single" w:color="auto" w:sz="12" w:space="0"/>
-              <w:right w:val="single" w:color="auto" w:sz="12" w:space="0"/>
+              <w:top w:val="single" w:sz="4" w:space="0" w:color="auto"/>
+              <w:left w:val="single" w:sz="4" w:space="0" w:color="auto"/>
+              <w:bottom w:val="single" w:sz="12" w:space="0" w:color="auto"/>
+              <w:right w:val="single" w:sz="12" w:space="0" w:color="auto"/>
             </w:tcBorders>
             <w:shd w:val="clear" w:color="auto" w:fill="auto"/>
             <w:tcMar>
@@ -5178,10 +5130,10 @@
               <w:suppressLineNumbers w:val="0"/>
               <w:snapToGrid w:val="0"/>
               <w:spacing w:line="240" w:lineRule="auto"/>
-              <w:ind w:left="0" w:leftChars="0" w:right="0" w:rightChars="0" w:firstLine="0" w:firstLineChars="0"/>
+              <w:ind w:left="0" w:right="0" w:firstLine="0" w:leftChars="0" w:rightChars="0" w:firstLineChars="0"/>
               <w:jc w:val="left"/>
               <w:rPr>
-                <w:rFonts w:hint="default" w:ascii="Segoe UI" w:hAnsi="Segoe UI" w:eastAsia="Segoe UI" w:cs="Segoe UI"/>
+                <w:rFonts w:ascii="Segoe UI" w:eastAsia="Segoe UI" w:hAnsi="Segoe UI" w:cs="Segoe UI" w:hint="default"/>
                 <w:i w:val="0"/>
                 <w:iCs w:val="0"/>
                 <w:caps w:val="0"/>
@@ -5193,7 +5145,7 @@
             </w:pPr>
             <w:r>
               <w:rPr>
-                <w:rFonts w:hint="default" w:ascii="Segoe UI" w:hAnsi="Segoe UI" w:eastAsia="Segoe UI" w:cs="Segoe UI"/>
+                <w:rFonts w:ascii="Segoe UI" w:eastAsia="Segoe UI" w:hAnsi="Segoe UI" w:cs="Segoe UI" w:hint="default"/>
                 <w:i w:val="0"/>
                 <w:iCs w:val="0"/>
                 <w:caps w:val="0"/>
@@ -5203,7 +5155,7 @@
                 <w:kern w:val="0"/>
                 <w:sz w:val="18"/>
                 <w:szCs w:val="18"/>
-                <w:lang w:val="en-US" w:eastAsia="zh-CN" w:bidi="ar"/>
+                <w:lang w:val="en-US" w:eastAsia="zh-CN"/>
               </w:rPr>
               <w:t>岗位说明书（服务知识专员）</w:t>
             </w:r>
@@ -5213,24 +5165,24 @@
     </w:tbl>
     <w:p>
       <w:pPr>
-        <w:pStyle w:val="29"/>
-        <w:bidi w:val="0"/>
-        <w:rPr>
-          <w:rFonts w:hint="default"/>
-          <w:lang w:val="en-US" w:eastAsia="zh-CN"/>
-        </w:rPr>
-      </w:pPr>
-    </w:p>
-    <w:p>
-      <w:pPr>
-        <w:pStyle w:val="30"/>
-        <w:bidi w:val="0"/>
-        <w:rPr>
-          <w:rFonts w:hint="default"/>
-          <w:lang w:val="en-US" w:eastAsia="zh-CN"/>
-        </w:rPr>
-      </w:pPr>
-      <w:bookmarkStart w:id="12" w:name="_Toc5482"/>
+        <w:pStyle w:val="a1"/>
+        <w:bidi w:val="0"/>
+        <w:rPr>
+          <w:rFonts w:hint="default"/>
+          <w:lang w:val="en-US" w:eastAsia="zh-CN"/>
+        </w:rPr>
+      </w:pPr>
+    </w:p>
+    <w:p>
+      <w:pPr>
+        <w:pStyle w:val="2"/>
+        <w:bidi w:val="0"/>
+        <w:rPr>
+          <w:rFonts w:hint="default"/>
+          <w:lang w:val="en-US" w:eastAsia="zh-CN"/>
+        </w:rPr>
+      </w:pPr>
+      <w:bookmarkStart w:id="13" w:name="_Toc5482"/>
       <w:r>
         <w:rPr>
           <w:rFonts w:hint="default"/>
@@ -5238,11 +5190,11 @@
         </w:rPr>
         <w:t>临时指挥机构：应急管理部</w:t>
       </w:r>
-      <w:bookmarkEnd w:id="12"/>
-    </w:p>
-    <w:p>
-      <w:pPr>
-        <w:pStyle w:val="29"/>
+      <w:bookmarkEnd w:id="13"/>
+    </w:p>
+    <w:p>
+      <w:pPr>
+        <w:pStyle w:val="a1"/>
         <w:bidi w:val="0"/>
         <w:rPr>
           <w:rFonts w:hint="default"/>
@@ -5259,7 +5211,7 @@
     </w:p>
     <w:p>
       <w:pPr>
-        <w:pStyle w:val="29"/>
+        <w:pStyle w:val="a1"/>
         <w:bidi w:val="0"/>
         <w:rPr>
           <w:rFonts w:hint="default"/>
@@ -5276,7 +5228,7 @@
     </w:p>
     <w:p>
       <w:pPr>
-        <w:pStyle w:val="29"/>
+        <w:pStyle w:val="a1"/>
         <w:bidi w:val="0"/>
         <w:rPr>
           <w:rFonts w:hint="default"/>
@@ -5293,7 +5245,7 @@
     </w:p>
     <w:p>
       <w:pPr>
-        <w:pStyle w:val="29"/>
+        <w:pStyle w:val="a1"/>
         <w:bidi w:val="0"/>
         <w:rPr>
           <w:rFonts w:hint="default"/>
@@ -5310,7 +5262,7 @@
     </w:p>
     <w:p>
       <w:pPr>
-        <w:pStyle w:val="29"/>
+        <w:pStyle w:val="a1"/>
         <w:bidi w:val="0"/>
         <w:rPr>
           <w:rFonts w:hint="default"/>
@@ -5327,7 +5279,7 @@
     </w:p>
     <w:p>
       <w:pPr>
-        <w:pStyle w:val="29"/>
+        <w:pStyle w:val="a1"/>
         <w:bidi w:val="0"/>
         <w:rPr>
           <w:rFonts w:hint="default"/>
@@ -5344,13 +5296,13 @@
     </w:p>
     <w:p>
       <w:pPr>
-        <w:pStyle w:val="29"/>
+        <w:pStyle w:val="a1"/>
         <w:numPr>
           <w:ilvl w:val="0"/>
           <w:numId w:val="2"/>
         </w:numPr>
         <w:bidi w:val="0"/>
-        <w:ind w:left="425" w:leftChars="0" w:hanging="425" w:firstLineChars="0"/>
+        <w:ind w:left="425" w:hanging="425" w:leftChars="0" w:firstLineChars="0"/>
         <w:rPr>
           <w:rFonts w:hint="default"/>
           <w:lang w:val="en-US" w:eastAsia="zh-CN"/>
@@ -5366,13 +5318,13 @@
     </w:p>
     <w:p>
       <w:pPr>
-        <w:pStyle w:val="29"/>
+        <w:pStyle w:val="a1"/>
         <w:numPr>
           <w:ilvl w:val="0"/>
           <w:numId w:val="2"/>
         </w:numPr>
         <w:bidi w:val="0"/>
-        <w:ind w:left="425" w:leftChars="0" w:hanging="425" w:firstLineChars="0"/>
+        <w:ind w:left="425" w:hanging="425" w:leftChars="0" w:firstLineChars="0"/>
         <w:rPr>
           <w:rFonts w:hint="default"/>
           <w:lang w:val="en-US" w:eastAsia="zh-CN"/>
@@ -5388,13 +5340,13 @@
     </w:p>
     <w:p>
       <w:pPr>
-        <w:pStyle w:val="29"/>
+        <w:pStyle w:val="a1"/>
         <w:numPr>
           <w:ilvl w:val="0"/>
           <w:numId w:val="2"/>
         </w:numPr>
         <w:bidi w:val="0"/>
-        <w:ind w:left="425" w:leftChars="0" w:hanging="425" w:firstLineChars="0"/>
+        <w:ind w:left="425" w:hanging="425" w:leftChars="0" w:firstLineChars="0"/>
         <w:rPr>
           <w:rFonts w:hint="default"/>
           <w:lang w:val="en-US" w:eastAsia="zh-CN"/>
@@ -5410,13 +5362,13 @@
     </w:p>
     <w:p>
       <w:pPr>
-        <w:pStyle w:val="29"/>
+        <w:pStyle w:val="a1"/>
         <w:numPr>
           <w:ilvl w:val="0"/>
           <w:numId w:val="2"/>
         </w:numPr>
         <w:bidi w:val="0"/>
-        <w:ind w:left="425" w:leftChars="0" w:hanging="425" w:firstLineChars="0"/>
+        <w:ind w:left="425" w:hanging="425" w:leftChars="0" w:firstLineChars="0"/>
         <w:rPr>
           <w:rFonts w:hint="default"/>
           <w:lang w:val="en-US" w:eastAsia="zh-CN"/>
@@ -5432,14 +5384,14 @@
     </w:p>
     <w:p>
       <w:pPr>
-        <w:pStyle w:val="28"/>
-        <w:bidi w:val="0"/>
-        <w:rPr>
-          <w:rFonts w:hint="default"/>
-          <w:lang w:val="en-US" w:eastAsia="zh-CN"/>
-        </w:rPr>
-      </w:pPr>
-      <w:bookmarkStart w:id="13" w:name="_Toc28207"/>
+        <w:pStyle w:val="1"/>
+        <w:bidi w:val="0"/>
+        <w:rPr>
+          <w:rFonts w:hint="default"/>
+          <w:lang w:val="en-US" w:eastAsia="zh-CN"/>
+        </w:rPr>
+      </w:pPr>
+      <w:bookmarkStart w:id="14" w:name="_Toc28207"/>
       <w:r>
         <w:rPr>
           <w:rFonts w:hint="default"/>
@@ -5447,18 +5399,18 @@
         </w:rPr>
         <w:t>应急准备活动</w:t>
       </w:r>
-      <w:bookmarkEnd w:id="13"/>
-    </w:p>
-    <w:p>
-      <w:pPr>
-        <w:pStyle w:val="30"/>
-        <w:bidi w:val="0"/>
-        <w:rPr>
-          <w:rFonts w:hint="default"/>
-          <w:lang w:val="en-US" w:eastAsia="zh-CN"/>
-        </w:rPr>
-      </w:pPr>
-      <w:bookmarkStart w:id="14" w:name="_Toc16230"/>
+      <w:bookmarkEnd w:id="14"/>
+    </w:p>
+    <w:p>
+      <w:pPr>
+        <w:pStyle w:val="2"/>
+        <w:bidi w:val="0"/>
+        <w:rPr>
+          <w:rFonts w:hint="default"/>
+          <w:lang w:val="en-US" w:eastAsia="zh-CN"/>
+        </w:rPr>
+      </w:pPr>
+      <w:bookmarkStart w:id="15" w:name="_Toc16230"/>
       <w:r>
         <w:rPr>
           <w:rFonts w:hint="default"/>
@@ -5466,11 +5418,11 @@
         </w:rPr>
         <w:t>风险评估与业务影响分析</w:t>
       </w:r>
-      <w:bookmarkEnd w:id="14"/>
-    </w:p>
-    <w:p>
-      <w:pPr>
-        <w:pStyle w:val="29"/>
+      <w:bookmarkEnd w:id="15"/>
+    </w:p>
+    <w:p>
+      <w:pPr>
+        <w:pStyle w:val="a1"/>
         <w:bidi w:val="0"/>
         <w:rPr>
           <w:rFonts w:hint="default"/>
@@ -5487,7 +5439,7 @@
     </w:p>
     <w:p>
       <w:pPr>
-        <w:pStyle w:val="29"/>
+        <w:pStyle w:val="a1"/>
         <w:bidi w:val="0"/>
         <w:rPr>
           <w:rFonts w:hint="default"/>
@@ -5504,7 +5456,7 @@
     </w:p>
     <w:p>
       <w:pPr>
-        <w:pStyle w:val="29"/>
+        <w:pStyle w:val="a1"/>
         <w:bidi w:val="0"/>
         <w:rPr>
           <w:rFonts w:hint="default"/>
@@ -5521,14 +5473,14 @@
     </w:p>
     <w:p>
       <w:pPr>
-        <w:pStyle w:val="30"/>
-        <w:bidi w:val="0"/>
-        <w:rPr>
-          <w:rFonts w:hint="default"/>
-          <w:lang w:val="en-US" w:eastAsia="zh-CN"/>
-        </w:rPr>
-      </w:pPr>
-      <w:bookmarkStart w:id="15" w:name="_Toc2718"/>
+        <w:pStyle w:val="2"/>
+        <w:bidi w:val="0"/>
+        <w:rPr>
+          <w:rFonts w:hint="default"/>
+          <w:lang w:val="en-US" w:eastAsia="zh-CN"/>
+        </w:rPr>
+      </w:pPr>
+      <w:bookmarkStart w:id="16" w:name="_Toc2718"/>
       <w:r>
         <w:rPr>
           <w:rFonts w:hint="default"/>
@@ -5536,11 +5488,11 @@
         </w:rPr>
         <w:t>应急预案体系管理</w:t>
       </w:r>
-      <w:bookmarkEnd w:id="15"/>
-    </w:p>
-    <w:p>
-      <w:pPr>
-        <w:pStyle w:val="29"/>
+      <w:bookmarkEnd w:id="16"/>
+    </w:p>
+    <w:p>
+      <w:pPr>
+        <w:pStyle w:val="a1"/>
         <w:bidi w:val="0"/>
         <w:rPr>
           <w:rFonts w:hint="default"/>
@@ -5557,7 +5509,7 @@
     </w:p>
     <w:p>
       <w:pPr>
-        <w:pStyle w:val="29"/>
+        <w:pStyle w:val="a1"/>
         <w:bidi w:val="0"/>
         <w:rPr>
           <w:rFonts w:hint="default"/>
@@ -5574,7 +5526,7 @@
     </w:p>
     <w:p>
       <w:pPr>
-        <w:pStyle w:val="29"/>
+        <w:pStyle w:val="a1"/>
         <w:bidi w:val="0"/>
         <w:rPr>
           <w:rFonts w:hint="default"/>
@@ -5591,14 +5543,14 @@
     </w:p>
     <w:p>
       <w:pPr>
-        <w:pStyle w:val="30"/>
-        <w:bidi w:val="0"/>
-        <w:rPr>
-          <w:rFonts w:hint="default"/>
-          <w:lang w:val="en-US" w:eastAsia="zh-CN"/>
-        </w:rPr>
-      </w:pPr>
-      <w:bookmarkStart w:id="16" w:name="_Toc14346"/>
+        <w:pStyle w:val="2"/>
+        <w:bidi w:val="0"/>
+        <w:rPr>
+          <w:rFonts w:hint="default"/>
+          <w:lang w:val="en-US" w:eastAsia="zh-CN"/>
+        </w:rPr>
+      </w:pPr>
+      <w:bookmarkStart w:id="17" w:name="_Toc14346"/>
       <w:r>
         <w:rPr>
           <w:rFonts w:hint="default"/>
@@ -5606,11 +5558,11 @@
         </w:rPr>
         <w:t>应急演练规划</w:t>
       </w:r>
-      <w:bookmarkEnd w:id="16"/>
-    </w:p>
-    <w:p>
-      <w:pPr>
-        <w:pStyle w:val="29"/>
+      <w:bookmarkEnd w:id="17"/>
+    </w:p>
+    <w:p>
+      <w:pPr>
+        <w:pStyle w:val="a1"/>
         <w:bidi w:val="0"/>
         <w:rPr>
           <w:rFonts w:hint="default"/>
@@ -5627,7 +5579,7 @@
     </w:p>
     <w:p>
       <w:pPr>
-        <w:pStyle w:val="29"/>
+        <w:pStyle w:val="a1"/>
         <w:bidi w:val="0"/>
         <w:rPr>
           <w:rFonts w:hint="default"/>
@@ -5644,19 +5596,18 @@
     </w:p>
     <w:tbl>
       <w:tblPr>
-        <w:tblStyle w:val="20"/>
+        <w:tblStyle w:val="TableNormal"/>
         <w:tblW w:w="8505" w:type="dxa"/>
         <w:jc w:val="center"/>
         <w:tblBorders>
-          <w:top w:val="single" w:color="auto" w:sz="4" w:space="0"/>
-          <w:left w:val="single" w:color="auto" w:sz="4" w:space="0"/>
-          <w:bottom w:val="single" w:color="auto" w:sz="4" w:space="0"/>
-          <w:right w:val="single" w:color="auto" w:sz="4" w:space="0"/>
-          <w:insideH w:val="single" w:color="auto" w:sz="4" w:space="0"/>
-          <w:insideV w:val="single" w:color="auto" w:sz="4" w:space="0"/>
+          <w:top w:val="single" w:sz="4" w:space="0" w:color="auto"/>
+          <w:left w:val="single" w:sz="4" w:space="0" w:color="auto"/>
+          <w:bottom w:val="single" w:sz="4" w:space="0" w:color="auto"/>
+          <w:right w:val="single" w:sz="4" w:space="0" w:color="auto"/>
+          <w:insideH w:val="single" w:sz="4" w:space="0" w:color="auto"/>
+          <w:insideV w:val="single" w:sz="4" w:space="0" w:color="auto"/>
         </w:tblBorders>
         <w:shd w:val="clear" w:color="auto" w:fill="auto"/>
-        <w:tblLayout w:type="autofit"/>
         <w:tblCellMar>
           <w:top w:w="15" w:type="dxa"/>
           <w:left w:w="15" w:type="dxa"/>
@@ -5672,13 +5623,15 @@
       </w:tblGrid>
       <w:tr>
         <w:tblPrEx>
+          <w:tblW w:w="8505" w:type="dxa"/>
+          <w:jc w:val="center"/>
           <w:tblBorders>
-            <w:top w:val="single" w:color="auto" w:sz="4" w:space="0"/>
-            <w:left w:val="single" w:color="auto" w:sz="4" w:space="0"/>
-            <w:bottom w:val="single" w:color="auto" w:sz="4" w:space="0"/>
-            <w:right w:val="single" w:color="auto" w:sz="4" w:space="0"/>
-            <w:insideH w:val="single" w:color="auto" w:sz="4" w:space="0"/>
-            <w:insideV w:val="single" w:color="auto" w:sz="4" w:space="0"/>
+            <w:top w:val="single" w:sz="4" w:space="0" w:color="auto"/>
+            <w:left w:val="single" w:sz="4" w:space="0" w:color="auto"/>
+            <w:bottom w:val="single" w:sz="4" w:space="0" w:color="auto"/>
+            <w:right w:val="single" w:sz="4" w:space="0" w:color="auto"/>
+            <w:insideH w:val="single" w:sz="4" w:space="0" w:color="auto"/>
+            <w:insideV w:val="single" w:sz="4" w:space="0" w:color="auto"/>
           </w:tblBorders>
           <w:shd w:val="clear" w:color="auto" w:fill="auto"/>
           <w:tblCellMar>
@@ -5689,7 +5642,7 @@
           </w:tblCellMar>
         </w:tblPrEx>
         <w:trPr>
-          <w:trHeight w:val="0" w:hRule="atLeast"/>
+          <w:trHeight w:val="0"/>
           <w:tblHeader/>
           <w:jc w:val="center"/>
         </w:trPr>
@@ -5697,10 +5650,10 @@
           <w:tcPr>
             <w:tcW w:w="1643" w:type="dxa"/>
             <w:tcBorders>
-              <w:top w:val="single" w:color="auto" w:sz="4" w:space="0"/>
-              <w:left w:val="single" w:color="auto" w:sz="4" w:space="0"/>
-              <w:bottom w:val="single" w:color="auto" w:sz="4" w:space="0"/>
-              <w:right w:val="single" w:color="auto" w:sz="4" w:space="0"/>
+              <w:top w:val="single" w:sz="4" w:space="0" w:color="auto"/>
+              <w:left w:val="single" w:sz="4" w:space="0" w:color="auto"/>
+              <w:bottom w:val="single" w:sz="4" w:space="0" w:color="auto"/>
+              <w:right w:val="single" w:sz="4" w:space="0" w:color="auto"/>
             </w:tcBorders>
             <w:shd w:val="clear" w:color="auto" w:fill="auto"/>
             <w:tcMar>
@@ -5719,10 +5672,10 @@
               <w:suppressLineNumbers w:val="0"/>
               <w:snapToGrid w:val="0"/>
               <w:spacing w:line="240" w:lineRule="auto"/>
-              <w:ind w:left="0" w:leftChars="0" w:right="0" w:rightChars="0" w:firstLine="0" w:firstLineChars="0"/>
+              <w:ind w:left="0" w:right="0" w:firstLine="0" w:leftChars="0" w:rightChars="0" w:firstLineChars="0"/>
               <w:jc w:val="center"/>
               <w:rPr>
-                <w:rFonts w:ascii="Segoe UI" w:hAnsi="Segoe UI" w:eastAsia="Segoe UI" w:cs="Segoe UI"/>
+                <w:rFonts w:ascii="Segoe UI" w:eastAsia="Segoe UI" w:hAnsi="Segoe UI" w:cs="Segoe UI"/>
                 <w:b/>
                 <w:i w:val="0"/>
                 <w:iCs w:val="0"/>
@@ -5735,7 +5688,7 @@
             </w:pPr>
             <w:r>
               <w:rPr>
-                <w:rFonts w:hint="default" w:ascii="Segoe UI" w:hAnsi="Segoe UI" w:eastAsia="Segoe UI" w:cs="Segoe UI"/>
+                <w:rFonts w:ascii="Segoe UI" w:eastAsia="Segoe UI" w:hAnsi="Segoe UI" w:cs="Segoe UI" w:hint="default"/>
                 <w:b/>
                 <w:i w:val="0"/>
                 <w:iCs w:val="0"/>
@@ -5746,7 +5699,7 @@
                 <w:kern w:val="0"/>
                 <w:sz w:val="18"/>
                 <w:szCs w:val="18"/>
-                <w:lang w:val="en-US" w:eastAsia="zh-CN" w:bidi="ar"/>
+                <w:lang w:val="en-US" w:eastAsia="zh-CN"/>
               </w:rPr>
               <w:t>季度</w:t>
             </w:r>
@@ -5756,10 +5709,10 @@
           <w:tcPr>
             <w:tcW w:w="1183" w:type="dxa"/>
             <w:tcBorders>
-              <w:top w:val="single" w:color="auto" w:sz="4" w:space="0"/>
-              <w:left w:val="single" w:color="auto" w:sz="4" w:space="0"/>
-              <w:bottom w:val="single" w:color="auto" w:sz="4" w:space="0"/>
-              <w:right w:val="single" w:color="auto" w:sz="4" w:space="0"/>
+              <w:top w:val="single" w:sz="4" w:space="0" w:color="auto"/>
+              <w:left w:val="single" w:sz="4" w:space="0" w:color="auto"/>
+              <w:bottom w:val="single" w:sz="4" w:space="0" w:color="auto"/>
+              <w:right w:val="single" w:sz="4" w:space="0" w:color="auto"/>
             </w:tcBorders>
             <w:shd w:val="clear" w:color="auto" w:fill="auto"/>
             <w:tcMar>
@@ -5778,10 +5731,10 @@
               <w:suppressLineNumbers w:val="0"/>
               <w:snapToGrid w:val="0"/>
               <w:spacing w:line="240" w:lineRule="auto"/>
-              <w:ind w:left="0" w:leftChars="0" w:right="0" w:rightChars="0" w:firstLine="0" w:firstLineChars="0"/>
+              <w:ind w:left="0" w:right="0" w:firstLine="0" w:leftChars="0" w:rightChars="0" w:firstLineChars="0"/>
               <w:jc w:val="center"/>
               <w:rPr>
-                <w:rFonts w:hint="default" w:ascii="Segoe UI" w:hAnsi="Segoe UI" w:eastAsia="Segoe UI" w:cs="Segoe UI"/>
+                <w:rFonts w:ascii="Segoe UI" w:eastAsia="Segoe UI" w:hAnsi="Segoe UI" w:cs="Segoe UI" w:hint="default"/>
                 <w:b/>
                 <w:i w:val="0"/>
                 <w:iCs w:val="0"/>
@@ -5794,7 +5747,7 @@
             </w:pPr>
             <w:r>
               <w:rPr>
-                <w:rFonts w:hint="default" w:ascii="Segoe UI" w:hAnsi="Segoe UI" w:eastAsia="Segoe UI" w:cs="Segoe UI"/>
+                <w:rFonts w:ascii="Segoe UI" w:eastAsia="Segoe UI" w:hAnsi="Segoe UI" w:cs="Segoe UI" w:hint="default"/>
                 <w:b/>
                 <w:i w:val="0"/>
                 <w:iCs w:val="0"/>
@@ -5805,7 +5758,7 @@
                 <w:kern w:val="0"/>
                 <w:sz w:val="18"/>
                 <w:szCs w:val="18"/>
-                <w:lang w:val="en-US" w:eastAsia="zh-CN" w:bidi="ar"/>
+                <w:lang w:val="en-US" w:eastAsia="zh-CN"/>
               </w:rPr>
               <w:t>演练类型</w:t>
             </w:r>
@@ -5815,10 +5768,10 @@
           <w:tcPr>
             <w:tcW w:w="2506" w:type="dxa"/>
             <w:tcBorders>
-              <w:top w:val="single" w:color="auto" w:sz="4" w:space="0"/>
-              <w:left w:val="single" w:color="auto" w:sz="4" w:space="0"/>
-              <w:bottom w:val="single" w:color="auto" w:sz="4" w:space="0"/>
-              <w:right w:val="single" w:color="auto" w:sz="4" w:space="0"/>
+              <w:top w:val="single" w:sz="4" w:space="0" w:color="auto"/>
+              <w:left w:val="single" w:sz="4" w:space="0" w:color="auto"/>
+              <w:bottom w:val="single" w:sz="4" w:space="0" w:color="auto"/>
+              <w:right w:val="single" w:sz="4" w:space="0" w:color="auto"/>
             </w:tcBorders>
             <w:shd w:val="clear" w:color="auto" w:fill="auto"/>
             <w:tcMar>
@@ -5837,10 +5790,10 @@
               <w:suppressLineNumbers w:val="0"/>
               <w:snapToGrid w:val="0"/>
               <w:spacing w:line="240" w:lineRule="auto"/>
-              <w:ind w:left="0" w:leftChars="0" w:right="0" w:rightChars="0" w:firstLine="0" w:firstLineChars="0"/>
+              <w:ind w:left="0" w:right="0" w:firstLine="0" w:leftChars="0" w:rightChars="0" w:firstLineChars="0"/>
               <w:jc w:val="center"/>
               <w:rPr>
-                <w:rFonts w:hint="default" w:ascii="Segoe UI" w:hAnsi="Segoe UI" w:eastAsia="Segoe UI" w:cs="Segoe UI"/>
+                <w:rFonts w:ascii="Segoe UI" w:eastAsia="Segoe UI" w:hAnsi="Segoe UI" w:cs="Segoe UI" w:hint="default"/>
                 <w:b/>
                 <w:i w:val="0"/>
                 <w:iCs w:val="0"/>
@@ -5853,7 +5806,7 @@
             </w:pPr>
             <w:r>
               <w:rPr>
-                <w:rFonts w:hint="default" w:ascii="Segoe UI" w:hAnsi="Segoe UI" w:eastAsia="Segoe UI" w:cs="Segoe UI"/>
+                <w:rFonts w:ascii="Segoe UI" w:eastAsia="Segoe UI" w:hAnsi="Segoe UI" w:cs="Segoe UI" w:hint="default"/>
                 <w:b/>
                 <w:i w:val="0"/>
                 <w:iCs w:val="0"/>
@@ -5864,7 +5817,7 @@
                 <w:kern w:val="0"/>
                 <w:sz w:val="18"/>
                 <w:szCs w:val="18"/>
-                <w:lang w:val="en-US" w:eastAsia="zh-CN" w:bidi="ar"/>
+                <w:lang w:val="en-US" w:eastAsia="zh-CN"/>
               </w:rPr>
               <w:t>核心场景方向</w:t>
             </w:r>
@@ -5874,10 +5827,10 @@
           <w:tcPr>
             <w:tcW w:w="3173" w:type="dxa"/>
             <w:tcBorders>
-              <w:top w:val="single" w:color="auto" w:sz="4" w:space="0"/>
-              <w:left w:val="single" w:color="auto" w:sz="4" w:space="0"/>
-              <w:bottom w:val="single" w:color="auto" w:sz="4" w:space="0"/>
-              <w:right w:val="single" w:color="auto" w:sz="4" w:space="0"/>
+              <w:top w:val="single" w:sz="4" w:space="0" w:color="auto"/>
+              <w:left w:val="single" w:sz="4" w:space="0" w:color="auto"/>
+              <w:bottom w:val="single" w:sz="4" w:space="0" w:color="auto"/>
+              <w:right w:val="single" w:sz="4" w:space="0" w:color="auto"/>
             </w:tcBorders>
             <w:shd w:val="clear" w:color="auto" w:fill="auto"/>
             <w:tcMar>
@@ -5896,10 +5849,10 @@
               <w:suppressLineNumbers w:val="0"/>
               <w:snapToGrid w:val="0"/>
               <w:spacing w:line="240" w:lineRule="auto"/>
-              <w:ind w:left="0" w:leftChars="0" w:right="0" w:rightChars="0" w:firstLine="0" w:firstLineChars="0"/>
+              <w:ind w:left="0" w:right="0" w:firstLine="0" w:leftChars="0" w:rightChars="0" w:firstLineChars="0"/>
               <w:jc w:val="center"/>
               <w:rPr>
-                <w:rFonts w:hint="default" w:ascii="Segoe UI" w:hAnsi="Segoe UI" w:eastAsia="Segoe UI" w:cs="Segoe UI"/>
+                <w:rFonts w:ascii="Segoe UI" w:eastAsia="Segoe UI" w:hAnsi="Segoe UI" w:cs="Segoe UI" w:hint="default"/>
                 <w:b/>
                 <w:i w:val="0"/>
                 <w:iCs w:val="0"/>
@@ -5912,7 +5865,7 @@
             </w:pPr>
             <w:r>
               <w:rPr>
-                <w:rFonts w:hint="default" w:ascii="Segoe UI" w:hAnsi="Segoe UI" w:eastAsia="Segoe UI" w:cs="Segoe UI"/>
+                <w:rFonts w:ascii="Segoe UI" w:eastAsia="Segoe UI" w:hAnsi="Segoe UI" w:cs="Segoe UI" w:hint="default"/>
                 <w:b/>
                 <w:i w:val="0"/>
                 <w:iCs w:val="0"/>
@@ -5923,7 +5876,7 @@
                 <w:kern w:val="0"/>
                 <w:sz w:val="18"/>
                 <w:szCs w:val="18"/>
-                <w:lang w:val="en-US" w:eastAsia="zh-CN" w:bidi="ar"/>
+                <w:lang w:val="en-US" w:eastAsia="zh-CN"/>
               </w:rPr>
               <w:t>目标</w:t>
             </w:r>
@@ -5932,14 +5885,8 @@
       </w:tr>
       <w:tr>
         <w:tblPrEx>
-          <w:tblBorders>
-            <w:top w:val="single" w:color="auto" w:sz="4" w:space="0"/>
-            <w:left w:val="single" w:color="auto" w:sz="4" w:space="0"/>
-            <w:bottom w:val="single" w:color="auto" w:sz="4" w:space="0"/>
-            <w:right w:val="single" w:color="auto" w:sz="4" w:space="0"/>
-            <w:insideH w:val="single" w:color="auto" w:sz="4" w:space="0"/>
-            <w:insideV w:val="single" w:color="auto" w:sz="4" w:space="0"/>
-          </w:tblBorders>
+          <w:tblW w:w="8505" w:type="dxa"/>
+          <w:jc w:val="center"/>
           <w:shd w:val="clear" w:color="auto" w:fill="auto"/>
           <w:tblCellMar>
             <w:top w:w="15" w:type="dxa"/>
@@ -5949,17 +5896,17 @@
           </w:tblCellMar>
         </w:tblPrEx>
         <w:trPr>
-          <w:trHeight w:val="0" w:hRule="atLeast"/>
+          <w:trHeight w:val="0"/>
           <w:jc w:val="center"/>
         </w:trPr>
         <w:tc>
           <w:tcPr>
             <w:tcW w:w="1643" w:type="dxa"/>
             <w:tcBorders>
-              <w:top w:val="single" w:color="auto" w:sz="4" w:space="0"/>
-              <w:left w:val="single" w:color="auto" w:sz="4" w:space="0"/>
-              <w:bottom w:val="single" w:color="auto" w:sz="4" w:space="0"/>
-              <w:right w:val="single" w:color="auto" w:sz="4" w:space="0"/>
+              <w:top w:val="single" w:sz="4" w:space="0" w:color="auto"/>
+              <w:left w:val="single" w:sz="4" w:space="0" w:color="auto"/>
+              <w:bottom w:val="single" w:sz="4" w:space="0" w:color="auto"/>
+              <w:right w:val="single" w:sz="4" w:space="0" w:color="auto"/>
             </w:tcBorders>
             <w:shd w:val="clear" w:color="auto" w:fill="auto"/>
             <w:tcMar>
@@ -5978,10 +5925,10 @@
               <w:suppressLineNumbers w:val="0"/>
               <w:snapToGrid w:val="0"/>
               <w:spacing w:line="240" w:lineRule="auto"/>
-              <w:ind w:left="0" w:leftChars="0" w:right="0" w:rightChars="0" w:firstLine="0" w:firstLineChars="0"/>
+              <w:ind w:left="0" w:right="0" w:firstLine="0" w:leftChars="0" w:rightChars="0" w:firstLineChars="0"/>
               <w:jc w:val="center"/>
               <w:rPr>
-                <w:rFonts w:hint="default" w:ascii="Segoe UI" w:hAnsi="Segoe UI" w:eastAsia="Segoe UI" w:cs="Segoe UI"/>
+                <w:rFonts w:ascii="Segoe UI" w:eastAsia="Segoe UI" w:hAnsi="Segoe UI" w:cs="Segoe UI" w:hint="default"/>
                 <w:i w:val="0"/>
                 <w:iCs w:val="0"/>
                 <w:caps w:val="0"/>
@@ -5993,7 +5940,7 @@
             </w:pPr>
             <w:r>
               <w:rPr>
-                <w:rFonts w:hint="default" w:ascii="Segoe UI" w:hAnsi="Segoe UI" w:eastAsia="Segoe UI" w:cs="Segoe UI"/>
+                <w:rFonts w:ascii="Segoe UI" w:eastAsia="Segoe UI" w:hAnsi="Segoe UI" w:cs="Segoe UI" w:hint="default"/>
                 <w:i w:val="0"/>
                 <w:iCs w:val="0"/>
                 <w:caps w:val="0"/>
@@ -6003,7 +5950,7 @@
                 <w:kern w:val="0"/>
                 <w:sz w:val="18"/>
                 <w:szCs w:val="18"/>
-                <w:lang w:val="en-US" w:eastAsia="zh-CN" w:bidi="ar"/>
+                <w:lang w:val="en-US" w:eastAsia="zh-CN"/>
               </w:rPr>
               <w:t>Q2</w:t>
             </w:r>
@@ -6013,10 +5960,10 @@
           <w:tcPr>
             <w:tcW w:w="1183" w:type="dxa"/>
             <w:tcBorders>
-              <w:top w:val="single" w:color="auto" w:sz="4" w:space="0"/>
-              <w:left w:val="single" w:color="auto" w:sz="4" w:space="0"/>
-              <w:bottom w:val="single" w:color="auto" w:sz="4" w:space="0"/>
-              <w:right w:val="single" w:color="auto" w:sz="4" w:space="0"/>
+              <w:top w:val="single" w:sz="4" w:space="0" w:color="auto"/>
+              <w:left w:val="single" w:sz="4" w:space="0" w:color="auto"/>
+              <w:bottom w:val="single" w:sz="4" w:space="0" w:color="auto"/>
+              <w:right w:val="single" w:sz="4" w:space="0" w:color="auto"/>
             </w:tcBorders>
             <w:shd w:val="clear" w:color="auto" w:fill="auto"/>
             <w:tcMar>
@@ -6035,10 +5982,10 @@
               <w:suppressLineNumbers w:val="0"/>
               <w:snapToGrid w:val="0"/>
               <w:spacing w:line="240" w:lineRule="auto"/>
-              <w:ind w:left="0" w:leftChars="0" w:right="0" w:rightChars="0" w:firstLine="0" w:firstLineChars="0"/>
+              <w:ind w:left="0" w:right="0" w:firstLine="0" w:leftChars="0" w:rightChars="0" w:firstLineChars="0"/>
               <w:jc w:val="left"/>
               <w:rPr>
-                <w:rFonts w:hint="default" w:ascii="Segoe UI" w:hAnsi="Segoe UI" w:eastAsia="Segoe UI" w:cs="Segoe UI"/>
+                <w:rFonts w:ascii="Segoe UI" w:eastAsia="Segoe UI" w:hAnsi="Segoe UI" w:cs="Segoe UI" w:hint="default"/>
                 <w:i w:val="0"/>
                 <w:iCs w:val="0"/>
                 <w:caps w:val="0"/>
@@ -6050,7 +5997,7 @@
             </w:pPr>
             <w:r>
               <w:rPr>
-                <w:rFonts w:hint="default" w:ascii="Segoe UI" w:hAnsi="Segoe UI" w:eastAsia="Segoe UI" w:cs="Segoe UI"/>
+                <w:rFonts w:ascii="Segoe UI" w:eastAsia="Segoe UI" w:hAnsi="Segoe UI" w:cs="Segoe UI" w:hint="default"/>
                 <w:i w:val="0"/>
                 <w:iCs w:val="0"/>
                 <w:caps w:val="0"/>
@@ -6060,7 +6007,7 @@
                 <w:kern w:val="0"/>
                 <w:sz w:val="18"/>
                 <w:szCs w:val="18"/>
-                <w:lang w:val="en-US" w:eastAsia="zh-CN" w:bidi="ar"/>
+                <w:lang w:val="en-US" w:eastAsia="zh-CN"/>
               </w:rPr>
               <w:t>桌面推演</w:t>
             </w:r>
@@ -6070,10 +6017,10 @@
           <w:tcPr>
             <w:tcW w:w="2506" w:type="dxa"/>
             <w:tcBorders>
-              <w:top w:val="single" w:color="auto" w:sz="4" w:space="0"/>
-              <w:left w:val="single" w:color="auto" w:sz="4" w:space="0"/>
-              <w:bottom w:val="single" w:color="auto" w:sz="4" w:space="0"/>
-              <w:right w:val="single" w:color="auto" w:sz="4" w:space="0"/>
+              <w:top w:val="single" w:sz="4" w:space="0" w:color="auto"/>
+              <w:left w:val="single" w:sz="4" w:space="0" w:color="auto"/>
+              <w:bottom w:val="single" w:sz="4" w:space="0" w:color="auto"/>
+              <w:right w:val="single" w:sz="4" w:space="0" w:color="auto"/>
             </w:tcBorders>
             <w:shd w:val="clear" w:color="auto" w:fill="auto"/>
             <w:tcMar>
@@ -6092,10 +6039,10 @@
               <w:suppressLineNumbers w:val="0"/>
               <w:snapToGrid w:val="0"/>
               <w:spacing w:line="240" w:lineRule="auto"/>
-              <w:ind w:left="0" w:leftChars="0" w:right="0" w:rightChars="0" w:firstLine="0" w:firstLineChars="0"/>
+              <w:ind w:left="0" w:right="0" w:firstLine="0" w:leftChars="0" w:rightChars="0" w:firstLineChars="0"/>
               <w:jc w:val="center"/>
               <w:rPr>
-                <w:rFonts w:hint="default" w:ascii="Segoe UI" w:hAnsi="Segoe UI" w:eastAsia="Segoe UI" w:cs="Segoe UI"/>
+                <w:rFonts w:ascii="Segoe UI" w:eastAsia="Segoe UI" w:hAnsi="Segoe UI" w:cs="Segoe UI" w:hint="default"/>
                 <w:i w:val="0"/>
                 <w:iCs w:val="0"/>
                 <w:caps w:val="0"/>
@@ -6107,7 +6054,7 @@
             </w:pPr>
             <w:r>
               <w:rPr>
-                <w:rFonts w:hint="default" w:ascii="Segoe UI" w:hAnsi="Segoe UI" w:eastAsia="Segoe UI" w:cs="Segoe UI"/>
+                <w:rFonts w:ascii="Segoe UI" w:eastAsia="Segoe UI" w:hAnsi="Segoe UI" w:cs="Segoe UI" w:hint="default"/>
                 <w:i w:val="0"/>
                 <w:iCs w:val="0"/>
                 <w:caps w:val="0"/>
@@ -6117,7 +6064,7 @@
                 <w:kern w:val="0"/>
                 <w:sz w:val="18"/>
                 <w:szCs w:val="18"/>
-                <w:lang w:val="en-US" w:eastAsia="zh-CN" w:bidi="ar"/>
+                <w:lang w:val="en-US" w:eastAsia="zh-CN"/>
               </w:rPr>
               <w:t>新员工入职或流程变更后</w:t>
             </w:r>
@@ -6127,10 +6074,10 @@
           <w:tcPr>
             <w:tcW w:w="3173" w:type="dxa"/>
             <w:tcBorders>
-              <w:top w:val="single" w:color="auto" w:sz="4" w:space="0"/>
-              <w:left w:val="single" w:color="auto" w:sz="4" w:space="0"/>
-              <w:bottom w:val="single" w:color="auto" w:sz="4" w:space="0"/>
-              <w:right w:val="single" w:color="auto" w:sz="4" w:space="0"/>
+              <w:top w:val="single" w:sz="4" w:space="0" w:color="auto"/>
+              <w:left w:val="single" w:sz="4" w:space="0" w:color="auto"/>
+              <w:bottom w:val="single" w:sz="4" w:space="0" w:color="auto"/>
+              <w:right w:val="single" w:sz="4" w:space="0" w:color="auto"/>
             </w:tcBorders>
             <w:shd w:val="clear" w:color="auto" w:fill="auto"/>
             <w:tcMar>
@@ -6149,10 +6096,10 @@
               <w:suppressLineNumbers w:val="0"/>
               <w:snapToGrid w:val="0"/>
               <w:spacing w:line="240" w:lineRule="auto"/>
-              <w:ind w:left="0" w:leftChars="0" w:right="0" w:rightChars="0" w:firstLine="0" w:firstLineChars="0"/>
+              <w:ind w:left="0" w:right="0" w:firstLine="0" w:leftChars="0" w:rightChars="0" w:firstLineChars="0"/>
               <w:jc w:val="left"/>
               <w:rPr>
-                <w:rFonts w:hint="default" w:ascii="Segoe UI" w:hAnsi="Segoe UI" w:eastAsia="Segoe UI" w:cs="Segoe UI"/>
+                <w:rFonts w:ascii="Segoe UI" w:eastAsia="Segoe UI" w:hAnsi="Segoe UI" w:cs="Segoe UI" w:hint="default"/>
                 <w:i w:val="0"/>
                 <w:iCs w:val="0"/>
                 <w:caps w:val="0"/>
@@ -6164,7 +6111,7 @@
             </w:pPr>
             <w:r>
               <w:rPr>
-                <w:rFonts w:hint="default" w:ascii="Segoe UI" w:hAnsi="Segoe UI" w:eastAsia="Segoe UI" w:cs="Segoe UI"/>
+                <w:rFonts w:ascii="Segoe UI" w:eastAsia="Segoe UI" w:hAnsi="Segoe UI" w:cs="Segoe UI" w:hint="default"/>
                 <w:i w:val="0"/>
                 <w:iCs w:val="0"/>
                 <w:caps w:val="0"/>
@@ -6174,7 +6121,7 @@
                 <w:kern w:val="0"/>
                 <w:sz w:val="18"/>
                 <w:szCs w:val="18"/>
-                <w:lang w:val="en-US" w:eastAsia="zh-CN" w:bidi="ar"/>
+                <w:lang w:val="en-US" w:eastAsia="zh-CN"/>
               </w:rPr>
               <w:t>熟悉角色与流程</w:t>
             </w:r>
@@ -6183,14 +6130,8 @@
       </w:tr>
       <w:tr>
         <w:tblPrEx>
-          <w:tblBorders>
-            <w:top w:val="single" w:color="auto" w:sz="4" w:space="0"/>
-            <w:left w:val="single" w:color="auto" w:sz="4" w:space="0"/>
-            <w:bottom w:val="single" w:color="auto" w:sz="4" w:space="0"/>
-            <w:right w:val="single" w:color="auto" w:sz="4" w:space="0"/>
-            <w:insideH w:val="single" w:color="auto" w:sz="4" w:space="0"/>
-            <w:insideV w:val="single" w:color="auto" w:sz="4" w:space="0"/>
-          </w:tblBorders>
+          <w:tblW w:w="8505" w:type="dxa"/>
+          <w:jc w:val="center"/>
           <w:shd w:val="clear" w:color="auto" w:fill="auto"/>
           <w:tblCellMar>
             <w:top w:w="15" w:type="dxa"/>
@@ -6200,17 +6141,17 @@
           </w:tblCellMar>
         </w:tblPrEx>
         <w:trPr>
-          <w:trHeight w:val="0" w:hRule="atLeast"/>
+          <w:trHeight w:val="0"/>
           <w:jc w:val="center"/>
         </w:trPr>
         <w:tc>
           <w:tcPr>
             <w:tcW w:w="1643" w:type="dxa"/>
             <w:tcBorders>
-              <w:top w:val="single" w:color="auto" w:sz="4" w:space="0"/>
-              <w:left w:val="single" w:color="auto" w:sz="4" w:space="0"/>
-              <w:bottom w:val="single" w:color="auto" w:sz="4" w:space="0"/>
-              <w:right w:val="single" w:color="auto" w:sz="4" w:space="0"/>
+              <w:top w:val="single" w:sz="4" w:space="0" w:color="auto"/>
+              <w:left w:val="single" w:sz="4" w:space="0" w:color="auto"/>
+              <w:bottom w:val="single" w:sz="4" w:space="0" w:color="auto"/>
+              <w:right w:val="single" w:sz="4" w:space="0" w:color="auto"/>
             </w:tcBorders>
             <w:shd w:val="clear" w:color="auto" w:fill="auto"/>
             <w:tcMar>
@@ -6229,10 +6170,10 @@
               <w:suppressLineNumbers w:val="0"/>
               <w:snapToGrid w:val="0"/>
               <w:spacing w:line="240" w:lineRule="auto"/>
-              <w:ind w:left="0" w:leftChars="0" w:right="0" w:rightChars="0" w:firstLine="0" w:firstLineChars="0"/>
+              <w:ind w:left="0" w:right="0" w:firstLine="0" w:leftChars="0" w:rightChars="0" w:firstLineChars="0"/>
               <w:jc w:val="center"/>
               <w:rPr>
-                <w:rFonts w:hint="default" w:ascii="Segoe UI" w:hAnsi="Segoe UI" w:eastAsia="Segoe UI" w:cs="Segoe UI"/>
+                <w:rFonts w:ascii="Segoe UI" w:eastAsia="Segoe UI" w:hAnsi="Segoe UI" w:cs="Segoe UI" w:hint="default"/>
                 <w:i w:val="0"/>
                 <w:iCs w:val="0"/>
                 <w:caps w:val="0"/>
@@ -6244,7 +6185,7 @@
             </w:pPr>
             <w:r>
               <w:rPr>
-                <w:rFonts w:hint="default" w:ascii="Segoe UI" w:hAnsi="Segoe UI" w:eastAsia="Segoe UI" w:cs="Segoe UI"/>
+                <w:rFonts w:ascii="Segoe UI" w:eastAsia="Segoe UI" w:hAnsi="Segoe UI" w:cs="Segoe UI" w:hint="default"/>
                 <w:i w:val="0"/>
                 <w:iCs w:val="0"/>
                 <w:caps w:val="0"/>
@@ -6254,7 +6195,7 @@
                 <w:kern w:val="0"/>
                 <w:sz w:val="18"/>
                 <w:szCs w:val="18"/>
-                <w:lang w:val="en-US" w:eastAsia="zh-CN" w:bidi="ar"/>
+                <w:lang w:val="en-US" w:eastAsia="zh-CN"/>
               </w:rPr>
               <w:t>Q3</w:t>
             </w:r>
@@ -6264,10 +6205,10 @@
           <w:tcPr>
             <w:tcW w:w="1183" w:type="dxa"/>
             <w:tcBorders>
-              <w:top w:val="single" w:color="auto" w:sz="4" w:space="0"/>
-              <w:left w:val="single" w:color="auto" w:sz="4" w:space="0"/>
-              <w:bottom w:val="single" w:color="auto" w:sz="4" w:space="0"/>
-              <w:right w:val="single" w:color="auto" w:sz="4" w:space="0"/>
+              <w:top w:val="single" w:sz="4" w:space="0" w:color="auto"/>
+              <w:left w:val="single" w:sz="4" w:space="0" w:color="auto"/>
+              <w:bottom w:val="single" w:sz="4" w:space="0" w:color="auto"/>
+              <w:right w:val="single" w:sz="4" w:space="0" w:color="auto"/>
             </w:tcBorders>
             <w:shd w:val="clear" w:color="auto" w:fill="auto"/>
             <w:tcMar>
@@ -6286,10 +6227,10 @@
               <w:suppressLineNumbers w:val="0"/>
               <w:snapToGrid w:val="0"/>
               <w:spacing w:line="240" w:lineRule="auto"/>
-              <w:ind w:left="0" w:leftChars="0" w:right="0" w:rightChars="0" w:firstLine="0" w:firstLineChars="0"/>
+              <w:ind w:left="0" w:right="0" w:firstLine="0" w:leftChars="0" w:rightChars="0" w:firstLineChars="0"/>
               <w:jc w:val="left"/>
               <w:rPr>
-                <w:rFonts w:hint="default" w:ascii="Segoe UI" w:hAnsi="Segoe UI" w:eastAsia="Segoe UI" w:cs="Segoe UI"/>
+                <w:rFonts w:ascii="Segoe UI" w:eastAsia="Segoe UI" w:hAnsi="Segoe UI" w:cs="Segoe UI" w:hint="default"/>
                 <w:i w:val="0"/>
                 <w:iCs w:val="0"/>
                 <w:caps w:val="0"/>
@@ -6301,7 +6242,7 @@
             </w:pPr>
             <w:r>
               <w:rPr>
-                <w:rFonts w:hint="default" w:ascii="Segoe UI" w:hAnsi="Segoe UI" w:eastAsia="Segoe UI" w:cs="Segoe UI"/>
+                <w:rFonts w:ascii="Segoe UI" w:eastAsia="Segoe UI" w:hAnsi="Segoe UI" w:cs="Segoe UI" w:hint="default"/>
                 <w:i w:val="0"/>
                 <w:iCs w:val="0"/>
                 <w:caps w:val="0"/>
@@ -6311,7 +6252,7 @@
                 <w:kern w:val="0"/>
                 <w:sz w:val="18"/>
                 <w:szCs w:val="18"/>
-                <w:lang w:val="en-US" w:eastAsia="zh-CN" w:bidi="ar"/>
+                <w:lang w:val="en-US" w:eastAsia="zh-CN"/>
               </w:rPr>
               <w:t>模拟演练</w:t>
             </w:r>
@@ -6321,10 +6262,10 @@
           <w:tcPr>
             <w:tcW w:w="2506" w:type="dxa"/>
             <w:tcBorders>
-              <w:top w:val="single" w:color="auto" w:sz="4" w:space="0"/>
-              <w:left w:val="single" w:color="auto" w:sz="4" w:space="0"/>
-              <w:bottom w:val="single" w:color="auto" w:sz="4" w:space="0"/>
-              <w:right w:val="single" w:color="auto" w:sz="4" w:space="0"/>
+              <w:top w:val="single" w:sz="4" w:space="0" w:color="auto"/>
+              <w:left w:val="single" w:sz="4" w:space="0" w:color="auto"/>
+              <w:bottom w:val="single" w:sz="4" w:space="0" w:color="auto"/>
+              <w:right w:val="single" w:sz="4" w:space="0" w:color="auto"/>
             </w:tcBorders>
             <w:shd w:val="clear" w:color="auto" w:fill="auto"/>
             <w:tcMar>
@@ -6343,10 +6284,10 @@
               <w:suppressLineNumbers w:val="0"/>
               <w:snapToGrid w:val="0"/>
               <w:spacing w:line="240" w:lineRule="auto"/>
-              <w:ind w:left="0" w:leftChars="0" w:right="0" w:rightChars="0" w:firstLine="0" w:firstLineChars="0"/>
+              <w:ind w:left="0" w:right="0" w:firstLine="0" w:leftChars="0" w:rightChars="0" w:firstLineChars="0"/>
               <w:jc w:val="center"/>
               <w:rPr>
-                <w:rFonts w:hint="default" w:ascii="Segoe UI" w:hAnsi="Segoe UI" w:eastAsia="Segoe UI" w:cs="Segoe UI"/>
+                <w:rFonts w:ascii="Segoe UI" w:eastAsia="Segoe UI" w:hAnsi="Segoe UI" w:cs="Segoe UI" w:hint="default"/>
                 <w:i w:val="0"/>
                 <w:iCs w:val="0"/>
                 <w:caps w:val="0"/>
@@ -6358,7 +6299,7 @@
             </w:pPr>
             <w:r>
               <w:rPr>
-                <w:rFonts w:hint="default" w:ascii="Segoe UI" w:hAnsi="Segoe UI" w:eastAsia="Segoe UI" w:cs="Segoe UI"/>
+                <w:rFonts w:ascii="Segoe UI" w:eastAsia="Segoe UI" w:hAnsi="Segoe UI" w:cs="Segoe UI" w:hint="default"/>
                 <w:i w:val="0"/>
                 <w:iCs w:val="0"/>
                 <w:caps w:val="0"/>
@@ -6376,10 +6317,10 @@
           <w:tcPr>
             <w:tcW w:w="3173" w:type="dxa"/>
             <w:tcBorders>
-              <w:top w:val="single" w:color="auto" w:sz="4" w:space="0"/>
-              <w:left w:val="single" w:color="auto" w:sz="4" w:space="0"/>
-              <w:bottom w:val="single" w:color="auto" w:sz="4" w:space="0"/>
-              <w:right w:val="single" w:color="auto" w:sz="4" w:space="0"/>
+              <w:top w:val="single" w:sz="4" w:space="0" w:color="auto"/>
+              <w:left w:val="single" w:sz="4" w:space="0" w:color="auto"/>
+              <w:bottom w:val="single" w:sz="4" w:space="0" w:color="auto"/>
+              <w:right w:val="single" w:sz="4" w:space="0" w:color="auto"/>
             </w:tcBorders>
             <w:shd w:val="clear" w:color="auto" w:fill="auto"/>
             <w:tcMar>
@@ -6398,10 +6339,10 @@
               <w:suppressLineNumbers w:val="0"/>
               <w:snapToGrid w:val="0"/>
               <w:spacing w:line="240" w:lineRule="auto"/>
-              <w:ind w:left="0" w:leftChars="0" w:right="0" w:rightChars="0" w:firstLine="0" w:firstLineChars="0"/>
+              <w:ind w:left="0" w:right="0" w:firstLine="0" w:leftChars="0" w:rightChars="0" w:firstLineChars="0"/>
               <w:jc w:val="left"/>
               <w:rPr>
-                <w:rFonts w:hint="default" w:ascii="Segoe UI" w:hAnsi="Segoe UI" w:eastAsia="Segoe UI" w:cs="Segoe UI"/>
+                <w:rFonts w:ascii="Segoe UI" w:eastAsia="Segoe UI" w:hAnsi="Segoe UI" w:cs="Segoe UI" w:hint="default"/>
                 <w:i w:val="0"/>
                 <w:iCs w:val="0"/>
                 <w:caps w:val="0"/>
@@ -6413,7 +6354,7 @@
             </w:pPr>
             <w:r>
               <w:rPr>
-                <w:rFonts w:hint="default" w:ascii="Segoe UI" w:hAnsi="Segoe UI" w:eastAsia="Segoe UI" w:cs="Segoe UI"/>
+                <w:rFonts w:ascii="Segoe UI" w:eastAsia="Segoe UI" w:hAnsi="Segoe UI" w:cs="Segoe UI" w:hint="default"/>
                 <w:i w:val="0"/>
                 <w:iCs w:val="0"/>
                 <w:caps w:val="0"/>
@@ -6423,7 +6364,7 @@
                 <w:kern w:val="0"/>
                 <w:sz w:val="18"/>
                 <w:szCs w:val="18"/>
-                <w:lang w:val="en-US" w:eastAsia="zh-CN" w:bidi="ar"/>
+                <w:lang w:val="en-US" w:eastAsia="zh-CN"/>
               </w:rPr>
               <w:t>检验技术恢复与内部协同</w:t>
             </w:r>
@@ -6432,14 +6373,8 @@
       </w:tr>
       <w:tr>
         <w:tblPrEx>
-          <w:tblBorders>
-            <w:top w:val="single" w:color="auto" w:sz="4" w:space="0"/>
-            <w:left w:val="single" w:color="auto" w:sz="4" w:space="0"/>
-            <w:bottom w:val="single" w:color="auto" w:sz="4" w:space="0"/>
-            <w:right w:val="single" w:color="auto" w:sz="4" w:space="0"/>
-            <w:insideH w:val="single" w:color="auto" w:sz="4" w:space="0"/>
-            <w:insideV w:val="single" w:color="auto" w:sz="4" w:space="0"/>
-          </w:tblBorders>
+          <w:tblW w:w="8505" w:type="dxa"/>
+          <w:jc w:val="center"/>
           <w:shd w:val="clear" w:color="auto" w:fill="auto"/>
           <w:tblCellMar>
             <w:top w:w="15" w:type="dxa"/>
@@ -6449,17 +6384,17 @@
           </w:tblCellMar>
         </w:tblPrEx>
         <w:trPr>
-          <w:trHeight w:val="0" w:hRule="atLeast"/>
+          <w:trHeight w:val="0"/>
           <w:jc w:val="center"/>
         </w:trPr>
         <w:tc>
           <w:tcPr>
             <w:tcW w:w="1643" w:type="dxa"/>
             <w:tcBorders>
-              <w:top w:val="single" w:color="auto" w:sz="4" w:space="0"/>
-              <w:left w:val="single" w:color="auto" w:sz="4" w:space="0"/>
-              <w:bottom w:val="single" w:color="auto" w:sz="4" w:space="0"/>
-              <w:right w:val="single" w:color="auto" w:sz="4" w:space="0"/>
+              <w:top w:val="single" w:sz="4" w:space="0" w:color="auto"/>
+              <w:left w:val="single" w:sz="4" w:space="0" w:color="auto"/>
+              <w:bottom w:val="single" w:sz="4" w:space="0" w:color="auto"/>
+              <w:right w:val="single" w:sz="4" w:space="0" w:color="auto"/>
             </w:tcBorders>
             <w:shd w:val="clear" w:color="auto" w:fill="auto"/>
             <w:tcMar>
@@ -6478,10 +6413,10 @@
               <w:suppressLineNumbers w:val="0"/>
               <w:snapToGrid w:val="0"/>
               <w:spacing w:line="240" w:lineRule="auto"/>
-              <w:ind w:left="0" w:leftChars="0" w:right="0" w:rightChars="0" w:firstLine="0" w:firstLineChars="0"/>
+              <w:ind w:left="0" w:right="0" w:firstLine="0" w:leftChars="0" w:rightChars="0" w:firstLineChars="0"/>
               <w:jc w:val="center"/>
               <w:rPr>
-                <w:rFonts w:hint="default" w:ascii="Segoe UI" w:hAnsi="Segoe UI" w:eastAsia="Segoe UI" w:cs="Segoe UI"/>
+                <w:rFonts w:ascii="Segoe UI" w:eastAsia="Segoe UI" w:hAnsi="Segoe UI" w:cs="Segoe UI" w:hint="default"/>
                 <w:i w:val="0"/>
                 <w:iCs w:val="0"/>
                 <w:caps w:val="0"/>
@@ -6494,7 +6429,7 @@
             </w:pPr>
             <w:r>
               <w:rPr>
-                <w:rFonts w:hint="eastAsia" w:ascii="Segoe UI" w:hAnsi="Segoe UI" w:eastAsia="Segoe UI" w:cs="Segoe UI"/>
+                <w:rFonts w:ascii="Segoe UI" w:eastAsia="Segoe UI" w:hAnsi="Segoe UI" w:cs="Segoe UI" w:hint="eastAsia"/>
                 <w:i w:val="0"/>
                 <w:iCs w:val="0"/>
                 <w:caps w:val="0"/>
@@ -6512,10 +6447,10 @@
           <w:tcPr>
             <w:tcW w:w="1183" w:type="dxa"/>
             <w:tcBorders>
-              <w:top w:val="single" w:color="auto" w:sz="4" w:space="0"/>
-              <w:left w:val="single" w:color="auto" w:sz="4" w:space="0"/>
-              <w:bottom w:val="single" w:color="auto" w:sz="4" w:space="0"/>
-              <w:right w:val="single" w:color="auto" w:sz="4" w:space="0"/>
+              <w:top w:val="single" w:sz="4" w:space="0" w:color="auto"/>
+              <w:left w:val="single" w:sz="4" w:space="0" w:color="auto"/>
+              <w:bottom w:val="single" w:sz="4" w:space="0" w:color="auto"/>
+              <w:right w:val="single" w:sz="4" w:space="0" w:color="auto"/>
             </w:tcBorders>
             <w:shd w:val="clear" w:color="auto" w:fill="auto"/>
             <w:tcMar>
@@ -6534,10 +6469,10 @@
               <w:suppressLineNumbers w:val="0"/>
               <w:snapToGrid w:val="0"/>
               <w:spacing w:line="240" w:lineRule="auto"/>
-              <w:ind w:left="0" w:leftChars="0" w:right="0" w:rightChars="0" w:firstLine="0" w:firstLineChars="0"/>
+              <w:ind w:left="0" w:right="0" w:firstLine="0" w:leftChars="0" w:rightChars="0" w:firstLineChars="0"/>
               <w:jc w:val="left"/>
               <w:rPr>
-                <w:rFonts w:hint="default" w:ascii="Segoe UI" w:hAnsi="Segoe UI" w:eastAsia="Segoe UI" w:cs="Segoe UI"/>
+                <w:rFonts w:ascii="Segoe UI" w:eastAsia="Segoe UI" w:hAnsi="Segoe UI" w:cs="Segoe UI" w:hint="default"/>
                 <w:i w:val="0"/>
                 <w:iCs w:val="0"/>
                 <w:caps w:val="0"/>
@@ -6549,7 +6484,7 @@
             </w:pPr>
             <w:r>
               <w:rPr>
-                <w:rFonts w:hint="default" w:ascii="Segoe UI" w:hAnsi="Segoe UI" w:eastAsia="Segoe UI" w:cs="Segoe UI"/>
+                <w:rFonts w:ascii="Segoe UI" w:eastAsia="Segoe UI" w:hAnsi="Segoe UI" w:cs="Segoe UI" w:hint="default"/>
                 <w:i w:val="0"/>
                 <w:iCs w:val="0"/>
                 <w:caps w:val="0"/>
@@ -6559,7 +6494,7 @@
                 <w:kern w:val="0"/>
                 <w:sz w:val="18"/>
                 <w:szCs w:val="18"/>
-                <w:lang w:val="en-US" w:eastAsia="zh-CN" w:bidi="ar"/>
+                <w:lang w:val="en-US" w:eastAsia="zh-CN"/>
               </w:rPr>
               <w:t>模拟/实战演练</w:t>
             </w:r>
@@ -6569,10 +6504,10 @@
           <w:tcPr>
             <w:tcW w:w="2506" w:type="dxa"/>
             <w:tcBorders>
-              <w:top w:val="single" w:color="auto" w:sz="4" w:space="0"/>
-              <w:left w:val="single" w:color="auto" w:sz="4" w:space="0"/>
-              <w:bottom w:val="single" w:color="auto" w:sz="4" w:space="0"/>
-              <w:right w:val="single" w:color="auto" w:sz="4" w:space="0"/>
+              <w:top w:val="single" w:sz="4" w:space="0" w:color="auto"/>
+              <w:left w:val="single" w:sz="4" w:space="0" w:color="auto"/>
+              <w:bottom w:val="single" w:sz="4" w:space="0" w:color="auto"/>
+              <w:right w:val="single" w:sz="4" w:space="0" w:color="auto"/>
             </w:tcBorders>
             <w:shd w:val="clear" w:color="auto" w:fill="auto"/>
             <w:tcMar>
@@ -6591,10 +6526,10 @@
               <w:suppressLineNumbers w:val="0"/>
               <w:snapToGrid w:val="0"/>
               <w:spacing w:line="240" w:lineRule="auto"/>
-              <w:ind w:left="0" w:leftChars="0" w:right="0" w:rightChars="0" w:firstLine="0" w:firstLineChars="0"/>
+              <w:ind w:left="0" w:right="0" w:firstLine="0" w:leftChars="0" w:rightChars="0" w:firstLineChars="0"/>
               <w:jc w:val="center"/>
               <w:rPr>
-                <w:rFonts w:hint="default" w:ascii="Segoe UI" w:hAnsi="Segoe UI" w:eastAsia="Segoe UI" w:cs="Segoe UI"/>
+                <w:rFonts w:ascii="Segoe UI" w:eastAsia="Segoe UI" w:hAnsi="Segoe UI" w:cs="Segoe UI" w:hint="default"/>
                 <w:i w:val="0"/>
                 <w:iCs w:val="0"/>
                 <w:caps w:val="0"/>
@@ -6606,7 +6541,7 @@
             </w:pPr>
             <w:r>
               <w:rPr>
-                <w:rFonts w:hint="default" w:ascii="Segoe UI" w:hAnsi="Segoe UI" w:eastAsia="Segoe UI" w:cs="Segoe UI"/>
+                <w:rFonts w:ascii="Segoe UI" w:eastAsia="Segoe UI" w:hAnsi="Segoe UI" w:cs="Segoe UI" w:hint="default"/>
                 <w:i w:val="0"/>
                 <w:iCs w:val="0"/>
                 <w:caps w:val="0"/>
@@ -6616,7 +6551,7 @@
                 <w:kern w:val="0"/>
                 <w:sz w:val="18"/>
                 <w:szCs w:val="18"/>
-                <w:lang w:val="en-US" w:eastAsia="zh-CN" w:bidi="ar"/>
+                <w:lang w:val="en-US" w:eastAsia="zh-CN"/>
               </w:rPr>
               <w:t>核心财务模块与SAP接口复合故障</w:t>
             </w:r>
@@ -6626,10 +6561,10 @@
           <w:tcPr>
             <w:tcW w:w="3173" w:type="dxa"/>
             <w:tcBorders>
-              <w:top w:val="single" w:color="auto" w:sz="4" w:space="0"/>
-              <w:left w:val="single" w:color="auto" w:sz="4" w:space="0"/>
-              <w:bottom w:val="single" w:color="auto" w:sz="4" w:space="0"/>
-              <w:right w:val="single" w:color="auto" w:sz="4" w:space="0"/>
+              <w:top w:val="single" w:sz="4" w:space="0" w:color="auto"/>
+              <w:left w:val="single" w:sz="4" w:space="0" w:color="auto"/>
+              <w:bottom w:val="single" w:sz="4" w:space="0" w:color="auto"/>
+              <w:right w:val="single" w:sz="4" w:space="0" w:color="auto"/>
             </w:tcBorders>
             <w:shd w:val="clear" w:color="auto" w:fill="auto"/>
             <w:tcMar>
@@ -6648,10 +6583,10 @@
               <w:suppressLineNumbers w:val="0"/>
               <w:snapToGrid w:val="0"/>
               <w:spacing w:line="240" w:lineRule="auto"/>
-              <w:ind w:left="0" w:leftChars="0" w:right="0" w:rightChars="0" w:firstLine="0" w:firstLineChars="0"/>
+              <w:ind w:left="0" w:right="0" w:firstLine="0" w:leftChars="0" w:rightChars="0" w:firstLineChars="0"/>
               <w:jc w:val="left"/>
               <w:rPr>
-                <w:rFonts w:hint="default" w:ascii="Segoe UI" w:hAnsi="Segoe UI" w:eastAsia="Segoe UI" w:cs="Segoe UI"/>
+                <w:rFonts w:ascii="Segoe UI" w:eastAsia="Segoe UI" w:hAnsi="Segoe UI" w:cs="Segoe UI" w:hint="default"/>
                 <w:i w:val="0"/>
                 <w:iCs w:val="0"/>
                 <w:caps w:val="0"/>
@@ -6663,7 +6598,7 @@
             </w:pPr>
             <w:r>
               <w:rPr>
-                <w:rFonts w:ascii="Segoe UI" w:hAnsi="Segoe UI" w:eastAsia="Segoe UI" w:cs="Segoe UI"/>
+                <w:rFonts w:ascii="Segoe UI" w:eastAsia="Segoe UI" w:hAnsi="Segoe UI" w:cs="Segoe UI"/>
                 <w:i w:val="0"/>
                 <w:iCs w:val="0"/>
                 <w:caps w:val="0"/>
@@ -6671,13 +6606,13 @@
                 <w:spacing w:val="0"/>
                 <w:sz w:val="18"/>
                 <w:szCs w:val="18"/>
-                <w:shd w:val="clear" w:fill="FFFFFF"/>
+                <w:shd w:val="clear" w:color="auto" w:fill="FFFFFF"/>
               </w:rPr>
               <w:t>1. 验证应急管理部成立与指挥机制；</w:t>
             </w:r>
             <w:r>
               <w:rPr>
-                <w:rFonts w:hint="default" w:ascii="Segoe UI" w:hAnsi="Segoe UI" w:eastAsia="Segoe UI" w:cs="Segoe UI"/>
+                <w:rFonts w:ascii="Segoe UI" w:eastAsia="Segoe UI" w:hAnsi="Segoe UI" w:cs="Segoe UI" w:hint="default"/>
                 <w:i w:val="0"/>
                 <w:iCs w:val="0"/>
                 <w:caps w:val="0"/>
@@ -6685,13 +6620,13 @@
                 <w:spacing w:val="0"/>
                 <w:sz w:val="18"/>
                 <w:szCs w:val="18"/>
-                <w:shd w:val="clear" w:fill="FFFFFF"/>
-              </w:rPr>
-              <w:br w:type="textWrapping"/>
+                <w:shd w:val="clear" w:color="auto" w:fill="FFFFFF"/>
+              </w:rPr>
+              <w:br/>
             </w:r>
             <w:r>
               <w:rPr>
-                <w:rFonts w:hint="default" w:ascii="Segoe UI" w:hAnsi="Segoe UI" w:eastAsia="Segoe UI" w:cs="Segoe UI"/>
+                <w:rFonts w:ascii="Segoe UI" w:eastAsia="Segoe UI" w:hAnsi="Segoe UI" w:cs="Segoe UI" w:hint="default"/>
                 <w:i w:val="0"/>
                 <w:iCs w:val="0"/>
                 <w:caps w:val="0"/>
@@ -6699,13 +6634,13 @@
                 <w:spacing w:val="0"/>
                 <w:sz w:val="18"/>
                 <w:szCs w:val="18"/>
-                <w:shd w:val="clear" w:fill="FFFFFF"/>
+                <w:shd w:val="clear" w:color="auto" w:fill="FFFFFF"/>
               </w:rPr>
               <w:t>2. 检验团队对P1级事件的协同处置能力；</w:t>
             </w:r>
             <w:r>
               <w:rPr>
-                <w:rFonts w:hint="default" w:ascii="Segoe UI" w:hAnsi="Segoe UI" w:eastAsia="Segoe UI" w:cs="Segoe UI"/>
+                <w:rFonts w:ascii="Segoe UI" w:eastAsia="Segoe UI" w:hAnsi="Segoe UI" w:cs="Segoe UI" w:hint="default"/>
                 <w:i w:val="0"/>
                 <w:iCs w:val="0"/>
                 <w:caps w:val="0"/>
@@ -6713,13 +6648,13 @@
                 <w:spacing w:val="0"/>
                 <w:sz w:val="18"/>
                 <w:szCs w:val="18"/>
-                <w:shd w:val="clear" w:fill="FFFFFF"/>
-              </w:rPr>
-              <w:br w:type="textWrapping"/>
+                <w:shd w:val="clear" w:color="auto" w:fill="FFFFFF"/>
+              </w:rPr>
+              <w:br/>
             </w:r>
             <w:r>
               <w:rPr>
-                <w:rFonts w:hint="default" w:ascii="Segoe UI" w:hAnsi="Segoe UI" w:eastAsia="Segoe UI" w:cs="Segoe UI"/>
+                <w:rFonts w:ascii="Segoe UI" w:eastAsia="Segoe UI" w:hAnsi="Segoe UI" w:cs="Segoe UI" w:hint="default"/>
                 <w:i w:val="0"/>
                 <w:iCs w:val="0"/>
                 <w:caps w:val="0"/>
@@ -6727,7 +6662,7 @@
                 <w:spacing w:val="0"/>
                 <w:sz w:val="18"/>
                 <w:szCs w:val="18"/>
-                <w:shd w:val="clear" w:fill="FFFFFF"/>
+                <w:shd w:val="clear" w:color="auto" w:fill="FFFFFF"/>
               </w:rPr>
               <w:t>3. 确保响应与恢复时效满足合同SLA。</w:t>
             </w:r>
@@ -6737,14 +6672,14 @@
     </w:tbl>
     <w:p>
       <w:pPr>
-        <w:pStyle w:val="30"/>
-        <w:bidi w:val="0"/>
-        <w:rPr>
-          <w:rFonts w:hint="default"/>
-          <w:lang w:val="en-US" w:eastAsia="zh-CN"/>
-        </w:rPr>
-      </w:pPr>
-      <w:bookmarkStart w:id="17" w:name="_Toc24445"/>
+        <w:pStyle w:val="2"/>
+        <w:bidi w:val="0"/>
+        <w:rPr>
+          <w:rFonts w:hint="default"/>
+          <w:lang w:val="en-US" w:eastAsia="zh-CN"/>
+        </w:rPr>
+      </w:pPr>
+      <w:bookmarkStart w:id="18" w:name="_Toc24445"/>
       <w:r>
         <w:rPr>
           <w:rFonts w:hint="default"/>
@@ -6752,11 +6687,11 @@
         </w:rPr>
         <w:t>资源保障</w:t>
       </w:r>
-      <w:bookmarkEnd w:id="17"/>
-    </w:p>
-    <w:p>
-      <w:pPr>
-        <w:pStyle w:val="29"/>
+      <w:bookmarkEnd w:id="18"/>
+    </w:p>
+    <w:p>
+      <w:pPr>
+        <w:pStyle w:val="a1"/>
         <w:bidi w:val="0"/>
         <w:rPr>
           <w:rFonts w:hint="default"/>
@@ -6773,7 +6708,7 @@
     </w:p>
     <w:p>
       <w:pPr>
-        <w:pStyle w:val="29"/>
+        <w:pStyle w:val="a1"/>
         <w:bidi w:val="0"/>
         <w:rPr>
           <w:rFonts w:hint="default"/>
@@ -6790,7 +6725,7 @@
     </w:p>
     <w:p>
       <w:pPr>
-        <w:pStyle w:val="29"/>
+        <w:pStyle w:val="a1"/>
         <w:bidi w:val="0"/>
         <w:rPr>
           <w:rFonts w:hint="default"/>
@@ -6807,14 +6742,14 @@
     </w:p>
     <w:p>
       <w:pPr>
-        <w:pStyle w:val="28"/>
-        <w:bidi w:val="0"/>
-        <w:rPr>
-          <w:rFonts w:hint="default"/>
-          <w:lang w:val="en-US" w:eastAsia="zh-CN"/>
-        </w:rPr>
-      </w:pPr>
-      <w:bookmarkStart w:id="18" w:name="_Toc811"/>
+        <w:pStyle w:val="1"/>
+        <w:bidi w:val="0"/>
+        <w:rPr>
+          <w:rFonts w:hint="default"/>
+          <w:lang w:val="en-US" w:eastAsia="zh-CN"/>
+        </w:rPr>
+      </w:pPr>
+      <w:bookmarkStart w:id="19" w:name="_Toc811"/>
       <w:r>
         <w:rPr>
           <w:rFonts w:hint="default"/>
@@ -6822,11 +6757,11 @@
         </w:rPr>
         <w:t>应急响应流程</w:t>
       </w:r>
-      <w:bookmarkEnd w:id="18"/>
-    </w:p>
-    <w:p>
-      <w:pPr>
-        <w:pStyle w:val="29"/>
+      <w:bookmarkEnd w:id="19"/>
+    </w:p>
+    <w:p>
+      <w:pPr>
+        <w:pStyle w:val="a1"/>
         <w:bidi w:val="0"/>
         <w:rPr>
           <w:rFonts w:hint="default"/>
@@ -6843,7 +6778,7 @@
     </w:p>
     <w:p>
       <w:pPr>
-        <w:pStyle w:val="29"/>
+        <w:pStyle w:val="a1"/>
         <w:bidi w:val="0"/>
         <w:rPr>
           <w:rFonts w:hint="default"/>
@@ -6860,7 +6795,7 @@
     </w:p>
     <w:p>
       <w:pPr>
-        <w:pStyle w:val="29"/>
+        <w:pStyle w:val="a1"/>
         <w:bidi w:val="0"/>
         <w:rPr>
           <w:rFonts w:hint="default"/>
@@ -6891,7 +6826,7 @@
     </w:p>
     <w:p>
       <w:pPr>
-        <w:pStyle w:val="29"/>
+        <w:pStyle w:val="a1"/>
         <w:bidi w:val="0"/>
         <w:rPr>
           <w:rFonts w:hint="default"/>
@@ -6908,7 +6843,7 @@
     </w:p>
     <w:p>
       <w:pPr>
-        <w:pStyle w:val="29"/>
+        <w:pStyle w:val="a1"/>
         <w:bidi w:val="0"/>
         <w:rPr>
           <w:rFonts w:hint="default"/>
@@ -6925,7 +6860,7 @@
     </w:p>
     <w:p>
       <w:pPr>
-        <w:pStyle w:val="29"/>
+        <w:pStyle w:val="a1"/>
         <w:bidi w:val="0"/>
         <w:rPr>
           <w:rFonts w:hint="default"/>
@@ -6942,7 +6877,7 @@
     </w:p>
     <w:p>
       <w:pPr>
-        <w:pStyle w:val="29"/>
+        <w:pStyle w:val="a1"/>
         <w:bidi w:val="0"/>
         <w:rPr>
           <w:rFonts w:hint="default"/>
@@ -6959,14 +6894,14 @@
     </w:p>
     <w:p>
       <w:pPr>
-        <w:pStyle w:val="28"/>
-        <w:bidi w:val="0"/>
-        <w:rPr>
-          <w:rFonts w:hint="default"/>
-          <w:lang w:val="en-US" w:eastAsia="zh-CN"/>
-        </w:rPr>
-      </w:pPr>
-      <w:bookmarkStart w:id="19" w:name="_Toc3710"/>
+        <w:pStyle w:val="1"/>
+        <w:bidi w:val="0"/>
+        <w:rPr>
+          <w:rFonts w:hint="default"/>
+          <w:lang w:val="en-US" w:eastAsia="zh-CN"/>
+        </w:rPr>
+      </w:pPr>
+      <w:bookmarkStart w:id="20" w:name="_Toc3710"/>
       <w:r>
         <w:rPr>
           <w:rFonts w:hint="default"/>
@@ -6974,11 +6909,11 @@
         </w:rPr>
         <w:t>事后恢复与持续改进</w:t>
       </w:r>
-      <w:bookmarkEnd w:id="19"/>
-    </w:p>
-    <w:p>
-      <w:pPr>
-        <w:pStyle w:val="29"/>
+      <w:bookmarkEnd w:id="20"/>
+    </w:p>
+    <w:p>
+      <w:pPr>
+        <w:pStyle w:val="a1"/>
         <w:bidi w:val="0"/>
         <w:rPr>
           <w:rFonts w:hint="default"/>
@@ -6995,7 +6930,7 @@
     </w:p>
     <w:p>
       <w:pPr>
-        <w:pStyle w:val="29"/>
+        <w:pStyle w:val="a1"/>
         <w:bidi w:val="0"/>
         <w:rPr>
           <w:rFonts w:hint="default"/>
@@ -7012,7 +6947,7 @@
     </w:p>
     <w:p>
       <w:pPr>
-        <w:pStyle w:val="29"/>
+        <w:pStyle w:val="a1"/>
         <w:bidi w:val="0"/>
         <w:rPr>
           <w:rFonts w:hint="default"/>
@@ -7029,7 +6964,7 @@
     </w:p>
     <w:p>
       <w:pPr>
-        <w:pStyle w:val="29"/>
+        <w:pStyle w:val="a1"/>
         <w:bidi w:val="0"/>
         <w:rPr>
           <w:rFonts w:hint="default"/>
@@ -7046,7 +6981,7 @@
     </w:p>
     <w:p>
       <w:pPr>
-        <w:pStyle w:val="29"/>
+        <w:pStyle w:val="a1"/>
         <w:bidi w:val="0"/>
         <w:rPr>
           <w:rFonts w:hint="default"/>
@@ -7063,7 +6998,7 @@
     </w:p>
     <w:p>
       <w:pPr>
-        <w:pStyle w:val="29"/>
+        <w:pStyle w:val="a1"/>
         <w:bidi w:val="0"/>
         <w:rPr>
           <w:rFonts w:hint="default"/>
@@ -7080,7 +7015,7 @@
     </w:p>
     <w:p>
       <w:pPr>
-        <w:pStyle w:val="29"/>
+        <w:pStyle w:val="a1"/>
         <w:bidi w:val="0"/>
         <w:rPr>
           <w:rFonts w:hint="default"/>
@@ -7097,14 +7032,14 @@
     </w:p>
     <w:p>
       <w:pPr>
-        <w:pStyle w:val="28"/>
-        <w:bidi w:val="0"/>
-        <w:rPr>
-          <w:rFonts w:hint="default"/>
-          <w:lang w:val="en-US" w:eastAsia="zh-CN"/>
-        </w:rPr>
-      </w:pPr>
-      <w:bookmarkStart w:id="20" w:name="_Toc31776"/>
+        <w:pStyle w:val="1"/>
+        <w:bidi w:val="0"/>
+        <w:rPr>
+          <w:rFonts w:hint="default"/>
+          <w:lang w:val="en-US" w:eastAsia="zh-CN"/>
+        </w:rPr>
+      </w:pPr>
+      <w:bookmarkStart w:id="21" w:name="_Toc31776"/>
       <w:r>
         <w:rPr>
           <w:rFonts w:hint="default"/>
@@ -7112,11 +7047,11 @@
         </w:rPr>
         <w:t>培训与沟通</w:t>
       </w:r>
-      <w:bookmarkEnd w:id="20"/>
-    </w:p>
-    <w:p>
-      <w:pPr>
-        <w:pStyle w:val="29"/>
+      <w:bookmarkEnd w:id="21"/>
+    </w:p>
+    <w:p>
+      <w:pPr>
+        <w:pStyle w:val="a1"/>
         <w:bidi w:val="0"/>
         <w:rPr>
           <w:rFonts w:hint="default"/>
@@ -7147,7 +7082,7 @@
     </w:p>
     <w:p>
       <w:pPr>
-        <w:pStyle w:val="29"/>
+        <w:pStyle w:val="a1"/>
         <w:bidi w:val="0"/>
         <w:rPr>
           <w:rFonts w:hint="default"/>
@@ -7164,7 +7099,7 @@
     </w:p>
     <w:p>
       <w:pPr>
-        <w:pStyle w:val="29"/>
+        <w:pStyle w:val="a1"/>
         <w:bidi w:val="0"/>
         <w:rPr>
           <w:rFonts w:hint="default"/>
@@ -7181,7 +7116,7 @@
     </w:p>
     <w:p>
       <w:pPr>
-        <w:pStyle w:val="29"/>
+        <w:pStyle w:val="a1"/>
         <w:bidi w:val="0"/>
         <w:rPr>
           <w:rFonts w:hint="default"/>
@@ -7198,14 +7133,14 @@
     </w:p>
     <w:p>
       <w:pPr>
-        <w:pStyle w:val="28"/>
-        <w:bidi w:val="0"/>
-        <w:rPr>
-          <w:rFonts w:hint="default"/>
-          <w:lang w:val="en-US" w:eastAsia="zh-CN"/>
-        </w:rPr>
-      </w:pPr>
-      <w:bookmarkStart w:id="21" w:name="_Toc27741"/>
+        <w:pStyle w:val="1"/>
+        <w:bidi w:val="0"/>
+        <w:rPr>
+          <w:rFonts w:hint="default"/>
+          <w:lang w:val="en-US" w:eastAsia="zh-CN"/>
+        </w:rPr>
+      </w:pPr>
+      <w:bookmarkStart w:id="22" w:name="_Toc27741"/>
       <w:r>
         <w:rPr>
           <w:rFonts w:hint="default"/>
@@ -7213,11 +7148,11 @@
         </w:rPr>
         <w:t>计划评审与更新</w:t>
       </w:r>
-      <w:bookmarkEnd w:id="21"/>
-    </w:p>
-    <w:p>
-      <w:pPr>
-        <w:pStyle w:val="29"/>
+      <w:bookmarkEnd w:id="22"/>
+    </w:p>
+    <w:p>
+      <w:pPr>
+        <w:pStyle w:val="a1"/>
         <w:bidi w:val="0"/>
         <w:rPr>
           <w:rFonts w:hint="default"/>
@@ -7234,7 +7169,7 @@
     </w:p>
     <w:p>
       <w:pPr>
-        <w:pStyle w:val="29"/>
+        <w:pStyle w:val="a1"/>
         <w:bidi w:val="0"/>
         <w:rPr>
           <w:rFonts w:hint="default"/>
@@ -7251,13 +7186,13 @@
     </w:p>
     <w:p>
       <w:pPr>
-        <w:pStyle w:val="29"/>
+        <w:pStyle w:val="a1"/>
         <w:numPr>
           <w:ilvl w:val="0"/>
           <w:numId w:val="3"/>
         </w:numPr>
         <w:bidi w:val="0"/>
-        <w:ind w:left="425" w:leftChars="0" w:hanging="425" w:firstLineChars="0"/>
+        <w:ind w:left="425" w:hanging="425" w:leftChars="0" w:firstLineChars="0"/>
         <w:rPr>
           <w:rFonts w:hint="default"/>
           <w:lang w:val="en-US" w:eastAsia="zh-CN"/>
@@ -7273,13 +7208,13 @@
     </w:p>
     <w:p>
       <w:pPr>
-        <w:pStyle w:val="29"/>
+        <w:pStyle w:val="a1"/>
         <w:numPr>
           <w:ilvl w:val="0"/>
           <w:numId w:val="3"/>
         </w:numPr>
         <w:bidi w:val="0"/>
-        <w:ind w:left="425" w:leftChars="0" w:hanging="425" w:firstLineChars="0"/>
+        <w:ind w:left="425" w:hanging="425" w:leftChars="0" w:firstLineChars="0"/>
         <w:rPr>
           <w:rFonts w:hint="default"/>
           <w:lang w:val="en-US" w:eastAsia="zh-CN"/>
@@ -7295,13 +7230,13 @@
     </w:p>
     <w:p>
       <w:pPr>
-        <w:pStyle w:val="29"/>
+        <w:pStyle w:val="a1"/>
         <w:numPr>
           <w:ilvl w:val="0"/>
           <w:numId w:val="3"/>
         </w:numPr>
         <w:bidi w:val="0"/>
-        <w:ind w:left="425" w:leftChars="0" w:hanging="425" w:firstLineChars="0"/>
+        <w:ind w:left="425" w:hanging="425" w:leftChars="0" w:firstLineChars="0"/>
         <w:rPr>
           <w:rFonts w:hint="default"/>
           <w:lang w:val="en-US" w:eastAsia="zh-CN"/>
@@ -7317,13 +7252,13 @@
     </w:p>
     <w:p>
       <w:pPr>
-        <w:pStyle w:val="29"/>
+        <w:pStyle w:val="a1"/>
         <w:numPr>
           <w:ilvl w:val="0"/>
           <w:numId w:val="3"/>
         </w:numPr>
         <w:bidi w:val="0"/>
-        <w:ind w:left="425" w:leftChars="0" w:hanging="425" w:firstLineChars="0"/>
+        <w:ind w:left="425" w:hanging="425" w:leftChars="0" w:firstLineChars="0"/>
         <w:rPr>
           <w:rFonts w:hint="default"/>
           <w:lang w:val="en-US" w:eastAsia="zh-CN"/>
@@ -7338,73 +7273,23 @@
       </w:r>
     </w:p>
     <w:sectPr>
-      <w:headerReference r:id="rId5" w:type="default"/>
+      <w:headerReference w:type="default" r:id="rId7"/>
       <w:pgSz w:w="11906" w:h="16838"/>
       <w:pgMar w:top="1417" w:right="1800" w:bottom="1440" w:left="1800" w:header="1140" w:footer="992" w:gutter="0"/>
-      <w:cols w:space="425" w:num="1"/>
+      <w:cols w:num="1" w:space="425"/>
       <w:docGrid w:type="lines" w:linePitch="312" w:charSpace="0"/>
     </w:sectPr>
   </w:body>
 </w:document>
 </file>
 
-<file path=word/endnotes.xml><?xml version="1.0" encoding="utf-8"?>
-<w:endnotes xmlns:wpc="http://schemas.microsoft.com/office/word/2010/wordprocessingCanvas" xmlns:mc="http://schemas.openxmlformats.org/markup-compatibility/2006" xmlns:o="urn:schemas-microsoft-com:office:office" xmlns:r="http://schemas.openxmlformats.org/officeDocument/2006/relationships" xmlns:m="http://schemas.openxmlformats.org/officeDocument/2006/math" xmlns:v="urn:schemas-microsoft-com:vml" xmlns:wp14="http://schemas.microsoft.com/office/word/2010/wordprocessingDrawing" xmlns:wp="http://schemas.openxmlformats.org/drawingml/2006/wordprocessingDrawing" xmlns:w="http://schemas.openxmlformats.org/wordprocessingml/2006/main" xmlns:w14="http://schemas.microsoft.com/office/word/2010/wordml" xmlns:w15="http://schemas.microsoft.com/office/word/2012/wordml" xmlns:w10="urn:schemas-microsoft-com:office:word" xmlns:wpg="http://schemas.microsoft.com/office/word/2010/wordprocessingGroup" xmlns:wpi="http://schemas.microsoft.com/office/word/2010/wordprocessingInk" xmlns:wne="http://schemas.microsoft.com/office/word/2006/wordml" xmlns:wps="http://schemas.microsoft.com/office/word/2010/wordprocessingShape" xmlns:wpsCustomData="http://www.wps.cn/officeDocument/2013/wpsCustomData" mc:Ignorable="w14 w15 wp14">
-  <w:endnote w:type="separator" w:id="0">
-    <w:p>
-      <w:pPr>
-        <w:spacing w:line="240" w:lineRule="auto"/>
-      </w:pPr>
-      <w:r>
-        <w:separator/>
-      </w:r>
-    </w:p>
-  </w:endnote>
-  <w:endnote w:type="continuationSeparator" w:id="1">
-    <w:p>
-      <w:pPr>
-        <w:spacing w:line="240" w:lineRule="auto"/>
-      </w:pPr>
-      <w:r>
-        <w:continuationSeparator/>
-      </w:r>
-    </w:p>
-  </w:endnote>
-</w:endnotes>
-</file>
-
-<file path=word/footnotes.xml><?xml version="1.0" encoding="utf-8"?>
-<w:footnotes xmlns:wpc="http://schemas.microsoft.com/office/word/2010/wordprocessingCanvas" xmlns:mc="http://schemas.openxmlformats.org/markup-compatibility/2006" xmlns:o="urn:schemas-microsoft-com:office:office" xmlns:r="http://schemas.openxmlformats.org/officeDocument/2006/relationships" xmlns:m="http://schemas.openxmlformats.org/officeDocument/2006/math" xmlns:v="urn:schemas-microsoft-com:vml" xmlns:wp14="http://schemas.microsoft.com/office/word/2010/wordprocessingDrawing" xmlns:wp="http://schemas.openxmlformats.org/drawingml/2006/wordprocessingDrawing" xmlns:w="http://schemas.openxmlformats.org/wordprocessingml/2006/main" xmlns:w14="http://schemas.microsoft.com/office/word/2010/wordml" xmlns:w15="http://schemas.microsoft.com/office/word/2012/wordml" xmlns:w10="urn:schemas-microsoft-com:office:word" xmlns:wpg="http://schemas.microsoft.com/office/word/2010/wordprocessingGroup" xmlns:wpi="http://schemas.microsoft.com/office/word/2010/wordprocessingInk" xmlns:wne="http://schemas.microsoft.com/office/word/2006/wordml" xmlns:wps="http://schemas.microsoft.com/office/word/2010/wordprocessingShape" xmlns:wpsCustomData="http://www.wps.cn/officeDocument/2013/wpsCustomData" mc:Ignorable="w14 w15 wp14">
-  <w:footnote w:type="separator" w:id="0">
-    <w:p>
-      <w:pPr>
-        <w:spacing w:line="360" w:lineRule="auto"/>
-      </w:pPr>
-      <w:r>
-        <w:separator/>
-      </w:r>
-    </w:p>
-  </w:footnote>
-  <w:footnote w:type="continuationSeparator" w:id="1">
-    <w:p>
-      <w:pPr>
-        <w:spacing w:line="360" w:lineRule="auto"/>
-      </w:pPr>
-      <w:r>
-        <w:continuationSeparator/>
-      </w:r>
-    </w:p>
-  </w:footnote>
-</w:footnotes>
-</file>
-
 <file path=word/header1.xml><?xml version="1.0" encoding="utf-8"?>
-<w:hdr xmlns:wpc="http://schemas.microsoft.com/office/word/2010/wordprocessingCanvas" xmlns:mc="http://schemas.openxmlformats.org/markup-compatibility/2006" xmlns:o="urn:schemas-microsoft-com:office:office" xmlns:r="http://schemas.openxmlformats.org/officeDocument/2006/relationships" xmlns:m="http://schemas.openxmlformats.org/officeDocument/2006/math" xmlns:v="urn:schemas-microsoft-com:vml" xmlns:wp14="http://schemas.microsoft.com/office/word/2010/wordprocessingDrawing" xmlns:wp="http://schemas.openxmlformats.org/drawingml/2006/wordprocessingDrawing" xmlns:w10="urn:schemas-microsoft-com:office:word" xmlns:w="http://schemas.openxmlformats.org/wordprocessingml/2006/main" xmlns:w14="http://schemas.microsoft.com/office/word/2010/wordml" xmlns:w15="http://schemas.microsoft.com/office/word/2012/wordml" xmlns:wpg="http://schemas.microsoft.com/office/word/2010/wordprocessingGroup" xmlns:wpi="http://schemas.microsoft.com/office/word/2010/wordprocessingInk" xmlns:wne="http://schemas.microsoft.com/office/word/2006/wordml" xmlns:wps="http://schemas.microsoft.com/office/word/2010/wordprocessingShape" xmlns:wpsCustomData="http://www.wps.cn/officeDocument/2013/wpsCustomData" mc:Ignorable="w14 w15 wp14">
+<w:hdr xmlns:wpc="http://schemas.microsoft.com/office/word/2010/wordprocessingCanvas" xmlns:mc="http://schemas.openxmlformats.org/markup-compatibility/2006" xmlns:o="urn:schemas-microsoft-com:office:office" xmlns:r="http://schemas.openxmlformats.org/officeDocument/2006/relationships" xmlns:m="http://schemas.openxmlformats.org/officeDocument/2006/math" xmlns:v="urn:schemas-microsoft-com:vml" xmlns:wp14="http://schemas.microsoft.com/office/word/2010/wordprocessingDrawing" xmlns:wp="http://schemas.openxmlformats.org/drawingml/2006/wordprocessingDrawing" xmlns:w10="urn:schemas-microsoft-com:office:word" xmlns:w="http://schemas.openxmlformats.org/wordprocessingml/2006/main" xmlns:w14="http://schemas.microsoft.com/office/word/2010/wordml" xmlns:w15="http://schemas.microsoft.com/office/word/2012/wordml" xmlns:wne="http://schemas.microsoft.com/office/word/2006/wordml" xmlns:wpg="http://schemas.microsoft.com/office/word/2010/wordprocessingGroup" xmlns:wpi="http://schemas.microsoft.com/office/word/2010/wordprocessingInk" xmlns:wps="http://schemas.microsoft.com/office/word/2010/wordprocessingShape" mc:Ignorable="w14 w15 wp14">
   <w:p>
     <w:pPr>
-      <w:pStyle w:val="15"/>
+      <w:pStyle w:val="Header"/>
       <w:pBdr>
-        <w:bottom w:val="single" w:color="auto" w:sz="4" w:space="1"/>
+        <w:bottom w:val="single" w:sz="4" w:space="1" w:color="auto"/>
       </w:pBdr>
       <w:tabs>
         <w:tab w:val="left" w:pos="335"/>
@@ -7412,27 +7297,27 @@
       </w:tabs>
       <w:jc w:val="right"/>
       <w:rPr>
-        <w:rFonts w:hint="eastAsia" w:eastAsiaTheme="minorEastAsia"/>
+        <w:rFonts w:eastAsiaTheme="minorEastAsia" w:hint="eastAsia"/>
         <w:lang w:eastAsia="zh-CN"/>
       </w:rPr>
     </w:pPr>
     <w:r>
       <w:rPr>
-        <w:rFonts w:hint="eastAsia" w:eastAsiaTheme="minorEastAsia"/>
+        <w:rFonts w:eastAsiaTheme="minorEastAsia" w:hint="eastAsia"/>
         <w:lang w:val="en-US" w:eastAsia="zh-CN"/>
       </w:rPr>
       <w:tab/>
     </w:r>
     <w:r>
       <w:rPr>
-        <w:rFonts w:hint="eastAsia" w:eastAsiaTheme="minorEastAsia"/>
+        <w:rFonts w:eastAsiaTheme="minorEastAsia" w:hint="eastAsia"/>
         <w:lang w:val="en-US" w:eastAsia="zh-CN"/>
       </w:rPr>
       <w:tab/>
     </w:r>
     <w:r>
       <w:rPr>
-        <w:rFonts w:hint="eastAsia" w:eastAsiaTheme="minorEastAsia"/>
+        <w:rFonts w:eastAsiaTheme="minorEastAsia" w:hint="eastAsia"/>
         <w:lang w:val="en-US" w:eastAsia="zh-CN"/>
       </w:rPr>
       <w:t>江西通信产业服务有限公司</w:t>
@@ -7442,15 +7327,15 @@
 </file>
 
 <file path=word/numbering.xml><?xml version="1.0" encoding="utf-8"?>
-<w:numbering xmlns:wpc="http://schemas.microsoft.com/office/word/2010/wordprocessingCanvas" xmlns:mc="http://schemas.openxmlformats.org/markup-compatibility/2006" xmlns:o="urn:schemas-microsoft-com:office:office" xmlns:r="http://schemas.openxmlformats.org/officeDocument/2006/relationships" xmlns:m="http://schemas.openxmlformats.org/officeDocument/2006/math" xmlns:v="urn:schemas-microsoft-com:vml" xmlns:wp14="http://schemas.microsoft.com/office/word/2010/wordprocessingDrawing" xmlns:wp="http://schemas.openxmlformats.org/drawingml/2006/wordprocessingDrawing" xmlns:w10="urn:schemas-microsoft-com:office:word" xmlns:w="http://schemas.openxmlformats.org/wordprocessingml/2006/main" xmlns:w14="http://schemas.microsoft.com/office/word/2010/wordml" xmlns:wpg="http://schemas.microsoft.com/office/word/2010/wordprocessingGroup" xmlns:wpi="http://schemas.microsoft.com/office/word/2010/wordprocessingInk" xmlns:wne="http://schemas.microsoft.com/office/word/2006/wordml" xmlns:wps="http://schemas.microsoft.com/office/word/2010/wordprocessingShape" xmlns:wpsCustomData="http://www.wps.cn/officeDocument/2013/wpsCustomData" mc:Ignorable="w14 wp14">
+<w:numbering xmlns:wpc="http://schemas.microsoft.com/office/word/2010/wordprocessingCanvas" xmlns:mc="http://schemas.openxmlformats.org/markup-compatibility/2006" xmlns:o="urn:schemas-microsoft-com:office:office" xmlns:r="http://schemas.openxmlformats.org/officeDocument/2006/relationships" xmlns:m="http://schemas.openxmlformats.org/officeDocument/2006/math" xmlns:v="urn:schemas-microsoft-com:vml" xmlns:wp14="http://schemas.microsoft.com/office/word/2010/wordprocessingDrawing" xmlns:wp="http://schemas.openxmlformats.org/drawingml/2006/wordprocessingDrawing" xmlns:w10="urn:schemas-microsoft-com:office:word" xmlns:w="http://schemas.openxmlformats.org/wordprocessingml/2006/main" xmlns:w14="http://schemas.microsoft.com/office/word/2010/wordml" xmlns:w15="http://schemas.microsoft.com/office/word/2012/wordml" xmlns:wne="http://schemas.microsoft.com/office/word/2006/wordml" xmlns:wpg="http://schemas.microsoft.com/office/word/2010/wordprocessingGroup" xmlns:wpi="http://schemas.microsoft.com/office/word/2010/wordprocessingInk" xmlns:wps="http://schemas.microsoft.com/office/word/2010/wordprocessingShape" mc:Ignorable="w14 w15 wp14">
   <w:abstractNum w:abstractNumId="0">
     <w:nsid w:val="8E964DCE"/>
     <w:multiLevelType w:val="multilevel"/>
     <w:tmpl w:val="8E964DCE"/>
-    <w:lvl w:ilvl="0" w:tentative="0">
+    <w:lvl w:ilvl="0">
       <w:start w:val="1"/>
       <w:numFmt w:val="decimal"/>
-      <w:pStyle w:val="2"/>
+      <w:pStyle w:val="Heading1"/>
       <w:lvlText w:val="%1."/>
       <w:lvlJc w:val="left"/>
       <w:pPr>
@@ -7460,10 +7345,10 @@
         <w:rFonts w:hint="default"/>
       </w:rPr>
     </w:lvl>
-    <w:lvl w:ilvl="1" w:tentative="0">
+    <w:lvl w:ilvl="1">
       <w:start w:val="1"/>
       <w:numFmt w:val="decimal"/>
-      <w:pStyle w:val="3"/>
+      <w:pStyle w:val="Heading2"/>
       <w:lvlText w:val="%1.%2."/>
       <w:lvlJc w:val="left"/>
       <w:pPr>
@@ -7473,10 +7358,10 @@
         <w:rFonts w:hint="default"/>
       </w:rPr>
     </w:lvl>
-    <w:lvl w:ilvl="2" w:tentative="0">
+    <w:lvl w:ilvl="2">
       <w:start w:val="1"/>
       <w:numFmt w:val="decimal"/>
-      <w:pStyle w:val="4"/>
+      <w:pStyle w:val="Heading3"/>
       <w:lvlText w:val="%1.%2.%3."/>
       <w:lvlJc w:val="left"/>
       <w:pPr>
@@ -7486,10 +7371,10 @@
         <w:rFonts w:hint="default"/>
       </w:rPr>
     </w:lvl>
-    <w:lvl w:ilvl="3" w:tentative="0">
+    <w:lvl w:ilvl="3">
       <w:start w:val="1"/>
       <w:numFmt w:val="decimal"/>
-      <w:pStyle w:val="5"/>
+      <w:pStyle w:val="Heading4"/>
       <w:lvlText w:val="%1.%2.%3.%4."/>
       <w:lvlJc w:val="left"/>
       <w:pPr>
@@ -7499,10 +7384,10 @@
         <w:rFonts w:hint="default"/>
       </w:rPr>
     </w:lvl>
-    <w:lvl w:ilvl="4" w:tentative="0">
+    <w:lvl w:ilvl="4">
       <w:start w:val="1"/>
       <w:numFmt w:val="decimal"/>
-      <w:pStyle w:val="6"/>
+      <w:pStyle w:val="Heading5"/>
       <w:lvlText w:val="%1.%2.%3.%4.%5."/>
       <w:lvlJc w:val="left"/>
       <w:pPr>
@@ -7512,10 +7397,10 @@
         <w:rFonts w:hint="default"/>
       </w:rPr>
     </w:lvl>
-    <w:lvl w:ilvl="5" w:tentative="0">
+    <w:lvl w:ilvl="5">
       <w:start w:val="1"/>
       <w:numFmt w:val="decimal"/>
-      <w:pStyle w:val="7"/>
+      <w:pStyle w:val="Heading6"/>
       <w:lvlText w:val="%1.%2.%3.%4.%5.%6."/>
       <w:lvlJc w:val="left"/>
       <w:pPr>
@@ -7525,10 +7410,10 @@
         <w:rFonts w:hint="default"/>
       </w:rPr>
     </w:lvl>
-    <w:lvl w:ilvl="6" w:tentative="0">
+    <w:lvl w:ilvl="6">
       <w:start w:val="1"/>
       <w:numFmt w:val="decimal"/>
-      <w:pStyle w:val="8"/>
+      <w:pStyle w:val="Heading7"/>
       <w:lvlText w:val="%1.%2.%3.%4.%5.%6.%7."/>
       <w:lvlJc w:val="left"/>
       <w:pPr>
@@ -7538,10 +7423,10 @@
         <w:rFonts w:hint="default"/>
       </w:rPr>
     </w:lvl>
-    <w:lvl w:ilvl="7" w:tentative="0">
+    <w:lvl w:ilvl="7">
       <w:start w:val="1"/>
       <w:numFmt w:val="decimal"/>
-      <w:pStyle w:val="9"/>
+      <w:pStyle w:val="Heading8"/>
       <w:lvlText w:val="%1.%2.%3.%4.%5.%6.%7.%8."/>
       <w:lvlJc w:val="left"/>
       <w:pPr>
@@ -7551,10 +7436,10 @@
         <w:rFonts w:hint="default"/>
       </w:rPr>
     </w:lvl>
-    <w:lvl w:ilvl="8" w:tentative="0">
+    <w:lvl w:ilvl="8">
       <w:start w:val="1"/>
       <w:numFmt w:val="decimal"/>
-      <w:pStyle w:val="10"/>
+      <w:pStyle w:val="Heading9"/>
       <w:lvlText w:val="%1.%2.%3.%4.%5.%6.%7.%8.%9."/>
       <w:lvlJc w:val="left"/>
       <w:pPr>
@@ -7569,7 +7454,7 @@
     <w:nsid w:val="E4A7C918"/>
     <w:multiLevelType w:val="singleLevel"/>
     <w:tmpl w:val="E4A7C918"/>
-    <w:lvl w:ilvl="0" w:tentative="0">
+    <w:lvl w:ilvl="0">
       <w:start w:val="1"/>
       <w:numFmt w:val="decimal"/>
       <w:lvlText w:val="%1."/>
@@ -7586,7 +7471,7 @@
     <w:nsid w:val="7E914DA8"/>
     <w:multiLevelType w:val="singleLevel"/>
     <w:tmpl w:val="7E914DA8"/>
-    <w:lvl w:ilvl="0" w:tentative="0">
+    <w:lvl w:ilvl="0">
       <w:start w:val="1"/>
       <w:numFmt w:val="decimal"/>
       <w:lvlText w:val="%1."/>
@@ -7612,269 +7497,267 @@
 </file>
 
 <file path=word/styles.xml><?xml version="1.0" encoding="utf-8"?>
-<w:styles xmlns:mc="http://schemas.openxmlformats.org/markup-compatibility/2006" xmlns:o="urn:schemas-microsoft-com:office:office" xmlns:r="http://schemas.openxmlformats.org/officeDocument/2006/relationships" xmlns:m="http://schemas.openxmlformats.org/officeDocument/2006/math" xmlns:v="urn:schemas-microsoft-com:vml" xmlns:w="http://schemas.openxmlformats.org/wordprocessingml/2006/main" xmlns:w14="http://schemas.microsoft.com/office/word/2010/wordml" xmlns:w10="urn:schemas-microsoft-com:office:word" xmlns:sl="http://schemas.openxmlformats.org/schemaLibrary/2006/main" xmlns:wpsCustomData="http://www.wps.cn/officeDocument/2013/wpsCustomData" mc:Ignorable="w14">
+<w:styles xmlns:mc="http://schemas.openxmlformats.org/markup-compatibility/2006" xmlns:r="http://schemas.openxmlformats.org/officeDocument/2006/relationships" xmlns:w="http://schemas.openxmlformats.org/wordprocessingml/2006/main" xmlns:w14="http://schemas.microsoft.com/office/word/2010/wordml" xmlns:w15="http://schemas.microsoft.com/office/word/2012/wordml" mc:Ignorable="w14 w15">
   <w:docDefaults>
     <w:rPrDefault>
       <w:rPr>
-        <w:rFonts w:ascii="Times New Roman" w:hAnsi="Times New Roman" w:eastAsia="宋体" w:cs="Times New Roman"/>
+        <w:rFonts w:ascii="Times New Roman" w:eastAsia="宋体" w:hAnsi="Times New Roman" w:cs="Times New Roman"/>
       </w:rPr>
     </w:rPrDefault>
     <w:pPrDefault/>
   </w:docDefaults>
-  <w:latentStyles w:count="260" w:defQFormat="0" w:defUnhideWhenUsed="1" w:defSemiHidden="1" w:defUIPriority="99" w:defLockedState="0">
-    <w:lsdException w:qFormat="1" w:unhideWhenUsed="0" w:uiPriority="0" w:semiHidden="0" w:name="Normal"/>
-    <w:lsdException w:qFormat="1" w:unhideWhenUsed="0" w:uiPriority="0" w:semiHidden="0" w:name="heading 1"/>
-    <w:lsdException w:qFormat="1" w:uiPriority="0" w:semiHidden="0" w:name="heading 2"/>
-    <w:lsdException w:qFormat="1" w:uiPriority="0" w:name="heading 3"/>
-    <w:lsdException w:qFormat="1" w:uiPriority="0" w:semiHidden="0" w:name="heading 4"/>
-    <w:lsdException w:qFormat="1" w:uiPriority="0" w:name="heading 5"/>
-    <w:lsdException w:qFormat="1" w:uiPriority="0" w:name="heading 6"/>
-    <w:lsdException w:qFormat="1" w:uiPriority="0" w:name="heading 7"/>
-    <w:lsdException w:qFormat="1" w:uiPriority="0" w:name="heading 8"/>
-    <w:lsdException w:qFormat="1" w:uiPriority="0" w:name="heading 9"/>
-    <w:lsdException w:unhideWhenUsed="0" w:uiPriority="0" w:semiHidden="0" w:name="index 1"/>
-    <w:lsdException w:unhideWhenUsed="0" w:uiPriority="0" w:semiHidden="0" w:name="index 2"/>
-    <w:lsdException w:unhideWhenUsed="0" w:uiPriority="0" w:semiHidden="0" w:name="index 3"/>
-    <w:lsdException w:unhideWhenUsed="0" w:uiPriority="0" w:semiHidden="0" w:name="index 4"/>
-    <w:lsdException w:unhideWhenUsed="0" w:uiPriority="0" w:semiHidden="0" w:name="index 5"/>
-    <w:lsdException w:unhideWhenUsed="0" w:uiPriority="0" w:semiHidden="0" w:name="index 6"/>
-    <w:lsdException w:unhideWhenUsed="0" w:uiPriority="0" w:semiHidden="0" w:name="index 7"/>
-    <w:lsdException w:unhideWhenUsed="0" w:uiPriority="0" w:semiHidden="0" w:name="index 8"/>
-    <w:lsdException w:unhideWhenUsed="0" w:uiPriority="0" w:semiHidden="0" w:name="index 9"/>
-    <w:lsdException w:qFormat="1" w:unhideWhenUsed="0" w:uiPriority="0" w:semiHidden="0" w:name="toc 1"/>
-    <w:lsdException w:qFormat="1" w:unhideWhenUsed="0" w:uiPriority="0" w:semiHidden="0" w:name="toc 2"/>
-    <w:lsdException w:qFormat="1" w:unhideWhenUsed="0" w:uiPriority="0" w:semiHidden="0" w:name="toc 3"/>
-    <w:lsdException w:unhideWhenUsed="0" w:uiPriority="0" w:semiHidden="0" w:name="toc 4"/>
-    <w:lsdException w:unhideWhenUsed="0" w:uiPriority="0" w:semiHidden="0" w:name="toc 5"/>
-    <w:lsdException w:unhideWhenUsed="0" w:uiPriority="0" w:semiHidden="0" w:name="toc 6"/>
-    <w:lsdException w:unhideWhenUsed="0" w:uiPriority="0" w:semiHidden="0" w:name="toc 7"/>
-    <w:lsdException w:unhideWhenUsed="0" w:uiPriority="0" w:semiHidden="0" w:name="toc 8"/>
-    <w:lsdException w:unhideWhenUsed="0" w:uiPriority="0" w:semiHidden="0" w:name="toc 9"/>
-    <w:lsdException w:unhideWhenUsed="0" w:uiPriority="0" w:semiHidden="0" w:name="Normal Indent"/>
-    <w:lsdException w:unhideWhenUsed="0" w:uiPriority="0" w:semiHidden="0" w:name="footnote text"/>
-    <w:lsdException w:qFormat="1" w:unhideWhenUsed="0" w:uiPriority="0" w:semiHidden="0" w:name="annotation text"/>
-    <w:lsdException w:qFormat="1" w:unhideWhenUsed="0" w:uiPriority="0" w:semiHidden="0" w:name="header"/>
-    <w:lsdException w:qFormat="1" w:unhideWhenUsed="0" w:uiPriority="0" w:semiHidden="0" w:name="footer"/>
-    <w:lsdException w:unhideWhenUsed="0" w:uiPriority="0" w:semiHidden="0" w:name="index heading"/>
-    <w:lsdException w:qFormat="1" w:uiPriority="0" w:name="caption"/>
-    <w:lsdException w:unhideWhenUsed="0" w:uiPriority="0" w:semiHidden="0" w:name="table of figures"/>
-    <w:lsdException w:unhideWhenUsed="0" w:uiPriority="0" w:semiHidden="0" w:name="envelope address"/>
-    <w:lsdException w:unhideWhenUsed="0" w:uiPriority="0" w:semiHidden="0" w:name="envelope return"/>
-    <w:lsdException w:unhideWhenUsed="0" w:uiPriority="0" w:semiHidden="0" w:name="footnote reference"/>
-    <w:lsdException w:unhideWhenUsed="0" w:uiPriority="0" w:semiHidden="0" w:name="annotation reference"/>
-    <w:lsdException w:unhideWhenUsed="0" w:uiPriority="0" w:semiHidden="0" w:name="line number"/>
-    <w:lsdException w:unhideWhenUsed="0" w:uiPriority="0" w:semiHidden="0" w:name="page number"/>
-    <w:lsdException w:unhideWhenUsed="0" w:uiPriority="0" w:semiHidden="0" w:name="endnote reference"/>
-    <w:lsdException w:unhideWhenUsed="0" w:uiPriority="0" w:semiHidden="0" w:name="endnote text"/>
-    <w:lsdException w:unhideWhenUsed="0" w:uiPriority="0" w:semiHidden="0" w:name="table of authorities"/>
-    <w:lsdException w:unhideWhenUsed="0" w:uiPriority="0" w:semiHidden="0" w:name="macro"/>
-    <w:lsdException w:unhideWhenUsed="0" w:uiPriority="0" w:semiHidden="0" w:name="toa heading"/>
-    <w:lsdException w:unhideWhenUsed="0" w:uiPriority="0" w:semiHidden="0" w:name="List"/>
-    <w:lsdException w:unhideWhenUsed="0" w:uiPriority="0" w:semiHidden="0" w:name="List Bullet"/>
-    <w:lsdException w:unhideWhenUsed="0" w:uiPriority="0" w:semiHidden="0" w:name="List Number"/>
-    <w:lsdException w:unhideWhenUsed="0" w:uiPriority="0" w:semiHidden="0" w:name="List 2"/>
-    <w:lsdException w:unhideWhenUsed="0" w:uiPriority="0" w:semiHidden="0" w:name="List 3"/>
-    <w:lsdException w:unhideWhenUsed="0" w:uiPriority="0" w:semiHidden="0" w:name="List 4"/>
-    <w:lsdException w:unhideWhenUsed="0" w:uiPriority="0" w:semiHidden="0" w:name="List 5"/>
-    <w:lsdException w:unhideWhenUsed="0" w:uiPriority="0" w:semiHidden="0" w:name="List Bullet 2"/>
-    <w:lsdException w:unhideWhenUsed="0" w:uiPriority="0" w:semiHidden="0" w:name="List Bullet 3"/>
-    <w:lsdException w:unhideWhenUsed="0" w:uiPriority="0" w:semiHidden="0" w:name="List Bullet 4"/>
-    <w:lsdException w:unhideWhenUsed="0" w:uiPriority="0" w:semiHidden="0" w:name="List Bullet 5"/>
-    <w:lsdException w:unhideWhenUsed="0" w:uiPriority="0" w:semiHidden="0" w:name="List Number 2"/>
-    <w:lsdException w:unhideWhenUsed="0" w:uiPriority="0" w:semiHidden="0" w:name="List Number 3"/>
-    <w:lsdException w:unhideWhenUsed="0" w:uiPriority="0" w:semiHidden="0" w:name="List Number 4"/>
-    <w:lsdException w:unhideWhenUsed="0" w:uiPriority="0" w:semiHidden="0" w:name="List Number 5"/>
-    <w:lsdException w:qFormat="1" w:unhideWhenUsed="0" w:uiPriority="0" w:semiHidden="0" w:name="Title"/>
-    <w:lsdException w:unhideWhenUsed="0" w:uiPriority="0" w:semiHidden="0" w:name="Closing"/>
-    <w:lsdException w:unhideWhenUsed="0" w:uiPriority="0" w:semiHidden="0" w:name="Signature"/>
-    <w:lsdException w:qFormat="1" w:unhideWhenUsed="0" w:uiPriority="0" w:name="Default Paragraph Font"/>
-    <w:lsdException w:qFormat="1" w:unhideWhenUsed="0" w:uiPriority="0" w:name="Body Text"/>
-    <w:lsdException w:unhideWhenUsed="0" w:uiPriority="0" w:semiHidden="0" w:name="Body Text Indent"/>
-    <w:lsdException w:unhideWhenUsed="0" w:uiPriority="0" w:semiHidden="0" w:name="List Continue"/>
-    <w:lsdException w:unhideWhenUsed="0" w:uiPriority="0" w:semiHidden="0" w:name="List Continue 2"/>
-    <w:lsdException w:unhideWhenUsed="0" w:uiPriority="0" w:semiHidden="0" w:name="List Continue 3"/>
-    <w:lsdException w:unhideWhenUsed="0" w:uiPriority="0" w:semiHidden="0" w:name="List Continue 4"/>
-    <w:lsdException w:unhideWhenUsed="0" w:uiPriority="0" w:semiHidden="0" w:name="List Continue 5"/>
-    <w:lsdException w:unhideWhenUsed="0" w:uiPriority="0" w:semiHidden="0" w:name="Message Header"/>
-    <w:lsdException w:qFormat="1" w:unhideWhenUsed="0" w:uiPriority="0" w:semiHidden="0" w:name="Subtitle"/>
-    <w:lsdException w:unhideWhenUsed="0" w:uiPriority="0" w:semiHidden="0" w:name="Salutation"/>
-    <w:lsdException w:unhideWhenUsed="0" w:uiPriority="0" w:semiHidden="0" w:name="Date"/>
-    <w:lsdException w:unhideWhenUsed="0" w:uiPriority="0" w:semiHidden="0" w:name="Body Text First Indent"/>
-    <w:lsdException w:unhideWhenUsed="0" w:uiPriority="0" w:semiHidden="0" w:name="Body Text First Indent 2"/>
-    <w:lsdException w:uiPriority="99" w:name="Note Heading"/>
-    <w:lsdException w:unhideWhenUsed="0" w:uiPriority="0" w:semiHidden="0" w:name="Body Text 2"/>
-    <w:lsdException w:unhideWhenUsed="0" w:uiPriority="0" w:semiHidden="0" w:name="Body Text 3"/>
-    <w:lsdException w:unhideWhenUsed="0" w:uiPriority="0" w:semiHidden="0" w:name="Body Text Indent 2"/>
-    <w:lsdException w:unhideWhenUsed="0" w:uiPriority="0" w:semiHidden="0" w:name="Body Text Indent 3"/>
-    <w:lsdException w:unhideWhenUsed="0" w:uiPriority="0" w:semiHidden="0" w:name="Block Text"/>
-    <w:lsdException w:unhideWhenUsed="0" w:uiPriority="0" w:semiHidden="0" w:name="Hyperlink"/>
-    <w:lsdException w:unhideWhenUsed="0" w:uiPriority="0" w:semiHidden="0" w:name="FollowedHyperlink"/>
-    <w:lsdException w:qFormat="1" w:unhideWhenUsed="0" w:uiPriority="0" w:semiHidden="0" w:name="Strong"/>
-    <w:lsdException w:qFormat="1" w:unhideWhenUsed="0" w:uiPriority="0" w:semiHidden="0" w:name="Emphasis"/>
-    <w:lsdException w:unhideWhenUsed="0" w:uiPriority="0" w:semiHidden="0" w:name="Document Map"/>
-    <w:lsdException w:unhideWhenUsed="0" w:uiPriority="0" w:semiHidden="0" w:name="Plain Text"/>
-    <w:lsdException w:unhideWhenUsed="0" w:uiPriority="0" w:semiHidden="0" w:name="E-mail Signature"/>
-    <w:lsdException w:qFormat="1" w:unhideWhenUsed="0" w:uiPriority="0" w:semiHidden="0" w:name="Normal (Web)"/>
-    <w:lsdException w:unhideWhenUsed="0" w:uiPriority="0" w:semiHidden="0" w:name="HTML Acronym"/>
-    <w:lsdException w:unhideWhenUsed="0" w:uiPriority="0" w:semiHidden="0" w:name="HTML Address"/>
-    <w:lsdException w:unhideWhenUsed="0" w:uiPriority="0" w:semiHidden="0" w:name="HTML Cite"/>
-    <w:lsdException w:unhideWhenUsed="0" w:uiPriority="0" w:semiHidden="0" w:name="HTML Code"/>
-    <w:lsdException w:unhideWhenUsed="0" w:uiPriority="0" w:semiHidden="0" w:name="HTML Definition"/>
-    <w:lsdException w:unhideWhenUsed="0" w:uiPriority="0" w:semiHidden="0" w:name="HTML Keyboard"/>
-    <w:lsdException w:unhideWhenUsed="0" w:uiPriority="0" w:semiHidden="0" w:name="HTML Preformatted"/>
-    <w:lsdException w:unhideWhenUsed="0" w:uiPriority="0" w:semiHidden="0" w:name="HTML Sample"/>
-    <w:lsdException w:unhideWhenUsed="0" w:uiPriority="0" w:semiHidden="0" w:name="HTML Typewriter"/>
-    <w:lsdException w:unhideWhenUsed="0" w:uiPriority="0" w:semiHidden="0" w:name="HTML Variable"/>
-    <w:lsdException w:qFormat="1" w:unhideWhenUsed="0" w:uiPriority="0" w:name="Normal Table"/>
-    <w:lsdException w:unhideWhenUsed="0" w:uiPriority="0" w:semiHidden="0" w:name="annotation subject"/>
-    <w:lsdException w:unhideWhenUsed="0" w:uiPriority="0" w:semiHidden="0" w:name="Table Simple 1"/>
-    <w:lsdException w:unhideWhenUsed="0" w:uiPriority="0" w:semiHidden="0" w:name="Table Simple 2"/>
-    <w:lsdException w:unhideWhenUsed="0" w:uiPriority="0" w:semiHidden="0" w:name="Table Simple 3"/>
-    <w:lsdException w:unhideWhenUsed="0" w:uiPriority="0" w:semiHidden="0" w:name="Table Classic 1"/>
-    <w:lsdException w:unhideWhenUsed="0" w:uiPriority="0" w:semiHidden="0" w:name="Table Classic 2"/>
-    <w:lsdException w:unhideWhenUsed="0" w:uiPriority="0" w:semiHidden="0" w:name="Table Classic 3"/>
-    <w:lsdException w:unhideWhenUsed="0" w:uiPriority="0" w:semiHidden="0" w:name="Table Classic 4"/>
-    <w:lsdException w:unhideWhenUsed="0" w:uiPriority="0" w:semiHidden="0" w:name="Table Colorful 1"/>
-    <w:lsdException w:unhideWhenUsed="0" w:uiPriority="0" w:semiHidden="0" w:name="Table Colorful 2"/>
-    <w:lsdException w:unhideWhenUsed="0" w:uiPriority="0" w:semiHidden="0" w:name="Table Colorful 3"/>
-    <w:lsdException w:unhideWhenUsed="0" w:uiPriority="0" w:semiHidden="0" w:name="Table Columns 1"/>
-    <w:lsdException w:unhideWhenUsed="0" w:uiPriority="0" w:semiHidden="0" w:name="Table Columns 2"/>
-    <w:lsdException w:unhideWhenUsed="0" w:uiPriority="0" w:semiHidden="0" w:name="Table Columns 3"/>
-    <w:lsdException w:unhideWhenUsed="0" w:uiPriority="0" w:semiHidden="0" w:name="Table Columns 4"/>
-    <w:lsdException w:unhideWhenUsed="0" w:uiPriority="0" w:semiHidden="0" w:name="Table Columns 5"/>
-    <w:lsdException w:unhideWhenUsed="0" w:uiPriority="0" w:semiHidden="0" w:name="Table Grid 1"/>
-    <w:lsdException w:unhideWhenUsed="0" w:uiPriority="0" w:semiHidden="0" w:name="Table Grid 2"/>
-    <w:lsdException w:unhideWhenUsed="0" w:uiPriority="0" w:semiHidden="0" w:name="Table Grid 3"/>
-    <w:lsdException w:unhideWhenUsed="0" w:uiPriority="0" w:semiHidden="0" w:name="Table Grid 4"/>
-    <w:lsdException w:unhideWhenUsed="0" w:uiPriority="0" w:semiHidden="0" w:name="Table Grid 5"/>
-    <w:lsdException w:unhideWhenUsed="0" w:uiPriority="0" w:semiHidden="0" w:name="Table Grid 6"/>
-    <w:lsdException w:unhideWhenUsed="0" w:uiPriority="0" w:semiHidden="0" w:name="Table Grid 7"/>
-    <w:lsdException w:unhideWhenUsed="0" w:uiPriority="0" w:semiHidden="0" w:name="Table Grid 8"/>
-    <w:lsdException w:unhideWhenUsed="0" w:uiPriority="0" w:semiHidden="0" w:name="Table List 1"/>
-    <w:lsdException w:unhideWhenUsed="0" w:uiPriority="0" w:semiHidden="0" w:name="Table List 2"/>
-    <w:lsdException w:unhideWhenUsed="0" w:uiPriority="0" w:semiHidden="0" w:name="Table List 3"/>
-    <w:lsdException w:unhideWhenUsed="0" w:uiPriority="0" w:semiHidden="0" w:name="Table List 4"/>
-    <w:lsdException w:unhideWhenUsed="0" w:uiPriority="0" w:semiHidden="0" w:name="Table List 5"/>
-    <w:lsdException w:unhideWhenUsed="0" w:uiPriority="0" w:semiHidden="0" w:name="Table List 6"/>
-    <w:lsdException w:unhideWhenUsed="0" w:uiPriority="0" w:semiHidden="0" w:name="Table List 7"/>
-    <w:lsdException w:unhideWhenUsed="0" w:uiPriority="0" w:semiHidden="0" w:name="Table List 8"/>
-    <w:lsdException w:unhideWhenUsed="0" w:uiPriority="0" w:semiHidden="0" w:name="Table 3D effects 1"/>
-    <w:lsdException w:unhideWhenUsed="0" w:uiPriority="0" w:semiHidden="0" w:name="Table 3D effects 2"/>
-    <w:lsdException w:unhideWhenUsed="0" w:uiPriority="0" w:semiHidden="0" w:name="Table 3D effects 3"/>
-    <w:lsdException w:unhideWhenUsed="0" w:uiPriority="0" w:semiHidden="0" w:name="Table Contemporary"/>
-    <w:lsdException w:unhideWhenUsed="0" w:uiPriority="0" w:semiHidden="0" w:name="Table Elegant"/>
-    <w:lsdException w:unhideWhenUsed="0" w:uiPriority="0" w:semiHidden="0" w:name="Table Professional"/>
-    <w:lsdException w:unhideWhenUsed="0" w:uiPriority="0" w:semiHidden="0" w:name="Table Subtle 1"/>
-    <w:lsdException w:unhideWhenUsed="0" w:uiPriority="0" w:semiHidden="0" w:name="Table Subtle 2"/>
-    <w:lsdException w:unhideWhenUsed="0" w:uiPriority="0" w:semiHidden="0" w:name="Table Web 1"/>
-    <w:lsdException w:unhideWhenUsed="0" w:uiPriority="0" w:semiHidden="0" w:name="Table Web 2"/>
-    <w:lsdException w:unhideWhenUsed="0" w:uiPriority="0" w:semiHidden="0" w:name="Table Web 3"/>
-    <w:lsdException w:unhideWhenUsed="0" w:uiPriority="0" w:semiHidden="0" w:name="Balloon Text"/>
-    <w:lsdException w:qFormat="1" w:unhideWhenUsed="0" w:uiPriority="0" w:semiHidden="0" w:name="Table Grid"/>
-    <w:lsdException w:unhideWhenUsed="0" w:uiPriority="0" w:semiHidden="0" w:name="Table Theme"/>
-    <w:lsdException w:unhideWhenUsed="0" w:uiPriority="60" w:semiHidden="0" w:name="Light Shading"/>
-    <w:lsdException w:unhideWhenUsed="0" w:uiPriority="61" w:semiHidden="0" w:name="Light List"/>
-    <w:lsdException w:unhideWhenUsed="0" w:uiPriority="62" w:semiHidden="0" w:name="Light Grid"/>
-    <w:lsdException w:unhideWhenUsed="0" w:uiPriority="63" w:semiHidden="0" w:name="Medium Shading 1"/>
-    <w:lsdException w:unhideWhenUsed="0" w:uiPriority="64" w:semiHidden="0" w:name="Medium Shading 2"/>
-    <w:lsdException w:unhideWhenUsed="0" w:uiPriority="65" w:semiHidden="0" w:name="Medium List 1"/>
-    <w:lsdException w:unhideWhenUsed="0" w:uiPriority="66" w:semiHidden="0" w:name="Medium List 2"/>
-    <w:lsdException w:unhideWhenUsed="0" w:uiPriority="67" w:semiHidden="0" w:name="Medium Grid 1"/>
-    <w:lsdException w:unhideWhenUsed="0" w:uiPriority="68" w:semiHidden="0" w:name="Medium Grid 2"/>
-    <w:lsdException w:unhideWhenUsed="0" w:uiPriority="69" w:semiHidden="0" w:name="Medium Grid 3"/>
-    <w:lsdException w:unhideWhenUsed="0" w:uiPriority="70" w:semiHidden="0" w:name="Dark List"/>
-    <w:lsdException w:unhideWhenUsed="0" w:uiPriority="71" w:semiHidden="0" w:name="Colorful Shading"/>
-    <w:lsdException w:unhideWhenUsed="0" w:uiPriority="72" w:semiHidden="0" w:name="Colorful List"/>
-    <w:lsdException w:unhideWhenUsed="0" w:uiPriority="73" w:semiHidden="0" w:name="Colorful Grid"/>
-    <w:lsdException w:unhideWhenUsed="0" w:uiPriority="60" w:semiHidden="0" w:name="Light Shading Accent 1"/>
-    <w:lsdException w:unhideWhenUsed="0" w:uiPriority="61" w:semiHidden="0" w:name="Light List Accent 1"/>
-    <w:lsdException w:unhideWhenUsed="0" w:uiPriority="62" w:semiHidden="0" w:name="Light Grid Accent 1"/>
-    <w:lsdException w:unhideWhenUsed="0" w:uiPriority="63" w:semiHidden="0" w:name="Medium Shading 1 Accent 1"/>
-    <w:lsdException w:unhideWhenUsed="0" w:uiPriority="64" w:semiHidden="0" w:name="Medium Shading 2 Accent 1"/>
-    <w:lsdException w:unhideWhenUsed="0" w:uiPriority="65" w:semiHidden="0" w:name="Medium List 1 Accent 1"/>
-    <w:lsdException w:unhideWhenUsed="0" w:uiPriority="66" w:semiHidden="0" w:name="Medium List 2 Accent 1"/>
-    <w:lsdException w:unhideWhenUsed="0" w:uiPriority="67" w:semiHidden="0" w:name="Medium Grid 1 Accent 1"/>
-    <w:lsdException w:unhideWhenUsed="0" w:uiPriority="68" w:semiHidden="0" w:name="Medium Grid 2 Accent 1"/>
-    <w:lsdException w:unhideWhenUsed="0" w:uiPriority="69" w:semiHidden="0" w:name="Medium Grid 3 Accent 1"/>
-    <w:lsdException w:unhideWhenUsed="0" w:uiPriority="70" w:semiHidden="0" w:name="Dark List Accent 1"/>
-    <w:lsdException w:unhideWhenUsed="0" w:uiPriority="71" w:semiHidden="0" w:name="Colorful Shading Accent 1"/>
-    <w:lsdException w:unhideWhenUsed="0" w:uiPriority="72" w:semiHidden="0" w:name="Colorful List Accent 1"/>
-    <w:lsdException w:unhideWhenUsed="0" w:uiPriority="73" w:semiHidden="0" w:name="Colorful Grid Accent 1"/>
-    <w:lsdException w:unhideWhenUsed="0" w:uiPriority="60" w:semiHidden="0" w:name="Light Shading Accent 2"/>
-    <w:lsdException w:unhideWhenUsed="0" w:uiPriority="61" w:semiHidden="0" w:name="Light List Accent 2"/>
-    <w:lsdException w:unhideWhenUsed="0" w:uiPriority="62" w:semiHidden="0" w:name="Light Grid Accent 2"/>
-    <w:lsdException w:unhideWhenUsed="0" w:uiPriority="63" w:semiHidden="0" w:name="Medium Shading 1 Accent 2"/>
-    <w:lsdException w:unhideWhenUsed="0" w:uiPriority="64" w:semiHidden="0" w:name="Medium Shading 2 Accent 2"/>
-    <w:lsdException w:unhideWhenUsed="0" w:uiPriority="65" w:semiHidden="0" w:name="Medium List 1 Accent 2"/>
-    <w:lsdException w:unhideWhenUsed="0" w:uiPriority="66" w:semiHidden="0" w:name="Medium List 2 Accent 2"/>
-    <w:lsdException w:unhideWhenUsed="0" w:uiPriority="67" w:semiHidden="0" w:name="Medium Grid 1 Accent 2"/>
-    <w:lsdException w:unhideWhenUsed="0" w:uiPriority="68" w:semiHidden="0" w:name="Medium Grid 2 Accent 2"/>
-    <w:lsdException w:unhideWhenUsed="0" w:uiPriority="69" w:semiHidden="0" w:name="Medium Grid 3 Accent 2"/>
-    <w:lsdException w:unhideWhenUsed="0" w:uiPriority="70" w:semiHidden="0" w:name="Dark List Accent 2"/>
-    <w:lsdException w:unhideWhenUsed="0" w:uiPriority="71" w:semiHidden="0" w:name="Colorful Shading Accent 2"/>
-    <w:lsdException w:unhideWhenUsed="0" w:uiPriority="72" w:semiHidden="0" w:name="Colorful List Accent 2"/>
-    <w:lsdException w:unhideWhenUsed="0" w:uiPriority="73" w:semiHidden="0" w:name="Colorful Grid Accent 2"/>
-    <w:lsdException w:unhideWhenUsed="0" w:uiPriority="60" w:semiHidden="0" w:name="Light Shading Accent 3"/>
-    <w:lsdException w:unhideWhenUsed="0" w:uiPriority="61" w:semiHidden="0" w:name="Light List Accent 3"/>
-    <w:lsdException w:unhideWhenUsed="0" w:uiPriority="62" w:semiHidden="0" w:name="Light Grid Accent 3"/>
-    <w:lsdException w:unhideWhenUsed="0" w:uiPriority="63" w:semiHidden="0" w:name="Medium Shading 1 Accent 3"/>
-    <w:lsdException w:unhideWhenUsed="0" w:uiPriority="64" w:semiHidden="0" w:name="Medium Shading 2 Accent 3"/>
-    <w:lsdException w:unhideWhenUsed="0" w:uiPriority="65" w:semiHidden="0" w:name="Medium List 1 Accent 3"/>
-    <w:lsdException w:unhideWhenUsed="0" w:uiPriority="66" w:semiHidden="0" w:name="Medium List 2 Accent 3"/>
-    <w:lsdException w:unhideWhenUsed="0" w:uiPriority="67" w:semiHidden="0" w:name="Medium Grid 1 Accent 3"/>
-    <w:lsdException w:unhideWhenUsed="0" w:uiPriority="68" w:semiHidden="0" w:name="Medium Grid 2 Accent 3"/>
-    <w:lsdException w:unhideWhenUsed="0" w:uiPriority="69" w:semiHidden="0" w:name="Medium Grid 3 Accent 3"/>
-    <w:lsdException w:unhideWhenUsed="0" w:uiPriority="70" w:semiHidden="0" w:name="Dark List Accent 3"/>
-    <w:lsdException w:unhideWhenUsed="0" w:uiPriority="71" w:semiHidden="0" w:name="Colorful Shading Accent 3"/>
-    <w:lsdException w:unhideWhenUsed="0" w:uiPriority="72" w:semiHidden="0" w:name="Colorful List Accent 3"/>
-    <w:lsdException w:unhideWhenUsed="0" w:uiPriority="73" w:semiHidden="0" w:name="Colorful Grid Accent 3"/>
-    <w:lsdException w:unhideWhenUsed="0" w:uiPriority="60" w:semiHidden="0" w:name="Light Shading Accent 4"/>
-    <w:lsdException w:unhideWhenUsed="0" w:uiPriority="61" w:semiHidden="0" w:name="Light List Accent 4"/>
-    <w:lsdException w:unhideWhenUsed="0" w:uiPriority="62" w:semiHidden="0" w:name="Light Grid Accent 4"/>
-    <w:lsdException w:unhideWhenUsed="0" w:uiPriority="63" w:semiHidden="0" w:name="Medium Shading 1 Accent 4"/>
-    <w:lsdException w:unhideWhenUsed="0" w:uiPriority="64" w:semiHidden="0" w:name="Medium Shading 2 Accent 4"/>
-    <w:lsdException w:unhideWhenUsed="0" w:uiPriority="65" w:semiHidden="0" w:name="Medium List 1 Accent 4"/>
-    <w:lsdException w:unhideWhenUsed="0" w:uiPriority="66" w:semiHidden="0" w:name="Medium List 2 Accent 4"/>
-    <w:lsdException w:unhideWhenUsed="0" w:uiPriority="67" w:semiHidden="0" w:name="Medium Grid 1 Accent 4"/>
-    <w:lsdException w:unhideWhenUsed="0" w:uiPriority="68" w:semiHidden="0" w:name="Medium Grid 2 Accent 4"/>
-    <w:lsdException w:unhideWhenUsed="0" w:uiPriority="69" w:semiHidden="0" w:name="Medium Grid 3 Accent 4"/>
-    <w:lsdException w:unhideWhenUsed="0" w:uiPriority="70" w:semiHidden="0" w:name="Dark List Accent 4"/>
-    <w:lsdException w:unhideWhenUsed="0" w:uiPriority="71" w:semiHidden="0" w:name="Colorful Shading Accent 4"/>
-    <w:lsdException w:unhideWhenUsed="0" w:uiPriority="72" w:semiHidden="0" w:name="Colorful List Accent 4"/>
-    <w:lsdException w:unhideWhenUsed="0" w:uiPriority="73" w:semiHidden="0" w:name="Colorful Grid Accent 4"/>
-    <w:lsdException w:unhideWhenUsed="0" w:uiPriority="60" w:semiHidden="0" w:name="Light Shading Accent 5"/>
-    <w:lsdException w:unhideWhenUsed="0" w:uiPriority="61" w:semiHidden="0" w:name="Light List Accent 5"/>
-    <w:lsdException w:unhideWhenUsed="0" w:uiPriority="62" w:semiHidden="0" w:name="Light Grid Accent 5"/>
-    <w:lsdException w:unhideWhenUsed="0" w:uiPriority="63" w:semiHidden="0" w:name="Medium Shading 1 Accent 5"/>
-    <w:lsdException w:unhideWhenUsed="0" w:uiPriority="64" w:semiHidden="0" w:name="Medium Shading 2 Accent 5"/>
-    <w:lsdException w:unhideWhenUsed="0" w:uiPriority="65" w:semiHidden="0" w:name="Medium List 1 Accent 5"/>
-    <w:lsdException w:unhideWhenUsed="0" w:uiPriority="66" w:semiHidden="0" w:name="Medium List 2 Accent 5"/>
-    <w:lsdException w:unhideWhenUsed="0" w:uiPriority="67" w:semiHidden="0" w:name="Medium Grid 1 Accent 5"/>
-    <w:lsdException w:unhideWhenUsed="0" w:uiPriority="68" w:semiHidden="0" w:name="Medium Grid 2 Accent 5"/>
-    <w:lsdException w:unhideWhenUsed="0" w:uiPriority="69" w:semiHidden="0" w:name="Medium Grid 3 Accent 5"/>
-    <w:lsdException w:unhideWhenUsed="0" w:uiPriority="70" w:semiHidden="0" w:name="Dark List Accent 5"/>
-    <w:lsdException w:unhideWhenUsed="0" w:uiPriority="71" w:semiHidden="0" w:name="Colorful Shading Accent 5"/>
-    <w:lsdException w:unhideWhenUsed="0" w:uiPriority="72" w:semiHidden="0" w:name="Colorful List Accent 5"/>
-    <w:lsdException w:unhideWhenUsed="0" w:uiPriority="73" w:semiHidden="0" w:name="Colorful Grid Accent 5"/>
-    <w:lsdException w:unhideWhenUsed="0" w:uiPriority="60" w:semiHidden="0" w:name="Light Shading Accent 6"/>
-    <w:lsdException w:unhideWhenUsed="0" w:uiPriority="61" w:semiHidden="0" w:name="Light List Accent 6"/>
-    <w:lsdException w:unhideWhenUsed="0" w:uiPriority="62" w:semiHidden="0" w:name="Light Grid Accent 6"/>
-    <w:lsdException w:unhideWhenUsed="0" w:uiPriority="63" w:semiHidden="0" w:name="Medium Shading 1 Accent 6"/>
-    <w:lsdException w:unhideWhenUsed="0" w:uiPriority="64" w:semiHidden="0" w:name="Medium Shading 2 Accent 6"/>
-    <w:lsdException w:unhideWhenUsed="0" w:uiPriority="65" w:semiHidden="0" w:name="Medium List 1 Accent 6"/>
-    <w:lsdException w:unhideWhenUsed="0" w:uiPriority="66" w:semiHidden="0" w:name="Medium List 2 Accent 6"/>
-    <w:lsdException w:unhideWhenUsed="0" w:uiPriority="67" w:semiHidden="0" w:name="Medium Grid 1 Accent 6"/>
-    <w:lsdException w:unhideWhenUsed="0" w:uiPriority="68" w:semiHidden="0" w:name="Medium Grid 2 Accent 6"/>
-    <w:lsdException w:unhideWhenUsed="0" w:uiPriority="69" w:semiHidden="0" w:name="Medium Grid 3 Accent 6"/>
-    <w:lsdException w:unhideWhenUsed="0" w:uiPriority="70" w:semiHidden="0" w:name="Dark List Accent 6"/>
-    <w:lsdException w:unhideWhenUsed="0" w:uiPriority="71" w:semiHidden="0" w:name="Colorful Shading Accent 6"/>
-    <w:lsdException w:unhideWhenUsed="0" w:uiPriority="72" w:semiHidden="0" w:name="Colorful List Accent 6"/>
-    <w:lsdException w:unhideWhenUsed="0" w:uiPriority="73" w:semiHidden="0" w:name="Colorful Grid Accent 6"/>
+  <w:latentStyles w:defLockedState="0" w:defUIPriority="99" w:defSemiHidden="1" w:defUnhideWhenUsed="1" w:defQFormat="0" w:count="260">
+    <w:lsdException w:name="Normal" w:semiHidden="0" w:uiPriority="0" w:unhideWhenUsed="0" w:qFormat="1"/>
+    <w:lsdException w:name="heading 1" w:semiHidden="0" w:uiPriority="0" w:unhideWhenUsed="0" w:qFormat="1"/>
+    <w:lsdException w:name="heading 2" w:semiHidden="0" w:uiPriority="0" w:qFormat="1"/>
+    <w:lsdException w:name="heading 3" w:uiPriority="0" w:qFormat="1"/>
+    <w:lsdException w:name="heading 4" w:semiHidden="0" w:uiPriority="0" w:qFormat="1"/>
+    <w:lsdException w:name="heading 5" w:uiPriority="0" w:qFormat="1"/>
+    <w:lsdException w:name="heading 6" w:uiPriority="0" w:qFormat="1"/>
+    <w:lsdException w:name="heading 7" w:uiPriority="0" w:qFormat="1"/>
+    <w:lsdException w:name="heading 8" w:uiPriority="0" w:qFormat="1"/>
+    <w:lsdException w:name="heading 9" w:uiPriority="0" w:qFormat="1"/>
+    <w:lsdException w:name="index 1" w:semiHidden="0" w:uiPriority="0" w:unhideWhenUsed="0"/>
+    <w:lsdException w:name="index 2" w:semiHidden="0" w:uiPriority="0" w:unhideWhenUsed="0"/>
+    <w:lsdException w:name="index 3" w:semiHidden="0" w:uiPriority="0" w:unhideWhenUsed="0"/>
+    <w:lsdException w:name="index 4" w:semiHidden="0" w:uiPriority="0" w:unhideWhenUsed="0"/>
+    <w:lsdException w:name="index 5" w:semiHidden="0" w:uiPriority="0" w:unhideWhenUsed="0"/>
+    <w:lsdException w:name="index 6" w:semiHidden="0" w:uiPriority="0" w:unhideWhenUsed="0"/>
+    <w:lsdException w:name="index 7" w:semiHidden="0" w:uiPriority="0" w:unhideWhenUsed="0"/>
+    <w:lsdException w:name="index 8" w:semiHidden="0" w:uiPriority="0" w:unhideWhenUsed="0"/>
+    <w:lsdException w:name="index 9" w:semiHidden="0" w:uiPriority="0" w:unhideWhenUsed="0"/>
+    <w:lsdException w:name="toc 1" w:semiHidden="0" w:uiPriority="0" w:unhideWhenUsed="0" w:qFormat="1"/>
+    <w:lsdException w:name="toc 2" w:semiHidden="0" w:uiPriority="0" w:unhideWhenUsed="0" w:qFormat="1"/>
+    <w:lsdException w:name="toc 3" w:semiHidden="0" w:uiPriority="0" w:unhideWhenUsed="0" w:qFormat="1"/>
+    <w:lsdException w:name="toc 4" w:semiHidden="0" w:uiPriority="0" w:unhideWhenUsed="0"/>
+    <w:lsdException w:name="toc 5" w:semiHidden="0" w:uiPriority="0" w:unhideWhenUsed="0"/>
+    <w:lsdException w:name="toc 6" w:semiHidden="0" w:uiPriority="0" w:unhideWhenUsed="0"/>
+    <w:lsdException w:name="toc 7" w:semiHidden="0" w:uiPriority="0" w:unhideWhenUsed="0"/>
+    <w:lsdException w:name="toc 8" w:semiHidden="0" w:uiPriority="0" w:unhideWhenUsed="0"/>
+    <w:lsdException w:name="toc 9" w:semiHidden="0" w:uiPriority="0" w:unhideWhenUsed="0"/>
+    <w:lsdException w:name="Normal Indent" w:semiHidden="0" w:uiPriority="0" w:unhideWhenUsed="0"/>
+    <w:lsdException w:name="footnote text" w:semiHidden="0" w:uiPriority="0" w:unhideWhenUsed="0"/>
+    <w:lsdException w:name="annotation text" w:semiHidden="0" w:uiPriority="0" w:unhideWhenUsed="0" w:qFormat="1"/>
+    <w:lsdException w:name="header" w:semiHidden="0" w:uiPriority="0" w:unhideWhenUsed="0" w:qFormat="1"/>
+    <w:lsdException w:name="footer" w:semiHidden="0" w:uiPriority="0" w:unhideWhenUsed="0" w:qFormat="1"/>
+    <w:lsdException w:name="index heading" w:semiHidden="0" w:uiPriority="0" w:unhideWhenUsed="0"/>
+    <w:lsdException w:name="caption" w:uiPriority="0" w:qFormat="1"/>
+    <w:lsdException w:name="table of figures" w:semiHidden="0" w:uiPriority="0" w:unhideWhenUsed="0"/>
+    <w:lsdException w:name="envelope address" w:semiHidden="0" w:uiPriority="0" w:unhideWhenUsed="0"/>
+    <w:lsdException w:name="envelope return" w:semiHidden="0" w:uiPriority="0" w:unhideWhenUsed="0"/>
+    <w:lsdException w:name="footnote reference" w:semiHidden="0" w:uiPriority="0" w:unhideWhenUsed="0"/>
+    <w:lsdException w:name="annotation reference" w:semiHidden="0" w:uiPriority="0" w:unhideWhenUsed="0"/>
+    <w:lsdException w:name="line number" w:semiHidden="0" w:uiPriority="0" w:unhideWhenUsed="0"/>
+    <w:lsdException w:name="page number" w:semiHidden="0" w:uiPriority="0" w:unhideWhenUsed="0"/>
+    <w:lsdException w:name="endnote reference" w:semiHidden="0" w:uiPriority="0" w:unhideWhenUsed="0"/>
+    <w:lsdException w:name="endnote text" w:semiHidden="0" w:uiPriority="0" w:unhideWhenUsed="0"/>
+    <w:lsdException w:name="table of authorities" w:semiHidden="0" w:uiPriority="0" w:unhideWhenUsed="0"/>
+    <w:lsdException w:name="macro" w:semiHidden="0" w:uiPriority="0" w:unhideWhenUsed="0"/>
+    <w:lsdException w:name="toa heading" w:semiHidden="0" w:uiPriority="0" w:unhideWhenUsed="0"/>
+    <w:lsdException w:name="List" w:semiHidden="0" w:uiPriority="0" w:unhideWhenUsed="0"/>
+    <w:lsdException w:name="List Bullet" w:semiHidden="0" w:uiPriority="0" w:unhideWhenUsed="0"/>
+    <w:lsdException w:name="List Number" w:semiHidden="0" w:uiPriority="0" w:unhideWhenUsed="0"/>
+    <w:lsdException w:name="List 2" w:semiHidden="0" w:uiPriority="0" w:unhideWhenUsed="0"/>
+    <w:lsdException w:name="List 3" w:semiHidden="0" w:uiPriority="0" w:unhideWhenUsed="0"/>
+    <w:lsdException w:name="List 4" w:semiHidden="0" w:uiPriority="0" w:unhideWhenUsed="0"/>
+    <w:lsdException w:name="List 5" w:semiHidden="0" w:uiPriority="0" w:unhideWhenUsed="0"/>
+    <w:lsdException w:name="List Bullet 2" w:semiHidden="0" w:uiPriority="0" w:unhideWhenUsed="0"/>
+    <w:lsdException w:name="List Bullet 3" w:semiHidden="0" w:uiPriority="0" w:unhideWhenUsed="0"/>
+    <w:lsdException w:name="List Bullet 4" w:semiHidden="0" w:uiPriority="0" w:unhideWhenUsed="0"/>
+    <w:lsdException w:name="List Bullet 5" w:semiHidden="0" w:uiPriority="0" w:unhideWhenUsed="0"/>
+    <w:lsdException w:name="List Number 2" w:semiHidden="0" w:uiPriority="0" w:unhideWhenUsed="0"/>
+    <w:lsdException w:name="List Number 3" w:semiHidden="0" w:uiPriority="0" w:unhideWhenUsed="0"/>
+    <w:lsdException w:name="List Number 4" w:semiHidden="0" w:uiPriority="0" w:unhideWhenUsed="0"/>
+    <w:lsdException w:name="List Number 5" w:semiHidden="0" w:uiPriority="0" w:unhideWhenUsed="0"/>
+    <w:lsdException w:name="Title" w:semiHidden="0" w:uiPriority="0" w:unhideWhenUsed="0" w:qFormat="1"/>
+    <w:lsdException w:name="Closing" w:semiHidden="0" w:uiPriority="0" w:unhideWhenUsed="0"/>
+    <w:lsdException w:name="Signature" w:semiHidden="0" w:uiPriority="0" w:unhideWhenUsed="0"/>
+    <w:lsdException w:name="Default Paragraph Font" w:uiPriority="0" w:unhideWhenUsed="0" w:qFormat="1"/>
+    <w:lsdException w:name="Body Text" w:uiPriority="0" w:unhideWhenUsed="0" w:qFormat="1"/>
+    <w:lsdException w:name="Body Text Indent" w:semiHidden="0" w:uiPriority="0" w:unhideWhenUsed="0"/>
+    <w:lsdException w:name="List Continue" w:semiHidden="0" w:uiPriority="0" w:unhideWhenUsed="0"/>
+    <w:lsdException w:name="List Continue 2" w:semiHidden="0" w:uiPriority="0" w:unhideWhenUsed="0"/>
+    <w:lsdException w:name="List Continue 3" w:semiHidden="0" w:uiPriority="0" w:unhideWhenUsed="0"/>
+    <w:lsdException w:name="List Continue 4" w:semiHidden="0" w:uiPriority="0" w:unhideWhenUsed="0"/>
+    <w:lsdException w:name="List Continue 5" w:semiHidden="0" w:uiPriority="0" w:unhideWhenUsed="0"/>
+    <w:lsdException w:name="Message Header" w:semiHidden="0" w:uiPriority="0" w:unhideWhenUsed="0"/>
+    <w:lsdException w:name="Subtitle" w:semiHidden="0" w:uiPriority="0" w:unhideWhenUsed="0" w:qFormat="1"/>
+    <w:lsdException w:name="Salutation" w:semiHidden="0" w:uiPriority="0" w:unhideWhenUsed="0"/>
+    <w:lsdException w:name="Date" w:semiHidden="0" w:uiPriority="0" w:unhideWhenUsed="0"/>
+    <w:lsdException w:name="Body Text First Indent" w:semiHidden="0" w:uiPriority="0" w:unhideWhenUsed="0"/>
+    <w:lsdException w:name="Body Text First Indent 2" w:semiHidden="0" w:uiPriority="0" w:unhideWhenUsed="0"/>
+    <w:lsdException w:name="Body Text 2" w:semiHidden="0" w:uiPriority="0" w:unhideWhenUsed="0"/>
+    <w:lsdException w:name="Body Text 3" w:semiHidden="0" w:uiPriority="0" w:unhideWhenUsed="0"/>
+    <w:lsdException w:name="Body Text Indent 2" w:semiHidden="0" w:uiPriority="0" w:unhideWhenUsed="0"/>
+    <w:lsdException w:name="Body Text Indent 3" w:semiHidden="0" w:uiPriority="0" w:unhideWhenUsed="0"/>
+    <w:lsdException w:name="Block Text" w:semiHidden="0" w:uiPriority="0" w:unhideWhenUsed="0"/>
+    <w:lsdException w:name="Hyperlink" w:semiHidden="0" w:uiPriority="0" w:unhideWhenUsed="0"/>
+    <w:lsdException w:name="FollowedHyperlink" w:semiHidden="0" w:uiPriority="0" w:unhideWhenUsed="0"/>
+    <w:lsdException w:name="Strong" w:semiHidden="0" w:uiPriority="0" w:unhideWhenUsed="0" w:qFormat="1"/>
+    <w:lsdException w:name="Emphasis" w:semiHidden="0" w:uiPriority="0" w:unhideWhenUsed="0" w:qFormat="1"/>
+    <w:lsdException w:name="Document Map" w:semiHidden="0" w:uiPriority="0" w:unhideWhenUsed="0"/>
+    <w:lsdException w:name="Plain Text" w:semiHidden="0" w:uiPriority="0" w:unhideWhenUsed="0"/>
+    <w:lsdException w:name="E-mail Signature" w:semiHidden="0" w:uiPriority="0" w:unhideWhenUsed="0"/>
+    <w:lsdException w:name="Normal (Web)" w:semiHidden="0" w:uiPriority="0" w:unhideWhenUsed="0" w:qFormat="1"/>
+    <w:lsdException w:name="HTML Acronym" w:semiHidden="0" w:uiPriority="0" w:unhideWhenUsed="0"/>
+    <w:lsdException w:name="HTML Address" w:semiHidden="0" w:uiPriority="0" w:unhideWhenUsed="0"/>
+    <w:lsdException w:name="HTML Cite" w:semiHidden="0" w:uiPriority="0" w:unhideWhenUsed="0"/>
+    <w:lsdException w:name="HTML Code" w:semiHidden="0" w:uiPriority="0" w:unhideWhenUsed="0"/>
+    <w:lsdException w:name="HTML Definition" w:semiHidden="0" w:uiPriority="0" w:unhideWhenUsed="0"/>
+    <w:lsdException w:name="HTML Keyboard" w:semiHidden="0" w:uiPriority="0" w:unhideWhenUsed="0"/>
+    <w:lsdException w:name="HTML Preformatted" w:semiHidden="0" w:uiPriority="0" w:unhideWhenUsed="0"/>
+    <w:lsdException w:name="HTML Sample" w:semiHidden="0" w:uiPriority="0" w:unhideWhenUsed="0"/>
+    <w:lsdException w:name="HTML Typewriter" w:semiHidden="0" w:uiPriority="0" w:unhideWhenUsed="0"/>
+    <w:lsdException w:name="HTML Variable" w:semiHidden="0" w:uiPriority="0" w:unhideWhenUsed="0"/>
+    <w:lsdException w:name="Normal Table" w:uiPriority="0" w:unhideWhenUsed="0" w:qFormat="1"/>
+    <w:lsdException w:name="annotation subject" w:semiHidden="0" w:uiPriority="0" w:unhideWhenUsed="0"/>
+    <w:lsdException w:name="Table Simple 1" w:semiHidden="0" w:uiPriority="0" w:unhideWhenUsed="0"/>
+    <w:lsdException w:name="Table Simple 2" w:semiHidden="0" w:uiPriority="0" w:unhideWhenUsed="0"/>
+    <w:lsdException w:name="Table Simple 3" w:semiHidden="0" w:uiPriority="0" w:unhideWhenUsed="0"/>
+    <w:lsdException w:name="Table Classic 1" w:semiHidden="0" w:uiPriority="0" w:unhideWhenUsed="0"/>
+    <w:lsdException w:name="Table Classic 2" w:semiHidden="0" w:uiPriority="0" w:unhideWhenUsed="0"/>
+    <w:lsdException w:name="Table Classic 3" w:semiHidden="0" w:uiPriority="0" w:unhideWhenUsed="0"/>
+    <w:lsdException w:name="Table Classic 4" w:semiHidden="0" w:uiPriority="0" w:unhideWhenUsed="0"/>
+    <w:lsdException w:name="Table Colorful 1" w:semiHidden="0" w:uiPriority="0" w:unhideWhenUsed="0"/>
+    <w:lsdException w:name="Table Colorful 2" w:semiHidden="0" w:uiPriority="0" w:unhideWhenUsed="0"/>
+    <w:lsdException w:name="Table Colorful 3" w:semiHidden="0" w:uiPriority="0" w:unhideWhenUsed="0"/>
+    <w:lsdException w:name="Table Columns 1" w:semiHidden="0" w:uiPriority="0" w:unhideWhenUsed="0"/>
+    <w:lsdException w:name="Table Columns 2" w:semiHidden="0" w:uiPriority="0" w:unhideWhenUsed="0"/>
+    <w:lsdException w:name="Table Columns 3" w:semiHidden="0" w:uiPriority="0" w:unhideWhenUsed="0"/>
+    <w:lsdException w:name="Table Columns 4" w:semiHidden="0" w:uiPriority="0" w:unhideWhenUsed="0"/>
+    <w:lsdException w:name="Table Columns 5" w:semiHidden="0" w:uiPriority="0" w:unhideWhenUsed="0"/>
+    <w:lsdException w:name="Table Grid 1" w:semiHidden="0" w:uiPriority="0" w:unhideWhenUsed="0"/>
+    <w:lsdException w:name="Table Grid 2" w:semiHidden="0" w:uiPriority="0" w:unhideWhenUsed="0"/>
+    <w:lsdException w:name="Table Grid 3" w:semiHidden="0" w:uiPriority="0" w:unhideWhenUsed="0"/>
+    <w:lsdException w:name="Table Grid 4" w:semiHidden="0" w:uiPriority="0" w:unhideWhenUsed="0"/>
+    <w:lsdException w:name="Table Grid 5" w:semiHidden="0" w:uiPriority="0" w:unhideWhenUsed="0"/>
+    <w:lsdException w:name="Table Grid 6" w:semiHidden="0" w:uiPriority="0" w:unhideWhenUsed="0"/>
+    <w:lsdException w:name="Table Grid 7" w:semiHidden="0" w:uiPriority="0" w:unhideWhenUsed="0"/>
+    <w:lsdException w:name="Table Grid 8" w:semiHidden="0" w:uiPriority="0" w:unhideWhenUsed="0"/>
+    <w:lsdException w:name="Table List 1" w:semiHidden="0" w:uiPriority="0" w:unhideWhenUsed="0"/>
+    <w:lsdException w:name="Table List 2" w:semiHidden="0" w:uiPriority="0" w:unhideWhenUsed="0"/>
+    <w:lsdException w:name="Table List 3" w:semiHidden="0" w:uiPriority="0" w:unhideWhenUsed="0"/>
+    <w:lsdException w:name="Table List 4" w:semiHidden="0" w:uiPriority="0" w:unhideWhenUsed="0"/>
+    <w:lsdException w:name="Table List 5" w:semiHidden="0" w:uiPriority="0" w:unhideWhenUsed="0"/>
+    <w:lsdException w:name="Table List 6" w:semiHidden="0" w:uiPriority="0" w:unhideWhenUsed="0"/>
+    <w:lsdException w:name="Table List 7" w:semiHidden="0" w:uiPriority="0" w:unhideWhenUsed="0"/>
+    <w:lsdException w:name="Table List 8" w:semiHidden="0" w:uiPriority="0" w:unhideWhenUsed="0"/>
+    <w:lsdException w:name="Table 3D effects 1" w:semiHidden="0" w:uiPriority="0" w:unhideWhenUsed="0"/>
+    <w:lsdException w:name="Table 3D effects 2" w:semiHidden="0" w:uiPriority="0" w:unhideWhenUsed="0"/>
+    <w:lsdException w:name="Table 3D effects 3" w:semiHidden="0" w:uiPriority="0" w:unhideWhenUsed="0"/>
+    <w:lsdException w:name="Table Contemporary" w:semiHidden="0" w:uiPriority="0" w:unhideWhenUsed="0"/>
+    <w:lsdException w:name="Table Elegant" w:semiHidden="0" w:uiPriority="0" w:unhideWhenUsed="0"/>
+    <w:lsdException w:name="Table Professional" w:semiHidden="0" w:uiPriority="0" w:unhideWhenUsed="0"/>
+    <w:lsdException w:name="Table Subtle 1" w:semiHidden="0" w:uiPriority="0" w:unhideWhenUsed="0"/>
+    <w:lsdException w:name="Table Subtle 2" w:semiHidden="0" w:uiPriority="0" w:unhideWhenUsed="0"/>
+    <w:lsdException w:name="Table Web 1" w:semiHidden="0" w:uiPriority="0" w:unhideWhenUsed="0"/>
+    <w:lsdException w:name="Table Web 2" w:semiHidden="0" w:uiPriority="0" w:unhideWhenUsed="0"/>
+    <w:lsdException w:name="Table Web 3" w:semiHidden="0" w:uiPriority="0" w:unhideWhenUsed="0"/>
+    <w:lsdException w:name="Balloon Text" w:semiHidden="0" w:uiPriority="0" w:unhideWhenUsed="0"/>
+    <w:lsdException w:name="Table Grid" w:semiHidden="0" w:uiPriority="0" w:unhideWhenUsed="0" w:qFormat="1"/>
+    <w:lsdException w:name="Table Theme" w:semiHidden="0" w:uiPriority="0" w:unhideWhenUsed="0"/>
+    <w:lsdException w:name="Light Shading" w:semiHidden="0" w:uiPriority="60" w:unhideWhenUsed="0"/>
+    <w:lsdException w:name="Light List" w:semiHidden="0" w:uiPriority="61" w:unhideWhenUsed="0"/>
+    <w:lsdException w:name="Light Grid" w:semiHidden="0" w:uiPriority="62" w:unhideWhenUsed="0"/>
+    <w:lsdException w:name="Medium Shading 1" w:semiHidden="0" w:uiPriority="63" w:unhideWhenUsed="0"/>
+    <w:lsdException w:name="Medium Shading 2" w:semiHidden="0" w:uiPriority="64" w:unhideWhenUsed="0"/>
+    <w:lsdException w:name="Medium List 1" w:semiHidden="0" w:uiPriority="65" w:unhideWhenUsed="0"/>
+    <w:lsdException w:name="Medium List 2" w:semiHidden="0" w:uiPriority="66" w:unhideWhenUsed="0"/>
+    <w:lsdException w:name="Medium Grid 1" w:semiHidden="0" w:uiPriority="67" w:unhideWhenUsed="0"/>
+    <w:lsdException w:name="Medium Grid 2" w:semiHidden="0" w:uiPriority="68" w:unhideWhenUsed="0"/>
+    <w:lsdException w:name="Medium Grid 3" w:semiHidden="0" w:uiPriority="69" w:unhideWhenUsed="0"/>
+    <w:lsdException w:name="Dark List" w:semiHidden="0" w:uiPriority="70" w:unhideWhenUsed="0"/>
+    <w:lsdException w:name="Colorful Shading" w:semiHidden="0" w:uiPriority="71" w:unhideWhenUsed="0"/>
+    <w:lsdException w:name="Colorful List" w:semiHidden="0" w:uiPriority="72" w:unhideWhenUsed="0"/>
+    <w:lsdException w:name="Colorful Grid" w:semiHidden="0" w:uiPriority="73" w:unhideWhenUsed="0"/>
+    <w:lsdException w:name="Light Shading Accent 1" w:semiHidden="0" w:uiPriority="60" w:unhideWhenUsed="0"/>
+    <w:lsdException w:name="Light List Accent 1" w:semiHidden="0" w:uiPriority="61" w:unhideWhenUsed="0"/>
+    <w:lsdException w:name="Light Grid Accent 1" w:semiHidden="0" w:uiPriority="62" w:unhideWhenUsed="0"/>
+    <w:lsdException w:name="Medium Shading 1 Accent 1" w:semiHidden="0" w:uiPriority="63" w:unhideWhenUsed="0"/>
+    <w:lsdException w:name="Medium Shading 2 Accent 1" w:semiHidden="0" w:uiPriority="64" w:unhideWhenUsed="0"/>
+    <w:lsdException w:name="Medium List 1 Accent 1" w:semiHidden="0" w:uiPriority="65" w:unhideWhenUsed="0"/>
+    <w:lsdException w:name="Medium List 2 Accent 1" w:semiHidden="0" w:uiPriority="66" w:unhideWhenUsed="0"/>
+    <w:lsdException w:name="Medium Grid 1 Accent 1" w:semiHidden="0" w:uiPriority="67" w:unhideWhenUsed="0"/>
+    <w:lsdException w:name="Medium Grid 2 Accent 1" w:semiHidden="0" w:uiPriority="68" w:unhideWhenUsed="0"/>
+    <w:lsdException w:name="Medium Grid 3 Accent 1" w:semiHidden="0" w:uiPriority="69" w:unhideWhenUsed="0"/>
+    <w:lsdException w:name="Dark List Accent 1" w:semiHidden="0" w:uiPriority="70" w:unhideWhenUsed="0"/>
+    <w:lsdException w:name="Colorful Shading Accent 1" w:semiHidden="0" w:uiPriority="71" w:unhideWhenUsed="0"/>
+    <w:lsdException w:name="Colorful List Accent 1" w:semiHidden="0" w:uiPriority="72" w:unhideWhenUsed="0"/>
+    <w:lsdException w:name="Colorful Grid Accent 1" w:semiHidden="0" w:uiPriority="73" w:unhideWhenUsed="0"/>
+    <w:lsdException w:name="Light Shading Accent 2" w:semiHidden="0" w:uiPriority="60" w:unhideWhenUsed="0"/>
+    <w:lsdException w:name="Light List Accent 2" w:semiHidden="0" w:uiPriority="61" w:unhideWhenUsed="0"/>
+    <w:lsdException w:name="Light Grid Accent 2" w:semiHidden="0" w:uiPriority="62" w:unhideWhenUsed="0"/>
+    <w:lsdException w:name="Medium Shading 1 Accent 2" w:semiHidden="0" w:uiPriority="63" w:unhideWhenUsed="0"/>
+    <w:lsdException w:name="Medium Shading 2 Accent 2" w:semiHidden="0" w:uiPriority="64" w:unhideWhenUsed="0"/>
+    <w:lsdException w:name="Medium List 1 Accent 2" w:semiHidden="0" w:uiPriority="65" w:unhideWhenUsed="0"/>
+    <w:lsdException w:name="Medium List 2 Accent 2" w:semiHidden="0" w:uiPriority="66" w:unhideWhenUsed="0"/>
+    <w:lsdException w:name="Medium Grid 1 Accent 2" w:semiHidden="0" w:uiPriority="67" w:unhideWhenUsed="0"/>
+    <w:lsdException w:name="Medium Grid 2 Accent 2" w:semiHidden="0" w:uiPriority="68" w:unhideWhenUsed="0"/>
+    <w:lsdException w:name="Medium Grid 3 Accent 2" w:semiHidden="0" w:uiPriority="69" w:unhideWhenUsed="0"/>
+    <w:lsdException w:name="Dark List Accent 2" w:semiHidden="0" w:uiPriority="70" w:unhideWhenUsed="0"/>
+    <w:lsdException w:name="Colorful Shading Accent 2" w:semiHidden="0" w:uiPriority="71" w:unhideWhenUsed="0"/>
+    <w:lsdException w:name="Colorful List Accent 2" w:semiHidden="0" w:uiPriority="72" w:unhideWhenUsed="0"/>
+    <w:lsdException w:name="Colorful Grid Accent 2" w:semiHidden="0" w:uiPriority="73" w:unhideWhenUsed="0"/>
+    <w:lsdException w:name="Light Shading Accent 3" w:semiHidden="0" w:uiPriority="60" w:unhideWhenUsed="0"/>
+    <w:lsdException w:name="Light List Accent 3" w:semiHidden="0" w:uiPriority="61" w:unhideWhenUsed="0"/>
+    <w:lsdException w:name="Light Grid Accent 3" w:semiHidden="0" w:uiPriority="62" w:unhideWhenUsed="0"/>
+    <w:lsdException w:name="Medium Shading 1 Accent 3" w:semiHidden="0" w:uiPriority="63" w:unhideWhenUsed="0"/>
+    <w:lsdException w:name="Medium Shading 2 Accent 3" w:semiHidden="0" w:uiPriority="64" w:unhideWhenUsed="0"/>
+    <w:lsdException w:name="Medium List 1 Accent 3" w:semiHidden="0" w:uiPriority="65" w:unhideWhenUsed="0"/>
+    <w:lsdException w:name="Medium List 2 Accent 3" w:semiHidden="0" w:uiPriority="66" w:unhideWhenUsed="0"/>
+    <w:lsdException w:name="Medium Grid 1 Accent 3" w:semiHidden="0" w:uiPriority="67" w:unhideWhenUsed="0"/>
+    <w:lsdException w:name="Medium Grid 2 Accent 3" w:semiHidden="0" w:uiPriority="68" w:unhideWhenUsed="0"/>
+    <w:lsdException w:name="Medium Grid 3 Accent 3" w:semiHidden="0" w:uiPriority="69" w:unhideWhenUsed="0"/>
+    <w:lsdException w:name="Dark List Accent 3" w:semiHidden="0" w:uiPriority="70" w:unhideWhenUsed="0"/>
+    <w:lsdException w:name="Colorful Shading Accent 3" w:semiHidden="0" w:uiPriority="71" w:unhideWhenUsed="0"/>
+    <w:lsdException w:name="Colorful List Accent 3" w:semiHidden="0" w:uiPriority="72" w:unhideWhenUsed="0"/>
+    <w:lsdException w:name="Colorful Grid Accent 3" w:semiHidden="0" w:uiPriority="73" w:unhideWhenUsed="0"/>
+    <w:lsdException w:name="Light Shading Accent 4" w:semiHidden="0" w:uiPriority="60" w:unhideWhenUsed="0"/>
+    <w:lsdException w:name="Light List Accent 4" w:semiHidden="0" w:uiPriority="61" w:unhideWhenUsed="0"/>
+    <w:lsdException w:name="Light Grid Accent 4" w:semiHidden="0" w:uiPriority="62" w:unhideWhenUsed="0"/>
+    <w:lsdException w:name="Medium Shading 1 Accent 4" w:semiHidden="0" w:uiPriority="63" w:unhideWhenUsed="0"/>
+    <w:lsdException w:name="Medium Shading 2 Accent 4" w:semiHidden="0" w:uiPriority="64" w:unhideWhenUsed="0"/>
+    <w:lsdException w:name="Medium List 1 Accent 4" w:semiHidden="0" w:uiPriority="65" w:unhideWhenUsed="0"/>
+    <w:lsdException w:name="Medium List 2 Accent 4" w:semiHidden="0" w:uiPriority="66" w:unhideWhenUsed="0"/>
+    <w:lsdException w:name="Medium Grid 1 Accent 4" w:semiHidden="0" w:uiPriority="67" w:unhideWhenUsed="0"/>
+    <w:lsdException w:name="Medium Grid 2 Accent 4" w:semiHidden="0" w:uiPriority="68" w:unhideWhenUsed="0"/>
+    <w:lsdException w:name="Medium Grid 3 Accent 4" w:semiHidden="0" w:uiPriority="69" w:unhideWhenUsed="0"/>
+    <w:lsdException w:name="Dark List Accent 4" w:semiHidden="0" w:uiPriority="70" w:unhideWhenUsed="0"/>
+    <w:lsdException w:name="Colorful Shading Accent 4" w:semiHidden="0" w:uiPriority="71" w:unhideWhenUsed="0"/>
+    <w:lsdException w:name="Colorful List Accent 4" w:semiHidden="0" w:uiPriority="72" w:unhideWhenUsed="0"/>
+    <w:lsdException w:name="Colorful Grid Accent 4" w:semiHidden="0" w:uiPriority="73" w:unhideWhenUsed="0"/>
+    <w:lsdException w:name="Light Shading Accent 5" w:semiHidden="0" w:uiPriority="60" w:unhideWhenUsed="0"/>
+    <w:lsdException w:name="Light List Accent 5" w:semiHidden="0" w:uiPriority="61" w:unhideWhenUsed="0"/>
+    <w:lsdException w:name="Light Grid Accent 5" w:semiHidden="0" w:uiPriority="62" w:unhideWhenUsed="0"/>
+    <w:lsdException w:name="Medium Shading 1 Accent 5" w:semiHidden="0" w:uiPriority="63" w:unhideWhenUsed="0"/>
+    <w:lsdException w:name="Medium Shading 2 Accent 5" w:semiHidden="0" w:uiPriority="64" w:unhideWhenUsed="0"/>
+    <w:lsdException w:name="Medium List 1 Accent 5" w:semiHidden="0" w:uiPriority="65" w:unhideWhenUsed="0"/>
+    <w:lsdException w:name="Medium List 2 Accent 5" w:semiHidden="0" w:uiPriority="66" w:unhideWhenUsed="0"/>
+    <w:lsdException w:name="Medium Grid 1 Accent 5" w:semiHidden="0" w:uiPriority="67" w:unhideWhenUsed="0"/>
+    <w:lsdException w:name="Medium Grid 2 Accent 5" w:semiHidden="0" w:uiPriority="68" w:unhideWhenUsed="0"/>
+    <w:lsdException w:name="Medium Grid 3 Accent 5" w:semiHidden="0" w:uiPriority="69" w:unhideWhenUsed="0"/>
+    <w:lsdException w:name="Dark List Accent 5" w:semiHidden="0" w:uiPriority="70" w:unhideWhenUsed="0"/>
+    <w:lsdException w:name="Colorful Shading Accent 5" w:semiHidden="0" w:uiPriority="71" w:unhideWhenUsed="0"/>
+    <w:lsdException w:name="Colorful List Accent 5" w:semiHidden="0" w:uiPriority="72" w:unhideWhenUsed="0"/>
+    <w:lsdException w:name="Colorful Grid Accent 5" w:semiHidden="0" w:uiPriority="73" w:unhideWhenUsed="0"/>
+    <w:lsdException w:name="Light Shading Accent 6" w:semiHidden="0" w:uiPriority="60" w:unhideWhenUsed="0"/>
+    <w:lsdException w:name="Light List Accent 6" w:semiHidden="0" w:uiPriority="61" w:unhideWhenUsed="0"/>
+    <w:lsdException w:name="Light Grid Accent 6" w:semiHidden="0" w:uiPriority="62" w:unhideWhenUsed="0"/>
+    <w:lsdException w:name="Medium Shading 1 Accent 6" w:semiHidden="0" w:uiPriority="63" w:unhideWhenUsed="0"/>
+    <w:lsdException w:name="Medium Shading 2 Accent 6" w:semiHidden="0" w:uiPriority="64" w:unhideWhenUsed="0"/>
+    <w:lsdException w:name="Medium List 1 Accent 6" w:semiHidden="0" w:uiPriority="65" w:unhideWhenUsed="0"/>
+    <w:lsdException w:name="Medium List 2 Accent 6" w:semiHidden="0" w:uiPriority="66" w:unhideWhenUsed="0"/>
+    <w:lsdException w:name="Medium Grid 1 Accent 6" w:semiHidden="0" w:uiPriority="67" w:unhideWhenUsed="0"/>
+    <w:lsdException w:name="Medium Grid 2 Accent 6" w:semiHidden="0" w:uiPriority="68" w:unhideWhenUsed="0"/>
+    <w:lsdException w:name="Medium Grid 3 Accent 6" w:semiHidden="0" w:uiPriority="69" w:unhideWhenUsed="0"/>
+    <w:lsdException w:name="Dark List Accent 6" w:semiHidden="0" w:uiPriority="70" w:unhideWhenUsed="0"/>
+    <w:lsdException w:name="Colorful Shading Accent 6" w:semiHidden="0" w:uiPriority="71" w:unhideWhenUsed="0"/>
+    <w:lsdException w:name="Colorful List Accent 6" w:semiHidden="0" w:uiPriority="72" w:unhideWhenUsed="0"/>
+    <w:lsdException w:name="Colorful Grid Accent 6" w:semiHidden="0" w:uiPriority="73" w:unhideWhenUsed="0"/>
   </w:latentStyles>
-  <w:style w:type="paragraph" w:default="1" w:styleId="1">
+  <w:style w:type="paragraph" w:default="1" w:styleId="Normal">
     <w:name w:val="Normal"/>
     <w:qFormat/>
-    <w:uiPriority w:val="0"/>
     <w:pPr>
       <w:kinsoku w:val="0"/>
       <w:autoSpaceDE w:val="0"/>
@@ -7886,7 +7769,7 @@
       <w:textAlignment w:val="baseline"/>
     </w:pPr>
     <w:rPr>
-      <w:rFonts w:ascii="Arial" w:hAnsi="Arial" w:eastAsia="宋体" w:cs="Arial"/>
+      <w:rFonts w:ascii="Arial" w:eastAsia="宋体" w:hAnsi="Arial" w:cs="Arial"/>
       <w:snapToGrid w:val="0"/>
       <w:color w:val="000000"/>
       <w:kern w:val="0"/>
@@ -7895,12 +7778,11 @@
       <w:lang w:val="en-US" w:eastAsia="en-US" w:bidi="ar-SA"/>
     </w:rPr>
   </w:style>
-  <w:style w:type="paragraph" w:styleId="2">
+  <w:style w:type="paragraph" w:styleId="Heading1">
     <w:name w:val="heading 1"/>
-    <w:basedOn w:val="1"/>
-    <w:next w:val="1"/>
+    <w:basedOn w:val="Normal"/>
+    <w:next w:val="Normal"/>
     <w:qFormat/>
-    <w:uiPriority w:val="0"/>
     <w:pPr>
       <w:keepNext/>
       <w:keepLines/>
@@ -7918,13 +7800,12 @@
       <w:sz w:val="44"/>
     </w:rPr>
   </w:style>
-  <w:style w:type="paragraph" w:styleId="3">
+  <w:style w:type="paragraph" w:styleId="Heading2">
     <w:name w:val="heading 2"/>
-    <w:basedOn w:val="1"/>
-    <w:next w:val="1"/>
+    <w:basedOn w:val="Normal"/>
+    <w:next w:val="Normal"/>
     <w:unhideWhenUsed/>
     <w:qFormat/>
-    <w:uiPriority w:val="0"/>
     <w:pPr>
       <w:keepNext/>
       <w:keepLines/>
@@ -7937,19 +7818,18 @@
       <w:outlineLvl w:val="1"/>
     </w:pPr>
     <w:rPr>
-      <w:rFonts w:ascii="Arial" w:hAnsi="Arial" w:eastAsia="黑体"/>
+      <w:rFonts w:ascii="Arial" w:eastAsia="黑体" w:hAnsi="Arial"/>
       <w:b/>
       <w:sz w:val="32"/>
     </w:rPr>
   </w:style>
-  <w:style w:type="paragraph" w:styleId="4">
+  <w:style w:type="paragraph" w:styleId="Heading3">
     <w:name w:val="heading 3"/>
-    <w:basedOn w:val="1"/>
-    <w:next w:val="1"/>
+    <w:basedOn w:val="Normal"/>
+    <w:next w:val="Normal"/>
     <w:semiHidden/>
     <w:unhideWhenUsed/>
     <w:qFormat/>
-    <w:uiPriority w:val="0"/>
     <w:pPr>
       <w:keepNext/>
       <w:keepLines/>
@@ -7966,13 +7846,12 @@
       <w:sz w:val="32"/>
     </w:rPr>
   </w:style>
-  <w:style w:type="paragraph" w:styleId="5">
+  <w:style w:type="paragraph" w:styleId="Heading4">
     <w:name w:val="heading 4"/>
-    <w:basedOn w:val="1"/>
-    <w:next w:val="1"/>
+    <w:basedOn w:val="Normal"/>
+    <w:next w:val="Normal"/>
     <w:unhideWhenUsed/>
     <w:qFormat/>
-    <w:uiPriority w:val="0"/>
     <w:pPr>
       <w:keepNext/>
       <w:keepLines/>
@@ -7985,19 +7864,18 @@
       <w:outlineLvl w:val="3"/>
     </w:pPr>
     <w:rPr>
-      <w:rFonts w:ascii="Arial" w:hAnsi="Arial" w:eastAsia="黑体"/>
+      <w:rFonts w:ascii="Arial" w:eastAsia="黑体" w:hAnsi="Arial"/>
       <w:b/>
       <w:sz w:val="28"/>
     </w:rPr>
   </w:style>
-  <w:style w:type="paragraph" w:styleId="6">
+  <w:style w:type="paragraph" w:styleId="Heading5">
     <w:name w:val="heading 5"/>
-    <w:basedOn w:val="1"/>
-    <w:next w:val="1"/>
+    <w:basedOn w:val="Normal"/>
+    <w:next w:val="Normal"/>
     <w:semiHidden/>
     <w:unhideWhenUsed/>
     <w:qFormat/>
-    <w:uiPriority w:val="0"/>
     <w:pPr>
       <w:keepNext/>
       <w:keepLines/>
@@ -8014,14 +7892,13 @@
       <w:sz w:val="28"/>
     </w:rPr>
   </w:style>
-  <w:style w:type="paragraph" w:styleId="7">
+  <w:style w:type="paragraph" w:styleId="Heading6">
     <w:name w:val="heading 6"/>
-    <w:basedOn w:val="1"/>
-    <w:next w:val="1"/>
+    <w:basedOn w:val="Normal"/>
+    <w:next w:val="Normal"/>
     <w:semiHidden/>
     <w:unhideWhenUsed/>
     <w:qFormat/>
-    <w:uiPriority w:val="0"/>
     <w:pPr>
       <w:keepNext/>
       <w:keepLines/>
@@ -8034,19 +7911,18 @@
       <w:outlineLvl w:val="5"/>
     </w:pPr>
     <w:rPr>
-      <w:rFonts w:ascii="Arial" w:hAnsi="Arial" w:eastAsia="黑体"/>
+      <w:rFonts w:ascii="Arial" w:eastAsia="黑体" w:hAnsi="Arial"/>
       <w:b/>
       <w:sz w:val="24"/>
     </w:rPr>
   </w:style>
-  <w:style w:type="paragraph" w:styleId="8">
+  <w:style w:type="paragraph" w:styleId="Heading7">
     <w:name w:val="heading 7"/>
-    <w:basedOn w:val="1"/>
-    <w:next w:val="1"/>
+    <w:basedOn w:val="Normal"/>
+    <w:next w:val="Normal"/>
     <w:semiHidden/>
     <w:unhideWhenUsed/>
     <w:qFormat/>
-    <w:uiPriority w:val="0"/>
     <w:pPr>
       <w:keepNext/>
       <w:keepLines/>
@@ -8063,14 +7939,13 @@
       <w:sz w:val="24"/>
     </w:rPr>
   </w:style>
-  <w:style w:type="paragraph" w:styleId="9">
+  <w:style w:type="paragraph" w:styleId="Heading8">
     <w:name w:val="heading 8"/>
-    <w:basedOn w:val="1"/>
-    <w:next w:val="1"/>
+    <w:basedOn w:val="Normal"/>
+    <w:next w:val="Normal"/>
     <w:semiHidden/>
     <w:unhideWhenUsed/>
     <w:qFormat/>
-    <w:uiPriority w:val="0"/>
     <w:pPr>
       <w:keepNext/>
       <w:keepLines/>
@@ -8083,18 +7958,17 @@
       <w:outlineLvl w:val="7"/>
     </w:pPr>
     <w:rPr>
-      <w:rFonts w:ascii="Arial" w:hAnsi="Arial" w:eastAsia="黑体"/>
+      <w:rFonts w:ascii="Arial" w:eastAsia="黑体" w:hAnsi="Arial"/>
       <w:sz w:val="24"/>
     </w:rPr>
   </w:style>
-  <w:style w:type="paragraph" w:styleId="10">
+  <w:style w:type="paragraph" w:styleId="Heading9">
     <w:name w:val="heading 9"/>
-    <w:basedOn w:val="1"/>
-    <w:next w:val="1"/>
+    <w:basedOn w:val="Normal"/>
+    <w:next w:val="Normal"/>
     <w:semiHidden/>
     <w:unhideWhenUsed/>
     <w:qFormat/>
-    <w:uiPriority w:val="0"/>
     <w:pPr>
       <w:keepNext/>
       <w:keepLines/>
@@ -8107,21 +7981,19 @@
       <w:outlineLvl w:val="8"/>
     </w:pPr>
     <w:rPr>
-      <w:rFonts w:ascii="Arial" w:hAnsi="Arial" w:eastAsia="黑体"/>
+      <w:rFonts w:ascii="Arial" w:eastAsia="黑体" w:hAnsi="Arial"/>
       <w:sz w:val="21"/>
     </w:rPr>
   </w:style>
-  <w:style w:type="character" w:default="1" w:styleId="22">
+  <w:style w:type="character" w:default="1" w:styleId="DefaultParagraphFont">
     <w:name w:val="Default Paragraph Font"/>
     <w:semiHidden/>
     <w:qFormat/>
-    <w:uiPriority w:val="0"/>
   </w:style>
-  <w:style w:type="table" w:default="1" w:styleId="20">
+  <w:style w:type="table" w:default="1" w:styleId="TableNormal">
     <w:name w:val="Normal Table"/>
     <w:semiHidden/>
     <w:qFormat/>
-    <w:uiPriority w:val="0"/>
     <w:tblPr>
       <w:tblCellMar>
         <w:top w:w="0" w:type="dxa"/>
@@ -8131,43 +8003,39 @@
       </w:tblCellMar>
     </w:tblPr>
   </w:style>
-  <w:style w:type="paragraph" w:styleId="11">
+  <w:style w:type="paragraph" w:styleId="CommentText">
     <w:name w:val="annotation text"/>
-    <w:basedOn w:val="1"/>
+    <w:basedOn w:val="Normal"/>
     <w:qFormat/>
-    <w:uiPriority w:val="0"/>
     <w:pPr>
       <w:jc w:val="left"/>
     </w:pPr>
   </w:style>
-  <w:style w:type="paragraph" w:styleId="12">
+  <w:style w:type="paragraph" w:styleId="BodyText">
     <w:name w:val="Body Text"/>
-    <w:basedOn w:val="1"/>
+    <w:basedOn w:val="Normal"/>
     <w:semiHidden/>
     <w:qFormat/>
-    <w:uiPriority w:val="0"/>
     <w:rPr>
-      <w:rFonts w:ascii="Arial" w:hAnsi="Arial" w:eastAsia="Arial" w:cs="Arial"/>
+      <w:rFonts w:ascii="Arial" w:eastAsia="Arial" w:hAnsi="Arial" w:cs="Arial"/>
       <w:sz w:val="21"/>
       <w:szCs w:val="21"/>
       <w:lang w:val="en-US" w:eastAsia="en-US" w:bidi="ar-SA"/>
     </w:rPr>
   </w:style>
-  <w:style w:type="paragraph" w:styleId="13">
+  <w:style w:type="paragraph" w:styleId="TOC3">
     <w:name w:val="toc 3"/>
-    <w:basedOn w:val="1"/>
-    <w:next w:val="1"/>
+    <w:basedOn w:val="Normal"/>
+    <w:next w:val="Normal"/>
     <w:qFormat/>
-    <w:uiPriority w:val="0"/>
     <w:pPr>
       <w:ind w:left="840" w:leftChars="400"/>
     </w:pPr>
   </w:style>
-  <w:style w:type="paragraph" w:styleId="14">
+  <w:style w:type="paragraph" w:styleId="Footer">
     <w:name w:val="footer"/>
-    <w:basedOn w:val="1"/>
+    <w:basedOn w:val="Normal"/>
     <w:qFormat/>
-    <w:uiPriority w:val="0"/>
     <w:pPr>
       <w:tabs>
         <w:tab w:val="center" w:pos="4153"/>
@@ -8180,17 +8048,16 @@
       <w:sz w:val="18"/>
     </w:rPr>
   </w:style>
-  <w:style w:type="paragraph" w:styleId="15">
+  <w:style w:type="paragraph" w:styleId="Header">
     <w:name w:val="header"/>
-    <w:basedOn w:val="1"/>
+    <w:basedOn w:val="Normal"/>
     <w:qFormat/>
-    <w:uiPriority w:val="0"/>
     <w:pPr>
       <w:pBdr>
-        <w:top w:val="none" w:color="auto" w:sz="0" w:space="0"/>
-        <w:left w:val="none" w:color="auto" w:sz="0" w:space="0"/>
-        <w:bottom w:val="none" w:color="auto" w:sz="0" w:space="0"/>
-        <w:right w:val="none" w:color="auto" w:sz="0" w:space="0"/>
+        <w:top w:val="nil"/>
+        <w:left w:val="nil"/>
+        <w:bottom w:val="nil"/>
+        <w:right w:val="nil"/>
       </w:pBdr>
       <w:tabs>
         <w:tab w:val="center" w:pos="4153"/>
@@ -8205,41 +8072,37 @@
       <w:sz w:val="18"/>
     </w:rPr>
   </w:style>
-  <w:style w:type="paragraph" w:styleId="16">
+  <w:style w:type="paragraph" w:styleId="TOC1">
     <w:name w:val="toc 1"/>
-    <w:basedOn w:val="1"/>
-    <w:next w:val="1"/>
+    <w:basedOn w:val="Normal"/>
+    <w:next w:val="Normal"/>
     <w:qFormat/>
-    <w:uiPriority w:val="0"/>
     <w:rPr>
-      <w:rFonts w:ascii="Arial" w:hAnsi="Arial" w:eastAsia="Microsoft JhengHei"/>
+      <w:rFonts w:ascii="Arial" w:eastAsia="Microsoft JhengHei" w:hAnsi="Arial"/>
       <w:sz w:val="24"/>
     </w:rPr>
   </w:style>
-  <w:style w:type="paragraph" w:styleId="17">
+  <w:style w:type="paragraph" w:styleId="TOC2">
     <w:name w:val="toc 2"/>
-    <w:basedOn w:val="1"/>
-    <w:next w:val="1"/>
+    <w:basedOn w:val="Normal"/>
+    <w:next w:val="Normal"/>
     <w:qFormat/>
-    <w:uiPriority w:val="0"/>
     <w:pPr>
       <w:ind w:left="420" w:leftChars="200"/>
     </w:pPr>
   </w:style>
-  <w:style w:type="paragraph" w:styleId="18">
+  <w:style w:type="paragraph" w:styleId="NormalWeb">
     <w:name w:val="Normal (Web)"/>
-    <w:basedOn w:val="1"/>
+    <w:basedOn w:val="Normal"/>
     <w:qFormat/>
-    <w:uiPriority w:val="0"/>
     <w:rPr>
       <w:sz w:val="24"/>
     </w:rPr>
   </w:style>
-  <w:style w:type="paragraph" w:styleId="19">
+  <w:style w:type="paragraph" w:styleId="Title">
     <w:name w:val="Title"/>
-    <w:basedOn w:val="1"/>
+    <w:basedOn w:val="Normal"/>
     <w:qFormat/>
-    <w:uiPriority w:val="0"/>
     <w:pPr>
       <w:spacing w:before="240" w:beforeLines="0" w:beforeAutospacing="0" w:after="60" w:afterLines="0" w:afterAutospacing="0"/>
       <w:jc w:val="center"/>
@@ -8251,73 +8114,68 @@
       <w:sz w:val="32"/>
     </w:rPr>
   </w:style>
-  <w:style w:type="table" w:styleId="21">
+  <w:style w:type="table" w:styleId="TableGrid">
     <w:name w:val="Table Grid"/>
-    <w:basedOn w:val="20"/>
+    <w:basedOn w:val="TableNormal"/>
     <w:qFormat/>
-    <w:uiPriority w:val="0"/>
     <w:pPr>
       <w:widowControl w:val="0"/>
       <w:jc w:val="both"/>
     </w:pPr>
     <w:tblPr>
       <w:tblBorders>
-        <w:top w:val="single" w:color="auto" w:sz="4" w:space="0"/>
-        <w:left w:val="single" w:color="auto" w:sz="4" w:space="0"/>
-        <w:bottom w:val="single" w:color="auto" w:sz="4" w:space="0"/>
-        <w:right w:val="single" w:color="auto" w:sz="4" w:space="0"/>
-        <w:insideH w:val="single" w:color="auto" w:sz="4" w:space="0"/>
-        <w:insideV w:val="single" w:color="auto" w:sz="4" w:space="0"/>
+        <w:top w:val="single" w:sz="4" w:space="0" w:color="auto"/>
+        <w:left w:val="single" w:sz="4" w:space="0" w:color="auto"/>
+        <w:bottom w:val="single" w:sz="4" w:space="0" w:color="auto"/>
+        <w:right w:val="single" w:sz="4" w:space="0" w:color="auto"/>
+        <w:insideH w:val="single" w:sz="4" w:space="0" w:color="auto"/>
+        <w:insideV w:val="single" w:sz="4" w:space="0" w:color="auto"/>
       </w:tblBorders>
     </w:tblPr>
   </w:style>
-  <w:style w:type="character" w:styleId="23">
+  <w:style w:type="character" w:styleId="Strong">
     <w:name w:val="Strong"/>
-    <w:basedOn w:val="22"/>
+    <w:basedOn w:val="DefaultParagraphFont"/>
     <w:qFormat/>
-    <w:uiPriority w:val="0"/>
     <w:rPr>
       <w:b/>
     </w:rPr>
   </w:style>
-  <w:style w:type="paragraph" w:customStyle="1" w:styleId="24">
+  <w:style w:type="paragraph" w:customStyle="1" w:styleId="a">
     <w:name w:val="柴_公司名"/>
-    <w:basedOn w:val="19"/>
+    <w:basedOn w:val="Title"/>
     <w:qFormat/>
-    <w:uiPriority w:val="0"/>
     <w:pPr>
       <w:spacing w:after="600" w:afterLines="600"/>
     </w:pPr>
     <w:rPr>
-      <w:rFonts w:hint="eastAsia" w:ascii="宋体" w:hAnsi="宋体" w:eastAsia="宋体" w:cs="宋体"/>
+      <w:rFonts w:ascii="宋体" w:eastAsia="宋体" w:hAnsi="宋体" w:cs="宋体" w:hint="eastAsia"/>
       <w:bCs/>
       <w:spacing w:val="-6"/>
       <w:sz w:val="52"/>
       <w:szCs w:val="52"/>
     </w:rPr>
   </w:style>
-  <w:style w:type="paragraph" w:customStyle="1" w:styleId="25">
+  <w:style w:type="paragraph" w:customStyle="1" w:styleId="a0">
     <w:name w:val="柴_文档名"/>
-    <w:basedOn w:val="19"/>
+    <w:basedOn w:val="Title"/>
     <w:qFormat/>
-    <w:uiPriority w:val="0"/>
     <w:pPr>
       <w:spacing w:after="900" w:afterLines="900"/>
     </w:pPr>
     <w:rPr>
-      <w:rFonts w:ascii="黑体" w:hAnsi="黑体" w:eastAsia="黑体" w:cs="黑体"/>
+      <w:rFonts w:ascii="黑体" w:eastAsia="黑体" w:hAnsi="黑体" w:cs="黑体"/>
       <w:bCs/>
       <w:spacing w:val="-7"/>
       <w:sz w:val="52"/>
       <w:szCs w:val="52"/>
     </w:rPr>
   </w:style>
-  <w:style w:type="table" w:customStyle="1" w:styleId="26">
+  <w:style w:type="table" w:customStyle="1" w:styleId="TableNormal0">
     <w:name w:val="Table Normal_0"/>
     <w:semiHidden/>
     <w:unhideWhenUsed/>
     <w:qFormat/>
-    <w:uiPriority w:val="0"/>
     <w:tblPr>
       <w:tblCellMar>
         <w:top w:w="0" w:type="dxa"/>
@@ -8327,87 +8185,81 @@
       </w:tblCellMar>
     </w:tblPr>
   </w:style>
-  <w:style w:type="paragraph" w:customStyle="1" w:styleId="27">
+  <w:style w:type="paragraph" w:customStyle="1" w:styleId="TableText">
     <w:name w:val="Table Text"/>
-    <w:basedOn w:val="1"/>
+    <w:basedOn w:val="Normal"/>
     <w:semiHidden/>
     <w:qFormat/>
-    <w:uiPriority w:val="0"/>
     <w:rPr>
-      <w:rFonts w:ascii="宋体" w:hAnsi="宋体" w:eastAsia="宋体" w:cs="宋体"/>
+      <w:rFonts w:ascii="宋体" w:eastAsia="宋体" w:hAnsi="宋体" w:cs="宋体"/>
       <w:sz w:val="21"/>
       <w:szCs w:val="21"/>
       <w:lang w:val="en-US" w:eastAsia="en-US" w:bidi="ar-SA"/>
     </w:rPr>
   </w:style>
-  <w:style w:type="paragraph" w:customStyle="1" w:styleId="28">
+  <w:style w:type="paragraph" w:customStyle="1" w:styleId="1">
     <w:name w:val="柴_标题1"/>
-    <w:basedOn w:val="2"/>
-    <w:next w:val="29"/>
-    <w:link w:val="38"/>
+    <w:basedOn w:val="Heading1"/>
+    <w:next w:val="a1"/>
+    <w:link w:val="1Char"/>
     <w:qFormat/>
-    <w:uiPriority w:val="0"/>
     <w:pPr>
       <w:spacing w:before="100" w:after="90" w:line="360" w:lineRule="auto"/>
     </w:pPr>
     <w:rPr>
-      <w:rFonts w:ascii="Arial" w:hAnsi="Arial" w:eastAsia="宋体"/>
+      <w:rFonts w:ascii="Arial" w:eastAsia="宋体" w:hAnsi="Arial"/>
       <w:sz w:val="32"/>
     </w:rPr>
   </w:style>
-  <w:style w:type="paragraph" w:customStyle="1" w:styleId="29">
+  <w:style w:type="paragraph" w:customStyle="1" w:styleId="a1">
     <w:name w:val="柴_正文"/>
-    <w:basedOn w:val="12"/>
-    <w:link w:val="42"/>
+    <w:basedOn w:val="BodyText"/>
+    <w:link w:val="Char"/>
     <w:qFormat/>
-    <w:uiPriority w:val="0"/>
     <w:pPr>
       <w:spacing w:line="360" w:lineRule="auto"/>
       <w:ind w:firstLine="470" w:firstLineChars="200"/>
     </w:pPr>
     <w:rPr>
-      <w:rFonts w:ascii="Arial" w:hAnsi="Arial" w:eastAsia="宋体"/>
+      <w:rFonts w:ascii="Arial" w:eastAsia="宋体" w:hAnsi="Arial"/>
       <w:sz w:val="24"/>
       <w:lang w:eastAsia="zh-CN"/>
     </w:rPr>
   </w:style>
-  <w:style w:type="paragraph" w:customStyle="1" w:styleId="30">
+  <w:style w:type="paragraph" w:customStyle="1" w:styleId="2">
     <w:name w:val="柴_标题2"/>
-    <w:basedOn w:val="3"/>
-    <w:next w:val="29"/>
+    <w:basedOn w:val="Heading2"/>
+    <w:next w:val="a1"/>
     <w:qFormat/>
-    <w:uiPriority w:val="0"/>
     <w:pPr>
       <w:spacing w:line="360" w:lineRule="auto"/>
     </w:pPr>
     <w:rPr>
-      <w:rFonts w:ascii="Arial" w:hAnsi="Arial" w:eastAsia="宋体"/>
+      <w:rFonts w:ascii="Arial" w:eastAsia="宋体" w:hAnsi="Arial"/>
       <w:sz w:val="28"/>
     </w:rPr>
   </w:style>
-  <w:style w:type="paragraph" w:customStyle="1" w:styleId="31">
+  <w:style w:type="paragraph" w:customStyle="1" w:styleId="3">
     <w:name w:val="柴_标题3"/>
-    <w:basedOn w:val="4"/>
-    <w:next w:val="29"/>
+    <w:basedOn w:val="Heading3"/>
+    <w:next w:val="a1"/>
     <w:qFormat/>
-    <w:uiPriority w:val="0"/>
     <w:pPr>
       <w:spacing w:line="360" w:lineRule="auto"/>
       <w:ind w:left="0" w:firstLine="472" w:firstLineChars="200"/>
     </w:pPr>
     <w:rPr>
-      <w:rFonts w:ascii="宋体" w:hAnsi="宋体" w:eastAsia="宋体" w:cs="宋体"/>
+      <w:rFonts w:ascii="宋体" w:eastAsia="宋体" w:hAnsi="宋体" w:cs="宋体"/>
       <w:spacing w:val="-2"/>
       <w:sz w:val="24"/>
       <w:szCs w:val="24"/>
     </w:rPr>
   </w:style>
-  <w:style w:type="paragraph" w:customStyle="1" w:styleId="32">
+  <w:style w:type="paragraph" w:customStyle="1" w:styleId="a2">
     <w:name w:val="柴_目录"/>
-    <w:basedOn w:val="1"/>
-    <w:next w:val="12"/>
+    <w:basedOn w:val="Normal"/>
+    <w:next w:val="BodyText"/>
     <w:qFormat/>
-    <w:uiPriority w:val="0"/>
     <w:pPr>
       <w:tabs>
         <w:tab w:val="right" w:leader="dot" w:pos="8442"/>
@@ -8415,64 +8267,59 @@
       <w:ind w:left="0" w:leftChars="0"/>
     </w:pPr>
     <w:rPr>
-      <w:rFonts w:ascii="Arial" w:hAnsi="Arial" w:eastAsia="Microsoft JhengHei"/>
+      <w:rFonts w:ascii="Arial" w:eastAsia="Microsoft JhengHei" w:hAnsi="Arial"/>
       <w:sz w:val="24"/>
     </w:rPr>
   </w:style>
-  <w:style w:type="paragraph" w:customStyle="1" w:styleId="33">
+  <w:style w:type="paragraph" w:customStyle="1" w:styleId="WPSOffice1">
     <w:name w:val="WPSOffice手动目录 1"/>
     <w:qFormat/>
-    <w:uiPriority w:val="0"/>
     <w:pPr>
       <w:ind w:leftChars="0"/>
     </w:pPr>
     <w:rPr>
-      <w:rFonts w:ascii="Times New Roman" w:hAnsi="Times New Roman" w:eastAsia="宋体" w:cs="Times New Roman"/>
+      <w:rFonts w:ascii="Times New Roman" w:eastAsia="宋体" w:hAnsi="Times New Roman" w:cs="Times New Roman"/>
       <w:sz w:val="20"/>
       <w:szCs w:val="20"/>
     </w:rPr>
   </w:style>
-  <w:style w:type="paragraph" w:customStyle="1" w:styleId="34">
+  <w:style w:type="paragraph" w:customStyle="1" w:styleId="WPSOffice2">
     <w:name w:val="WPSOffice手动目录 2"/>
     <w:qFormat/>
-    <w:uiPriority w:val="0"/>
     <w:pPr>
       <w:ind w:leftChars="200"/>
     </w:pPr>
     <w:rPr>
-      <w:rFonts w:ascii="Times New Roman" w:hAnsi="Times New Roman" w:eastAsia="宋体" w:cs="Times New Roman"/>
+      <w:rFonts w:ascii="Times New Roman" w:eastAsia="宋体" w:hAnsi="Times New Roman" w:cs="Times New Roman"/>
       <w:sz w:val="20"/>
       <w:szCs w:val="20"/>
     </w:rPr>
   </w:style>
-  <w:style w:type="paragraph" w:customStyle="1" w:styleId="35">
+  <w:style w:type="paragraph" w:customStyle="1" w:styleId="WPSOffice3">
     <w:name w:val="WPSOffice手动目录 3"/>
     <w:qFormat/>
-    <w:uiPriority w:val="0"/>
     <w:pPr>
       <w:ind w:leftChars="400"/>
     </w:pPr>
     <w:rPr>
-      <w:rFonts w:ascii="Times New Roman" w:hAnsi="Times New Roman" w:eastAsia="宋体" w:cs="Times New Roman"/>
+      <w:rFonts w:ascii="Times New Roman" w:eastAsia="宋体" w:hAnsi="Times New Roman" w:cs="Times New Roman"/>
       <w:sz w:val="20"/>
       <w:szCs w:val="20"/>
     </w:rPr>
   </w:style>
-  <w:style w:type="paragraph" w:customStyle="1" w:styleId="36">
+  <w:style w:type="paragraph" w:customStyle="1" w:styleId="Compact">
     <w:name w:val="Compact"/>
-    <w:basedOn w:val="12"/>
+    <w:basedOn w:val="BodyText"/>
     <w:qFormat/>
-    <w:uiPriority w:val="0"/>
     <w:pPr>
       <w:spacing w:before="36" w:after="36"/>
     </w:pPr>
   </w:style>
-  <w:style w:type="table" w:customStyle="1" w:styleId="37">
+  <w:style w:type="table" w:customStyle="1" w:styleId="Table">
     <w:name w:val="Table"/>
     <w:semiHidden/>
     <w:unhideWhenUsed/>
     <w:qFormat/>
-    <w:uiPriority w:val="0"/>
     <w:tblPr>
       <w:tblCellMar>
         <w:top w:w="0" w:type="dxa"/>
@@ -8484,28 +8331,26 @@
     <w:tblStylePr w:type="firstRow">
       <w:tcPr>
         <w:tcBorders>
-          <w:bottom w:val="single" w:color="auto" w:sz="0" w:space="0"/>
+          <w:bottom w:val="single" w:sz="0" w:space="0" w:color="auto"/>
         </w:tcBorders>
         <w:vAlign w:val="bottom"/>
       </w:tcPr>
     </w:tblStylePr>
   </w:style>
-  <w:style w:type="character" w:customStyle="1" w:styleId="38">
+  <w:style w:type="character" w:customStyle="1" w:styleId="1Char">
     <w:name w:val="柴_标题1 Char"/>
-    <w:link w:val="28"/>
+    <w:link w:val="1"/>
     <w:qFormat/>
-    <w:uiPriority w:val="0"/>
     <w:rPr>
-      <w:rFonts w:ascii="Arial" w:hAnsi="Arial" w:eastAsia="宋体"/>
+      <w:rFonts w:ascii="Arial" w:eastAsia="宋体" w:hAnsi="Arial"/>
       <w:sz w:val="32"/>
     </w:rPr>
   </w:style>
-  <w:style w:type="table" w:customStyle="1" w:styleId="39">
+  <w:style w:type="table" w:customStyle="1" w:styleId="TableNormal1">
     <w:name w:val="Table Normal_1"/>
     <w:semiHidden/>
     <w:unhideWhenUsed/>
     <w:qFormat/>
-    <w:uiPriority w:val="0"/>
     <w:tblPr>
       <w:tblCellMar>
         <w:top w:w="0" w:type="dxa"/>
@@ -8515,11 +8360,10 @@
       </w:tblCellMar>
     </w:tblPr>
   </w:style>
-  <w:style w:type="paragraph" w:customStyle="1" w:styleId="40">
+  <w:style w:type="paragraph" w:customStyle="1" w:styleId="a3">
     <w:name w:val="柴_正文_无缩进"/>
-    <w:basedOn w:val="1"/>
+    <w:basedOn w:val="Normal"/>
     <w:qFormat/>
-    <w:uiPriority w:val="0"/>
     <w:pPr>
       <w:ind w:firstLine="0" w:firstLineChars="0"/>
     </w:pPr>
@@ -8529,31 +8373,29 @@
       <w:lang w:eastAsia="zh-CN"/>
     </w:rPr>
   </w:style>
-  <w:style w:type="paragraph" w:customStyle="1" w:styleId="41">
+  <w:style w:type="paragraph" w:customStyle="1" w:styleId="4">
     <w:name w:val="柴_标题4"/>
-    <w:basedOn w:val="5"/>
-    <w:next w:val="1"/>
+    <w:basedOn w:val="Heading4"/>
+    <w:next w:val="Normal"/>
     <w:qFormat/>
-    <w:uiPriority w:val="0"/>
     <w:pPr>
       <w:widowControl w:val="0"/>
       <w:spacing w:before="160" w:line="360" w:lineRule="auto"/>
-      <w:ind w:left="981" w:leftChars="300" w:hanging="862"/>
+      <w:ind w:left="981" w:hanging="862" w:leftChars="300"/>
     </w:pPr>
     <w:rPr>
-      <w:rFonts w:hint="eastAsia" w:ascii="Calibri" w:hAnsi="Calibri" w:eastAsia="宋体" w:cs="宋体"/>
+      <w:rFonts w:ascii="Calibri" w:eastAsia="宋体" w:hAnsi="Calibri" w:cs="宋体" w:hint="eastAsia"/>
       <w:sz w:val="24"/>
       <w:szCs w:val="24"/>
       <w:lang w:eastAsia="zh-CN" w:bidi="zh-CN"/>
     </w:rPr>
   </w:style>
-  <w:style w:type="character" w:customStyle="1" w:styleId="42">
+  <w:style w:type="character" w:customStyle="1" w:styleId="Char">
     <w:name w:val="柴_正文 Char"/>
-    <w:link w:val="29"/>
+    <w:link w:val="a1"/>
     <w:qFormat/>
-    <w:uiPriority w:val="0"/>
     <w:rPr>
-      <w:rFonts w:ascii="Arial" w:hAnsi="Arial" w:eastAsia="宋体"/>
+      <w:rFonts w:ascii="Arial" w:eastAsia="宋体" w:hAnsi="Arial"/>
       <w:sz w:val="24"/>
       <w:lang w:eastAsia="zh-CN"/>
     </w:rPr>
